--- a/examples/tutorial_communication/tutorial_communication.docx
+++ b/examples/tutorial_communication/tutorial_communication.docx
@@ -101,37 +101,30 @@
           <w:lang w:val="en-GB"/>
         </w:rPr>
       </w:pPr>
+      <w:proofErr w:type="spellStart"/>
       <w:r>
         <w:rPr>
           <w:rFonts w:asciiTheme="minorHAnsi" w:hAnsiTheme="minorHAnsi" w:cstheme="minorHAnsi"/>
           <w:sz w:val="28"/>
           <w:lang w:val="en-GB"/>
         </w:rPr>
-        <w:t xml:space="preserve">The </w:t>
-      </w:r>
-      <w:proofErr w:type="spellStart"/>
+        <w:t>tutorial_communication</w:t>
+      </w:r>
+      <w:proofErr w:type="spellEnd"/>
       <w:r>
         <w:rPr>
           <w:rFonts w:asciiTheme="minorHAnsi" w:hAnsiTheme="minorHAnsi" w:cstheme="minorHAnsi"/>
           <w:sz w:val="28"/>
           <w:lang w:val="en-GB"/>
         </w:rPr>
-        <w:t>SPOC_communication</w:t>
-      </w:r>
-      <w:proofErr w:type="spellEnd"/>
-      <w:r>
-        <w:rPr>
-          <w:rFonts w:asciiTheme="minorHAnsi" w:hAnsiTheme="minorHAnsi" w:cstheme="minorHAnsi"/>
-          <w:sz w:val="28"/>
-          <w:lang w:val="en-GB"/>
-        </w:rPr>
-        <w:t xml:space="preserve"> tutorial</w:t>
+        <w:t xml:space="preserve">, </w:t>
       </w:r>
     </w:p>
     <w:p>
       <w:pPr>
         <w:pStyle w:val="NormalWeb"/>
         <w:spacing w:before="120" w:beforeAutospacing="0" w:after="0" w:afterAutospacing="0"/>
+        <w:jc w:val="center"/>
         <w:rPr>
           <w:rFonts w:ascii="Times" w:hAnsi="Times"/>
           <w:sz w:val="22"/>
@@ -139,6 +132,14 @@
           <w:lang w:val="en-GB"/>
         </w:rPr>
       </w:pPr>
+      <w:r>
+        <w:rPr>
+          <w:rFonts w:asciiTheme="minorHAnsi" w:hAnsiTheme="minorHAnsi" w:cstheme="minorHAnsi"/>
+          <w:sz w:val="28"/>
+          <w:lang w:val="en-GB"/>
+        </w:rPr>
+        <w:t>a tutorial on how to instrument a code with OASIS3-MCT API calls</w:t>
+      </w:r>
     </w:p>
     <w:p>
       <w:pPr>
@@ -150,14 +151,6 @@
           <w:lang w:val="en-GB"/>
         </w:rPr>
       </w:pPr>
-      <w:r>
-        <w:rPr>
-          <w:rFonts w:asciiTheme="minorHAnsi" w:hAnsiTheme="minorHAnsi" w:cstheme="minorHAnsi"/>
-          <w:u w:val="single"/>
-          <w:lang w:val="en-GB"/>
-        </w:rPr>
-        <w:t>Introduction</w:t>
-      </w:r>
     </w:p>
     <w:p>
       <w:pPr>
@@ -165,6 +158,25 @@
         <w:spacing w:before="120" w:beforeAutospacing="0" w:after="0" w:afterAutospacing="0"/>
         <w:rPr>
           <w:rFonts w:asciiTheme="minorHAnsi" w:hAnsiTheme="minorHAnsi" w:cstheme="minorHAnsi"/>
+          <w:u w:val="single"/>
+          <w:lang w:val="en-GB"/>
+        </w:rPr>
+      </w:pPr>
+      <w:r>
+        <w:rPr>
+          <w:rFonts w:asciiTheme="minorHAnsi" w:hAnsiTheme="minorHAnsi" w:cstheme="minorHAnsi"/>
+          <w:u w:val="single"/>
+          <w:lang w:val="en-GB"/>
+        </w:rPr>
+        <w:t>Introduction</w:t>
+      </w:r>
+    </w:p>
+    <w:p>
+      <w:pPr>
+        <w:pStyle w:val="NormalWeb"/>
+        <w:spacing w:before="120" w:beforeAutospacing="0" w:after="0" w:afterAutospacing="0"/>
+        <w:rPr>
+          <w:rFonts w:asciiTheme="minorHAnsi" w:hAnsiTheme="minorHAnsi" w:cstheme="minorHAnsi"/>
           <w:lang w:val="en-GB"/>
         </w:rPr>
       </w:pPr>
@@ -194,7 +206,35 @@
           <w:rFonts w:asciiTheme="minorHAnsi" w:hAnsiTheme="minorHAnsi" w:cstheme="minorHAnsi"/>
           <w:lang w:val="en-GB"/>
         </w:rPr>
-        <w:t xml:space="preserve"> tutorial forms the base of the Short Online Private Course (SPOC) developed in the framework of the </w:t>
+        <w:t xml:space="preserve"> tutorial forms the base of the Short Online Private Course (SPOC)</w:t>
+      </w:r>
+      <w:r>
+        <w:rPr>
+          <w:rFonts w:asciiTheme="minorHAnsi" w:hAnsiTheme="minorHAnsi" w:cstheme="minorHAnsi"/>
+          <w:lang w:val="en-GB"/>
+        </w:rPr>
+        <w:t xml:space="preserve"> on</w:t>
+      </w:r>
+      <w:r>
+        <w:rPr>
+          <w:rFonts w:asciiTheme="minorHAnsi" w:hAnsiTheme="minorHAnsi" w:cstheme="minorHAnsi"/>
+          <w:lang w:val="en-GB"/>
+        </w:rPr>
+        <w:t xml:space="preserve"> </w:t>
+      </w:r>
+      <w:r>
+        <w:rPr>
+          <w:rFonts w:asciiTheme="minorHAnsi" w:hAnsiTheme="minorHAnsi" w:cstheme="minorHAnsi"/>
+          <w:lang w:val="en-GB"/>
+        </w:rPr>
+        <w:t xml:space="preserve">“Code Coupling with OASIS3-MCT” </w:t>
+      </w:r>
+      <w:r>
+        <w:rPr>
+          <w:rFonts w:asciiTheme="minorHAnsi" w:hAnsiTheme="minorHAnsi" w:cstheme="minorHAnsi"/>
+          <w:lang w:val="en-GB"/>
+        </w:rPr>
+        <w:t xml:space="preserve">developed in the framework of the </w:t>
       </w:r>
       <w:proofErr w:type="spellStart"/>
       <w:r>
@@ -222,7 +262,7 @@
       <w:proofErr w:type="gramStart"/>
       <w:r>
         <w:rPr>
-          <w:rFonts w:asciiTheme="minorHAnsi" w:hAnsiTheme="minorHAnsi" w:cstheme="minorHAnsi"/>
+          <w:rFonts w:ascii="Courier New" w:eastAsiaTheme="minorHAnsi" w:hAnsi="Courier New" w:cs="Courier New"/>
           <w:lang w:val="en-GB"/>
         </w:rPr>
         <w:t>ocean.F</w:t>
@@ -230,10 +270,31 @@
       <w:proofErr w:type="gramEnd"/>
       <w:r>
         <w:rPr>
-          <w:rFonts w:asciiTheme="minorHAnsi" w:hAnsiTheme="minorHAnsi" w:cstheme="minorHAnsi"/>
-          <w:lang w:val="en-GB"/>
-        </w:rPr>
-        <w:t>90 and atmos.F90,</w:t>
+          <w:rFonts w:ascii="Courier New" w:eastAsiaTheme="minorHAnsi" w:hAnsi="Courier New" w:cs="Courier New"/>
+          <w:lang w:val="en-GB"/>
+        </w:rPr>
+        <w:t>90</w:t>
+      </w:r>
+      <w:r>
+        <w:rPr>
+          <w:rFonts w:asciiTheme="minorHAnsi" w:hAnsiTheme="minorHAnsi" w:cstheme="minorHAnsi"/>
+          <w:lang w:val="en-GB"/>
+        </w:rPr>
+        <w:t xml:space="preserve"> and </w:t>
+      </w:r>
+      <w:r>
+        <w:rPr>
+          <w:rFonts w:ascii="Courier New" w:eastAsiaTheme="minorHAnsi" w:hAnsi="Courier New" w:cs="Courier New"/>
+          <w:lang w:val="en-GB"/>
+        </w:rPr>
+        <w:t>atmos.F90</w:t>
+      </w:r>
+      <w:r>
+        <w:rPr>
+          <w:rFonts w:asciiTheme="minorHAnsi" w:hAnsiTheme="minorHAnsi" w:cstheme="minorHAnsi"/>
+          <w:lang w:val="en-GB"/>
+        </w:rPr>
+        <w:t>,</w:t>
       </w:r>
       <w:r>
         <w:rPr>
@@ -740,7 +801,7 @@
       <w:proofErr w:type="gramStart"/>
       <w:r>
         <w:rPr>
-          <w:rFonts w:asciiTheme="minorHAnsi" w:hAnsiTheme="minorHAnsi" w:cstheme="minorHAnsi"/>
+          <w:rFonts w:ascii="Courier New" w:eastAsiaTheme="minorHAnsi" w:hAnsi="Courier New" w:cs="Courier New"/>
           <w:lang w:val="en-GB"/>
         </w:rPr>
         <w:t>ocean.F</w:t>
@@ -748,10 +809,31 @@
       <w:proofErr w:type="gramEnd"/>
       <w:r>
         <w:rPr>
-          <w:rFonts w:asciiTheme="minorHAnsi" w:hAnsiTheme="minorHAnsi" w:cstheme="minorHAnsi"/>
-          <w:lang w:val="en-GB"/>
-        </w:rPr>
-        <w:t xml:space="preserve">90 and atmos.F90) to </w:t>
+          <w:rFonts w:ascii="Courier New" w:eastAsiaTheme="minorHAnsi" w:hAnsi="Courier New" w:cs="Courier New"/>
+          <w:lang w:val="en-GB"/>
+        </w:rPr>
+        <w:t>90</w:t>
+      </w:r>
+      <w:r>
+        <w:rPr>
+          <w:rFonts w:asciiTheme="minorHAnsi" w:hAnsiTheme="minorHAnsi" w:cstheme="minorHAnsi"/>
+          <w:lang w:val="en-GB"/>
+        </w:rPr>
+        <w:t xml:space="preserve"> and </w:t>
+      </w:r>
+      <w:r>
+        <w:rPr>
+          <w:rFonts w:ascii="Courier New" w:eastAsiaTheme="minorHAnsi" w:hAnsi="Courier New" w:cs="Courier New"/>
+          <w:lang w:val="en-GB"/>
+        </w:rPr>
+        <w:t>atmos.F90</w:t>
+      </w:r>
+      <w:r>
+        <w:rPr>
+          <w:rFonts w:asciiTheme="minorHAnsi" w:hAnsiTheme="minorHAnsi" w:cstheme="minorHAnsi"/>
+          <w:lang w:val="en-GB"/>
+        </w:rPr>
+        <w:t xml:space="preserve">) to </w:t>
       </w:r>
       <w:r>
         <w:rPr>
@@ -786,7 +868,15 @@
           <w:rFonts w:asciiTheme="minorHAnsi" w:hAnsiTheme="minorHAnsi" w:cstheme="minorHAnsi"/>
           <w:lang w:val="en-GB"/>
         </w:rPr>
-        <w:t xml:space="preserve"> between those toy models</w:t>
+        <w:t xml:space="preserve"> between those toy </w:t>
+      </w:r>
+      <w:r>
+        <w:rPr>
+          <w:rFonts w:asciiTheme="minorHAnsi" w:hAnsiTheme="minorHAnsi" w:cstheme="minorHAnsi"/>
+          <w:lang w:val="en-GB"/>
+        </w:rPr>
+        <w:lastRenderedPageBreak/>
+        <w:t>models</w:t>
       </w:r>
       <w:r>
         <w:rPr>
@@ -800,12 +890,26 @@
           <w:rFonts w:asciiTheme="minorHAnsi" w:hAnsiTheme="minorHAnsi" w:cstheme="minorHAnsi"/>
           <w:lang w:val="en-GB"/>
         </w:rPr>
-        <w:t xml:space="preserve">In their original form, ocean and </w:t>
+        <w:t xml:space="preserve">In their original form, </w:t>
+      </w:r>
+      <w:r>
+        <w:rPr>
+          <w:rFonts w:ascii="Courier New" w:eastAsiaTheme="minorHAnsi" w:hAnsi="Courier New" w:cs="Courier New"/>
+          <w:lang w:val="en-GB"/>
+        </w:rPr>
+        <w:t>ocean</w:t>
+      </w:r>
+      <w:r>
+        <w:rPr>
+          <w:rFonts w:asciiTheme="minorHAnsi" w:hAnsiTheme="minorHAnsi" w:cstheme="minorHAnsi"/>
+          <w:lang w:val="en-GB"/>
+        </w:rPr>
+        <w:t xml:space="preserve"> and </w:t>
       </w:r>
       <w:proofErr w:type="spellStart"/>
       <w:r>
         <w:rPr>
-          <w:rFonts w:asciiTheme="minorHAnsi" w:hAnsiTheme="minorHAnsi" w:cstheme="minorHAnsi"/>
+          <w:rFonts w:ascii="Courier New" w:eastAsiaTheme="minorHAnsi" w:hAnsi="Courier New" w:cs="Courier New"/>
           <w:lang w:val="en-GB"/>
         </w:rPr>
         <w:t>atmos</w:t>
@@ -823,27 +927,33 @@
           <w:rFonts w:asciiTheme="minorHAnsi" w:hAnsiTheme="minorHAnsi" w:cstheme="minorHAnsi"/>
           <w:lang w:val="en-GB"/>
         </w:rPr>
-        <w:t xml:space="preserve"> without </w:t>
-      </w:r>
-      <w:r>
-        <w:rPr>
-          <w:rFonts w:asciiTheme="minorHAnsi" w:hAnsiTheme="minorHAnsi" w:cstheme="minorHAnsi"/>
-          <w:lang w:val="en-GB"/>
-        </w:rPr>
-        <w:lastRenderedPageBreak/>
-        <w:t>exchanging any coupling field</w:t>
-      </w:r>
-      <w:r>
-        <w:rPr>
-          <w:rFonts w:asciiTheme="minorHAnsi" w:hAnsiTheme="minorHAnsi" w:cstheme="minorHAnsi"/>
-          <w:lang w:val="en-GB"/>
-        </w:rPr>
-        <w:t xml:space="preserve">; ocean has a timestep of 3600 sec and </w:t>
+        <w:t xml:space="preserve"> without exchanging any coupling field</w:t>
+      </w:r>
+      <w:r>
+        <w:rPr>
+          <w:rFonts w:asciiTheme="minorHAnsi" w:hAnsiTheme="minorHAnsi" w:cstheme="minorHAnsi"/>
+          <w:lang w:val="en-GB"/>
+        </w:rPr>
+        <w:t xml:space="preserve">; </w:t>
+      </w:r>
+      <w:r>
+        <w:rPr>
+          <w:rFonts w:ascii="Courier New" w:eastAsiaTheme="minorHAnsi" w:hAnsi="Courier New" w:cs="Courier New"/>
+          <w:lang w:val="en-GB"/>
+        </w:rPr>
+        <w:t>ocean</w:t>
+      </w:r>
+      <w:r>
+        <w:rPr>
+          <w:rFonts w:asciiTheme="minorHAnsi" w:hAnsiTheme="minorHAnsi" w:cstheme="minorHAnsi"/>
+          <w:lang w:val="en-GB"/>
+        </w:rPr>
+        <w:t xml:space="preserve"> has a timestep of 3600 sec and </w:t>
       </w:r>
       <w:proofErr w:type="spellStart"/>
       <w:r>
         <w:rPr>
-          <w:rFonts w:asciiTheme="minorHAnsi" w:hAnsiTheme="minorHAnsi" w:cstheme="minorHAnsi"/>
+          <w:rFonts w:ascii="Courier New" w:eastAsiaTheme="minorHAnsi" w:hAnsi="Courier New" w:cs="Courier New"/>
           <w:lang w:val="en-GB"/>
         </w:rPr>
         <w:t>atmos</w:t>
@@ -878,7 +988,35 @@
           <w:rFonts w:asciiTheme="minorHAnsi" w:hAnsiTheme="minorHAnsi" w:cstheme="minorHAnsi"/>
           <w:lang w:val="en-GB"/>
         </w:rPr>
-        <w:t xml:space="preserve">The grid of ocean has 182x149 grid points globally but ocean is parallel so each ocean process </w:t>
+        <w:t xml:space="preserve">The grid of </w:t>
+      </w:r>
+      <w:r>
+        <w:rPr>
+          <w:rFonts w:ascii="Courier New" w:eastAsiaTheme="minorHAnsi" w:hAnsi="Courier New" w:cs="Courier New"/>
+          <w:lang w:val="en-GB"/>
+        </w:rPr>
+        <w:t>ocean</w:t>
+      </w:r>
+      <w:r>
+        <w:rPr>
+          <w:rFonts w:asciiTheme="minorHAnsi" w:hAnsiTheme="minorHAnsi" w:cstheme="minorHAnsi"/>
+          <w:lang w:val="en-GB"/>
+        </w:rPr>
+        <w:t xml:space="preserve"> has 182x149 grid points globally but </w:t>
+      </w:r>
+      <w:r>
+        <w:rPr>
+          <w:rFonts w:ascii="Courier New" w:eastAsiaTheme="minorHAnsi" w:hAnsi="Courier New" w:cs="Courier New"/>
+          <w:lang w:val="en-GB"/>
+        </w:rPr>
+        <w:t>ocean</w:t>
+      </w:r>
+      <w:r>
+        <w:rPr>
+          <w:rFonts w:asciiTheme="minorHAnsi" w:hAnsiTheme="minorHAnsi" w:cstheme="minorHAnsi"/>
+          <w:lang w:val="en-GB"/>
+        </w:rPr>
+        <w:t xml:space="preserve"> is parallel so each ocean process </w:t>
       </w:r>
       <w:r>
         <w:rPr>
@@ -906,26 +1044,33 @@
           <w:rFonts w:asciiTheme="minorHAnsi" w:hAnsiTheme="minorHAnsi" w:cstheme="minorHAnsi"/>
           <w:lang w:val="en-GB"/>
         </w:rPr>
-        <w:t xml:space="preserve"> its part of the grid in the file “ocean_mesh.nc”</w:t>
-      </w:r>
-      <w:r>
-        <w:rPr>
-          <w:rFonts w:asciiTheme="minorHAnsi" w:hAnsiTheme="minorHAnsi" w:cstheme="minorHAnsi"/>
-          <w:lang w:val="en-GB"/>
-        </w:rPr>
-        <w:t>. Then each process allocates two local arrays “</w:t>
+        <w:t xml:space="preserve"> its part of the grid in the file </w:t>
+      </w:r>
+      <w:r>
+        <w:rPr>
+          <w:rFonts w:ascii="Courier New" w:eastAsiaTheme="minorHAnsi" w:hAnsi="Courier New" w:cs="Courier New"/>
+          <w:lang w:val="en-GB"/>
+        </w:rPr>
+        <w:t>ocean_mesh.nc</w:t>
+      </w:r>
+      <w:r>
+        <w:rPr>
+          <w:rFonts w:asciiTheme="minorHAnsi" w:hAnsiTheme="minorHAnsi" w:cstheme="minorHAnsi"/>
+          <w:lang w:val="en-GB"/>
+        </w:rPr>
+        <w:t xml:space="preserve">. Then each process allocates two local arrays </w:t>
       </w:r>
       <w:proofErr w:type="spellStart"/>
       <w:r>
         <w:rPr>
-          <w:rFonts w:asciiTheme="minorHAnsi" w:hAnsiTheme="minorHAnsi" w:cstheme="minorHAnsi"/>
+          <w:rFonts w:ascii="Courier New" w:eastAsiaTheme="minorHAnsi" w:hAnsi="Courier New" w:cs="Courier New"/>
           <w:lang w:val="en-GB"/>
         </w:rPr>
         <w:t>field_send</w:t>
       </w:r>
       <w:r>
         <w:rPr>
-          <w:rFonts w:asciiTheme="minorHAnsi" w:hAnsiTheme="minorHAnsi" w:cstheme="minorHAnsi"/>
+          <w:rFonts w:ascii="Courier New" w:eastAsiaTheme="minorHAnsi" w:hAnsi="Courier New" w:cs="Courier New"/>
           <w:lang w:val="en-GB"/>
         </w:rPr>
         <w:t>_ocean</w:t>
@@ -936,13 +1081,6 @@
           <w:rFonts w:asciiTheme="minorHAnsi" w:hAnsiTheme="minorHAnsi" w:cstheme="minorHAnsi"/>
           <w:lang w:val="en-GB"/>
         </w:rPr>
-        <w:t>”</w:t>
-      </w:r>
-      <w:r>
-        <w:rPr>
-          <w:rFonts w:asciiTheme="minorHAnsi" w:hAnsiTheme="minorHAnsi" w:cstheme="minorHAnsi"/>
-          <w:lang w:val="en-GB"/>
-        </w:rPr>
         <w:t xml:space="preserve">, </w:t>
       </w:r>
       <w:r>
@@ -957,19 +1095,19 @@
           <w:rFonts w:asciiTheme="minorHAnsi" w:hAnsiTheme="minorHAnsi" w:cstheme="minorHAnsi"/>
           <w:lang w:val="en-GB"/>
         </w:rPr>
-        <w:t xml:space="preserve"> coupling field to send and “</w:t>
+        <w:t xml:space="preserve"> coupling field to send and </w:t>
       </w:r>
       <w:proofErr w:type="spellStart"/>
       <w:r>
         <w:rPr>
-          <w:rFonts w:asciiTheme="minorHAnsi" w:hAnsiTheme="minorHAnsi" w:cstheme="minorHAnsi"/>
+          <w:rFonts w:ascii="Courier New" w:eastAsiaTheme="minorHAnsi" w:hAnsi="Courier New" w:cs="Courier New"/>
           <w:lang w:val="en-GB"/>
         </w:rPr>
         <w:t>field_recv</w:t>
       </w:r>
       <w:r>
         <w:rPr>
-          <w:rFonts w:asciiTheme="minorHAnsi" w:hAnsiTheme="minorHAnsi" w:cstheme="minorHAnsi"/>
+          <w:rFonts w:ascii="Courier New" w:eastAsiaTheme="minorHAnsi" w:hAnsi="Courier New" w:cs="Courier New"/>
           <w:lang w:val="en-GB"/>
         </w:rPr>
         <w:t>_ocean</w:t>
@@ -980,19 +1118,19 @@
           <w:rFonts w:asciiTheme="minorHAnsi" w:hAnsiTheme="minorHAnsi" w:cstheme="minorHAnsi"/>
           <w:lang w:val="en-GB"/>
         </w:rPr>
-        <w:t>” the coupling field to receive. The coupling field “</w:t>
+        <w:t xml:space="preserve"> the coupling field to receive. The coupling field </w:t>
       </w:r>
       <w:proofErr w:type="spellStart"/>
       <w:r>
         <w:rPr>
-          <w:rFonts w:asciiTheme="minorHAnsi" w:hAnsiTheme="minorHAnsi" w:cstheme="minorHAnsi"/>
+          <w:rFonts w:ascii="Courier New" w:eastAsiaTheme="minorHAnsi" w:hAnsi="Courier New" w:cs="Courier New"/>
           <w:lang w:val="en-GB"/>
         </w:rPr>
         <w:t>field_send</w:t>
       </w:r>
       <w:r>
         <w:rPr>
-          <w:rFonts w:asciiTheme="minorHAnsi" w:hAnsiTheme="minorHAnsi" w:cstheme="minorHAnsi"/>
+          <w:rFonts w:ascii="Courier New" w:eastAsiaTheme="minorHAnsi" w:hAnsi="Courier New" w:cs="Courier New"/>
           <w:lang w:val="en-GB"/>
         </w:rPr>
         <w:t>_ocean</w:t>
@@ -1003,7 +1141,7 @@
           <w:rFonts w:asciiTheme="minorHAnsi" w:hAnsiTheme="minorHAnsi" w:cstheme="minorHAnsi"/>
           <w:lang w:val="en-GB"/>
         </w:rPr>
-        <w:t xml:space="preserve">” is </w:t>
+        <w:t xml:space="preserve"> is </w:t>
       </w:r>
       <w:r>
         <w:rPr>
@@ -1071,15 +1209,15 @@
       <w:proofErr w:type="spellStart"/>
       <w:r>
         <w:rPr>
-          <w:rFonts w:asciiTheme="minorHAnsi" w:hAnsiTheme="minorHAnsi" w:cstheme="minorHAnsi"/>
-          <w:lang w:val="en-US"/>
+          <w:rFonts w:ascii="Courier New" w:eastAsiaTheme="minorHAnsi" w:hAnsi="Courier New" w:cs="Courier New"/>
+          <w:lang w:val="en-GB"/>
         </w:rPr>
         <w:t>field_sen</w:t>
       </w:r>
       <w:r>
         <w:rPr>
-          <w:rFonts w:asciiTheme="minorHAnsi" w:hAnsiTheme="minorHAnsi" w:cstheme="minorHAnsi"/>
-          <w:lang w:val="en-US"/>
+          <w:rFonts w:ascii="Courier New" w:eastAsiaTheme="minorHAnsi" w:hAnsi="Courier New" w:cs="Courier New"/>
+          <w:lang w:val="en-GB"/>
         </w:rPr>
         <w:t>d_ocean</w:t>
       </w:r>
@@ -1123,9 +1261,9 @@
           <w:lang w:val="en-GB"/>
         </w:rPr>
         <w:drawing>
-          <wp:inline distT="0" distB="0" distL="0" distR="0" wp14:anchorId="5BD2D646" wp14:editId="17090478">
-            <wp:extent cx="3985233" cy="2879689"/>
-            <wp:effectExtent l="0" t="0" r="3175" b="3810"/>
+          <wp:inline distT="0" distB="0" distL="0" distR="0" wp14:anchorId="5BD2D646" wp14:editId="6A3592EB">
+            <wp:extent cx="3869266" cy="2795893"/>
+            <wp:effectExtent l="0" t="0" r="4445" b="0"/>
             <wp:docPr id="9" name="Picture 9"/>
             <wp:cNvGraphicFramePr>
               <a:graphicFrameLocks xmlns:a="http://schemas.openxmlformats.org/drawingml/2006/main" noChangeAspect="1"/>
@@ -1152,7 +1290,7 @@
                   <pic:spPr>
                     <a:xfrm>
                       <a:off x="0" y="0"/>
-                      <a:ext cx="4008287" cy="2896347"/>
+                      <a:ext cx="3898982" cy="2817366"/>
                     </a:xfrm>
                     <a:prstGeom prst="rect">
                       <a:avLst/>
@@ -1222,7 +1360,7 @@
       <w:proofErr w:type="spellStart"/>
       <w:r>
         <w:rPr>
-          <w:rFonts w:asciiTheme="minorHAnsi" w:hAnsiTheme="minorHAnsi" w:cstheme="minorHAnsi"/>
+          <w:rFonts w:ascii="Courier New" w:eastAsiaTheme="minorHAnsi" w:hAnsi="Courier New" w:cs="Courier New"/>
           <w:lang w:val="en-GB"/>
         </w:rPr>
         <w:t>atmos</w:t>
@@ -1254,12 +1392,26 @@
           <w:rFonts w:asciiTheme="minorHAnsi" w:hAnsiTheme="minorHAnsi" w:cstheme="minorHAnsi"/>
           <w:lang w:val="en-GB"/>
         </w:rPr>
-        <w:t xml:space="preserve">, as ocean, </w:t>
+        <w:t xml:space="preserve">, as </w:t>
+      </w:r>
+      <w:r>
+        <w:rPr>
+          <w:rFonts w:ascii="Courier New" w:eastAsiaTheme="minorHAnsi" w:hAnsi="Courier New" w:cs="Courier New"/>
+          <w:lang w:val="en-GB"/>
+        </w:rPr>
+        <w:t>ocean</w:t>
+      </w:r>
+      <w:r>
+        <w:rPr>
+          <w:rFonts w:asciiTheme="minorHAnsi" w:hAnsiTheme="minorHAnsi" w:cstheme="minorHAnsi"/>
+          <w:lang w:val="en-GB"/>
+        </w:rPr>
+        <w:t xml:space="preserve">, </w:t>
       </w:r>
       <w:proofErr w:type="spellStart"/>
       <w:r>
         <w:rPr>
-          <w:rFonts w:asciiTheme="minorHAnsi" w:hAnsiTheme="minorHAnsi" w:cstheme="minorHAnsi"/>
+          <w:rFonts w:ascii="Courier New" w:eastAsiaTheme="minorHAnsi" w:hAnsi="Courier New" w:cs="Courier New"/>
           <w:lang w:val="en-GB"/>
         </w:rPr>
         <w:t>atmos</w:t>
@@ -1275,7 +1427,7 @@
       <w:proofErr w:type="spellStart"/>
       <w:r>
         <w:rPr>
-          <w:rFonts w:asciiTheme="minorHAnsi" w:hAnsiTheme="minorHAnsi" w:cstheme="minorHAnsi"/>
+          <w:rFonts w:ascii="Courier New" w:eastAsiaTheme="minorHAnsi" w:hAnsi="Courier New" w:cs="Courier New"/>
           <w:lang w:val="en-GB"/>
         </w:rPr>
         <w:t>atmos</w:t>
@@ -1286,21 +1438,28 @@
           <w:rFonts w:asciiTheme="minorHAnsi" w:hAnsiTheme="minorHAnsi" w:cstheme="minorHAnsi"/>
           <w:lang w:val="en-GB"/>
         </w:rPr>
-        <w:t xml:space="preserve"> process defines its local partition and reads only its part of the grid in the file “</w:t>
-      </w:r>
-      <w:r>
-        <w:rPr>
-          <w:rFonts w:asciiTheme="minorHAnsi" w:hAnsiTheme="minorHAnsi" w:cstheme="minorHAnsi"/>
+        <w:t xml:space="preserve"> process defines its local partition and reads only its part of the grid in the file </w:t>
+      </w:r>
+      <w:r>
+        <w:rPr>
+          <w:rFonts w:ascii="Courier New" w:eastAsiaTheme="minorHAnsi" w:hAnsi="Courier New" w:cs="Courier New"/>
           <w:lang w:val="en-GB"/>
         </w:rPr>
         <w:t>atmos</w:t>
       </w:r>
       <w:r>
         <w:rPr>
-          <w:rFonts w:asciiTheme="minorHAnsi" w:hAnsiTheme="minorHAnsi" w:cstheme="minorHAnsi"/>
-          <w:lang w:val="en-GB"/>
-        </w:rPr>
-        <w:t xml:space="preserve">_mesh.nc”. </w:t>
+          <w:rFonts w:ascii="Courier New" w:eastAsiaTheme="minorHAnsi" w:hAnsi="Courier New" w:cs="Courier New"/>
+          <w:lang w:val="en-GB"/>
+        </w:rPr>
+        <w:t>_mesh.nc</w:t>
+      </w:r>
+      <w:r>
+        <w:rPr>
+          <w:rFonts w:asciiTheme="minorHAnsi" w:hAnsiTheme="minorHAnsi" w:cstheme="minorHAnsi"/>
+          <w:lang w:val="en-GB"/>
+        </w:rPr>
+        <w:t xml:space="preserve">. </w:t>
       </w:r>
       <w:r>
         <w:rPr>
@@ -1326,7 +1485,7 @@
       <w:proofErr w:type="spellStart"/>
       <w:r>
         <w:rPr>
-          <w:rFonts w:asciiTheme="minorHAnsi" w:hAnsiTheme="minorHAnsi" w:cstheme="minorHAnsi"/>
+          <w:rFonts w:ascii="Courier New" w:eastAsiaTheme="minorHAnsi" w:hAnsi="Courier New" w:cs="Courier New"/>
           <w:lang w:val="en-GB"/>
         </w:rPr>
         <w:t>atmos</w:t>
@@ -1364,9 +1523,9 @@
           <w:lang w:val="en-GB"/>
         </w:rPr>
         <w:drawing>
-          <wp:inline distT="0" distB="0" distL="0" distR="0" wp14:anchorId="4AA7E40C" wp14:editId="5FED1262">
-            <wp:extent cx="3606994" cy="2780242"/>
-            <wp:effectExtent l="0" t="0" r="0" b="1270"/>
+          <wp:inline distT="0" distB="0" distL="0" distR="0" wp14:anchorId="4AA7E40C" wp14:editId="1CF63109">
+            <wp:extent cx="3420534" cy="2636520"/>
+            <wp:effectExtent l="0" t="0" r="0" b="5080"/>
             <wp:docPr id="3" name="Picture 3"/>
             <wp:cNvGraphicFramePr>
               <a:graphicFrameLocks xmlns:a="http://schemas.openxmlformats.org/drawingml/2006/main" noChangeAspect="1"/>
@@ -1393,7 +1552,7 @@
                   <pic:spPr>
                     <a:xfrm>
                       <a:off x="0" y="0"/>
-                      <a:ext cx="3621069" cy="2791091"/>
+                      <a:ext cx="3437749" cy="2649789"/>
                     </a:xfrm>
                     <a:prstGeom prst="rect">
                       <a:avLst/>
@@ -1421,19 +1580,19 @@
           <w:lang w:val="en-GB"/>
         </w:rPr>
         <w:lastRenderedPageBreak/>
-        <w:t>Then each process allocates two local arrays “</w:t>
+        <w:t xml:space="preserve">Then each process allocates two local arrays </w:t>
       </w:r>
       <w:proofErr w:type="spellStart"/>
       <w:r>
         <w:rPr>
-          <w:rFonts w:asciiTheme="minorHAnsi" w:hAnsiTheme="minorHAnsi" w:cstheme="minorHAnsi"/>
+          <w:rFonts w:ascii="Courier New" w:eastAsiaTheme="minorHAnsi" w:hAnsi="Courier New" w:cs="Courier New"/>
           <w:lang w:val="en-GB"/>
         </w:rPr>
         <w:t>field_send</w:t>
       </w:r>
       <w:r>
         <w:rPr>
-          <w:rFonts w:asciiTheme="minorHAnsi" w:hAnsiTheme="minorHAnsi" w:cstheme="minorHAnsi"/>
+          <w:rFonts w:ascii="Courier New" w:eastAsiaTheme="minorHAnsi" w:hAnsi="Courier New" w:cs="Courier New"/>
           <w:lang w:val="en-GB"/>
         </w:rPr>
         <w:t>_atmos</w:t>
@@ -1441,22 +1600,29 @@
       <w:proofErr w:type="spellEnd"/>
       <w:r>
         <w:rPr>
-          <w:rFonts w:asciiTheme="minorHAnsi" w:hAnsiTheme="minorHAnsi" w:cstheme="minorHAnsi"/>
-          <w:lang w:val="en-GB"/>
-        </w:rPr>
-        <w:t>”, the coupling field to send and “</w:t>
+          <w:rFonts w:ascii="Courier New" w:eastAsiaTheme="minorHAnsi" w:hAnsi="Courier New" w:cs="Courier New"/>
+          <w:lang w:val="en-GB"/>
+        </w:rPr>
+        <w:t>,</w:t>
+      </w:r>
+      <w:r>
+        <w:rPr>
+          <w:rFonts w:asciiTheme="minorHAnsi" w:hAnsiTheme="minorHAnsi" w:cstheme="minorHAnsi"/>
+          <w:lang w:val="en-GB"/>
+        </w:rPr>
+        <w:t xml:space="preserve"> the coupling field to send and </w:t>
       </w:r>
       <w:proofErr w:type="spellStart"/>
       <w:r>
         <w:rPr>
-          <w:rFonts w:asciiTheme="minorHAnsi" w:hAnsiTheme="minorHAnsi" w:cstheme="minorHAnsi"/>
+          <w:rFonts w:ascii="Courier New" w:eastAsiaTheme="minorHAnsi" w:hAnsi="Courier New" w:cs="Courier New"/>
           <w:lang w:val="en-GB"/>
         </w:rPr>
         <w:t>field_recv</w:t>
       </w:r>
       <w:r>
         <w:rPr>
-          <w:rFonts w:asciiTheme="minorHAnsi" w:hAnsiTheme="minorHAnsi" w:cstheme="minorHAnsi"/>
+          <w:rFonts w:ascii="Courier New" w:eastAsiaTheme="minorHAnsi" w:hAnsi="Courier New" w:cs="Courier New"/>
           <w:lang w:val="en-GB"/>
         </w:rPr>
         <w:t>_atmos</w:t>
@@ -1467,19 +1633,19 @@
           <w:rFonts w:asciiTheme="minorHAnsi" w:hAnsiTheme="minorHAnsi" w:cstheme="minorHAnsi"/>
           <w:lang w:val="en-GB"/>
         </w:rPr>
-        <w:t>” the coupling field to receive. The coupling field “</w:t>
+        <w:t xml:space="preserve"> the coupling field to receive. The coupling field </w:t>
       </w:r>
       <w:proofErr w:type="spellStart"/>
       <w:r>
         <w:rPr>
-          <w:rFonts w:asciiTheme="minorHAnsi" w:hAnsiTheme="minorHAnsi" w:cstheme="minorHAnsi"/>
+          <w:rFonts w:ascii="Courier New" w:eastAsiaTheme="minorHAnsi" w:hAnsi="Courier New" w:cs="Courier New"/>
           <w:lang w:val="en-GB"/>
         </w:rPr>
         <w:t>field_send</w:t>
       </w:r>
       <w:r>
         <w:rPr>
-          <w:rFonts w:asciiTheme="minorHAnsi" w:hAnsiTheme="minorHAnsi" w:cstheme="minorHAnsi"/>
+          <w:rFonts w:ascii="Courier New" w:eastAsiaTheme="minorHAnsi" w:hAnsi="Courier New" w:cs="Courier New"/>
           <w:lang w:val="en-GB"/>
         </w:rPr>
         <w:t>_atmos</w:t>
@@ -1490,7 +1656,7 @@
           <w:rFonts w:asciiTheme="minorHAnsi" w:hAnsiTheme="minorHAnsi" w:cstheme="minorHAnsi"/>
           <w:lang w:val="en-GB"/>
         </w:rPr>
-        <w:t>” is defined</w:t>
+        <w:t xml:space="preserve"> is defined</w:t>
       </w:r>
       <w:r>
         <w:rPr>
@@ -1537,15 +1703,15 @@
       <w:proofErr w:type="spellStart"/>
       <w:r>
         <w:rPr>
-          <w:rFonts w:asciiTheme="minorHAnsi" w:hAnsiTheme="minorHAnsi" w:cstheme="minorHAnsi"/>
-          <w:lang w:val="en-US"/>
+          <w:rFonts w:ascii="Courier New" w:eastAsiaTheme="minorHAnsi" w:hAnsi="Courier New" w:cs="Courier New"/>
+          <w:lang w:val="en-GB"/>
         </w:rPr>
         <w:t>field_sent</w:t>
       </w:r>
       <w:r>
         <w:rPr>
-          <w:rFonts w:asciiTheme="minorHAnsi" w:hAnsiTheme="minorHAnsi" w:cstheme="minorHAnsi"/>
-          <w:lang w:val="en-US"/>
+          <w:rFonts w:ascii="Courier New" w:eastAsiaTheme="minorHAnsi" w:hAnsi="Courier New" w:cs="Courier New"/>
+          <w:lang w:val="en-GB"/>
         </w:rPr>
         <w:t>_atmos</w:t>
       </w:r>
@@ -1673,7 +1839,21 @@
           <w:rFonts w:asciiTheme="minorHAnsi" w:hAnsiTheme="minorHAnsi" w:cstheme="minorHAnsi"/>
           <w:lang w:val="en-GB"/>
         </w:rPr>
-        <w:t>The coupling exchanges to implement are illustrated here. The ocean send</w:t>
+        <w:t xml:space="preserve">The coupling exchanges to implement are illustrated here. The </w:t>
+      </w:r>
+      <w:r>
+        <w:rPr>
+          <w:rFonts w:ascii="Courier New" w:eastAsiaTheme="minorHAnsi" w:hAnsi="Courier New" w:cs="Courier New"/>
+          <w:lang w:val="en-GB"/>
+        </w:rPr>
+        <w:t>ocean</w:t>
+      </w:r>
+      <w:r>
+        <w:rPr>
+          <w:rFonts w:asciiTheme="minorHAnsi" w:hAnsiTheme="minorHAnsi" w:cstheme="minorHAnsi"/>
+          <w:lang w:val="en-GB"/>
+        </w:rPr>
+        <w:t xml:space="preserve"> send</w:t>
       </w:r>
       <w:r>
         <w:rPr>
@@ -1699,14 +1879,14 @@
       <w:proofErr w:type="spellStart"/>
       <w:r>
         <w:rPr>
-          <w:rFonts w:asciiTheme="minorHAnsi" w:hAnsiTheme="minorHAnsi" w:cstheme="minorHAnsi"/>
+          <w:rFonts w:ascii="Courier New" w:eastAsiaTheme="minorHAnsi" w:hAnsi="Courier New" w:cs="Courier New"/>
           <w:lang w:val="en-GB"/>
         </w:rPr>
         <w:t>field_send</w:t>
       </w:r>
       <w:r>
         <w:rPr>
-          <w:rFonts w:asciiTheme="minorHAnsi" w:hAnsiTheme="minorHAnsi" w:cstheme="minorHAnsi"/>
+          <w:rFonts w:ascii="Courier New" w:eastAsiaTheme="minorHAnsi" w:hAnsi="Courier New" w:cs="Courier New"/>
           <w:lang w:val="en-GB"/>
         </w:rPr>
         <w:t>_ocean</w:t>
@@ -1724,7 +1904,21 @@
           <w:rFonts w:asciiTheme="minorHAnsi" w:hAnsiTheme="minorHAnsi" w:cstheme="minorHAnsi"/>
           <w:lang w:val="en-GB"/>
         </w:rPr>
-        <w:t xml:space="preserve">(with symbolic name FIELD_SEND_OCEAN) </w:t>
+        <w:t xml:space="preserve">(with symbolic name </w:t>
+      </w:r>
+      <w:r>
+        <w:rPr>
+          <w:rFonts w:ascii="Courier New" w:eastAsiaTheme="minorHAnsi" w:hAnsi="Courier New" w:cs="Courier New"/>
+          <w:lang w:val="en-GB"/>
+        </w:rPr>
+        <w:t>FIELD_SEND_OCEAN</w:t>
+      </w:r>
+      <w:r>
+        <w:rPr>
+          <w:rFonts w:asciiTheme="minorHAnsi" w:hAnsiTheme="minorHAnsi" w:cstheme="minorHAnsi"/>
+          <w:lang w:val="en-GB"/>
+        </w:rPr>
+        <w:t xml:space="preserve">) </w:t>
       </w:r>
       <w:r>
         <w:rPr>
@@ -1736,7 +1930,7 @@
       <w:proofErr w:type="spellStart"/>
       <w:r>
         <w:rPr>
-          <w:rFonts w:asciiTheme="minorHAnsi" w:hAnsiTheme="minorHAnsi" w:cstheme="minorHAnsi"/>
+          <w:rFonts w:ascii="Courier New" w:eastAsiaTheme="minorHAnsi" w:hAnsi="Courier New" w:cs="Courier New"/>
           <w:lang w:val="en-GB"/>
         </w:rPr>
         <w:t>atmos</w:t>
@@ -1752,14 +1946,14 @@
       <w:proofErr w:type="spellStart"/>
       <w:r>
         <w:rPr>
-          <w:rFonts w:asciiTheme="minorHAnsi" w:hAnsiTheme="minorHAnsi" w:cstheme="minorHAnsi"/>
+          <w:rFonts w:ascii="Courier New" w:eastAsiaTheme="minorHAnsi" w:hAnsi="Courier New" w:cs="Courier New"/>
           <w:lang w:val="en-GB"/>
         </w:rPr>
         <w:t>field_recv</w:t>
       </w:r>
       <w:r>
         <w:rPr>
-          <w:rFonts w:asciiTheme="minorHAnsi" w:hAnsiTheme="minorHAnsi" w:cstheme="minorHAnsi"/>
+          <w:rFonts w:ascii="Courier New" w:eastAsiaTheme="minorHAnsi" w:hAnsi="Courier New" w:cs="Courier New"/>
           <w:lang w:val="en-GB"/>
         </w:rPr>
         <w:t>_atmos</w:t>
@@ -1770,150 +1964,152 @@
           <w:rFonts w:asciiTheme="minorHAnsi" w:hAnsiTheme="minorHAnsi" w:cstheme="minorHAnsi"/>
           <w:lang w:val="en-GB"/>
         </w:rPr>
-        <w:t xml:space="preserve"> (</w:t>
-      </w:r>
-      <w:r>
-        <w:rPr>
-          <w:rFonts w:asciiTheme="minorHAnsi" w:hAnsiTheme="minorHAnsi" w:cstheme="minorHAnsi"/>
-          <w:lang w:val="en-GB"/>
-        </w:rPr>
-        <w:t>with symbolic name FIELD_</w:t>
-      </w:r>
-      <w:r>
-        <w:rPr>
-          <w:rFonts w:asciiTheme="minorHAnsi" w:hAnsiTheme="minorHAnsi" w:cstheme="minorHAnsi"/>
-          <w:lang w:val="en-GB"/>
-        </w:rPr>
-        <w:t>RECV</w:t>
-      </w:r>
-      <w:r>
-        <w:rPr>
-          <w:rFonts w:asciiTheme="minorHAnsi" w:hAnsiTheme="minorHAnsi" w:cstheme="minorHAnsi"/>
+        <w:t xml:space="preserve"> (with symbolic name </w:t>
+      </w:r>
+      <w:r>
+        <w:rPr>
+          <w:rFonts w:ascii="Courier New" w:eastAsiaTheme="minorHAnsi" w:hAnsi="Courier New" w:cs="Courier New"/>
+          <w:lang w:val="en-GB"/>
+        </w:rPr>
+        <w:t>FIELD_RECV_ATMOS</w:t>
+      </w:r>
+      <w:r>
+        <w:rPr>
+          <w:rFonts w:asciiTheme="minorHAnsi" w:hAnsiTheme="minorHAnsi" w:cstheme="minorHAnsi"/>
+          <w:lang w:val="en-GB"/>
+        </w:rPr>
+        <w:t>)</w:t>
+      </w:r>
+      <w:r>
+        <w:rPr>
+          <w:rFonts w:asciiTheme="minorHAnsi" w:hAnsiTheme="minorHAnsi" w:cstheme="minorHAnsi"/>
+          <w:lang w:val="en-GB"/>
+        </w:rPr>
+        <w:t xml:space="preserve">; the coupling period is 3600 sec. In return, </w:t>
+      </w:r>
+      <w:proofErr w:type="spellStart"/>
+      <w:r>
+        <w:rPr>
+          <w:rFonts w:ascii="Courier New" w:eastAsiaTheme="minorHAnsi" w:hAnsi="Courier New" w:cs="Courier New"/>
+          <w:lang w:val="en-GB"/>
+        </w:rPr>
+        <w:t>atmos</w:t>
+      </w:r>
+      <w:proofErr w:type="spellEnd"/>
+      <w:r>
+        <w:rPr>
+          <w:rFonts w:asciiTheme="minorHAnsi" w:hAnsiTheme="minorHAnsi" w:cstheme="minorHAnsi"/>
+          <w:lang w:val="en-GB"/>
+        </w:rPr>
+        <w:t xml:space="preserve"> sends its array </w:t>
+      </w:r>
+      <w:proofErr w:type="spellStart"/>
+      <w:r>
+        <w:rPr>
+          <w:rFonts w:ascii="Courier New" w:eastAsiaTheme="minorHAnsi" w:hAnsi="Courier New" w:cs="Courier New"/>
+          <w:lang w:val="en-GB"/>
+        </w:rPr>
+        <w:t>field_send</w:t>
+      </w:r>
+      <w:r>
+        <w:rPr>
+          <w:rFonts w:ascii="Courier New" w:eastAsiaTheme="minorHAnsi" w:hAnsi="Courier New" w:cs="Courier New"/>
+          <w:lang w:val="en-GB"/>
+        </w:rPr>
+        <w:t>_atmos</w:t>
+      </w:r>
+      <w:proofErr w:type="spellEnd"/>
+      <w:r>
+        <w:rPr>
+          <w:rFonts w:asciiTheme="minorHAnsi" w:hAnsiTheme="minorHAnsi" w:cstheme="minorHAnsi"/>
+          <w:lang w:val="en-GB"/>
+        </w:rPr>
+        <w:t xml:space="preserve"> (with symbolic name </w:t>
+      </w:r>
+      <w:r>
+        <w:rPr>
+          <w:rFonts w:ascii="Courier New" w:eastAsiaTheme="minorHAnsi" w:hAnsi="Courier New" w:cs="Courier New"/>
+          <w:lang w:val="en-GB"/>
+        </w:rPr>
+        <w:t>FIELD_SEND_ATMOS</w:t>
+      </w:r>
+      <w:r>
+        <w:rPr>
+          <w:rFonts w:asciiTheme="minorHAnsi" w:hAnsiTheme="minorHAnsi" w:cstheme="minorHAnsi"/>
+          <w:lang w:val="en-GB"/>
+        </w:rPr>
+        <w:t>)</w:t>
+      </w:r>
+      <w:r>
+        <w:rPr>
+          <w:rFonts w:asciiTheme="minorHAnsi" w:hAnsiTheme="minorHAnsi" w:cstheme="minorHAnsi"/>
+          <w:lang w:val="en-GB"/>
+        </w:rPr>
+        <w:t xml:space="preserve">, to </w:t>
+      </w:r>
+      <w:r>
+        <w:rPr>
+          <w:rFonts w:ascii="Courier New" w:eastAsiaTheme="minorHAnsi" w:hAnsi="Courier New" w:cs="Courier New"/>
+          <w:lang w:val="en-GB"/>
+        </w:rPr>
+        <w:t>ocean</w:t>
+      </w:r>
+      <w:r>
+        <w:rPr>
+          <w:rFonts w:asciiTheme="minorHAnsi" w:hAnsiTheme="minorHAnsi" w:cstheme="minorHAnsi"/>
+          <w:lang w:val="en-GB"/>
+        </w:rPr>
+        <w:t xml:space="preserve"> </w:t>
+      </w:r>
+      <w:r>
+        <w:rPr>
+          <w:rFonts w:asciiTheme="minorHAnsi" w:hAnsiTheme="minorHAnsi" w:cstheme="minorHAnsi"/>
+          <w:lang w:val="en-GB"/>
+        </w:rPr>
+        <w:t xml:space="preserve">which receives it in the array </w:t>
+      </w:r>
+      <w:proofErr w:type="spellStart"/>
+      <w:r>
+        <w:rPr>
+          <w:rFonts w:ascii="Courier New" w:eastAsiaTheme="minorHAnsi" w:hAnsi="Courier New" w:cs="Courier New"/>
+          <w:lang w:val="en-GB"/>
+        </w:rPr>
+        <w:t>field_recv</w:t>
+      </w:r>
+      <w:r>
+        <w:rPr>
+          <w:rFonts w:ascii="Courier New" w:eastAsiaTheme="minorHAnsi" w:hAnsi="Courier New" w:cs="Courier New"/>
+          <w:lang w:val="en-GB"/>
+        </w:rPr>
+        <w:t>_ocean</w:t>
+      </w:r>
+      <w:proofErr w:type="spellEnd"/>
+      <w:r>
+        <w:rPr>
+          <w:rFonts w:asciiTheme="minorHAnsi" w:hAnsiTheme="minorHAnsi" w:cstheme="minorHAnsi"/>
+          <w:lang w:val="en-GB"/>
+        </w:rPr>
+        <w:t xml:space="preserve"> (with symbolic name </w:t>
+      </w:r>
+      <w:r>
+        <w:rPr>
+          <w:rFonts w:ascii="Courier New" w:eastAsiaTheme="minorHAnsi" w:hAnsi="Courier New" w:cs="Courier New"/>
+          <w:lang w:val="en-GB"/>
+        </w:rPr>
+        <w:t>FIELD_RECV</w:t>
+      </w:r>
+      <w:bookmarkStart w:id="0" w:name="_GoBack"/>
+      <w:r>
+        <w:rPr>
+          <w:rFonts w:ascii="Courier New" w:eastAsiaTheme="minorHAnsi" w:hAnsi="Courier New" w:cs="Courier New"/>
           <w:lang w:val="en-GB"/>
         </w:rPr>
         <w:t>_</w:t>
       </w:r>
-      <w:r>
-        <w:rPr>
-          <w:rFonts w:asciiTheme="minorHAnsi" w:hAnsiTheme="minorHAnsi" w:cstheme="minorHAnsi"/>
-          <w:lang w:val="en-GB"/>
-        </w:rPr>
-        <w:t>ATMOS)</w:t>
-      </w:r>
-      <w:r>
-        <w:rPr>
-          <w:rFonts w:asciiTheme="minorHAnsi" w:hAnsiTheme="minorHAnsi" w:cstheme="minorHAnsi"/>
-          <w:lang w:val="en-GB"/>
-        </w:rPr>
-        <w:t xml:space="preserve">; the coupling period is 3600 sec. In return, </w:t>
-      </w:r>
-      <w:proofErr w:type="spellStart"/>
-      <w:r>
-        <w:rPr>
-          <w:rFonts w:asciiTheme="minorHAnsi" w:hAnsiTheme="minorHAnsi" w:cstheme="minorHAnsi"/>
-          <w:lang w:val="en-GB"/>
-        </w:rPr>
-        <w:t>atmos</w:t>
-      </w:r>
-      <w:proofErr w:type="spellEnd"/>
-      <w:r>
-        <w:rPr>
-          <w:rFonts w:asciiTheme="minorHAnsi" w:hAnsiTheme="minorHAnsi" w:cstheme="minorHAnsi"/>
-          <w:lang w:val="en-GB"/>
-        </w:rPr>
-        <w:t xml:space="preserve"> sends its array </w:t>
-      </w:r>
-      <w:proofErr w:type="spellStart"/>
-      <w:r>
-        <w:rPr>
-          <w:rFonts w:asciiTheme="minorHAnsi" w:hAnsiTheme="minorHAnsi" w:cstheme="minorHAnsi"/>
-          <w:lang w:val="en-GB"/>
-        </w:rPr>
-        <w:t>field_send</w:t>
-      </w:r>
-      <w:r>
-        <w:rPr>
-          <w:rFonts w:asciiTheme="minorHAnsi" w:hAnsiTheme="minorHAnsi" w:cstheme="minorHAnsi"/>
-          <w:lang w:val="en-GB"/>
-        </w:rPr>
-        <w:t>_atmos</w:t>
-      </w:r>
-      <w:proofErr w:type="spellEnd"/>
-      <w:r>
-        <w:rPr>
-          <w:rFonts w:asciiTheme="minorHAnsi" w:hAnsiTheme="minorHAnsi" w:cstheme="minorHAnsi"/>
-          <w:lang w:val="en-GB"/>
-        </w:rPr>
-        <w:t xml:space="preserve"> (</w:t>
-      </w:r>
-      <w:r>
-        <w:rPr>
-          <w:rFonts w:asciiTheme="minorHAnsi" w:hAnsiTheme="minorHAnsi" w:cstheme="minorHAnsi"/>
-          <w:lang w:val="en-GB"/>
-        </w:rPr>
-        <w:t>with symbolic name FIELD_SEND_</w:t>
-      </w:r>
-      <w:r>
-        <w:rPr>
-          <w:rFonts w:asciiTheme="minorHAnsi" w:hAnsiTheme="minorHAnsi" w:cstheme="minorHAnsi"/>
-          <w:lang w:val="en-GB"/>
-        </w:rPr>
-        <w:t>ATMOS)</w:t>
-      </w:r>
-      <w:r>
-        <w:rPr>
-          <w:rFonts w:asciiTheme="minorHAnsi" w:hAnsiTheme="minorHAnsi" w:cstheme="minorHAnsi"/>
-          <w:lang w:val="en-GB"/>
-        </w:rPr>
-        <w:t xml:space="preserve">, to </w:t>
-      </w:r>
-      <w:r>
-        <w:rPr>
-          <w:rFonts w:asciiTheme="minorHAnsi" w:hAnsiTheme="minorHAnsi" w:cstheme="minorHAnsi"/>
-          <w:lang w:val="en-GB"/>
-        </w:rPr>
-        <w:t xml:space="preserve">ocean </w:t>
-      </w:r>
-      <w:r>
-        <w:rPr>
-          <w:rFonts w:asciiTheme="minorHAnsi" w:hAnsiTheme="minorHAnsi" w:cstheme="minorHAnsi"/>
-          <w:lang w:val="en-GB"/>
-        </w:rPr>
-        <w:t xml:space="preserve">which receives it in the array </w:t>
-      </w:r>
-      <w:proofErr w:type="spellStart"/>
-      <w:r>
-        <w:rPr>
-          <w:rFonts w:asciiTheme="minorHAnsi" w:hAnsiTheme="minorHAnsi" w:cstheme="minorHAnsi"/>
-          <w:lang w:val="en-GB"/>
-        </w:rPr>
-        <w:t>field_recv</w:t>
-      </w:r>
-      <w:r>
-        <w:rPr>
-          <w:rFonts w:asciiTheme="minorHAnsi" w:hAnsiTheme="minorHAnsi" w:cstheme="minorHAnsi"/>
-          <w:lang w:val="en-GB"/>
-        </w:rPr>
-        <w:t>_ocean</w:t>
-      </w:r>
-      <w:proofErr w:type="spellEnd"/>
-      <w:r>
-        <w:rPr>
-          <w:rFonts w:asciiTheme="minorHAnsi" w:hAnsiTheme="minorHAnsi" w:cstheme="minorHAnsi"/>
-          <w:lang w:val="en-GB"/>
-        </w:rPr>
-        <w:t xml:space="preserve"> </w:t>
-      </w:r>
-      <w:r>
-        <w:rPr>
-          <w:rFonts w:asciiTheme="minorHAnsi" w:hAnsiTheme="minorHAnsi" w:cstheme="minorHAnsi"/>
-          <w:lang w:val="en-GB"/>
-        </w:rPr>
-        <w:t>(with symbolic name FIELD_RECV_</w:t>
-      </w:r>
-      <w:r>
-        <w:rPr>
-          <w:rFonts w:asciiTheme="minorHAnsi" w:hAnsiTheme="minorHAnsi" w:cstheme="minorHAnsi"/>
+      <w:bookmarkEnd w:id="0"/>
+      <w:r>
+        <w:rPr>
+          <w:rFonts w:ascii="Courier New" w:eastAsiaTheme="minorHAnsi" w:hAnsi="Courier New" w:cs="Courier New"/>
           <w:lang w:val="en-GB"/>
         </w:rPr>
         <w:t>OCEAN</w:t>
@@ -1956,9 +2152,9 @@
           <w:noProof/>
         </w:rPr>
         <w:drawing>
-          <wp:inline distT="0" distB="0" distL="0" distR="0" wp14:anchorId="26870A86" wp14:editId="7AE932DF">
-            <wp:extent cx="5756910" cy="2804795"/>
-            <wp:effectExtent l="12700" t="12700" r="8890" b="14605"/>
+          <wp:inline distT="0" distB="0" distL="0" distR="0" wp14:anchorId="26870A86" wp14:editId="0A618965">
+            <wp:extent cx="5554133" cy="2706000"/>
+            <wp:effectExtent l="12700" t="12700" r="8890" b="12065"/>
             <wp:docPr id="1" name="Picture 1"/>
             <wp:cNvGraphicFramePr>
               <a:graphicFrameLocks xmlns:a="http://schemas.openxmlformats.org/drawingml/2006/main" noChangeAspect="1"/>
@@ -1985,7 +2181,7 @@
                   <pic:spPr>
                     <a:xfrm>
                       <a:off x="0" y="0"/>
-                      <a:ext cx="5756910" cy="2804795"/>
+                      <a:ext cx="5561974" cy="2709820"/>
                     </a:xfrm>
                     <a:prstGeom prst="rect">
                       <a:avLst/>
@@ -2005,6 +2201,7 @@
     </w:p>
     <w:p>
       <w:pPr>
+        <w:spacing w:before="240"/>
         <w:rPr>
           <w:lang w:val="en-US"/>
         </w:rPr>
@@ -2015,7 +2212,42 @@
           <w:lang w:val="en-GB"/>
         </w:rPr>
         <w:lastRenderedPageBreak/>
-        <w:t>Compiling and running an empty tutorial toy model</w:t>
+        <w:t xml:space="preserve">Compiling and running </w:t>
+      </w:r>
+      <w:r>
+        <w:rPr>
+          <w:u w:val="single"/>
+          <w:lang w:val="en-GB"/>
+        </w:rPr>
+        <w:t>“</w:t>
+      </w:r>
+      <w:r>
+        <w:rPr>
+          <w:u w:val="single"/>
+          <w:lang w:val="en-GB"/>
+        </w:rPr>
+        <w:t>empty</w:t>
+      </w:r>
+      <w:r>
+        <w:rPr>
+          <w:u w:val="single"/>
+          <w:lang w:val="en-GB"/>
+        </w:rPr>
+        <w:t>”</w:t>
+      </w:r>
+      <w:r>
+        <w:rPr>
+          <w:u w:val="single"/>
+          <w:lang w:val="en-GB"/>
+        </w:rPr>
+        <w:t xml:space="preserve"> tutorial toy model</w:t>
+      </w:r>
+      <w:r>
+        <w:rPr>
+          <w:u w:val="single"/>
+          <w:lang w:val="en-GB"/>
+        </w:rPr>
+        <w:t>s</w:t>
       </w:r>
     </w:p>
     <w:p>
@@ -2023,85 +2255,114 @@
         <w:pStyle w:val="NormalWeb"/>
         <w:spacing w:before="120" w:beforeAutospacing="0" w:after="0" w:afterAutospacing="0"/>
         <w:rPr>
-          <w:lang w:val="en-US"/>
-        </w:rPr>
-      </w:pPr>
-      <w:r>
-        <w:rPr>
-          <w:lang w:val="en-GB"/>
-        </w:rPr>
-        <w:t xml:space="preserve">To compile </w:t>
-      </w:r>
-      <w:r>
-        <w:rPr>
-          <w:rFonts w:asciiTheme="minorHAnsi" w:hAnsiTheme="minorHAnsi" w:cstheme="minorHAnsi"/>
-          <w:u w:val="single"/>
-          <w:lang w:val="en-GB"/>
-        </w:rPr>
-        <w:t>the</w:t>
-      </w:r>
-      <w:r>
-        <w:rPr>
+          <w:rFonts w:asciiTheme="minorHAnsi" w:hAnsiTheme="minorHAnsi" w:cstheme="minorHAnsi"/>
+          <w:lang w:val="en-GB"/>
+        </w:rPr>
+      </w:pPr>
+      <w:r>
+        <w:rPr>
+          <w:rFonts w:asciiTheme="minorHAnsi" w:hAnsiTheme="minorHAnsi" w:cstheme="minorHAnsi"/>
+          <w:lang w:val="en-GB"/>
+        </w:rPr>
+        <w:t>To compile the t</w:t>
+      </w:r>
+      <w:r>
+        <w:rPr>
+          <w:rFonts w:asciiTheme="minorHAnsi" w:hAnsiTheme="minorHAnsi" w:cstheme="minorHAnsi"/>
+          <w:lang w:val="en-GB"/>
+        </w:rPr>
+        <w:t>oy</w:t>
+      </w:r>
+      <w:r>
+        <w:rPr>
+          <w:rFonts w:asciiTheme="minorHAnsi" w:hAnsiTheme="minorHAnsi" w:cstheme="minorHAnsi"/>
+          <w:lang w:val="en-GB"/>
+        </w:rPr>
+        <w:t xml:space="preserve"> model</w:t>
+      </w:r>
+      <w:r>
+        <w:rPr>
+          <w:rFonts w:asciiTheme="minorHAnsi" w:hAnsiTheme="minorHAnsi" w:cstheme="minorHAnsi"/>
+          <w:lang w:val="en-GB"/>
+        </w:rPr>
+        <w:t xml:space="preserve"> components</w:t>
+      </w:r>
+      <w:r>
+        <w:rPr>
+          <w:rFonts w:asciiTheme="minorHAnsi" w:hAnsiTheme="minorHAnsi" w:cstheme="minorHAnsi"/>
+          <w:lang w:val="en-GB"/>
+        </w:rPr>
+        <w:t xml:space="preserve">, you first have to compile OASIS3-MCT on your computing platform (see section </w:t>
+      </w:r>
+      <w:r>
+        <w:rPr>
+          <w:rFonts w:asciiTheme="minorHAnsi" w:hAnsiTheme="minorHAnsi" w:cstheme="minorHAnsi"/>
+          <w:lang w:val="en-GB"/>
+        </w:rPr>
+        <w:t xml:space="preserve">6 of the User Guide). Then to compile the toy model components, simply </w:t>
+      </w:r>
+      <w:r>
+        <w:rPr>
+          <w:rFonts w:asciiTheme="minorHAnsi" w:hAnsiTheme="minorHAnsi" w:cstheme="minorHAnsi"/>
+          <w:lang w:val="en-GB"/>
+        </w:rPr>
+        <w:t>t</w:t>
+      </w:r>
+      <w:r>
+        <w:rPr>
+          <w:rFonts w:asciiTheme="minorHAnsi" w:hAnsiTheme="minorHAnsi" w:cstheme="minorHAnsi"/>
+          <w:lang w:val="en-GB"/>
+        </w:rPr>
+        <w:t>ype</w:t>
+      </w:r>
+      <w:r>
+        <w:rPr>
+          <w:rFonts w:asciiTheme="minorHAnsi" w:hAnsiTheme="minorHAnsi" w:cstheme="minorHAnsi"/>
+          <w:lang w:val="en-GB"/>
+        </w:rPr>
+        <w:t>, i</w:t>
+      </w:r>
+      <w:r>
+        <w:rPr>
+          <w:rFonts w:asciiTheme="minorHAnsi" w:hAnsiTheme="minorHAnsi" w:cstheme="minorHAnsi"/>
+          <w:lang w:val="en-GB"/>
+        </w:rPr>
+        <w:t xml:space="preserve">n the </w:t>
+      </w:r>
+      <w:proofErr w:type="spellStart"/>
+      <w:r>
+        <w:rPr>
+          <w:rFonts w:asciiTheme="minorHAnsi" w:hAnsiTheme="minorHAnsi" w:cstheme="minorHAnsi"/>
+          <w:lang w:val="en-GB"/>
+        </w:rPr>
+        <w:t>tutorial_communication</w:t>
+      </w:r>
+      <w:proofErr w:type="spellEnd"/>
+      <w:r>
+        <w:rPr>
+          <w:rFonts w:asciiTheme="minorHAnsi" w:hAnsiTheme="minorHAnsi" w:cstheme="minorHAnsi"/>
+          <w:lang w:val="en-GB"/>
+        </w:rPr>
+        <w:t xml:space="preserve"> directory</w:t>
+      </w:r>
+      <w:r>
+        <w:rPr>
+          <w:rFonts w:asciiTheme="minorHAnsi" w:hAnsiTheme="minorHAnsi" w:cstheme="minorHAnsi"/>
+          <w:lang w:val="en-GB"/>
+        </w:rPr>
+        <w:t>:</w:t>
+      </w:r>
+      <w:r>
+        <w:rPr>
+          <w:rFonts w:asciiTheme="minorHAnsi" w:hAnsiTheme="minorHAnsi" w:cstheme="minorHAnsi"/>
           <w:lang w:val="en-GB"/>
         </w:rPr>
         <w:t xml:space="preserve"> </w:t>
-      </w:r>
-      <w:proofErr w:type="spellStart"/>
-      <w:r>
-        <w:rPr>
-          <w:lang w:val="en-GB"/>
-        </w:rPr>
-        <w:t>tiy</w:t>
-      </w:r>
-      <w:proofErr w:type="spellEnd"/>
-      <w:r>
-        <w:rPr>
-          <w:lang w:val="en-GB"/>
-        </w:rPr>
-        <w:t xml:space="preserve"> model, you first have to compile </w:t>
-      </w:r>
-      <w:r>
-        <w:rPr>
-          <w:lang w:val="en-GB"/>
-        </w:rPr>
-        <w:t xml:space="preserve">OASIS3-MCT </w:t>
-      </w:r>
-      <w:r>
-        <w:rPr>
-          <w:lang w:val="en-GB"/>
-        </w:rPr>
-        <w:t xml:space="preserve">on your computing platform (see </w:t>
-      </w:r>
-      <w:proofErr w:type="spellStart"/>
-      <w:r>
-        <w:rPr>
-          <w:lang w:val="en-GB"/>
-        </w:rPr>
-        <w:t xml:space="preserve">section </w:t>
-      </w:r>
-      <w:bookmarkStart w:id="0" w:name="_GoBack"/>
-      <w:bookmarkEnd w:id="0"/>
-      <w:r>
-        <w:rPr>
-          <w:lang w:val="en-GB"/>
-        </w:rPr>
-        <w:t>coup</w:t>
-      </w:r>
-      <w:proofErr w:type="spellEnd"/>
-      <w:r>
-        <w:rPr>
-          <w:lang w:val="en-GB"/>
-        </w:rPr>
-        <w:t>ler:</w:t>
       </w:r>
     </w:p>
     <w:p>
       <w:pPr>
-        <w:numPr>
-          <w:ilvl w:val="0"/>
-          <w:numId w:val="21"/>
-        </w:numPr>
-        <w:suppressAutoHyphens/>
+        <w:ind w:left="360" w:firstLine="348"/>
         <w:jc w:val="both"/>
         <w:rPr>
           <w:lang w:val="en-US"/>
@@ -2109,32 +2370,164 @@
       </w:pPr>
       <w:r>
         <w:rPr>
-          <w:lang w:val="en-GB"/>
-        </w:rPr>
-        <w:t xml:space="preserve">Go into directory </w:t>
-      </w:r>
-      <w:r>
-        <w:rPr>
           <w:rFonts w:ascii="Courier New" w:hAnsi="Courier New" w:cs="Courier New"/>
           <w:lang w:val="en-GB"/>
         </w:rPr>
-        <w:t>oasis3-mct/</w:t>
+        <w:t>&gt; make clean; make</w:t>
+      </w:r>
+    </w:p>
+    <w:p>
+      <w:pPr>
+        <w:pStyle w:val="NormalWeb"/>
+        <w:spacing w:before="120" w:beforeAutospacing="0" w:after="0" w:afterAutospacing="0"/>
+        <w:rPr>
+          <w:lang w:val="en-GB"/>
+        </w:rPr>
+      </w:pPr>
+      <w:r>
+        <w:rPr>
+          <w:rFonts w:asciiTheme="minorHAnsi" w:hAnsiTheme="minorHAnsi" w:cstheme="minorHAnsi"/>
+          <w:lang w:val="en-GB"/>
+        </w:rPr>
+        <w:t>N</w:t>
+      </w:r>
+      <w:r>
+        <w:rPr>
+          <w:rFonts w:asciiTheme="minorHAnsi" w:hAnsiTheme="minorHAnsi" w:cstheme="minorHAnsi"/>
+          <w:lang w:val="en-GB"/>
+        </w:rPr>
+        <w:t xml:space="preserve">ote that the </w:t>
       </w:r>
       <w:proofErr w:type="spellStart"/>
       <w:r>
         <w:rPr>
+          <w:rFonts w:asciiTheme="minorHAnsi" w:hAnsiTheme="minorHAnsi" w:cstheme="minorHAnsi"/>
+          <w:lang w:val="en-GB"/>
+        </w:rPr>
+        <w:t>Makefile</w:t>
+      </w:r>
+      <w:proofErr w:type="spellEnd"/>
+      <w:r>
+        <w:rPr>
+          <w:rFonts w:asciiTheme="minorHAnsi" w:hAnsiTheme="minorHAnsi" w:cstheme="minorHAnsi"/>
+          <w:lang w:val="en-GB"/>
+        </w:rPr>
+        <w:t xml:space="preserve"> in this directory automatically includes your OASIS3-MCT header </w:t>
+      </w:r>
+      <w:proofErr w:type="spellStart"/>
+      <w:r>
+        <w:rPr>
+          <w:rFonts w:asciiTheme="minorHAnsi" w:hAnsiTheme="minorHAnsi" w:cstheme="minorHAnsi"/>
+          <w:lang w:val="en-GB"/>
+        </w:rPr>
+        <w:t>makefile</w:t>
+      </w:r>
+      <w:proofErr w:type="spellEnd"/>
+      <w:r>
+        <w:rPr>
+          <w:rFonts w:asciiTheme="minorHAnsi" w:hAnsiTheme="minorHAnsi" w:cstheme="minorHAnsi"/>
+          <w:lang w:val="en-GB"/>
+        </w:rPr>
+        <w:t xml:space="preserve"> – see the first line in the </w:t>
+      </w:r>
+      <w:proofErr w:type="spellStart"/>
+      <w:r>
+        <w:rPr>
+          <w:rFonts w:asciiTheme="minorHAnsi" w:hAnsiTheme="minorHAnsi" w:cstheme="minorHAnsi"/>
+          <w:lang w:val="en-GB"/>
+        </w:rPr>
+        <w:t>Makefile</w:t>
+      </w:r>
+      <w:proofErr w:type="spellEnd"/>
+      <w:r>
+        <w:rPr>
+          <w:rFonts w:asciiTheme="minorHAnsi" w:hAnsiTheme="minorHAnsi" w:cstheme="minorHAnsi"/>
+          <w:lang w:val="en-GB"/>
+        </w:rPr>
+        <w:t xml:space="preserve">. </w:t>
+      </w:r>
+      <w:r>
+        <w:rPr>
+          <w:lang w:val="en-GB"/>
+        </w:rPr>
+        <w:t xml:space="preserve">The executables </w:t>
+      </w:r>
+      <w:proofErr w:type="spellStart"/>
+      <w:r>
+        <w:rPr>
           <w:rFonts w:ascii="Courier New" w:hAnsi="Courier New" w:cs="Courier New"/>
           <w:lang w:val="en-GB"/>
         </w:rPr>
-        <w:t>util</w:t>
+        <w:t>atmos</w:t>
       </w:r>
       <w:proofErr w:type="spellEnd"/>
       <w:r>
         <w:rPr>
+          <w:lang w:val="en-GB"/>
+        </w:rPr>
+        <w:t xml:space="preserve"> and </w:t>
+      </w:r>
+      <w:r>
+        <w:rPr>
           <w:rFonts w:ascii="Courier New" w:hAnsi="Courier New" w:cs="Courier New"/>
           <w:lang w:val="en-GB"/>
         </w:rPr>
-        <w:t>/</w:t>
+        <w:t>ocean</w:t>
+      </w:r>
+      <w:r>
+        <w:rPr>
+          <w:lang w:val="en-GB"/>
+        </w:rPr>
+        <w:t xml:space="preserve"> </w:t>
+      </w:r>
+      <w:r>
+        <w:rPr>
+          <w:lang w:val="en-GB"/>
+        </w:rPr>
+        <w:t>should be</w:t>
+      </w:r>
+      <w:r>
+        <w:rPr>
+          <w:lang w:val="en-GB"/>
+        </w:rPr>
+        <w:t xml:space="preserve"> available in the current directory.</w:t>
+      </w:r>
+    </w:p>
+    <w:p>
+      <w:pPr>
+        <w:pStyle w:val="NormalWeb"/>
+        <w:spacing w:before="120" w:beforeAutospacing="0" w:after="0" w:afterAutospacing="0"/>
+        <w:rPr>
+          <w:rFonts w:asciiTheme="minorHAnsi" w:hAnsiTheme="minorHAnsi" w:cstheme="minorHAnsi"/>
+          <w:lang w:val="en-GB"/>
+        </w:rPr>
+      </w:pPr>
+      <w:r>
+        <w:rPr>
+          <w:rFonts w:asciiTheme="minorHAnsi" w:hAnsiTheme="minorHAnsi" w:cstheme="minorHAnsi"/>
+          <w:lang w:val="en-GB"/>
+        </w:rPr>
+        <w:t>To run the two tutorial component</w:t>
+      </w:r>
+      <w:r>
+        <w:rPr>
+          <w:rFonts w:asciiTheme="minorHAnsi" w:hAnsiTheme="minorHAnsi" w:cstheme="minorHAnsi"/>
+          <w:lang w:val="en-GB"/>
+        </w:rPr>
+        <w:t>s as separate models</w:t>
+      </w:r>
+      <w:r>
+        <w:rPr>
+          <w:rFonts w:asciiTheme="minorHAnsi" w:hAnsiTheme="minorHAnsi" w:cstheme="minorHAnsi"/>
+          <w:lang w:val="en-GB"/>
+        </w:rPr>
+        <w:t>, e</w:t>
+      </w:r>
+      <w:r>
+        <w:rPr>
+          <w:lang w:val="en-GB"/>
+        </w:rPr>
+        <w:t xml:space="preserve">dit the script </w:t>
       </w:r>
       <w:proofErr w:type="spellStart"/>
       <w:r>
@@ -2142,132 +2535,1462 @@
           <w:rFonts w:ascii="Courier New" w:hAnsi="Courier New" w:cs="Courier New"/>
           <w:lang w:val="en-GB"/>
         </w:rPr>
-        <w:t>make_dir</w:t>
+        <w:t>run_tutorial</w:t>
+      </w:r>
+      <w:proofErr w:type="spellEnd"/>
+      <w:r>
+        <w:rPr>
+          <w:lang w:val="en-GB"/>
+        </w:rPr>
+        <w:t xml:space="preserve"> </w:t>
+      </w:r>
+      <w:r>
+        <w:rPr>
+          <w:rFonts w:asciiTheme="minorHAnsi" w:hAnsiTheme="minorHAnsi" w:cstheme="minorHAnsi"/>
+          <w:lang w:val="en-GB"/>
+        </w:rPr>
+        <w:t>to adapt it to your platform and execute it</w:t>
+      </w:r>
+    </w:p>
+    <w:p>
+      <w:pPr>
+        <w:ind w:firstLine="708"/>
+        <w:jc w:val="both"/>
+        <w:rPr>
+          <w:lang w:val="en-US"/>
+        </w:rPr>
+      </w:pPr>
+      <w:proofErr w:type="gramStart"/>
+      <w:r>
+        <w:rPr>
+          <w:rFonts w:ascii="Courier New" w:hAnsi="Courier New" w:cs="Courier New"/>
+          <w:lang w:val="en-GB"/>
+        </w:rPr>
+        <w:t>&gt;./</w:t>
+      </w:r>
+      <w:proofErr w:type="spellStart"/>
+      <w:proofErr w:type="gramEnd"/>
+      <w:r>
+        <w:rPr>
+          <w:rFonts w:ascii="Courier New" w:hAnsi="Courier New" w:cs="Courier New"/>
+          <w:lang w:val="en-GB"/>
+        </w:rPr>
+        <w:t>run_tutorial</w:t>
       </w:r>
       <w:proofErr w:type="spellEnd"/>
     </w:p>
     <w:p>
       <w:pPr>
-        <w:numPr>
-          <w:ilvl w:val="0"/>
-          <w:numId w:val="21"/>
-        </w:numPr>
-        <w:suppressAutoHyphens/>
-        <w:jc w:val="both"/>
-        <w:rPr>
-          <w:lang w:val="en-US"/>
-        </w:rPr>
-      </w:pPr>
-      <w:r>
-        <w:rPr>
-          <w:lang w:val="en-GB"/>
-        </w:rPr>
-        <w:t>Adapt the "</w:t>
-      </w:r>
+        <w:pStyle w:val="NormalWeb"/>
+        <w:spacing w:before="120" w:beforeAutospacing="0" w:after="0" w:afterAutospacing="0"/>
+        <w:rPr>
+          <w:rFonts w:asciiTheme="minorHAnsi" w:hAnsiTheme="minorHAnsi" w:cstheme="minorHAnsi"/>
+          <w:lang w:val="en-GB"/>
+        </w:rPr>
+      </w:pPr>
+      <w:r>
+        <w:rPr>
+          <w:rFonts w:asciiTheme="minorHAnsi" w:hAnsiTheme="minorHAnsi" w:cstheme="minorHAnsi"/>
+          <w:lang w:val="en-GB"/>
+        </w:rPr>
+        <w:t xml:space="preserve">The results of the component models </w:t>
+      </w:r>
+      <w:r>
+        <w:rPr>
+          <w:rFonts w:asciiTheme="minorHAnsi" w:hAnsiTheme="minorHAnsi" w:cstheme="minorHAnsi"/>
+          <w:lang w:val="en-GB"/>
+        </w:rPr>
+        <w:t>should</w:t>
+      </w:r>
+      <w:r>
+        <w:rPr>
+          <w:rFonts w:asciiTheme="minorHAnsi" w:hAnsiTheme="minorHAnsi" w:cstheme="minorHAnsi"/>
+          <w:lang w:val="en-GB"/>
+        </w:rPr>
+        <w:t xml:space="preserve"> now </w:t>
+      </w:r>
+      <w:r>
+        <w:rPr>
+          <w:rFonts w:asciiTheme="minorHAnsi" w:hAnsiTheme="minorHAnsi" w:cstheme="minorHAnsi"/>
+          <w:lang w:val="en-GB"/>
+        </w:rPr>
+        <w:t xml:space="preserve">be </w:t>
+      </w:r>
+      <w:r>
+        <w:rPr>
+          <w:rFonts w:asciiTheme="minorHAnsi" w:hAnsiTheme="minorHAnsi" w:cstheme="minorHAnsi"/>
+          <w:lang w:val="en-GB"/>
+        </w:rPr>
+        <w:t>in subdirectory $</w:t>
+      </w:r>
+      <w:proofErr w:type="spellStart"/>
       <w:r>
         <w:rPr>
           <w:rFonts w:ascii="Courier New" w:hAnsi="Courier New" w:cs="Courier New"/>
           <w:lang w:val="en-GB"/>
         </w:rPr>
-        <w:t>make.inc</w:t>
-      </w:r>
-      <w:r>
-        <w:rPr>
-          <w:lang w:val="en-GB"/>
-        </w:rPr>
-        <w:t xml:space="preserve">" file to include your platform header </w:t>
+        <w:t>rundir</w:t>
+      </w:r>
+      <w:proofErr w:type="spellEnd"/>
+      <w:r>
+        <w:rPr>
+          <w:rFonts w:ascii="Courier New" w:hAnsi="Courier New" w:cs="Courier New"/>
+          <w:lang w:val="en-GB"/>
+        </w:rPr>
+        <w:t xml:space="preserve"> </w:t>
+      </w:r>
+      <w:r>
+        <w:rPr>
+          <w:rFonts w:asciiTheme="minorHAnsi" w:hAnsiTheme="minorHAnsi" w:cstheme="minorHAnsi"/>
+          <w:lang w:val="en-GB"/>
+        </w:rPr>
+        <w:t xml:space="preserve">defined in </w:t>
       </w:r>
       <w:proofErr w:type="spellStart"/>
       <w:r>
         <w:rPr>
-          <w:lang w:val="en-GB"/>
-        </w:rPr>
-        <w:t>makefile</w:t>
+          <w:rFonts w:ascii="Courier New" w:hAnsi="Courier New" w:cs="Courier New"/>
+          <w:lang w:val="en-GB"/>
+        </w:rPr>
+        <w:t>run_tutorial</w:t>
+      </w:r>
+      <w:r>
+        <w:rPr>
+          <w:rFonts w:asciiTheme="minorHAnsi" w:hAnsiTheme="minorHAnsi" w:cstheme="minorHAnsi"/>
+          <w:lang w:val="en-GB"/>
+        </w:rPr>
+        <w:t>.</w:t>
       </w:r>
       <w:proofErr w:type="spellEnd"/>
       <w:r>
         <w:rPr>
+          <w:rFonts w:asciiTheme="minorHAnsi" w:hAnsiTheme="minorHAnsi" w:cstheme="minorHAnsi"/>
           <w:lang w:val="en-GB"/>
         </w:rPr>
         <w:t xml:space="preserve"> </w:t>
+      </w:r>
+      <w:r>
+        <w:rPr>
+          <w:rFonts w:asciiTheme="minorHAnsi" w:hAnsiTheme="minorHAnsi" w:cstheme="minorHAnsi"/>
+          <w:lang w:val="en-GB"/>
+        </w:rPr>
+        <w:t xml:space="preserve">In their current form, </w:t>
+      </w:r>
+      <w:proofErr w:type="gramStart"/>
+      <w:r>
+        <w:rPr>
+          <w:rFonts w:ascii="Courier New" w:hAnsi="Courier New" w:cs="Courier New"/>
+          <w:lang w:val="en-GB"/>
+        </w:rPr>
+        <w:t>atmos</w:t>
+      </w:r>
+      <w:r>
+        <w:rPr>
+          <w:rFonts w:ascii="Courier New" w:hAnsi="Courier New" w:cs="Courier New"/>
+          <w:lang w:val="en-GB"/>
+        </w:rPr>
+        <w:t>.F</w:t>
+      </w:r>
+      <w:proofErr w:type="gramEnd"/>
+      <w:r>
+        <w:rPr>
+          <w:rFonts w:ascii="Courier New" w:hAnsi="Courier New" w:cs="Courier New"/>
+          <w:lang w:val="en-GB"/>
+        </w:rPr>
+        <w:t>90</w:t>
+      </w:r>
+      <w:r>
+        <w:rPr>
+          <w:rFonts w:asciiTheme="minorHAnsi" w:hAnsiTheme="minorHAnsi" w:cstheme="minorHAnsi"/>
+          <w:lang w:val="en-GB"/>
+        </w:rPr>
+        <w:t xml:space="preserve"> </w:t>
+      </w:r>
+      <w:r>
+        <w:rPr>
+          <w:rFonts w:asciiTheme="minorHAnsi" w:hAnsiTheme="minorHAnsi" w:cstheme="minorHAnsi"/>
+          <w:lang w:val="en-GB"/>
+        </w:rPr>
+        <w:t xml:space="preserve"> and </w:t>
+      </w:r>
+      <w:r>
+        <w:rPr>
+          <w:rFonts w:ascii="Courier New" w:hAnsi="Courier New" w:cs="Courier New"/>
+          <w:lang w:val="en-GB"/>
+        </w:rPr>
+        <w:t>ocean</w:t>
+      </w:r>
+      <w:r>
+        <w:rPr>
+          <w:rFonts w:ascii="Courier New" w:hAnsi="Courier New" w:cs="Courier New"/>
+          <w:lang w:val="en-GB"/>
+        </w:rPr>
+        <w:t>.F90</w:t>
+      </w:r>
+      <w:r>
+        <w:rPr>
+          <w:rFonts w:asciiTheme="minorHAnsi" w:hAnsiTheme="minorHAnsi" w:cstheme="minorHAnsi"/>
+          <w:lang w:val="en-GB"/>
+        </w:rPr>
+        <w:t xml:space="preserve"> are not interfaced with the OASIS3-MCT library and do not perform any exchanges. They just run</w:t>
+      </w:r>
+      <w:r>
+        <w:rPr>
+          <w:rFonts w:asciiTheme="minorHAnsi" w:hAnsiTheme="minorHAnsi" w:cstheme="minorHAnsi"/>
+          <w:lang w:val="en-GB"/>
+        </w:rPr>
+        <w:t>,</w:t>
+      </w:r>
+      <w:r>
+        <w:rPr>
+          <w:rFonts w:asciiTheme="minorHAnsi" w:hAnsiTheme="minorHAnsi" w:cstheme="minorHAnsi"/>
+          <w:lang w:val="en-GB"/>
+        </w:rPr>
+        <w:t xml:space="preserve"> </w:t>
+      </w:r>
+      <w:r>
+        <w:rPr>
+          <w:rFonts w:asciiTheme="minorHAnsi" w:hAnsiTheme="minorHAnsi" w:cstheme="minorHAnsi"/>
+          <w:lang w:val="en-GB"/>
+        </w:rPr>
+        <w:t xml:space="preserve">on 4 processes each, </w:t>
+      </w:r>
+      <w:r>
+        <w:rPr>
+          <w:rFonts w:asciiTheme="minorHAnsi" w:hAnsiTheme="minorHAnsi" w:cstheme="minorHAnsi"/>
+          <w:lang w:val="en-GB"/>
+        </w:rPr>
+        <w:t xml:space="preserve">for </w:t>
+      </w:r>
+      <w:r>
+        <w:rPr>
+          <w:rFonts w:asciiTheme="minorHAnsi" w:hAnsiTheme="minorHAnsi" w:cstheme="minorHAnsi"/>
+          <w:lang w:val="en-GB"/>
+        </w:rPr>
+        <w:t>4</w:t>
+      </w:r>
+      <w:r>
+        <w:rPr>
+          <w:rFonts w:asciiTheme="minorHAnsi" w:hAnsiTheme="minorHAnsi" w:cstheme="minorHAnsi"/>
+          <w:lang w:val="en-GB"/>
+        </w:rPr>
+        <w:t xml:space="preserve"> hour</w:t>
+      </w:r>
+      <w:r>
+        <w:rPr>
+          <w:rFonts w:asciiTheme="minorHAnsi" w:hAnsiTheme="minorHAnsi" w:cstheme="minorHAnsi"/>
+          <w:lang w:val="en-GB"/>
+        </w:rPr>
+        <w:t>s</w:t>
+      </w:r>
+      <w:r>
+        <w:rPr>
+          <w:rFonts w:asciiTheme="minorHAnsi" w:hAnsiTheme="minorHAnsi" w:cstheme="minorHAnsi"/>
+          <w:lang w:val="en-GB"/>
+        </w:rPr>
+        <w:t xml:space="preserve"> without doing anything specific</w:t>
+      </w:r>
+      <w:r>
+        <w:rPr>
+          <w:rFonts w:asciiTheme="minorHAnsi" w:hAnsiTheme="minorHAnsi" w:cstheme="minorHAnsi"/>
+          <w:lang w:val="en-GB"/>
+        </w:rPr>
+        <w:t>. Have a look at</w:t>
+      </w:r>
+      <w:r>
+        <w:rPr>
+          <w:rFonts w:asciiTheme="minorHAnsi" w:hAnsiTheme="minorHAnsi" w:cstheme="minorHAnsi"/>
+          <w:lang w:val="en-GB"/>
+        </w:rPr>
+        <w:t xml:space="preserve"> the files </w:t>
+      </w:r>
+      <w:r>
+        <w:rPr>
+          <w:rFonts w:ascii="Courier New" w:hAnsi="Courier New" w:cs="Courier New"/>
+          <w:lang w:val="en-GB"/>
+        </w:rPr>
+        <w:t>atmos</w:t>
+      </w:r>
+      <w:r>
+        <w:rPr>
+          <w:rFonts w:ascii="Courier New" w:hAnsi="Courier New" w:cs="Courier New"/>
+          <w:lang w:val="en-GB"/>
+        </w:rPr>
+        <w:t>.out_10</w:t>
+      </w:r>
+      <w:r>
+        <w:rPr>
+          <w:rFonts w:ascii="Courier New" w:hAnsi="Courier New" w:cs="Courier New"/>
+          <w:lang w:val="en-GB"/>
+        </w:rPr>
+        <w:t>?</w:t>
+      </w:r>
+      <w:r>
+        <w:rPr>
+          <w:rFonts w:ascii="Courier New" w:hAnsi="Courier New" w:cs="Courier New"/>
+          <w:lang w:val="en-GB"/>
+        </w:rPr>
+        <w:t xml:space="preserve"> </w:t>
+      </w:r>
+      <w:r>
+        <w:rPr>
+          <w:rFonts w:asciiTheme="minorHAnsi" w:hAnsiTheme="minorHAnsi" w:cstheme="minorHAnsi"/>
+          <w:lang w:val="en-GB"/>
+        </w:rPr>
+        <w:t xml:space="preserve">and </w:t>
+      </w:r>
+      <w:r>
+        <w:rPr>
+          <w:rFonts w:ascii="Courier New" w:hAnsi="Courier New" w:cs="Courier New"/>
+          <w:lang w:val="en-GB"/>
+        </w:rPr>
+        <w:t>ocean</w:t>
+      </w:r>
+      <w:r>
+        <w:rPr>
+          <w:rFonts w:ascii="Courier New" w:hAnsi="Courier New" w:cs="Courier New"/>
+          <w:lang w:val="en-GB"/>
+        </w:rPr>
+        <w:t>.out_10</w:t>
+      </w:r>
+      <w:r>
+        <w:rPr>
+          <w:rFonts w:ascii="Courier New" w:hAnsi="Courier New" w:cs="Courier New"/>
+          <w:lang w:val="en-GB"/>
+        </w:rPr>
+        <w:t>?</w:t>
+      </w:r>
+      <w:r>
+        <w:rPr>
+          <w:rFonts w:ascii="Courier New" w:hAnsi="Courier New" w:cs="Courier New"/>
+          <w:lang w:val="en-GB"/>
+        </w:rPr>
+        <w:t xml:space="preserve"> </w:t>
+      </w:r>
+      <w:r>
+        <w:rPr>
+          <w:rFonts w:ascii="Courier New" w:hAnsi="Courier New" w:cs="Courier New"/>
+          <w:lang w:val="en-GB"/>
+        </w:rPr>
+        <w:t>(</w:t>
+      </w:r>
+      <w:proofErr w:type="gramStart"/>
+      <w:r>
+        <w:rPr>
+          <w:rFonts w:asciiTheme="minorHAnsi" w:hAnsiTheme="minorHAnsi" w:cstheme="minorHAnsi"/>
+          <w:lang w:val="en-GB"/>
+        </w:rPr>
+        <w:t xml:space="preserve">where </w:t>
+      </w:r>
+      <w:r>
+        <w:rPr>
+          <w:rFonts w:ascii="Courier New" w:hAnsi="Courier New" w:cs="Courier New"/>
+          <w:lang w:val="en-GB"/>
+        </w:rPr>
+        <w:t>?</w:t>
+      </w:r>
+      <w:proofErr w:type="gramEnd"/>
+      <w:r>
+        <w:rPr>
+          <w:rFonts w:asciiTheme="minorHAnsi" w:hAnsiTheme="minorHAnsi" w:cstheme="minorHAnsi"/>
+          <w:lang w:val="en-GB"/>
+        </w:rPr>
+        <w:t xml:space="preserve"> goes from 0 to 3, one for each process)</w:t>
+      </w:r>
+      <w:r>
+        <w:rPr>
+          <w:rFonts w:asciiTheme="minorHAnsi" w:hAnsiTheme="minorHAnsi" w:cstheme="minorHAnsi"/>
+          <w:lang w:val="en-GB"/>
+        </w:rPr>
+        <w:t xml:space="preserve">, in </w:t>
+      </w:r>
+      <w:r>
+        <w:rPr>
+          <w:rFonts w:asciiTheme="minorHAnsi" w:hAnsiTheme="minorHAnsi" w:cstheme="minorHAnsi"/>
+          <w:lang w:val="en-GB"/>
+        </w:rPr>
+        <w:t xml:space="preserve">the </w:t>
+      </w:r>
+      <w:r>
+        <w:rPr>
+          <w:rFonts w:ascii="Courier New" w:hAnsi="Courier New" w:cs="Courier New"/>
+          <w:lang w:val="en-GB"/>
+        </w:rPr>
+        <w:t>$</w:t>
+      </w:r>
+      <w:proofErr w:type="spellStart"/>
+      <w:r>
+        <w:rPr>
+          <w:rFonts w:ascii="Courier New" w:hAnsi="Courier New" w:cs="Courier New"/>
+          <w:lang w:val="en-GB"/>
+        </w:rPr>
+        <w:t>rundir</w:t>
+      </w:r>
+      <w:proofErr w:type="spellEnd"/>
+      <w:r>
+        <w:rPr>
+          <w:rFonts w:ascii="Courier New" w:hAnsi="Courier New" w:cs="Courier New"/>
+          <w:lang w:val="en-GB"/>
+        </w:rPr>
+        <w:t xml:space="preserve"> </w:t>
+      </w:r>
+      <w:r>
+        <w:rPr>
+          <w:rFonts w:asciiTheme="minorHAnsi" w:hAnsiTheme="minorHAnsi" w:cstheme="minorHAnsi"/>
+          <w:lang w:val="en-GB"/>
+        </w:rPr>
+        <w:t>subdirectory.</w:t>
       </w:r>
     </w:p>
     <w:p>
       <w:pPr>
-        <w:numPr>
-          <w:ilvl w:val="0"/>
-          <w:numId w:val="21"/>
-        </w:numPr>
-        <w:suppressAutoHyphens/>
+        <w:spacing w:before="240"/>
+        <w:rPr>
+          <w:u w:val="single"/>
+          <w:lang w:val="en-GB"/>
+        </w:rPr>
+      </w:pPr>
+      <w:r>
+        <w:rPr>
+          <w:u w:val="single"/>
+          <w:lang w:val="en-GB"/>
+        </w:rPr>
+        <w:t>Interfacing the toy model</w:t>
+      </w:r>
+      <w:r>
+        <w:rPr>
+          <w:u w:val="single"/>
+          <w:lang w:val="en-GB"/>
+        </w:rPr>
+        <w:t>s</w:t>
+      </w:r>
+      <w:r>
+        <w:rPr>
+          <w:u w:val="single"/>
+          <w:lang w:val="en-GB"/>
+        </w:rPr>
+        <w:t xml:space="preserve"> with OASIS3-MCT and running it</w:t>
+      </w:r>
+    </w:p>
+    <w:p>
+      <w:pPr>
+        <w:spacing w:before="120"/>
         <w:jc w:val="both"/>
         <w:rPr>
+          <w:lang w:val="en-GB"/>
+        </w:rPr>
+      </w:pPr>
+      <w:r>
+        <w:rPr>
+          <w:lang w:val="en-GB"/>
+        </w:rPr>
+        <w:t xml:space="preserve">The tutorial toy model should reproduce the coupling </w:t>
+      </w:r>
+      <w:r>
+        <w:rPr>
+          <w:lang w:val="en-GB"/>
+        </w:rPr>
+        <w:t xml:space="preserve">exchanges </w:t>
+      </w:r>
+      <w:r>
+        <w:rPr>
+          <w:lang w:val="en-GB"/>
+        </w:rPr>
+        <w:t xml:space="preserve">between </w:t>
+      </w:r>
+      <w:proofErr w:type="spellStart"/>
+      <w:r>
+        <w:rPr>
+          <w:rFonts w:ascii="Courier New" w:eastAsia="Times New Roman" w:hAnsi="Courier New" w:cs="Courier New"/>
+          <w:lang w:val="en-GB"/>
+        </w:rPr>
+        <w:t>atmos</w:t>
+      </w:r>
+      <w:proofErr w:type="spellEnd"/>
+      <w:r>
+        <w:rPr>
+          <w:lang w:val="en-GB"/>
+        </w:rPr>
+        <w:t xml:space="preserve"> and </w:t>
+      </w:r>
+      <w:r>
+        <w:rPr>
+          <w:rFonts w:ascii="Courier New" w:eastAsia="Times New Roman" w:hAnsi="Courier New" w:cs="Courier New"/>
+          <w:lang w:val="en-GB"/>
+        </w:rPr>
+        <w:t>ocean</w:t>
+      </w:r>
+      <w:r>
+        <w:rPr>
+          <w:lang w:val="en-GB"/>
+        </w:rPr>
+        <w:t xml:space="preserve"> as described above</w:t>
+      </w:r>
+      <w:r>
+        <w:rPr>
+          <w:lang w:val="en-GB"/>
+        </w:rPr>
+        <w:t xml:space="preserve">. </w:t>
+      </w:r>
+      <w:r>
+        <w:rPr>
           <w:lang w:val="en-US"/>
         </w:rPr>
-      </w:pPr>
-      <w:r>
-        <w:rPr>
-          <w:lang w:val="en-GB"/>
-        </w:rPr>
-        <w:t xml:space="preserve">Adapt the value of $COUPLE and $ARCHDIR in your platform header </w:t>
+        <w:t xml:space="preserve">To do so, </w:t>
+      </w:r>
+      <w:r>
+        <w:rPr>
+          <w:lang w:val="en-GB"/>
+        </w:rPr>
+        <w:t>m</w:t>
+      </w:r>
+      <w:r>
+        <w:rPr>
+          <w:lang w:val="en-GB"/>
+        </w:rPr>
+        <w:t xml:space="preserve">odify </w:t>
+      </w:r>
+      <w:proofErr w:type="gramStart"/>
+      <w:r>
+        <w:rPr>
+          <w:rFonts w:ascii="Courier New" w:eastAsia="Times New Roman" w:hAnsi="Courier New" w:cs="Courier New"/>
+          <w:lang w:val="en-GB"/>
+        </w:rPr>
+        <w:t>atmos</w:t>
+      </w:r>
+      <w:r>
+        <w:rPr>
+          <w:rFonts w:ascii="Courier New" w:eastAsia="Times New Roman" w:hAnsi="Courier New" w:cs="Courier New"/>
+          <w:lang w:val="en-GB"/>
+        </w:rPr>
+        <w:t>.F</w:t>
+      </w:r>
+      <w:proofErr w:type="gramEnd"/>
+      <w:r>
+        <w:rPr>
+          <w:rFonts w:ascii="Courier New" w:eastAsia="Times New Roman" w:hAnsi="Courier New" w:cs="Courier New"/>
+          <w:lang w:val="en-GB"/>
+        </w:rPr>
+        <w:t>90</w:t>
+      </w:r>
+      <w:r>
+        <w:rPr>
+          <w:lang w:val="en-GB"/>
+        </w:rPr>
+        <w:t xml:space="preserve"> and </w:t>
+      </w:r>
+      <w:r>
+        <w:rPr>
+          <w:rFonts w:ascii="Courier New" w:eastAsia="Times New Roman" w:hAnsi="Courier New" w:cs="Courier New"/>
+          <w:lang w:val="en-GB"/>
+        </w:rPr>
+        <w:t>ocean</w:t>
+      </w:r>
+      <w:r>
+        <w:rPr>
+          <w:rFonts w:ascii="Courier New" w:eastAsia="Times New Roman" w:hAnsi="Courier New" w:cs="Courier New"/>
+          <w:lang w:val="en-GB"/>
+        </w:rPr>
+        <w:t>.F90</w:t>
+      </w:r>
+      <w:r>
+        <w:rPr>
+          <w:lang w:val="en-GB"/>
+        </w:rPr>
+        <w:t xml:space="preserve"> so to implement the initialisation, definition and declaration calls of OASIS3-MCT library. In the time step of the models, implement the reception of the input coupling fields (</w:t>
       </w:r>
       <w:proofErr w:type="spellStart"/>
       <w:r>
         <w:rPr>
-          <w:lang w:val="en-GB"/>
-        </w:rPr>
-        <w:t>makefile</w:t>
+          <w:rFonts w:ascii="Courier New" w:eastAsia="Times New Roman" w:hAnsi="Courier New" w:cs="Courier New"/>
+          <w:lang w:val="en-GB"/>
+        </w:rPr>
+        <w:t>oasis_get</w:t>
+      </w:r>
+      <w:proofErr w:type="spellEnd"/>
+      <w:r>
+        <w:rPr>
+          <w:lang w:val="en-GB"/>
+        </w:rPr>
+        <w:t>) at the beginning of the time step and the sending of the output coupling field (</w:t>
+      </w:r>
+      <w:proofErr w:type="spellStart"/>
+      <w:r>
+        <w:rPr>
+          <w:rFonts w:ascii="Courier New" w:eastAsia="Times New Roman" w:hAnsi="Courier New" w:cs="Courier New"/>
+          <w:lang w:val="en-GB"/>
+        </w:rPr>
+        <w:t>oasis_put</w:t>
+      </w:r>
+      <w:proofErr w:type="spellEnd"/>
+      <w:r>
+        <w:rPr>
+          <w:lang w:val="en-GB"/>
+        </w:rPr>
+        <w:t>) at the end of the time step. The lines where to introduce the OASIS3-MCT specific calls are marked with</w:t>
+      </w:r>
+      <w:r>
+        <w:rPr>
+          <w:lang w:val="en-GB"/>
+        </w:rPr>
+        <w:t xml:space="preserve"> a line specifying the call to implement, for example:</w:t>
+      </w:r>
+    </w:p>
+    <w:p>
+      <w:pPr>
+        <w:spacing w:before="120"/>
+        <w:jc w:val="both"/>
+        <w:rPr>
+          <w:rFonts w:ascii="Courier New" w:eastAsia="Times New Roman" w:hAnsi="Courier New" w:cs="Courier New"/>
+          <w:lang w:val="en-GB"/>
+        </w:rPr>
+      </w:pPr>
+      <w:r>
+        <w:rPr>
+          <w:rFonts w:ascii="Courier New" w:eastAsia="Times New Roman" w:hAnsi="Courier New" w:cs="Courier New"/>
+          <w:lang w:val="en-GB"/>
+        </w:rPr>
+        <w:t>!!!!!!!!!!!!!!!OASIS_DEF_PARTITION!!!!!!!!!!!!!!!!!!!</w:t>
+      </w:r>
+    </w:p>
+    <w:p>
+      <w:pPr>
+        <w:pStyle w:val="NormalWeb"/>
+        <w:spacing w:before="120" w:beforeAutospacing="0" w:after="0" w:afterAutospacing="0"/>
+        <w:rPr>
+          <w:rFonts w:asciiTheme="minorHAnsi" w:hAnsiTheme="minorHAnsi" w:cstheme="minorHAnsi"/>
+          <w:lang w:val="en-GB"/>
+        </w:rPr>
+      </w:pPr>
+      <w:r>
+        <w:rPr>
+          <w:rFonts w:asciiTheme="minorHAnsi" w:eastAsiaTheme="minorHAnsi" w:hAnsiTheme="minorHAnsi" w:cstheme="minorBidi"/>
+          <w:lang w:val="en-GB"/>
+        </w:rPr>
+        <w:t>Once instrumented, r</w:t>
+      </w:r>
+      <w:r>
+        <w:rPr>
+          <w:rFonts w:asciiTheme="minorHAnsi" w:eastAsiaTheme="minorHAnsi" w:hAnsiTheme="minorHAnsi" w:cstheme="minorBidi"/>
+          <w:lang w:val="en-GB"/>
+        </w:rPr>
+        <w:t>ecompile</w:t>
+      </w:r>
+      <w:r>
+        <w:rPr>
+          <w:lang w:val="en-GB"/>
+        </w:rPr>
+        <w:t xml:space="preserve"> </w:t>
+      </w:r>
+      <w:proofErr w:type="gramStart"/>
+      <w:r>
+        <w:rPr>
+          <w:rFonts w:ascii="Courier New" w:hAnsi="Courier New" w:cs="Courier New"/>
+          <w:lang w:val="en-GB"/>
+        </w:rPr>
+        <w:t>atmos.F</w:t>
+      </w:r>
+      <w:proofErr w:type="gramEnd"/>
+      <w:r>
+        <w:rPr>
+          <w:rFonts w:ascii="Courier New" w:hAnsi="Courier New" w:cs="Courier New"/>
+          <w:lang w:val="en-GB"/>
+        </w:rPr>
+        <w:t>90</w:t>
+      </w:r>
+      <w:r>
+        <w:rPr>
+          <w:lang w:val="en-GB"/>
+        </w:rPr>
+        <w:t xml:space="preserve"> </w:t>
+      </w:r>
+      <w:r>
+        <w:rPr>
+          <w:lang w:val="en-GB"/>
+        </w:rPr>
+        <w:t xml:space="preserve">and </w:t>
+      </w:r>
+      <w:r>
+        <w:rPr>
+          <w:rFonts w:ascii="Courier New" w:hAnsi="Courier New" w:cs="Courier New"/>
+          <w:lang w:val="en-GB"/>
+        </w:rPr>
+        <w:t>ocean.F90</w:t>
+      </w:r>
+      <w:r>
+        <w:rPr>
+          <w:lang w:val="en-GB"/>
+        </w:rPr>
+        <w:t xml:space="preserve"> </w:t>
+      </w:r>
+      <w:r>
+        <w:rPr>
+          <w:lang w:val="en-GB"/>
+        </w:rPr>
+        <w:t xml:space="preserve">. </w:t>
+      </w:r>
+      <w:r>
+        <w:rPr>
+          <w:rFonts w:asciiTheme="minorHAnsi" w:hAnsiTheme="minorHAnsi" w:cstheme="minorHAnsi"/>
+          <w:lang w:val="en-GB"/>
+        </w:rPr>
+        <w:t>To run the two tutorial component</w:t>
+      </w:r>
+      <w:r>
+        <w:rPr>
+          <w:rFonts w:asciiTheme="minorHAnsi" w:hAnsiTheme="minorHAnsi" w:cstheme="minorHAnsi"/>
+          <w:lang w:val="en-GB"/>
+        </w:rPr>
+        <w:t xml:space="preserve">s as </w:t>
+      </w:r>
+      <w:r>
+        <w:rPr>
+          <w:rFonts w:asciiTheme="minorHAnsi" w:hAnsiTheme="minorHAnsi" w:cstheme="minorHAnsi"/>
+          <w:lang w:val="en-GB"/>
+        </w:rPr>
+        <w:t xml:space="preserve">a </w:t>
+      </w:r>
+      <w:proofErr w:type="gramStart"/>
+      <w:r>
+        <w:rPr>
+          <w:rFonts w:asciiTheme="minorHAnsi" w:hAnsiTheme="minorHAnsi" w:cstheme="minorHAnsi"/>
+          <w:lang w:val="en-GB"/>
+        </w:rPr>
+        <w:t xml:space="preserve">coupled </w:t>
+      </w:r>
+      <w:r>
+        <w:rPr>
+          <w:rFonts w:asciiTheme="minorHAnsi" w:hAnsiTheme="minorHAnsi" w:cstheme="minorHAnsi"/>
+          <w:lang w:val="en-GB"/>
+        </w:rPr>
+        <w:t>models</w:t>
+      </w:r>
+      <w:proofErr w:type="gramEnd"/>
+      <w:r>
+        <w:rPr>
+          <w:rFonts w:asciiTheme="minorHAnsi" w:hAnsiTheme="minorHAnsi" w:cstheme="minorHAnsi"/>
+          <w:lang w:val="en-GB"/>
+        </w:rPr>
+        <w:t>, e</w:t>
+      </w:r>
+      <w:r>
+        <w:rPr>
+          <w:lang w:val="en-GB"/>
+        </w:rPr>
+        <w:t xml:space="preserve">dit the script </w:t>
+      </w:r>
+      <w:proofErr w:type="spellStart"/>
+      <w:r>
+        <w:rPr>
+          <w:rFonts w:ascii="Courier New" w:hAnsi="Courier New" w:cs="Courier New"/>
+          <w:lang w:val="en-GB"/>
+        </w:rPr>
+        <w:t>run_tutoria</w:t>
+      </w:r>
+      <w:r>
+        <w:rPr>
+          <w:rFonts w:ascii="Courier New" w:hAnsi="Courier New" w:cs="Courier New"/>
+          <w:lang w:val="en-GB"/>
+        </w:rPr>
+        <w:t>l_oa</w:t>
+      </w:r>
+      <w:proofErr w:type="spellEnd"/>
+      <w:r>
+        <w:rPr>
+          <w:lang w:val="en-GB"/>
+        </w:rPr>
+        <w:t xml:space="preserve"> </w:t>
+      </w:r>
+      <w:r>
+        <w:rPr>
+          <w:rFonts w:asciiTheme="minorHAnsi" w:hAnsiTheme="minorHAnsi" w:cstheme="minorHAnsi"/>
+          <w:lang w:val="en-GB"/>
+        </w:rPr>
+        <w:t>to adapt it to your platform and execute it</w:t>
+      </w:r>
+    </w:p>
+    <w:p>
+      <w:pPr>
+        <w:ind w:firstLine="708"/>
+        <w:jc w:val="both"/>
+        <w:rPr>
+          <w:lang w:val="en-US"/>
+        </w:rPr>
+      </w:pPr>
+      <w:proofErr w:type="gramStart"/>
+      <w:r>
+        <w:rPr>
+          <w:rFonts w:ascii="Courier New" w:hAnsi="Courier New" w:cs="Courier New"/>
+          <w:lang w:val="en-GB"/>
+        </w:rPr>
+        <w:t>&gt;./</w:t>
+      </w:r>
+      <w:proofErr w:type="spellStart"/>
+      <w:proofErr w:type="gramEnd"/>
+      <w:r>
+        <w:rPr>
+          <w:rFonts w:ascii="Courier New" w:hAnsi="Courier New" w:cs="Courier New"/>
+          <w:lang w:val="en-GB"/>
+        </w:rPr>
+        <w:t>run_tutorial</w:t>
+      </w:r>
+      <w:r>
+        <w:rPr>
+          <w:rFonts w:ascii="Courier New" w:hAnsi="Courier New" w:cs="Courier New"/>
+          <w:lang w:val="en-GB"/>
+        </w:rPr>
+        <w:t>_oa</w:t>
       </w:r>
       <w:proofErr w:type="spellEnd"/>
     </w:p>
     <w:p>
       <w:pPr>
-        <w:numPr>
-          <w:ilvl w:val="0"/>
-          <w:numId w:val="21"/>
-        </w:numPr>
-        <w:suppressAutoHyphens/>
+        <w:snapToGrid w:val="0"/>
+        <w:spacing w:before="120"/>
         <w:jc w:val="both"/>
-      </w:pPr>
-      <w:r>
-        <w:rPr>
-          <w:lang w:val="en-GB"/>
-        </w:rPr>
-        <w:t>Load appropriate modules, if needed</w:t>
+        <w:rPr>
+          <w:lang w:val="en-GB"/>
+        </w:rPr>
+      </w:pPr>
+      <w:r>
+        <w:rPr>
+          <w:lang w:val="en-GB"/>
+        </w:rPr>
+        <w:t xml:space="preserve">Note that </w:t>
+      </w:r>
+      <w:proofErr w:type="spellStart"/>
+      <w:r>
+        <w:rPr>
+          <w:rFonts w:ascii="Courier New" w:hAnsi="Courier New" w:cs="Courier New"/>
+          <w:lang w:val="en-GB"/>
+        </w:rPr>
+        <w:t>run_tutorial_oa</w:t>
+      </w:r>
+      <w:proofErr w:type="spellEnd"/>
+      <w:r>
+        <w:rPr>
+          <w:lang w:val="en-GB"/>
+        </w:rPr>
+        <w:t xml:space="preserve"> copies the </w:t>
+      </w:r>
+      <w:r>
+        <w:rPr>
+          <w:lang w:val="en-GB"/>
+        </w:rPr>
+        <w:t xml:space="preserve">configuration file </w:t>
+      </w:r>
+      <w:proofErr w:type="spellStart"/>
+      <w:r>
+        <w:rPr>
+          <w:rFonts w:ascii="Courier New" w:hAnsi="Courier New" w:cs="Courier New"/>
+          <w:lang w:val="en-GB"/>
+        </w:rPr>
+        <w:t>namcouple</w:t>
+      </w:r>
+      <w:r>
+        <w:rPr>
+          <w:lang w:val="en-GB"/>
+        </w:rPr>
+        <w:t>_LAG</w:t>
+      </w:r>
+      <w:proofErr w:type="spellEnd"/>
+      <w:r>
+        <w:rPr>
+          <w:lang w:val="en-GB"/>
+        </w:rPr>
+        <w:t xml:space="preserve"> </w:t>
+      </w:r>
+      <w:r>
+        <w:rPr>
+          <w:lang w:val="en-GB"/>
+        </w:rPr>
+        <w:t xml:space="preserve">from </w:t>
+      </w:r>
+      <w:r>
+        <w:rPr>
+          <w:lang w:val="en-GB"/>
+        </w:rPr>
+        <w:t xml:space="preserve">directory </w:t>
+      </w:r>
+      <w:r>
+        <w:rPr>
+          <w:rFonts w:ascii="Courier New" w:hAnsi="Courier New" w:cs="Courier New"/>
+          <w:lang w:val="en-GB"/>
+        </w:rPr>
+        <w:t>/</w:t>
+      </w:r>
+      <w:proofErr w:type="spellStart"/>
+      <w:r>
+        <w:rPr>
+          <w:rFonts w:ascii="Courier New" w:hAnsi="Courier New" w:cs="Courier New"/>
+          <w:lang w:val="en-GB"/>
+        </w:rPr>
+        <w:t>data_</w:t>
+      </w:r>
+      <w:r>
+        <w:rPr>
+          <w:rFonts w:ascii="Courier New" w:hAnsi="Courier New" w:cs="Courier New"/>
+          <w:lang w:val="en-GB"/>
+        </w:rPr>
+        <w:t>tutorial</w:t>
+      </w:r>
+      <w:proofErr w:type="spellEnd"/>
+      <w:r>
+        <w:rPr>
+          <w:lang w:val="en-GB"/>
+        </w:rPr>
+        <w:t xml:space="preserve">, </w:t>
+      </w:r>
+      <w:r>
+        <w:rPr>
+          <w:lang w:val="en-GB"/>
+        </w:rPr>
+        <w:t xml:space="preserve">in the </w:t>
+      </w:r>
+      <w:r>
+        <w:rPr>
+          <w:rFonts w:ascii="Courier New" w:hAnsi="Courier New" w:cs="Courier New"/>
+          <w:lang w:val="en-GB"/>
+        </w:rPr>
+        <w:t>$</w:t>
+      </w:r>
+      <w:proofErr w:type="spellStart"/>
+      <w:r>
+        <w:rPr>
+          <w:rFonts w:ascii="Courier New" w:hAnsi="Courier New" w:cs="Courier New"/>
+          <w:lang w:val="en-GB"/>
+        </w:rPr>
+        <w:t>rundir</w:t>
+      </w:r>
+      <w:proofErr w:type="spellEnd"/>
+      <w:r>
+        <w:rPr>
+          <w:lang w:val="en-GB"/>
+        </w:rPr>
+        <w:t xml:space="preserve"> directory as </w:t>
+      </w:r>
+      <w:proofErr w:type="spellStart"/>
+      <w:r>
+        <w:rPr>
+          <w:rFonts w:ascii="Courier New" w:hAnsi="Courier New" w:cs="Courier New"/>
+          <w:lang w:val="en-GB"/>
+        </w:rPr>
+        <w:t>namcouple</w:t>
+      </w:r>
+      <w:proofErr w:type="spellEnd"/>
+      <w:r>
+        <w:rPr>
+          <w:lang w:val="en-GB"/>
+        </w:rPr>
+        <w:t xml:space="preserve">.  This </w:t>
+      </w:r>
+      <w:proofErr w:type="spellStart"/>
+      <w:r>
+        <w:rPr>
+          <w:rFonts w:ascii="Courier New" w:hAnsi="Courier New" w:cs="Courier New"/>
+          <w:lang w:val="en-GB"/>
+        </w:rPr>
+        <w:t>namcouple</w:t>
+      </w:r>
+      <w:proofErr w:type="spellEnd"/>
+      <w:r>
+        <w:rPr>
+          <w:lang w:val="en-GB"/>
+        </w:rPr>
+        <w:t xml:space="preserve"> specifies that </w:t>
+      </w:r>
+      <w:r>
+        <w:rPr>
+          <w:lang w:val="en-GB"/>
+        </w:rPr>
+        <w:t xml:space="preserve">a coupling field with symbolic name </w:t>
+      </w:r>
+      <w:r>
+        <w:rPr>
+          <w:rFonts w:ascii="Courier New" w:hAnsi="Courier New" w:cs="Courier New"/>
+          <w:lang w:val="en-GB"/>
+        </w:rPr>
+        <w:t>FIELD_SEND_OCN</w:t>
+      </w:r>
+      <w:r>
+        <w:rPr>
+          <w:lang w:val="en-GB"/>
+        </w:rPr>
+        <w:t xml:space="preserve"> </w:t>
+      </w:r>
+      <w:r>
+        <w:rPr>
+          <w:lang w:val="en-GB"/>
+        </w:rPr>
+        <w:t xml:space="preserve">has to be matched with a </w:t>
+      </w:r>
+      <w:r>
+        <w:rPr>
+          <w:lang w:val="en-GB"/>
+        </w:rPr>
+        <w:t xml:space="preserve">coupling field with symbolic name </w:t>
+      </w:r>
+      <w:r>
+        <w:rPr>
+          <w:rFonts w:ascii="Courier New" w:hAnsi="Courier New" w:cs="Courier New"/>
+          <w:lang w:val="en-GB"/>
+        </w:rPr>
+        <w:t>FIELD_RECV_ATM</w:t>
+      </w:r>
+      <w:r>
+        <w:rPr>
+          <w:lang w:val="en-GB"/>
+        </w:rPr>
+        <w:t xml:space="preserve"> and that the mapping between the two fields has to use the </w:t>
+      </w:r>
+      <w:r>
+        <w:rPr>
+          <w:lang w:val="en-GB"/>
+        </w:rPr>
+        <w:t xml:space="preserve">pre-existing weight and addresses file </w:t>
+      </w:r>
+      <w:r>
+        <w:rPr>
+          <w:rFonts w:ascii="Courier New" w:hAnsi="Courier New" w:cs="Courier New"/>
+          <w:lang w:val="en-GB"/>
+        </w:rPr>
+        <w:t>my_remapping_file_bilinear.nc</w:t>
+      </w:r>
+      <w:r>
+        <w:rPr>
+          <w:lang w:val="en-GB"/>
+        </w:rPr>
+        <w:t>.</w:t>
+      </w:r>
+      <w:r>
+        <w:rPr>
+          <w:lang w:val="en-GB"/>
+        </w:rPr>
+        <w:t xml:space="preserve"> It also specifies that </w:t>
+      </w:r>
+      <w:r>
+        <w:rPr>
+          <w:lang w:val="en-GB"/>
+        </w:rPr>
+        <w:t xml:space="preserve">a coupling field with symbolic name </w:t>
+      </w:r>
+      <w:r>
+        <w:rPr>
+          <w:rFonts w:ascii="Courier New" w:hAnsi="Courier New" w:cs="Courier New"/>
+          <w:lang w:val="en-GB"/>
+        </w:rPr>
+        <w:t>FIELD_SEND_</w:t>
+      </w:r>
+      <w:r>
+        <w:rPr>
+          <w:rFonts w:ascii="Courier New" w:hAnsi="Courier New" w:cs="Courier New"/>
+          <w:lang w:val="en-GB"/>
+        </w:rPr>
+        <w:t>ATM</w:t>
+      </w:r>
+      <w:r>
+        <w:rPr>
+          <w:lang w:val="en-GB"/>
+        </w:rPr>
+        <w:t xml:space="preserve"> </w:t>
+      </w:r>
+      <w:r>
+        <w:rPr>
+          <w:lang w:val="en-GB"/>
+        </w:rPr>
+        <w:t xml:space="preserve">has to be matched with a coupling field with symbolic name </w:t>
+      </w:r>
+      <w:r>
+        <w:rPr>
+          <w:rFonts w:ascii="Courier New" w:hAnsi="Courier New" w:cs="Courier New"/>
+          <w:lang w:val="en-GB"/>
+        </w:rPr>
+        <w:t>FIELD_RECV_</w:t>
+      </w:r>
+      <w:r>
+        <w:rPr>
+          <w:rFonts w:ascii="Courier New" w:hAnsi="Courier New" w:cs="Courier New"/>
+          <w:lang w:val="en-GB"/>
+        </w:rPr>
+        <w:t>OCN</w:t>
+      </w:r>
+      <w:r>
+        <w:rPr>
+          <w:lang w:val="en-GB"/>
+        </w:rPr>
+        <w:t xml:space="preserve"> and that the </w:t>
+      </w:r>
+      <w:r>
+        <w:rPr>
+          <w:lang w:val="en-GB"/>
+        </w:rPr>
+        <w:t>i</w:t>
+      </w:r>
+      <w:r>
+        <w:rPr>
+          <w:lang w:val="en-GB"/>
+        </w:rPr>
+        <w:t xml:space="preserve">nterpolation </w:t>
+      </w:r>
+      <w:r>
+        <w:rPr>
+          <w:lang w:val="en-GB"/>
+        </w:rPr>
+        <w:t xml:space="preserve">to </w:t>
+      </w:r>
+      <w:r>
+        <w:rPr>
+          <w:lang w:val="en-GB"/>
+        </w:rPr>
+        <w:t>transform</w:t>
+      </w:r>
+      <w:r>
+        <w:rPr>
+          <w:lang w:val="en-GB"/>
+        </w:rPr>
+        <w:t xml:space="preserve"> the field has to be </w:t>
+      </w:r>
+      <w:r>
+        <w:rPr>
+          <w:lang w:val="en-GB"/>
+        </w:rPr>
+        <w:t xml:space="preserve">the </w:t>
+      </w:r>
+      <w:r>
+        <w:rPr>
+          <w:rFonts w:ascii="Courier New" w:hAnsi="Courier New" w:cs="Courier New"/>
+          <w:lang w:val="en-GB"/>
+        </w:rPr>
+        <w:t>SCRIPR/BILINEAR</w:t>
+      </w:r>
+      <w:r>
+        <w:rPr>
+          <w:lang w:val="en-GB"/>
+        </w:rPr>
+        <w:t xml:space="preserve"> one (i.e. the weight and addresses file used for the interpolation will be calculated in the initialisation phase with the SCRIP library). </w:t>
       </w:r>
     </w:p>
     <w:p>
       <w:pPr>
-        <w:numPr>
-          <w:ilvl w:val="0"/>
-          <w:numId w:val="21"/>
-        </w:numPr>
-        <w:suppressAutoHyphens/>
+        <w:spacing w:before="120"/>
         <w:jc w:val="both"/>
-      </w:pPr>
-      <w:r>
-        <w:rPr>
-          <w:lang w:val="en-GB"/>
-        </w:rPr>
-        <w:t xml:space="preserve">Compile OASIS3-MCT by typing </w:t>
-      </w:r>
+        <w:rPr>
+          <w:lang w:val="en-GB"/>
+        </w:rPr>
+      </w:pPr>
+      <w:r>
+        <w:rPr>
+          <w:lang w:val="en-GB"/>
+        </w:rPr>
+        <w:t xml:space="preserve">The results of the tutorial coupled model </w:t>
+      </w:r>
+      <w:r>
+        <w:rPr>
+          <w:lang w:val="en-GB"/>
+        </w:rPr>
+        <w:t>should</w:t>
+      </w:r>
+      <w:r>
+        <w:rPr>
+          <w:lang w:val="en-GB"/>
+        </w:rPr>
+        <w:t xml:space="preserve"> now </w:t>
+      </w:r>
+      <w:r>
+        <w:rPr>
+          <w:lang w:val="en-GB"/>
+        </w:rPr>
+        <w:t xml:space="preserve">be </w:t>
+      </w:r>
+      <w:r>
+        <w:rPr>
+          <w:lang w:val="en-GB"/>
+        </w:rPr>
+        <w:t xml:space="preserve">in your </w:t>
+      </w:r>
+      <w:r>
+        <w:rPr>
+          <w:lang w:val="en-GB"/>
+        </w:rPr>
+        <w:t>$</w:t>
+      </w:r>
+      <w:proofErr w:type="spellStart"/>
+      <w:r>
+        <w:rPr>
+          <w:rFonts w:ascii="Courier New" w:hAnsi="Courier New" w:cs="Courier New"/>
+          <w:lang w:val="en-GB"/>
+        </w:rPr>
+        <w:t>rundir</w:t>
+      </w:r>
+      <w:proofErr w:type="spellEnd"/>
+      <w:r>
+        <w:rPr>
+          <w:rFonts w:ascii="Courier New" w:hAnsi="Courier New" w:cs="Courier New"/>
+          <w:lang w:val="en-GB"/>
+        </w:rPr>
+        <w:t xml:space="preserve"> </w:t>
+      </w:r>
+      <w:r>
+        <w:rPr>
+          <w:lang w:val="en-GB"/>
+        </w:rPr>
+        <w:t>subdirectory</w:t>
+      </w:r>
+      <w:r>
+        <w:rPr>
+          <w:lang w:val="en-GB"/>
+        </w:rPr>
+        <w:t>.</w:t>
+      </w:r>
+      <w:r>
+        <w:rPr>
+          <w:lang w:val="en-GB"/>
+        </w:rPr>
+        <w:t xml:space="preserve"> </w:t>
+      </w:r>
+      <w:r>
+        <w:rPr>
+          <w:lang w:val="en-GB"/>
+        </w:rPr>
+        <w:t>T</w:t>
+      </w:r>
+      <w:r>
+        <w:rPr>
+          <w:lang w:val="en-GB"/>
+        </w:rPr>
+        <w:t xml:space="preserve">he file </w:t>
+      </w:r>
+      <w:r>
+        <w:rPr>
+          <w:rFonts w:ascii="Courier New" w:hAnsi="Courier New" w:cs="Courier New"/>
+          <w:lang w:val="en-GB"/>
+        </w:rPr>
+        <w:t>nout.000000</w:t>
+      </w:r>
+      <w:r>
+        <w:rPr>
+          <w:lang w:val="en-GB"/>
+        </w:rPr>
+        <w:t xml:space="preserve">, written by the master process of one model, contains the information read in the configuration file </w:t>
+      </w:r>
+      <w:proofErr w:type="spellStart"/>
+      <w:r>
+        <w:rPr>
+          <w:rFonts w:ascii="Courier New" w:hAnsi="Courier New" w:cs="Courier New"/>
+          <w:lang w:val="en-GB"/>
+        </w:rPr>
+        <w:t>namcouple</w:t>
+      </w:r>
+      <w:proofErr w:type="spellEnd"/>
+      <w:r>
+        <w:rPr>
+          <w:lang w:val="en-GB"/>
+        </w:rPr>
+        <w:t xml:space="preserve">. The OASIS3-MCT debug files </w:t>
+      </w:r>
+      <w:r>
+        <w:rPr>
+          <w:rFonts w:ascii="Courier New" w:hAnsi="Courier New" w:cs="Courier New"/>
+          <w:lang w:val="en-GB"/>
+        </w:rPr>
+        <w:lastRenderedPageBreak/>
+        <w:t>debug.01</w:t>
+      </w:r>
+      <w:r>
+        <w:rPr>
+          <w:rFonts w:ascii="Courier New" w:hAnsi="Courier New" w:cs="Courier New"/>
+          <w:lang w:val="en-GB"/>
+        </w:rPr>
+        <w:t>.00000?</w:t>
+      </w:r>
+      <w:r>
+        <w:rPr>
+          <w:lang w:val="en-GB"/>
+        </w:rPr>
+        <w:t xml:space="preserve"> and </w:t>
+      </w:r>
+      <w:r>
+        <w:rPr>
+          <w:rFonts w:ascii="Courier New" w:hAnsi="Courier New" w:cs="Courier New"/>
+          <w:lang w:val="en-GB"/>
+        </w:rPr>
+        <w:t>debug.02</w:t>
+      </w:r>
+      <w:r>
+        <w:rPr>
+          <w:rFonts w:ascii="Courier New" w:hAnsi="Courier New" w:cs="Courier New"/>
+          <w:lang w:val="en-GB"/>
+        </w:rPr>
+        <w:t>.00000?</w:t>
+      </w:r>
+      <w:r>
+        <w:rPr>
+          <w:rFonts w:ascii="Courier New" w:hAnsi="Courier New" w:cs="Courier New"/>
+          <w:lang w:val="en-GB"/>
+        </w:rPr>
+        <w:t xml:space="preserve"> </w:t>
+      </w:r>
+      <w:r>
+        <w:rPr>
+          <w:lang w:val="en-GB"/>
+        </w:rPr>
+        <w:t>(</w:t>
+      </w:r>
+      <w:proofErr w:type="gramStart"/>
+      <w:r>
+        <w:rPr>
+          <w:rFonts w:cstheme="minorHAnsi"/>
+          <w:lang w:val="en-GB"/>
+        </w:rPr>
+        <w:t xml:space="preserve">where </w:t>
+      </w:r>
+      <w:r>
+        <w:rPr>
+          <w:rFonts w:ascii="Courier New" w:hAnsi="Courier New" w:cs="Courier New"/>
+          <w:lang w:val="en-GB"/>
+        </w:rPr>
+        <w:t>?</w:t>
+      </w:r>
+      <w:proofErr w:type="gramEnd"/>
+      <w:r>
+        <w:rPr>
+          <w:rFonts w:cstheme="minorHAnsi"/>
+          <w:lang w:val="en-GB"/>
+        </w:rPr>
+        <w:t xml:space="preserve"> goes from 0 to 3, one for each process)</w:t>
+      </w:r>
+      <w:r>
+        <w:rPr>
+          <w:rFonts w:cstheme="minorHAnsi"/>
+          <w:lang w:val="en-GB"/>
+        </w:rPr>
+        <w:t xml:space="preserve"> </w:t>
+      </w:r>
+      <w:r>
+        <w:rPr>
+          <w:lang w:val="en-GB"/>
+        </w:rPr>
+        <w:t xml:space="preserve">are written by </w:t>
+      </w:r>
+      <w:r>
+        <w:rPr>
+          <w:lang w:val="en-GB"/>
+        </w:rPr>
+        <w:t>each</w:t>
+      </w:r>
+      <w:r>
+        <w:rPr>
+          <w:lang w:val="en-GB"/>
+        </w:rPr>
+        <w:t xml:space="preserve"> process of </w:t>
+      </w:r>
+      <w:r>
+        <w:rPr>
+          <w:rFonts w:ascii="Courier New" w:hAnsi="Courier New" w:cs="Courier New"/>
+          <w:lang w:val="en-GB"/>
+        </w:rPr>
+        <w:t>ocean</w:t>
+      </w:r>
+      <w:r>
+        <w:rPr>
+          <w:lang w:val="en-GB"/>
+        </w:rPr>
+        <w:t xml:space="preserve"> and </w:t>
+      </w:r>
+      <w:proofErr w:type="spellStart"/>
+      <w:r>
+        <w:rPr>
+          <w:rFonts w:ascii="Courier New" w:hAnsi="Courier New" w:cs="Courier New"/>
+          <w:lang w:val="en-GB"/>
+        </w:rPr>
+        <w:t>atmos</w:t>
+      </w:r>
+      <w:proofErr w:type="spellEnd"/>
+      <w:r>
+        <w:rPr>
+          <w:lang w:val="en-GB"/>
+        </w:rPr>
+        <w:t xml:space="preserve"> respectively</w:t>
+      </w:r>
+      <w:r>
+        <w:rPr>
+          <w:lang w:val="en-GB"/>
+        </w:rPr>
+        <w:t xml:space="preserve">. The level of debug information in these files corresponds to the value of the first number on the line below </w:t>
+      </w:r>
+      <w:r>
+        <w:rPr>
+          <w:rFonts w:ascii="Courier New" w:hAnsi="Courier New" w:cs="Courier New"/>
+          <w:lang w:val="en-GB"/>
+        </w:rPr>
+        <w:t>$NLOGPRT</w:t>
+      </w:r>
+      <w:r>
+        <w:rPr>
+          <w:lang w:val="en-GB"/>
+        </w:rPr>
+        <w:t xml:space="preserve"> in the </w:t>
+      </w:r>
+      <w:proofErr w:type="spellStart"/>
+      <w:r>
+        <w:rPr>
+          <w:rFonts w:ascii="Courier New" w:hAnsi="Courier New" w:cs="Courier New"/>
+          <w:lang w:val="en-GB"/>
+        </w:rPr>
+        <w:t>namcouple</w:t>
+      </w:r>
+      <w:proofErr w:type="spellEnd"/>
+      <w:r>
+        <w:rPr>
+          <w:lang w:val="en-GB"/>
+        </w:rPr>
+        <w:t>.</w:t>
+      </w:r>
+      <w:r>
+        <w:rPr>
+          <w:lang w:val="en-GB"/>
+        </w:rPr>
+        <w:t xml:space="preserve"> If your run was successful, these debug files should all end </w:t>
+      </w:r>
+      <w:proofErr w:type="gramStart"/>
+      <w:r>
+        <w:rPr>
+          <w:lang w:val="en-GB"/>
+        </w:rPr>
+        <w:t>with :</w:t>
+      </w:r>
+      <w:proofErr w:type="gramEnd"/>
     </w:p>
     <w:p>
       <w:pPr>
-        <w:ind w:left="360" w:firstLine="348"/>
-        <w:jc w:val="both"/>
-      </w:pPr>
-      <w:r>
-        <w:rPr>
-          <w:lang w:val="en-GB"/>
-        </w:rPr>
-        <w:t xml:space="preserve">&gt; </w:t>
-      </w:r>
-      <w:r>
+        <w:tabs>
+          <w:tab w:val="left" w:pos="560"/>
+          <w:tab w:val="left" w:pos="1120"/>
+          <w:tab w:val="left" w:pos="1680"/>
+          <w:tab w:val="left" w:pos="2240"/>
+          <w:tab w:val="left" w:pos="2800"/>
+          <w:tab w:val="left" w:pos="3360"/>
+          <w:tab w:val="left" w:pos="3920"/>
+          <w:tab w:val="left" w:pos="4480"/>
+          <w:tab w:val="left" w:pos="5040"/>
+          <w:tab w:val="left" w:pos="5600"/>
+          <w:tab w:val="left" w:pos="6160"/>
+          <w:tab w:val="left" w:pos="6720"/>
+        </w:tabs>
+        <w:autoSpaceDE w:val="0"/>
+        <w:autoSpaceDN w:val="0"/>
+        <w:adjustRightInd w:val="0"/>
         <w:rPr>
           <w:rFonts w:ascii="Courier New" w:hAnsi="Courier New" w:cs="Courier New"/>
           <w:lang w:val="en-GB"/>
         </w:rPr>
-        <w:t xml:space="preserve">make </w:t>
+      </w:pPr>
+      <w:r>
+        <w:rPr>
+          <w:rFonts w:ascii="Courier New" w:hAnsi="Courier New" w:cs="Courier New"/>
+          <w:lang w:val="en-GB"/>
+        </w:rPr>
+        <w:t>(</w:t>
       </w:r>
       <w:proofErr w:type="spellStart"/>
       <w:r>
@@ -2275,7 +3998,7 @@
           <w:rFonts w:ascii="Courier New" w:hAnsi="Courier New" w:cs="Courier New"/>
           <w:lang w:val="en-GB"/>
         </w:rPr>
-        <w:t>realclean</w:t>
+        <w:t>oasis_terminate</w:t>
       </w:r>
       <w:proofErr w:type="spellEnd"/>
       <w:r>
@@ -2283,648 +4006,170 @@
           <w:rFonts w:ascii="Courier New" w:hAnsi="Courier New" w:cs="Courier New"/>
           <w:lang w:val="en-GB"/>
         </w:rPr>
-        <w:t xml:space="preserve"> –</w:t>
-      </w:r>
-      <w:proofErr w:type="gramStart"/>
-      <w:r>
-        <w:rPr>
-          <w:rFonts w:ascii="Courier New" w:hAnsi="Courier New" w:cs="Courier New"/>
-          <w:lang w:val="en-GB"/>
-        </w:rPr>
-        <w:t>f  TopMakefileOasis</w:t>
-      </w:r>
-      <w:proofErr w:type="gramEnd"/>
-      <w:r>
-        <w:rPr>
-          <w:rFonts w:ascii="Courier New" w:hAnsi="Courier New" w:cs="Courier New"/>
-          <w:lang w:val="en-GB"/>
-        </w:rPr>
-        <w:t>3</w:t>
+        <w:t>) SUCCESSFUL RUN</w:t>
       </w:r>
     </w:p>
     <w:p>
       <w:pPr>
-        <w:ind w:left="360"/>
+        <w:spacing w:before="120"/>
         <w:jc w:val="both"/>
-      </w:pPr>
-      <w:r>
-        <w:rPr>
-          <w:lang w:val="en-GB"/>
-        </w:rPr>
-        <w:t xml:space="preserve"> and then </w:t>
+        <w:rPr>
+          <w:rFonts w:ascii="Courier New" w:hAnsi="Courier New" w:cs="Courier New"/>
+          <w:lang w:val="en-GB"/>
+        </w:rPr>
+      </w:pPr>
+      <w:r>
+        <w:rPr>
+          <w:rFonts w:ascii="Courier New" w:hAnsi="Courier New" w:cs="Courier New"/>
+          <w:lang w:val="en-GB"/>
+        </w:rPr>
+        <w:t xml:space="preserve"> -- </w:t>
+      </w:r>
+      <w:proofErr w:type="gramStart"/>
+      <w:r>
+        <w:rPr>
+          <w:rFonts w:ascii="Courier New" w:hAnsi="Courier New" w:cs="Courier New"/>
+          <w:lang w:val="en-GB"/>
+        </w:rPr>
+        <w:t>EXIT  (</w:t>
+      </w:r>
+      <w:proofErr w:type="spellStart"/>
+      <w:proofErr w:type="gramEnd"/>
+      <w:r>
+        <w:rPr>
+          <w:rFonts w:ascii="Courier New" w:hAnsi="Courier New" w:cs="Courier New"/>
+          <w:lang w:val="en-GB"/>
+        </w:rPr>
+        <w:t>oasis_terminate</w:t>
+      </w:r>
+      <w:proofErr w:type="spellEnd"/>
+      <w:r>
+        <w:rPr>
+          <w:rFonts w:ascii="Courier New" w:hAnsi="Courier New" w:cs="Courier New"/>
+          <w:lang w:val="en-GB"/>
+        </w:rPr>
+        <w:t>)</w:t>
       </w:r>
     </w:p>
     <w:p>
       <w:pPr>
-        <w:ind w:left="360" w:firstLine="348"/>
+        <w:spacing w:before="120"/>
         <w:jc w:val="both"/>
-      </w:pPr>
-      <w:r>
-        <w:rPr>
-          <w:rFonts w:ascii="Courier New" w:hAnsi="Courier New" w:cs="Courier New"/>
-          <w:lang w:val="en-GB"/>
-        </w:rPr>
-        <w:t>&gt; make –</w:t>
-      </w:r>
-      <w:proofErr w:type="gramStart"/>
-      <w:r>
-        <w:rPr>
-          <w:rFonts w:ascii="Courier New" w:hAnsi="Courier New" w:cs="Courier New"/>
-          <w:lang w:val="en-GB"/>
-        </w:rPr>
-        <w:t>f  TopMakefileOasis</w:t>
-      </w:r>
-      <w:proofErr w:type="gramEnd"/>
-      <w:r>
-        <w:rPr>
-          <w:rFonts w:ascii="Courier New" w:hAnsi="Courier New" w:cs="Courier New"/>
-          <w:lang w:val="en-GB"/>
-        </w:rPr>
-        <w:t>3</w:t>
-      </w:r>
+        <w:rPr>
+          <w:lang w:val="en-GB"/>
+        </w:rPr>
+      </w:pPr>
     </w:p>
     <w:p>
       <w:pPr>
-        <w:numPr>
-          <w:ilvl w:val="0"/>
-          <w:numId w:val="21"/>
-        </w:numPr>
-        <w:suppressAutoHyphens/>
+        <w:spacing w:before="120"/>
         <w:jc w:val="both"/>
         <w:rPr>
-          <w:lang w:val="en-US"/>
-        </w:rPr>
-      </w:pPr>
-      <w:r>
-        <w:rPr>
-          <w:lang w:val="en-GB"/>
-        </w:rPr>
-        <w:t>The libraries "</w:t>
-      </w:r>
-      <w:proofErr w:type="spellStart"/>
-      <w:proofErr w:type="gramStart"/>
-      <w:r>
-        <w:rPr>
-          <w:rFonts w:ascii="Courier New" w:hAnsi="Courier New" w:cs="Courier New"/>
-          <w:lang w:val="en-GB"/>
-        </w:rPr>
-        <w:t>libmct.a</w:t>
-      </w:r>
-      <w:proofErr w:type="spellEnd"/>
-      <w:proofErr w:type="gramEnd"/>
-      <w:r>
-        <w:rPr>
-          <w:lang w:val="en-GB"/>
-        </w:rPr>
-        <w:t>", "</w:t>
-      </w:r>
-      <w:proofErr w:type="spellStart"/>
-      <w:r>
-        <w:rPr>
-          <w:rFonts w:ascii="Courier New" w:hAnsi="Courier New" w:cs="Courier New"/>
-          <w:lang w:val="en-GB"/>
-        </w:rPr>
-        <w:t>libmpeu.a</w:t>
-      </w:r>
-      <w:proofErr w:type="spellEnd"/>
-      <w:r>
-        <w:rPr>
-          <w:lang w:val="en-GB"/>
-        </w:rPr>
-        <w:t>", "</w:t>
-      </w:r>
-      <w:r>
-        <w:rPr>
-          <w:rFonts w:ascii="Courier New" w:hAnsi="Courier New" w:cs="Courier New"/>
-          <w:lang w:val="en-GB"/>
-        </w:rPr>
-        <w:t>libpsmile.MPI1.a</w:t>
-      </w:r>
-      <w:r>
-        <w:rPr>
-          <w:lang w:val="en-GB"/>
-        </w:rPr>
-        <w:t>" and "</w:t>
-      </w:r>
-      <w:proofErr w:type="spellStart"/>
-      <w:r>
-        <w:rPr>
-          <w:rFonts w:ascii="Courier New" w:hAnsi="Courier New" w:cs="Courier New"/>
-          <w:lang w:val="en-GB"/>
-        </w:rPr>
-        <w:t>libscrip.a</w:t>
-      </w:r>
-      <w:proofErr w:type="spellEnd"/>
-      <w:r>
-        <w:rPr>
-          <w:lang w:val="en-GB"/>
-        </w:rPr>
-        <w:t xml:space="preserve">" that need to be linked to the models are available in the directory </w:t>
-      </w:r>
-      <w:r>
-        <w:rPr>
-          <w:rFonts w:ascii="Courier New" w:hAnsi="Courier New" w:cs="Courier New"/>
-          <w:lang w:val="en-GB"/>
-        </w:rPr>
-        <w:t>$ARCHDIR/lib</w:t>
-      </w:r>
-      <w:r>
-        <w:rPr>
-          <w:lang w:val="en-GB"/>
-        </w:rPr>
-        <w:t xml:space="preserve"> </w:t>
+          <w:rFonts w:cstheme="minorHAnsi"/>
+          <w:lang w:val="en-GB"/>
+        </w:rPr>
+      </w:pPr>
+      <w:r>
+        <w:rPr>
+          <w:lang w:val="en-GB"/>
+        </w:rPr>
+        <w:t xml:space="preserve">We hope that you have successfully instrumented the tutorial toy models and run them in coupled mode. If you need help, do not hesitate to </w:t>
+      </w:r>
+      <w:r>
+        <w:rPr>
+          <w:lang w:val="en-GB"/>
+        </w:rPr>
+        <w:t xml:space="preserve">consult the OER material available at </w:t>
+      </w:r>
+      <w:r>
+        <w:rPr>
+          <w:rFonts w:cstheme="minorHAnsi"/>
+          <w:highlight w:val="yellow"/>
+          <w:lang w:val="en-GB"/>
+        </w:rPr>
+        <w:t>https://www.oercommons.org/courseware/lesson/85340/overview</w:t>
+      </w:r>
+      <w:r>
+        <w:rPr>
+          <w:rFonts w:cstheme="minorHAnsi"/>
+          <w:lang w:val="en-GB"/>
+        </w:rPr>
+        <w:t xml:space="preserve"> and/or to follow the S</w:t>
+      </w:r>
+      <w:r>
+        <w:rPr>
+          <w:rFonts w:cstheme="minorHAnsi"/>
+          <w:lang w:val="en-GB"/>
+        </w:rPr>
+        <w:t>POC</w:t>
+      </w:r>
+      <w:r>
+        <w:rPr>
+          <w:rFonts w:cstheme="minorHAnsi"/>
+          <w:lang w:val="en-GB"/>
+        </w:rPr>
+        <w:t xml:space="preserve"> on “Code Coupling with OASIS3-MCT” (see </w:t>
+      </w:r>
+      <w:r>
+        <w:rPr>
+          <w:rFonts w:cstheme="minorHAnsi"/>
+          <w:lang w:val="en-GB"/>
+        </w:rPr>
+        <w:t>https://cerfacs.fr/online-training/</w:t>
+      </w:r>
+      <w:r>
+        <w:rPr>
+          <w:rFonts w:cstheme="minorHAnsi"/>
+          <w:lang w:val="en-GB"/>
+        </w:rPr>
+        <w:t>)</w:t>
+      </w:r>
+      <w:r>
+        <w:rPr>
+          <w:rFonts w:cstheme="minorHAnsi"/>
+          <w:lang w:val="en-GB"/>
+        </w:rPr>
+        <w:t>.</w:t>
+      </w:r>
+      <w:r>
+        <w:rPr>
+          <w:rFonts w:cstheme="minorHAnsi"/>
+          <w:lang w:val="en-GB"/>
+        </w:rPr>
+        <w:t xml:space="preserve"> We are also available at oasishelp@cerfacs.fr to answer questions you may have.</w:t>
       </w:r>
     </w:p>
     <w:p>
       <w:pPr>
-        <w:numPr>
-          <w:ilvl w:val="0"/>
-          <w:numId w:val="22"/>
-        </w:numPr>
-        <w:suppressAutoHyphens/>
         <w:spacing w:before="120"/>
         <w:jc w:val="both"/>
         <w:rPr>
-          <w:lang w:val="en-US"/>
-        </w:rPr>
-      </w:pPr>
-      <w:r>
-        <w:rPr>
-          <w:lang w:val="en-GB"/>
-        </w:rPr>
-        <w:t>To compile the tutorial models:</w:t>
-      </w:r>
-    </w:p>
-    <w:p>
-      <w:pPr>
-        <w:numPr>
-          <w:ilvl w:val="0"/>
-          <w:numId w:val="23"/>
-        </w:numPr>
-        <w:suppressAutoHyphens/>
-        <w:jc w:val="both"/>
-        <w:rPr>
-          <w:lang w:val="en-US"/>
-        </w:rPr>
-      </w:pPr>
-      <w:r>
-        <w:rPr>
-          <w:lang w:val="en-GB"/>
-        </w:rPr>
-        <w:t xml:space="preserve">Go into directory </w:t>
-      </w:r>
-      <w:r>
-        <w:rPr>
-          <w:rFonts w:ascii="Courier New" w:hAnsi="Courier New" w:cs="Courier New"/>
-          <w:lang w:val="en-GB"/>
-        </w:rPr>
-        <w:t>oasis3-mct/examples/tutorial</w:t>
-      </w:r>
-    </w:p>
-    <w:p>
-      <w:pPr>
-        <w:numPr>
-          <w:ilvl w:val="0"/>
-          <w:numId w:val="23"/>
-        </w:numPr>
-        <w:suppressAutoHyphens/>
-        <w:jc w:val="both"/>
-      </w:pPr>
-      <w:r>
-        <w:rPr>
-          <w:lang w:val="en-GB"/>
-        </w:rPr>
-        <w:t xml:space="preserve">Type </w:t>
-      </w:r>
-    </w:p>
-    <w:p>
-      <w:pPr>
-        <w:ind w:left="360" w:firstLine="348"/>
-        <w:jc w:val="both"/>
-      </w:pPr>
-      <w:r>
-        <w:rPr>
-          <w:rFonts w:ascii="Courier New" w:hAnsi="Courier New" w:cs="Courier New"/>
-          <w:lang w:val="en-GB"/>
-        </w:rPr>
-        <w:t>&gt; make clean; make</w:t>
-      </w:r>
-    </w:p>
-    <w:p>
-      <w:pPr>
-        <w:ind w:left="360"/>
-        <w:jc w:val="both"/>
-        <w:rPr>
-          <w:lang w:val="en-US"/>
-        </w:rPr>
-      </w:pPr>
-      <w:r>
-        <w:rPr>
-          <w:lang w:val="en-GB"/>
-        </w:rPr>
-        <w:t xml:space="preserve">(note that the </w:t>
-      </w:r>
-      <w:proofErr w:type="spellStart"/>
-      <w:r>
-        <w:rPr>
-          <w:lang w:val="en-GB"/>
-        </w:rPr>
-        <w:t>Makefile</w:t>
-      </w:r>
-      <w:proofErr w:type="spellEnd"/>
-      <w:r>
-        <w:rPr>
-          <w:lang w:val="en-GB"/>
-        </w:rPr>
-        <w:t xml:space="preserve"> in this directory automatically includes your OASIS3-MCT header </w:t>
-      </w:r>
-      <w:proofErr w:type="spellStart"/>
-      <w:r>
-        <w:rPr>
-          <w:lang w:val="en-GB"/>
-        </w:rPr>
-        <w:t>makefile</w:t>
-      </w:r>
-      <w:proofErr w:type="spellEnd"/>
-      <w:r>
-        <w:rPr>
-          <w:lang w:val="en-GB"/>
-        </w:rPr>
-        <w:t xml:space="preserve"> – see the first line in the </w:t>
-      </w:r>
-      <w:proofErr w:type="spellStart"/>
-      <w:r>
-        <w:rPr>
-          <w:lang w:val="en-GB"/>
-        </w:rPr>
-        <w:t>Makefile</w:t>
-      </w:r>
-      <w:proofErr w:type="spellEnd"/>
-      <w:r>
-        <w:rPr>
-          <w:lang w:val="en-GB"/>
-        </w:rPr>
-        <w:t>)</w:t>
-      </w:r>
-    </w:p>
-    <w:p>
-      <w:pPr>
-        <w:numPr>
-          <w:ilvl w:val="0"/>
-          <w:numId w:val="23"/>
-        </w:numPr>
-        <w:suppressAutoHyphens/>
-        <w:jc w:val="both"/>
-        <w:rPr>
-          <w:lang w:val="en-US"/>
-        </w:rPr>
-      </w:pPr>
-      <w:r>
-        <w:rPr>
-          <w:lang w:val="en-GB"/>
-        </w:rPr>
-        <w:t xml:space="preserve">The executables </w:t>
-      </w:r>
-      <w:r>
-        <w:rPr>
-          <w:rFonts w:ascii="Courier New" w:hAnsi="Courier New" w:cs="Courier New"/>
-          <w:lang w:val="en-GB"/>
-        </w:rPr>
-        <w:t>model1</w:t>
-      </w:r>
-      <w:r>
-        <w:rPr>
-          <w:lang w:val="en-GB"/>
-        </w:rPr>
-        <w:t xml:space="preserve"> and </w:t>
-      </w:r>
-      <w:r>
-        <w:rPr>
-          <w:rFonts w:ascii="Courier New" w:hAnsi="Courier New" w:cs="Courier New"/>
-          <w:lang w:val="en-GB"/>
-        </w:rPr>
-        <w:t>model2</w:t>
-      </w:r>
-      <w:r>
-        <w:rPr>
-          <w:lang w:val="en-GB"/>
-        </w:rPr>
-        <w:t xml:space="preserve"> are available in the current directory.</w:t>
-      </w:r>
-    </w:p>
-    <w:p>
-      <w:pPr>
-        <w:numPr>
-          <w:ilvl w:val="0"/>
-          <w:numId w:val="23"/>
-        </w:numPr>
-        <w:suppressAutoHyphens/>
-        <w:spacing w:before="120"/>
-        <w:jc w:val="both"/>
-        <w:rPr>
-          <w:lang w:val="en-US"/>
-        </w:rPr>
-      </w:pPr>
-      <w:r>
-        <w:rPr>
-          <w:lang w:val="en-GB"/>
-        </w:rPr>
-        <w:t>To run the two tutorial component models:</w:t>
-      </w:r>
-    </w:p>
-    <w:p>
-      <w:pPr>
-        <w:numPr>
-          <w:ilvl w:val="0"/>
-          <w:numId w:val="23"/>
-        </w:numPr>
-        <w:suppressAutoHyphens/>
-        <w:jc w:val="both"/>
-        <w:rPr>
-          <w:lang w:val="en-US"/>
-        </w:rPr>
-      </w:pPr>
-      <w:r>
-        <w:rPr>
-          <w:lang w:val="en-GB"/>
-        </w:rPr>
-        <w:t xml:space="preserve">Edit the script </w:t>
-      </w:r>
-      <w:proofErr w:type="spellStart"/>
-      <w:r>
-        <w:rPr>
-          <w:rFonts w:ascii="Courier New" w:hAnsi="Courier New" w:cs="Courier New"/>
-          <w:lang w:val="en-GB"/>
-        </w:rPr>
-        <w:t>run_tutorial</w:t>
-      </w:r>
-      <w:proofErr w:type="spellEnd"/>
-      <w:r>
-        <w:rPr>
-          <w:lang w:val="en-GB"/>
-        </w:rPr>
-        <w:t xml:space="preserve"> to adapt it to your platform and execute it</w:t>
-      </w:r>
-    </w:p>
-    <w:p>
-      <w:pPr>
-        <w:ind w:firstLine="708"/>
-        <w:jc w:val="both"/>
-      </w:pPr>
+          <w:lang w:val="en-GB"/>
+        </w:rPr>
+      </w:pPr>
+      <w:r>
+        <w:rPr>
+          <w:rFonts w:cstheme="minorHAnsi"/>
+          <w:lang w:val="en-GB"/>
+        </w:rPr>
+        <w:t>Have fun with OASIS3-</w:t>
+      </w:r>
       <w:proofErr w:type="gramStart"/>
       <w:r>
         <w:rPr>
-          <w:rFonts w:ascii="Courier New" w:hAnsi="Courier New" w:cs="Courier New"/>
-          <w:lang w:val="en-GB"/>
-        </w:rPr>
-        <w:t>&gt;./</w:t>
-      </w:r>
-      <w:proofErr w:type="spellStart"/>
+          <w:rFonts w:cstheme="minorHAnsi"/>
+          <w:lang w:val="en-GB"/>
+        </w:rPr>
+        <w:t>MCT !</w:t>
+      </w:r>
       <w:proofErr w:type="gramEnd"/>
       <w:r>
         <w:rPr>
-          <w:rFonts w:ascii="Courier New" w:hAnsi="Courier New" w:cs="Courier New"/>
-          <w:lang w:val="en-GB"/>
-        </w:rPr>
-        <w:t>run_tutorial</w:t>
-      </w:r>
-      <w:proofErr w:type="spellEnd"/>
-    </w:p>
-    <w:p>
-      <w:pPr>
-        <w:numPr>
-          <w:ilvl w:val="0"/>
-          <w:numId w:val="23"/>
-        </w:numPr>
-        <w:suppressAutoHyphens/>
-        <w:jc w:val="both"/>
-        <w:rPr>
-          <w:lang w:val="en-US"/>
-        </w:rPr>
-      </w:pPr>
-      <w:r>
-        <w:rPr>
-          <w:lang w:val="en-GB"/>
-        </w:rPr>
-        <w:t xml:space="preserve">The results of the component models are now in subdirectory </w:t>
-      </w:r>
-      <w:r>
-        <w:rPr>
-          <w:rFonts w:ascii="Courier New" w:hAnsi="Courier New" w:cs="Courier New"/>
-          <w:lang w:val="en-GB"/>
-        </w:rPr>
-        <w:t>$</w:t>
-      </w:r>
-      <w:proofErr w:type="spellStart"/>
-      <w:r>
-        <w:rPr>
-          <w:rFonts w:ascii="Courier New" w:hAnsi="Courier New" w:cs="Courier New"/>
-          <w:lang w:val="en-GB"/>
-        </w:rPr>
-        <w:t>rundir</w:t>
-      </w:r>
-      <w:proofErr w:type="spellEnd"/>
-      <w:r>
-        <w:rPr>
-          <w:lang w:val="en-GB"/>
-        </w:rPr>
-        <w:t xml:space="preserve"> defined in </w:t>
-      </w:r>
-      <w:proofErr w:type="spellStart"/>
-      <w:r>
-        <w:rPr>
-          <w:rFonts w:ascii="Courier New" w:hAnsi="Courier New" w:cs="Courier New"/>
-          <w:lang w:val="en-GB"/>
-        </w:rPr>
-        <w:t>run_tutorial</w:t>
-      </w:r>
-      <w:proofErr w:type="spellEnd"/>
-      <w:r>
-        <w:rPr>
-          <w:lang w:val="en-GB"/>
-        </w:rPr>
-        <w:t>.</w:t>
-      </w:r>
-    </w:p>
-    <w:p>
-      <w:pPr>
-        <w:numPr>
-          <w:ilvl w:val="0"/>
-          <w:numId w:val="23"/>
-        </w:numPr>
-        <w:suppressAutoHyphens/>
-        <w:jc w:val="both"/>
-        <w:rPr>
-          <w:lang w:val="en-US"/>
-        </w:rPr>
-      </w:pPr>
-      <w:r>
-        <w:rPr>
-          <w:lang w:val="en-GB"/>
-        </w:rPr>
-        <w:t>In their current form, "</w:t>
-      </w:r>
-      <w:r>
-        <w:rPr>
-          <w:rFonts w:ascii="Courier New" w:hAnsi="Courier New" w:cs="Courier New"/>
-          <w:lang w:val="en-GB"/>
-        </w:rPr>
-        <w:t>model1.F90</w:t>
-      </w:r>
-      <w:r>
-        <w:rPr>
-          <w:lang w:val="en-GB"/>
-        </w:rPr>
-        <w:t>" and "</w:t>
-      </w:r>
-      <w:r>
-        <w:rPr>
-          <w:rFonts w:ascii="Courier New" w:hAnsi="Courier New" w:cs="Courier New"/>
-          <w:lang w:val="en-GB"/>
-        </w:rPr>
-        <w:t>model2.F90</w:t>
-      </w:r>
-      <w:r>
-        <w:rPr>
-          <w:lang w:val="en-GB"/>
-        </w:rPr>
-        <w:t xml:space="preserve">" are not interfaced with the OASIS3-MCT library and do not perform any exchanges. They just run for </w:t>
-      </w:r>
-      <w:proofErr w:type="gramStart"/>
-      <w:r>
-        <w:rPr>
-          <w:lang w:val="en-GB"/>
-        </w:rPr>
-        <w:t>6 time</w:t>
-      </w:r>
-      <w:proofErr w:type="gramEnd"/>
-      <w:r>
-        <w:rPr>
-          <w:lang w:val="en-GB"/>
-        </w:rPr>
-        <w:t xml:space="preserve"> steps of 1 hour each without doing anything specific (see the files "</w:t>
-      </w:r>
-      <w:r>
-        <w:rPr>
-          <w:rFonts w:ascii="Courier New" w:hAnsi="Courier New" w:cs="Courier New"/>
-          <w:lang w:val="en-GB"/>
-        </w:rPr>
-        <w:t>model1.out_100</w:t>
-      </w:r>
-      <w:r>
-        <w:rPr>
-          <w:lang w:val="en-GB"/>
-        </w:rPr>
-        <w:t>" and "</w:t>
-      </w:r>
-      <w:r>
-        <w:rPr>
-          <w:rFonts w:ascii="Courier New" w:hAnsi="Courier New" w:cs="Courier New"/>
-          <w:lang w:val="en-GB"/>
-        </w:rPr>
-        <w:t>model2.out_100</w:t>
-      </w:r>
-      <w:r>
-        <w:rPr>
-          <w:lang w:val="en-GB"/>
-        </w:rPr>
-        <w:t xml:space="preserve">" in the output subdirectory </w:t>
-      </w:r>
-      <w:proofErr w:type="spellStart"/>
-      <w:r>
-        <w:rPr>
-          <w:rFonts w:ascii="Courier New" w:hAnsi="Courier New" w:cs="Courier New"/>
-          <w:lang w:val="en-GB"/>
-        </w:rPr>
-        <w:t>work_tutorial</w:t>
-      </w:r>
-      <w:proofErr w:type="spellEnd"/>
-      <w:r>
-        <w:rPr>
-          <w:lang w:val="en-GB"/>
-        </w:rPr>
-        <w:t>)</w:t>
-      </w:r>
-    </w:p>
-    <w:p>
-      <w:pPr>
-        <w:jc w:val="both"/>
-        <w:rPr>
-          <w:lang w:val="en-GB"/>
-        </w:rPr>
-      </w:pPr>
-    </w:p>
-    <w:p>
-      <w:pPr>
-        <w:jc w:val="both"/>
-        <w:rPr>
-          <w:lang w:val="en-GB"/>
-        </w:rPr>
-      </w:pPr>
-    </w:p>
-    <w:p>
-      <w:pPr>
-        <w:jc w:val="both"/>
-        <w:rPr>
-          <w:lang w:val="en-GB"/>
-        </w:rPr>
-      </w:pPr>
-    </w:p>
-    <w:p>
-      <w:pPr>
-        <w:jc w:val="both"/>
-        <w:rPr>
-          <w:lang w:val="en-GB"/>
-        </w:rPr>
-      </w:pPr>
-    </w:p>
-    <w:p>
-      <w:pPr>
-        <w:rPr>
-          <w:lang w:val="en-US"/>
-        </w:rPr>
-      </w:pPr>
-      <w:r>
-        <w:rPr>
-          <w:lang w:val="en-GB"/>
-        </w:rPr>
-        <w:t xml:space="preserve">C. </w:t>
-      </w:r>
-      <w:r>
-        <w:rPr>
-          <w:u w:val="single"/>
-          <w:lang w:val="en-GB"/>
-        </w:rPr>
-        <w:t>Interfacing the "tutorial" toy model with OASIS3-MCT and running it</w:t>
-      </w:r>
-    </w:p>
-    <w:p>
-      <w:pPr>
-        <w:pStyle w:val="NormalWeb"/>
-        <w:rPr>
-          <w:rFonts w:asciiTheme="minorHAnsi" w:hAnsiTheme="minorHAnsi" w:cstheme="minorHAnsi"/>
-        </w:rPr>
-      </w:pPr>
-      <w:r>
-        <w:rPr>
-          <w:rFonts w:asciiTheme="minorHAnsi" w:hAnsiTheme="minorHAnsi" w:cstheme="minorHAnsi"/>
-        </w:rPr>
-        <w:t>Voir tutorial.doc pour les éta</w:t>
-      </w:r>
-      <w:r>
-        <w:rPr>
-          <w:rFonts w:asciiTheme="minorHAnsi" w:hAnsiTheme="minorHAnsi" w:cstheme="minorHAnsi"/>
-        </w:rPr>
-        <w:t>pes pratiques de l’</w:t>
-      </w:r>
-      <w:proofErr w:type="spellStart"/>
-      <w:r>
-        <w:rPr>
-          <w:rFonts w:asciiTheme="minorHAnsi" w:hAnsiTheme="minorHAnsi" w:cstheme="minorHAnsi"/>
-        </w:rPr>
-        <w:t>intrumentation</w:t>
-      </w:r>
-      <w:proofErr w:type="spellEnd"/>
+          <w:rFonts w:cstheme="minorHAnsi"/>
+          <w:lang w:val="en-GB"/>
+        </w:rPr>
+        <w:t xml:space="preserve"> </w:t>
+      </w:r>
     </w:p>
     <w:sectPr>
       <w:pgSz w:w="11900" w:h="16840"/>
@@ -2979,6 +4224,49 @@
     </w:lvl>
   </w:abstractNum>
   <w:abstractNum w:abstractNumId="2" w15:restartNumberingAfterBreak="0">
+    <w:nsid w:val="00000005"/>
+    <w:multiLevelType w:val="singleLevel"/>
+    <w:tmpl w:val="00000005"/>
+    <w:name w:val="WW8Num5"/>
+    <w:lvl w:ilvl="0">
+      <w:start w:val="1"/>
+      <w:numFmt w:val="bullet"/>
+      <w:lvlText w:val=""/>
+      <w:lvlJc w:val="left"/>
+      <w:pPr>
+        <w:tabs>
+          <w:tab w:val="num" w:pos="0"/>
+        </w:tabs>
+        <w:ind w:left="720" w:hanging="360"/>
+      </w:pPr>
+      <w:rPr>
+        <w:rFonts w:ascii="Symbol" w:hAnsi="Symbol" w:cs="Symbol"/>
+      </w:rPr>
+    </w:lvl>
+  </w:abstractNum>
+  <w:abstractNum w:abstractNumId="3" w15:restartNumberingAfterBreak="0">
+    <w:nsid w:val="00000006"/>
+    <w:multiLevelType w:val="singleLevel"/>
+    <w:tmpl w:val="00000006"/>
+    <w:name w:val="WW8Num6"/>
+    <w:lvl w:ilvl="0">
+      <w:start w:val="1"/>
+      <w:numFmt w:val="bullet"/>
+      <w:lvlText w:val=""/>
+      <w:lvlJc w:val="left"/>
+      <w:pPr>
+        <w:tabs>
+          <w:tab w:val="num" w:pos="0"/>
+        </w:tabs>
+        <w:ind w:left="360" w:hanging="360"/>
+      </w:pPr>
+      <w:rPr>
+        <w:rFonts w:ascii="Symbol" w:hAnsi="Symbol" w:cs="Symbol"/>
+        <w:lang w:val="en-GB"/>
+      </w:rPr>
+    </w:lvl>
+  </w:abstractNum>
+  <w:abstractNum w:abstractNumId="4" w15:restartNumberingAfterBreak="0">
     <w:nsid w:val="00000007"/>
     <w:multiLevelType w:val="singleLevel"/>
     <w:tmpl w:val="00000007"/>
@@ -3000,7 +4288,7 @@
       </w:rPr>
     </w:lvl>
   </w:abstractNum>
-  <w:abstractNum w:abstractNumId="3" w15:restartNumberingAfterBreak="0">
+  <w:abstractNum w:abstractNumId="5" w15:restartNumberingAfterBreak="0">
     <w:nsid w:val="0DF065AA"/>
     <w:multiLevelType w:val="multilevel"/>
     <w:tmpl w:val="D24ADD26"/>
@@ -3149,7 +4437,7 @@
       </w:rPr>
     </w:lvl>
   </w:abstractNum>
-  <w:abstractNum w:abstractNumId="4" w15:restartNumberingAfterBreak="0">
+  <w:abstractNum w:abstractNumId="6" w15:restartNumberingAfterBreak="0">
     <w:nsid w:val="111D3645"/>
     <w:multiLevelType w:val="hybridMultilevel"/>
     <w:tmpl w:val="9B20C756"/>
@@ -3238,7 +4526,7 @@
       </w:pPr>
     </w:lvl>
   </w:abstractNum>
-  <w:abstractNum w:abstractNumId="5" w15:restartNumberingAfterBreak="0">
+  <w:abstractNum w:abstractNumId="7" w15:restartNumberingAfterBreak="0">
     <w:nsid w:val="15F33A6C"/>
     <w:multiLevelType w:val="hybridMultilevel"/>
     <w:tmpl w:val="E34217EA"/>
@@ -3351,7 +4639,7 @@
       </w:rPr>
     </w:lvl>
   </w:abstractNum>
-  <w:abstractNum w:abstractNumId="6" w15:restartNumberingAfterBreak="0">
+  <w:abstractNum w:abstractNumId="8" w15:restartNumberingAfterBreak="0">
     <w:nsid w:val="1656227A"/>
     <w:multiLevelType w:val="hybridMultilevel"/>
     <w:tmpl w:val="CBB20674"/>
@@ -3464,7 +4752,7 @@
       </w:rPr>
     </w:lvl>
   </w:abstractNum>
-  <w:abstractNum w:abstractNumId="7" w15:restartNumberingAfterBreak="0">
+  <w:abstractNum w:abstractNumId="9" w15:restartNumberingAfterBreak="0">
     <w:nsid w:val="16684530"/>
     <w:multiLevelType w:val="multilevel"/>
     <w:tmpl w:val="1B82D26A"/>
@@ -3613,7 +4901,7 @@
       </w:rPr>
     </w:lvl>
   </w:abstractNum>
-  <w:abstractNum w:abstractNumId="8" w15:restartNumberingAfterBreak="0">
+  <w:abstractNum w:abstractNumId="10" w15:restartNumberingAfterBreak="0">
     <w:nsid w:val="1A765829"/>
     <w:multiLevelType w:val="hybridMultilevel"/>
     <w:tmpl w:val="BF7434EC"/>
@@ -3726,7 +5014,7 @@
       </w:rPr>
     </w:lvl>
   </w:abstractNum>
-  <w:abstractNum w:abstractNumId="9" w15:restartNumberingAfterBreak="0">
+  <w:abstractNum w:abstractNumId="11" w15:restartNumberingAfterBreak="0">
     <w:nsid w:val="1DBE3A32"/>
     <w:multiLevelType w:val="multilevel"/>
     <w:tmpl w:val="9F18E2FC"/>
@@ -3875,7 +5163,7 @@
       </w:rPr>
     </w:lvl>
   </w:abstractNum>
-  <w:abstractNum w:abstractNumId="10" w15:restartNumberingAfterBreak="0">
+  <w:abstractNum w:abstractNumId="12" w15:restartNumberingAfterBreak="0">
     <w:nsid w:val="2CAA31AC"/>
     <w:multiLevelType w:val="hybridMultilevel"/>
     <w:tmpl w:val="97787636"/>
@@ -3988,7 +5276,7 @@
       </w:rPr>
     </w:lvl>
   </w:abstractNum>
-  <w:abstractNum w:abstractNumId="11" w15:restartNumberingAfterBreak="0">
+  <w:abstractNum w:abstractNumId="13" w15:restartNumberingAfterBreak="0">
     <w:nsid w:val="340318E1"/>
     <w:multiLevelType w:val="multilevel"/>
     <w:tmpl w:val="2722BE4A"/>
@@ -4137,7 +5425,7 @@
       </w:rPr>
     </w:lvl>
   </w:abstractNum>
-  <w:abstractNum w:abstractNumId="12" w15:restartNumberingAfterBreak="0">
+  <w:abstractNum w:abstractNumId="14" w15:restartNumberingAfterBreak="0">
     <w:nsid w:val="36AD38CC"/>
     <w:multiLevelType w:val="hybridMultilevel"/>
     <w:tmpl w:val="6B588C98"/>
@@ -4228,7 +5516,7 @@
       </w:pPr>
     </w:lvl>
   </w:abstractNum>
-  <w:abstractNum w:abstractNumId="13" w15:restartNumberingAfterBreak="0">
+  <w:abstractNum w:abstractNumId="15" w15:restartNumberingAfterBreak="0">
     <w:nsid w:val="3CEB3554"/>
     <w:multiLevelType w:val="hybridMultilevel"/>
     <w:tmpl w:val="E196ED1E"/>
@@ -4341,7 +5629,7 @@
       </w:rPr>
     </w:lvl>
   </w:abstractNum>
-  <w:abstractNum w:abstractNumId="14" w15:restartNumberingAfterBreak="0">
+  <w:abstractNum w:abstractNumId="16" w15:restartNumberingAfterBreak="0">
     <w:nsid w:val="40497C7F"/>
     <w:multiLevelType w:val="hybridMultilevel"/>
     <w:tmpl w:val="C98A34DC"/>
@@ -4454,7 +5742,7 @@
       </w:rPr>
     </w:lvl>
   </w:abstractNum>
-  <w:abstractNum w:abstractNumId="15" w15:restartNumberingAfterBreak="0">
+  <w:abstractNum w:abstractNumId="17" w15:restartNumberingAfterBreak="0">
     <w:nsid w:val="464F198D"/>
     <w:multiLevelType w:val="hybridMultilevel"/>
     <w:tmpl w:val="D3027DD4"/>
@@ -4567,7 +5855,7 @@
       </w:rPr>
     </w:lvl>
   </w:abstractNum>
-  <w:abstractNum w:abstractNumId="16" w15:restartNumberingAfterBreak="0">
+  <w:abstractNum w:abstractNumId="18" w15:restartNumberingAfterBreak="0">
     <w:nsid w:val="47776925"/>
     <w:multiLevelType w:val="hybridMultilevel"/>
     <w:tmpl w:val="E85C9D88"/>
@@ -4680,7 +5968,7 @@
       </w:rPr>
     </w:lvl>
   </w:abstractNum>
-  <w:abstractNum w:abstractNumId="17" w15:restartNumberingAfterBreak="0">
+  <w:abstractNum w:abstractNumId="19" w15:restartNumberingAfterBreak="0">
     <w:nsid w:val="49D35DED"/>
     <w:multiLevelType w:val="hybridMultilevel"/>
     <w:tmpl w:val="3320CC8A"/>
@@ -4793,7 +6081,7 @@
       </w:rPr>
     </w:lvl>
   </w:abstractNum>
-  <w:abstractNum w:abstractNumId="18" w15:restartNumberingAfterBreak="0">
+  <w:abstractNum w:abstractNumId="20" w15:restartNumberingAfterBreak="0">
     <w:nsid w:val="639F242C"/>
     <w:multiLevelType w:val="hybridMultilevel"/>
     <w:tmpl w:val="E36AE81C"/>
@@ -4906,7 +6194,7 @@
       </w:rPr>
     </w:lvl>
   </w:abstractNum>
-  <w:abstractNum w:abstractNumId="19" w15:restartNumberingAfterBreak="0">
+  <w:abstractNum w:abstractNumId="21" w15:restartNumberingAfterBreak="0">
     <w:nsid w:val="679638F3"/>
     <w:multiLevelType w:val="hybridMultilevel"/>
     <w:tmpl w:val="03CAA362"/>
@@ -5019,7 +6307,7 @@
       </w:rPr>
     </w:lvl>
   </w:abstractNum>
-  <w:abstractNum w:abstractNumId="20" w15:restartNumberingAfterBreak="0">
+  <w:abstractNum w:abstractNumId="22" w15:restartNumberingAfterBreak="0">
     <w:nsid w:val="6A935487"/>
     <w:multiLevelType w:val="multilevel"/>
     <w:tmpl w:val="27D8CDE4"/>
@@ -5168,7 +6456,7 @@
       </w:rPr>
     </w:lvl>
   </w:abstractNum>
-  <w:abstractNum w:abstractNumId="21" w15:restartNumberingAfterBreak="0">
+  <w:abstractNum w:abstractNumId="23" w15:restartNumberingAfterBreak="0">
     <w:nsid w:val="6F763E7F"/>
     <w:multiLevelType w:val="multilevel"/>
     <w:tmpl w:val="871471F6"/>
@@ -5317,7 +6605,7 @@
       </w:rPr>
     </w:lvl>
   </w:abstractNum>
-  <w:abstractNum w:abstractNumId="22" w15:restartNumberingAfterBreak="0">
+  <w:abstractNum w:abstractNumId="24" w15:restartNumberingAfterBreak="0">
     <w:nsid w:val="76C94639"/>
     <w:multiLevelType w:val="hybridMultilevel"/>
     <w:tmpl w:val="8B4C642E"/>
@@ -5431,64 +6719,64 @@
     </w:lvl>
   </w:abstractNum>
   <w:num w:numId="1">
+    <w:abstractNumId w:val="14"/>
+  </w:num>
+  <w:num w:numId="2">
+    <w:abstractNumId w:val="6"/>
+  </w:num>
+  <w:num w:numId="3">
+    <w:abstractNumId w:val="15"/>
+  </w:num>
+  <w:num w:numId="4">
+    <w:abstractNumId w:val="16"/>
+  </w:num>
+  <w:num w:numId="5">
+    <w:abstractNumId w:val="20"/>
+  </w:num>
+  <w:num w:numId="6">
+    <w:abstractNumId w:val="8"/>
+  </w:num>
+  <w:num w:numId="7">
+    <w:abstractNumId w:val="9"/>
+  </w:num>
+  <w:num w:numId="8">
+    <w:abstractNumId w:val="22"/>
+  </w:num>
+  <w:num w:numId="9">
+    <w:abstractNumId w:val="21"/>
+  </w:num>
+  <w:num w:numId="10">
+    <w:abstractNumId w:val="5"/>
+  </w:num>
+  <w:num w:numId="11">
     <w:abstractNumId w:val="12"/>
   </w:num>
-  <w:num w:numId="2">
-    <w:abstractNumId w:val="4"/>
+  <w:num w:numId="12">
+    <w:abstractNumId w:val="18"/>
   </w:num>
-  <w:num w:numId="3">
+  <w:num w:numId="13">
+    <w:abstractNumId w:val="11"/>
+  </w:num>
+  <w:num w:numId="14">
+    <w:abstractNumId w:val="19"/>
+  </w:num>
+  <w:num w:numId="15">
+    <w:abstractNumId w:val="24"/>
+  </w:num>
+  <w:num w:numId="16">
+    <w:abstractNumId w:val="23"/>
+  </w:num>
+  <w:num w:numId="17">
     <w:abstractNumId w:val="13"/>
   </w:num>
-  <w:num w:numId="4">
-    <w:abstractNumId w:val="14"/>
-  </w:num>
-  <w:num w:numId="5">
-    <w:abstractNumId w:val="18"/>
-  </w:num>
-  <w:num w:numId="6">
-    <w:abstractNumId w:val="6"/>
-  </w:num>
-  <w:num w:numId="7">
+  <w:num w:numId="18">
     <w:abstractNumId w:val="7"/>
   </w:num>
-  <w:num w:numId="8">
-    <w:abstractNumId w:val="20"/>
-  </w:num>
-  <w:num w:numId="9">
-    <w:abstractNumId w:val="19"/>
-  </w:num>
-  <w:num w:numId="10">
-    <w:abstractNumId w:val="3"/>
-  </w:num>
-  <w:num w:numId="11">
-    <w:abstractNumId w:val="10"/>
-  </w:num>
-  <w:num w:numId="12">
-    <w:abstractNumId w:val="16"/>
-  </w:num>
-  <w:num w:numId="13">
-    <w:abstractNumId w:val="9"/>
-  </w:num>
-  <w:num w:numId="14">
+  <w:num w:numId="19">
     <w:abstractNumId w:val="17"/>
   </w:num>
-  <w:num w:numId="15">
-    <w:abstractNumId w:val="22"/>
-  </w:num>
-  <w:num w:numId="16">
-    <w:abstractNumId w:val="21"/>
-  </w:num>
-  <w:num w:numId="17">
-    <w:abstractNumId w:val="11"/>
-  </w:num>
-  <w:num w:numId="18">
-    <w:abstractNumId w:val="5"/>
-  </w:num>
-  <w:num w:numId="19">
-    <w:abstractNumId w:val="15"/>
-  </w:num>
   <w:num w:numId="20">
-    <w:abstractNumId w:val="8"/>
+    <w:abstractNumId w:val="10"/>
   </w:num>
   <w:num w:numId="21">
     <w:abstractNumId w:val="0"/>
@@ -5497,7 +6785,13 @@
     <w:abstractNumId w:val="1"/>
   </w:num>
   <w:num w:numId="23">
+    <w:abstractNumId w:val="4"/>
+  </w:num>
+  <w:num w:numId="24">
     <w:abstractNumId w:val="2"/>
+  </w:num>
+  <w:num w:numId="25">
+    <w:abstractNumId w:val="3"/>
   </w:num>
 </w:numbering>
 </file>
@@ -5895,7 +7189,7 @@
   <w:style w:type="paragraph" w:default="1" w:styleId="Normal">
     <w:name w:val="Normal"/>
     <w:qFormat/>
-    <w:rsid w:val="00DB093B"/>
+    <w:rsid w:val="00BC5B5D"/>
   </w:style>
   <w:style w:type="paragraph" w:styleId="Heading2">
     <w:name w:val="heading 2"/>
@@ -5922,7 +7216,6 @@
   <w:style w:type="character" w:default="1" w:styleId="DefaultParagraphFont">
     <w:name w:val="Default Paragraph Font"/>
     <w:uiPriority w:val="1"/>
-    <w:semiHidden/>
     <w:unhideWhenUsed/>
   </w:style>
   <w:style w:type="table" w:default="1" w:styleId="TableNormal">
@@ -6455,7 +7748,7 @@
 </file>
 
 <file path=customXml/itemProps1.xml><?xml version="1.0" encoding="utf-8"?>
-<ds:datastoreItem xmlns:ds="http://schemas.openxmlformats.org/officeDocument/2006/customXml" ds:itemID="{A89488B5-06C4-5A49-8FAB-DA752FA58DD7}">
+<ds:datastoreItem xmlns:ds="http://schemas.openxmlformats.org/officeDocument/2006/customXml" ds:itemID="{6BBAB4E5-6A5B-6346-B1D1-EC125DEF8A9A}">
   <ds:schemaRefs>
     <ds:schemaRef ds:uri="http://schemas.openxmlformats.org/officeDocument/2006/bibliography"/>
   </ds:schemaRefs>

--- a/examples/tutorial_communication/tutorial_communication.docx
+++ b/examples/tutorial_communication/tutorial_communication.docx
@@ -126,9 +126,8 @@
         <w:spacing w:before="120" w:beforeAutospacing="0" w:after="0" w:afterAutospacing="0"/>
         <w:jc w:val="center"/>
         <w:rPr>
-          <w:rFonts w:ascii="Times" w:hAnsi="Times"/>
-          <w:sz w:val="22"/>
-          <w:szCs w:val="22"/>
+          <w:rFonts w:asciiTheme="minorHAnsi" w:hAnsiTheme="minorHAnsi" w:cstheme="minorHAnsi"/>
+          <w:sz w:val="28"/>
           <w:lang w:val="en-GB"/>
         </w:rPr>
       </w:pPr>
@@ -145,12 +144,19 @@
       <w:pPr>
         <w:pStyle w:val="NormalWeb"/>
         <w:spacing w:before="120" w:beforeAutospacing="0" w:after="0" w:afterAutospacing="0"/>
-        <w:rPr>
-          <w:rFonts w:asciiTheme="minorHAnsi" w:hAnsiTheme="minorHAnsi" w:cstheme="minorHAnsi"/>
-          <w:u w:val="single"/>
-          <w:lang w:val="en-GB"/>
-        </w:rPr>
-      </w:pPr>
+        <w:jc w:val="center"/>
+        <w:rPr>
+          <w:rFonts w:asciiTheme="minorHAnsi" w:hAnsiTheme="minorHAnsi" w:cstheme="minorHAnsi"/>
+          <w:lang w:val="en-GB"/>
+        </w:rPr>
+      </w:pPr>
+      <w:r>
+        <w:rPr>
+          <w:rFonts w:asciiTheme="minorHAnsi" w:hAnsiTheme="minorHAnsi" w:cstheme="minorHAnsi"/>
+          <w:lang w:val="en-GB"/>
+        </w:rPr>
+        <w:t>September 2021</w:t>
+      </w:r>
     </w:p>
     <w:p>
       <w:pPr>
@@ -162,14 +168,8 @@
           <w:lang w:val="en-GB"/>
         </w:rPr>
       </w:pPr>
-      <w:r>
-        <w:rPr>
-          <w:rFonts w:asciiTheme="minorHAnsi" w:hAnsiTheme="minorHAnsi" w:cstheme="minorHAnsi"/>
-          <w:u w:val="single"/>
-          <w:lang w:val="en-GB"/>
-        </w:rPr>
-        <w:t>Introduction</w:t>
-      </w:r>
+      <w:bookmarkStart w:id="0" w:name="_GoBack"/>
+      <w:bookmarkEnd w:id="0"/>
     </w:p>
     <w:p>
       <w:pPr>
@@ -177,6 +177,25 @@
         <w:spacing w:before="120" w:beforeAutospacing="0" w:after="0" w:afterAutospacing="0"/>
         <w:rPr>
           <w:rFonts w:asciiTheme="minorHAnsi" w:hAnsiTheme="minorHAnsi" w:cstheme="minorHAnsi"/>
+          <w:u w:val="single"/>
+          <w:lang w:val="en-GB"/>
+        </w:rPr>
+      </w:pPr>
+      <w:r>
+        <w:rPr>
+          <w:rFonts w:asciiTheme="minorHAnsi" w:hAnsiTheme="minorHAnsi" w:cstheme="minorHAnsi"/>
+          <w:u w:val="single"/>
+          <w:lang w:val="en-GB"/>
+        </w:rPr>
+        <w:t>Introduction</w:t>
+      </w:r>
+    </w:p>
+    <w:p>
+      <w:pPr>
+        <w:pStyle w:val="NormalWeb"/>
+        <w:spacing w:before="120" w:beforeAutospacing="0" w:after="0" w:afterAutospacing="0"/>
+        <w:rPr>
+          <w:rFonts w:asciiTheme="minorHAnsi" w:hAnsiTheme="minorHAnsi" w:cstheme="minorHAnsi"/>
           <w:lang w:val="en-GB"/>
         </w:rPr>
       </w:pPr>
@@ -349,17 +368,23 @@
       <w:r>
         <w:rPr>
           <w:rFonts w:asciiTheme="minorHAnsi" w:hAnsiTheme="minorHAnsi" w:cstheme="minorHAnsi"/>
-          <w:highlight w:val="yellow"/>
-          <w:lang w:val="en-GB"/>
-        </w:rPr>
-        <w:t>https://www.oercommons.org/courseware/lesson/85340/overview</w:t>
-      </w:r>
-      <w:r>
-        <w:rPr>
-          <w:rFonts w:asciiTheme="minorHAnsi" w:hAnsiTheme="minorHAnsi" w:cstheme="minorHAnsi"/>
-          <w:lang w:val="en-GB"/>
-        </w:rPr>
-        <w:t xml:space="preserve"> .</w:t>
+          <w:lang w:val="en-GB"/>
+        </w:rPr>
+        <w:t>https://www.oercommons.org/courseware/lesson/85340</w:t>
+      </w:r>
+      <w:r>
+        <w:rPr>
+          <w:rFonts w:asciiTheme="minorHAnsi" w:hAnsiTheme="minorHAnsi" w:cstheme="minorHAnsi"/>
+          <w:lang w:val="en-GB"/>
+        </w:rPr>
+        <w:t xml:space="preserve"> </w:t>
+      </w:r>
+      <w:r>
+        <w:rPr>
+          <w:rFonts w:asciiTheme="minorHAnsi" w:hAnsiTheme="minorHAnsi" w:cstheme="minorHAnsi"/>
+          <w:lang w:val="en-GB"/>
+        </w:rPr>
+        <w:t>.</w:t>
       </w:r>
       <w:proofErr w:type="gramEnd"/>
     </w:p>
@@ -726,6 +751,7 @@
           <w:rFonts w:asciiTheme="minorHAnsi" w:hAnsiTheme="minorHAnsi" w:cstheme="minorHAnsi"/>
           <w:lang w:val="en-GB"/>
         </w:rPr>
+        <w:lastRenderedPageBreak/>
         <w:t>T</w:t>
       </w:r>
       <w:r>
@@ -868,15 +894,7 @@
           <w:rFonts w:asciiTheme="minorHAnsi" w:hAnsiTheme="minorHAnsi" w:cstheme="minorHAnsi"/>
           <w:lang w:val="en-GB"/>
         </w:rPr>
-        <w:t xml:space="preserve"> between those toy </w:t>
-      </w:r>
-      <w:r>
-        <w:rPr>
-          <w:rFonts w:asciiTheme="minorHAnsi" w:hAnsiTheme="minorHAnsi" w:cstheme="minorHAnsi"/>
-          <w:lang w:val="en-GB"/>
-        </w:rPr>
-        <w:lastRenderedPageBreak/>
-        <w:t>models</w:t>
+        <w:t xml:space="preserve"> between those toy models</w:t>
       </w:r>
       <w:r>
         <w:rPr>
@@ -1522,6 +1540,7 @@
           <w:noProof/>
           <w:lang w:val="en-GB"/>
         </w:rPr>
+        <w:lastRenderedPageBreak/>
         <w:drawing>
           <wp:inline distT="0" distB="0" distL="0" distR="0" wp14:anchorId="4AA7E40C" wp14:editId="1CF63109">
             <wp:extent cx="3420534" cy="2636520"/>
@@ -1579,7 +1598,6 @@
           <w:rFonts w:asciiTheme="minorHAnsi" w:hAnsiTheme="minorHAnsi" w:cstheme="minorHAnsi"/>
           <w:lang w:val="en-GB"/>
         </w:rPr>
-        <w:lastRenderedPageBreak/>
         <w:t xml:space="preserve">Then each process allocates two local arrays </w:t>
       </w:r>
       <w:proofErr w:type="spellStart"/>
@@ -2096,23 +2114,7 @@
           <w:rFonts w:ascii="Courier New" w:eastAsiaTheme="minorHAnsi" w:hAnsi="Courier New" w:cs="Courier New"/>
           <w:lang w:val="en-GB"/>
         </w:rPr>
-        <w:t>FIELD_RECV</w:t>
-      </w:r>
-      <w:bookmarkStart w:id="0" w:name="_GoBack"/>
-      <w:r>
-        <w:rPr>
-          <w:rFonts w:ascii="Courier New" w:eastAsiaTheme="minorHAnsi" w:hAnsi="Courier New" w:cs="Courier New"/>
-          <w:lang w:val="en-GB"/>
-        </w:rPr>
-        <w:t>_</w:t>
-      </w:r>
-      <w:bookmarkEnd w:id="0"/>
-      <w:r>
-        <w:rPr>
-          <w:rFonts w:ascii="Courier New" w:eastAsiaTheme="minorHAnsi" w:hAnsi="Courier New" w:cs="Courier New"/>
-          <w:lang w:val="en-GB"/>
-        </w:rPr>
-        <w:t>OCEAN</w:t>
+        <w:t>FIELD_RECV_OCEAN</w:t>
       </w:r>
       <w:r>
         <w:rPr>
@@ -2151,6 +2153,7 @@
           <w:rFonts w:cstheme="minorHAnsi"/>
           <w:noProof/>
         </w:rPr>
+        <w:lastRenderedPageBreak/>
         <w:drawing>
           <wp:inline distT="0" distB="0" distL="0" distR="0" wp14:anchorId="26870A86" wp14:editId="0A618965">
             <wp:extent cx="5554133" cy="2706000"/>
@@ -2211,7 +2214,6 @@
           <w:u w:val="single"/>
           <w:lang w:val="en-GB"/>
         </w:rPr>
-        <w:lastRenderedPageBreak/>
         <w:t xml:space="preserve">Compiling and running </w:t>
       </w:r>
       <w:r>
@@ -2654,6 +2656,7 @@
         </w:rPr>
         <w:t>run_tutorial</w:t>
       </w:r>
+      <w:proofErr w:type="spellEnd"/>
       <w:r>
         <w:rPr>
           <w:rFonts w:asciiTheme="minorHAnsi" w:hAnsiTheme="minorHAnsi" w:cstheme="minorHAnsi"/>
@@ -2661,7 +2664,6 @@
         </w:rPr>
         <w:t>.</w:t>
       </w:r>
-      <w:proofErr w:type="spellEnd"/>
       <w:r>
         <w:rPr>
           <w:rFonts w:asciiTheme="minorHAnsi" w:hAnsiTheme="minorHAnsi" w:cstheme="minorHAnsi"/>
@@ -3056,42 +3058,28 @@
           <w:rFonts w:ascii="Courier New" w:eastAsia="Times New Roman" w:hAnsi="Courier New" w:cs="Courier New"/>
           <w:lang w:val="en-GB"/>
         </w:rPr>
-        <w:t>atmos</w:t>
-      </w:r>
+        <w:t>atmos.F</w:t>
+      </w:r>
+      <w:proofErr w:type="gramEnd"/>
       <w:r>
         <w:rPr>
           <w:rFonts w:ascii="Courier New" w:eastAsia="Times New Roman" w:hAnsi="Courier New" w:cs="Courier New"/>
           <w:lang w:val="en-GB"/>
         </w:rPr>
-        <w:t>.F</w:t>
-      </w:r>
-      <w:proofErr w:type="gramEnd"/>
+        <w:t>90</w:t>
+      </w:r>
+      <w:r>
+        <w:rPr>
+          <w:lang w:val="en-GB"/>
+        </w:rPr>
+        <w:t xml:space="preserve"> and </w:t>
+      </w:r>
       <w:r>
         <w:rPr>
           <w:rFonts w:ascii="Courier New" w:eastAsia="Times New Roman" w:hAnsi="Courier New" w:cs="Courier New"/>
           <w:lang w:val="en-GB"/>
         </w:rPr>
-        <w:t>90</w:t>
-      </w:r>
-      <w:r>
-        <w:rPr>
-          <w:lang w:val="en-GB"/>
-        </w:rPr>
-        <w:t xml:space="preserve"> and </w:t>
-      </w:r>
-      <w:r>
-        <w:rPr>
-          <w:rFonts w:ascii="Courier New" w:eastAsia="Times New Roman" w:hAnsi="Courier New" w:cs="Courier New"/>
-          <w:lang w:val="en-GB"/>
-        </w:rPr>
-        <w:t>ocean</w:t>
-      </w:r>
-      <w:r>
-        <w:rPr>
-          <w:rFonts w:ascii="Courier New" w:eastAsia="Times New Roman" w:hAnsi="Courier New" w:cs="Courier New"/>
-          <w:lang w:val="en-GB"/>
-        </w:rPr>
-        <w:t>.F90</w:t>
+        <w:t>ocean.F90</w:t>
       </w:r>
       <w:r>
         <w:rPr>
@@ -3167,6 +3155,7 @@
           <w:rFonts w:asciiTheme="minorHAnsi" w:eastAsiaTheme="minorHAnsi" w:hAnsiTheme="minorHAnsi" w:cstheme="minorBidi"/>
           <w:lang w:val="en-GB"/>
         </w:rPr>
+        <w:lastRenderedPageBreak/>
         <w:t>Once instrumented, r</w:t>
       </w:r>
       <w:r>
@@ -3221,13 +3210,7 @@
         <w:rPr>
           <w:lang w:val="en-GB"/>
         </w:rPr>
-        <w:t xml:space="preserve"> </w:t>
-      </w:r>
-      <w:r>
-        <w:rPr>
-          <w:lang w:val="en-GB"/>
-        </w:rPr>
-        <w:t xml:space="preserve">. </w:t>
+        <w:t xml:space="preserve"> . </w:t>
       </w:r>
       <w:r>
         <w:rPr>
@@ -3241,14 +3224,7 @@
           <w:rFonts w:asciiTheme="minorHAnsi" w:hAnsiTheme="minorHAnsi" w:cstheme="minorHAnsi"/>
           <w:lang w:val="en-GB"/>
         </w:rPr>
-        <w:t xml:space="preserve">s as </w:t>
-      </w:r>
-      <w:r>
-        <w:rPr>
-          <w:rFonts w:asciiTheme="minorHAnsi" w:hAnsiTheme="minorHAnsi" w:cstheme="minorHAnsi"/>
-          <w:lang w:val="en-GB"/>
-        </w:rPr>
-        <w:t xml:space="preserve">a </w:t>
+        <w:t xml:space="preserve">s as a </w:t>
       </w:r>
       <w:proofErr w:type="gramStart"/>
       <w:r>
@@ -3256,14 +3232,7 @@
           <w:rFonts w:asciiTheme="minorHAnsi" w:hAnsiTheme="minorHAnsi" w:cstheme="minorHAnsi"/>
           <w:lang w:val="en-GB"/>
         </w:rPr>
-        <w:t xml:space="preserve">coupled </w:t>
-      </w:r>
-      <w:r>
-        <w:rPr>
-          <w:rFonts w:asciiTheme="minorHAnsi" w:hAnsiTheme="minorHAnsi" w:cstheme="minorHAnsi"/>
-          <w:lang w:val="en-GB"/>
-        </w:rPr>
-        <w:t>models</w:t>
+        <w:t>coupled models</w:t>
       </w:r>
       <w:proofErr w:type="gramEnd"/>
       <w:r>
@@ -3285,14 +3254,7 @@
           <w:rFonts w:ascii="Courier New" w:hAnsi="Courier New" w:cs="Courier New"/>
           <w:lang w:val="en-GB"/>
         </w:rPr>
-        <w:t>run_tutoria</w:t>
-      </w:r>
-      <w:r>
-        <w:rPr>
-          <w:rFonts w:ascii="Courier New" w:hAnsi="Courier New" w:cs="Courier New"/>
-          <w:lang w:val="en-GB"/>
-        </w:rPr>
-        <w:t>l_oa</w:t>
+        <w:t>run_tutorial_oa</w:t>
       </w:r>
       <w:proofErr w:type="spellEnd"/>
       <w:r>
@@ -3332,14 +3294,7 @@
           <w:rFonts w:ascii="Courier New" w:hAnsi="Courier New" w:cs="Courier New"/>
           <w:lang w:val="en-GB"/>
         </w:rPr>
-        <w:t>run_tutorial</w:t>
-      </w:r>
-      <w:r>
-        <w:rPr>
-          <w:rFonts w:ascii="Courier New" w:hAnsi="Courier New" w:cs="Courier New"/>
-          <w:lang w:val="en-GB"/>
-        </w:rPr>
-        <w:t>_oa</w:t>
+        <w:t>run_tutorial_oa</w:t>
       </w:r>
       <w:proofErr w:type="spellEnd"/>
     </w:p>
@@ -3522,13 +3477,7 @@
         <w:rPr>
           <w:lang w:val="en-GB"/>
         </w:rPr>
-        <w:t xml:space="preserve">has to be matched with a </w:t>
-      </w:r>
-      <w:r>
-        <w:rPr>
-          <w:lang w:val="en-GB"/>
-        </w:rPr>
-        <w:t xml:space="preserve">coupling field with symbolic name </w:t>
+        <w:t xml:space="preserve">has to be matched with a coupling field with symbolic name </w:t>
       </w:r>
       <w:r>
         <w:rPr>
@@ -3541,13 +3490,7 @@
         <w:rPr>
           <w:lang w:val="en-GB"/>
         </w:rPr>
-        <w:t xml:space="preserve"> and that the mapping between the two fields has to use the </w:t>
-      </w:r>
-      <w:r>
-        <w:rPr>
-          <w:lang w:val="en-GB"/>
-        </w:rPr>
-        <w:t xml:space="preserve">pre-existing weight and addresses file </w:t>
+        <w:t xml:space="preserve"> and that the mapping between the two fields has to use the pre-existing weight and addresses file </w:t>
       </w:r>
       <w:r>
         <w:rPr>
@@ -3560,19 +3503,7 @@
         <w:rPr>
           <w:lang w:val="en-GB"/>
         </w:rPr>
-        <w:t>.</w:t>
-      </w:r>
-      <w:r>
-        <w:rPr>
-          <w:lang w:val="en-GB"/>
-        </w:rPr>
-        <w:t xml:space="preserve"> It also specifies that </w:t>
-      </w:r>
-      <w:r>
-        <w:rPr>
-          <w:lang w:val="en-GB"/>
-        </w:rPr>
-        <w:t xml:space="preserve">a coupling field with symbolic name </w:t>
+        <w:t xml:space="preserve">. It also specifies that a coupling field with symbolic name </w:t>
       </w:r>
       <w:r>
         <w:rPr>
@@ -3618,13 +3549,7 @@
         <w:rPr>
           <w:lang w:val="en-GB"/>
         </w:rPr>
-        <w:t xml:space="preserve"> and that the </w:t>
-      </w:r>
-      <w:r>
-        <w:rPr>
-          <w:lang w:val="en-GB"/>
-        </w:rPr>
-        <w:t>i</w:t>
+        <w:t xml:space="preserve"> and that the i</w:t>
       </w:r>
       <w:r>
         <w:rPr>
@@ -3793,7 +3718,6 @@
           <w:rFonts w:ascii="Courier New" w:hAnsi="Courier New" w:cs="Courier New"/>
           <w:lang w:val="en-GB"/>
         </w:rPr>
-        <w:lastRenderedPageBreak/>
         <w:t>debug.01</w:t>
       </w:r>
       <w:r>
@@ -3857,14 +3781,7 @@
           <w:rFonts w:cstheme="minorHAnsi"/>
           <w:lang w:val="en-GB"/>
         </w:rPr>
-        <w:t xml:space="preserve"> goes from 0 to 3, one for each process)</w:t>
-      </w:r>
-      <w:r>
-        <w:rPr>
-          <w:rFonts w:cstheme="minorHAnsi"/>
-          <w:lang w:val="en-GB"/>
-        </w:rPr>
-        <w:t xml:space="preserve"> </w:t>
+        <w:t xml:space="preserve"> goes from 0 to 3, one for each process) </w:t>
       </w:r>
       <w:r>
         <w:rPr>
@@ -4084,17 +4001,23 @@
       <w:r>
         <w:rPr>
           <w:rFonts w:cstheme="minorHAnsi"/>
-          <w:highlight w:val="yellow"/>
-          <w:lang w:val="en-GB"/>
-        </w:rPr>
-        <w:t>https://www.oercommons.org/courseware/lesson/85340/overview</w:t>
+          <w:lang w:val="en-GB"/>
+        </w:rPr>
+        <w:t>https://www.oercommons.org/courseware/lesson/85340</w:t>
       </w:r>
       <w:r>
         <w:rPr>
           <w:rFonts w:cstheme="minorHAnsi"/>
           <w:lang w:val="en-GB"/>
         </w:rPr>
-        <w:t xml:space="preserve"> and/or to follow the S</w:t>
+        <w:t xml:space="preserve"> </w:t>
+      </w:r>
+      <w:r>
+        <w:rPr>
+          <w:rFonts w:cstheme="minorHAnsi"/>
+          <w:lang w:val="en-GB"/>
+        </w:rPr>
+        <w:t>and/or to follow the S</w:t>
       </w:r>
       <w:r>
         <w:rPr>
@@ -7216,6 +7139,7 @@
   <w:style w:type="character" w:default="1" w:styleId="DefaultParagraphFont">
     <w:name w:val="Default Paragraph Font"/>
     <w:uiPriority w:val="1"/>
+    <w:semiHidden/>
     <w:unhideWhenUsed/>
   </w:style>
   <w:style w:type="table" w:default="1" w:styleId="TableNormal">
@@ -7748,7 +7672,7 @@
 </file>
 
 <file path=customXml/itemProps1.xml><?xml version="1.0" encoding="utf-8"?>
-<ds:datastoreItem xmlns:ds="http://schemas.openxmlformats.org/officeDocument/2006/customXml" ds:itemID="{6BBAB4E5-6A5B-6346-B1D1-EC125DEF8A9A}">
+<ds:datastoreItem xmlns:ds="http://schemas.openxmlformats.org/officeDocument/2006/customXml" ds:itemID="{D71A8198-722A-9B4C-9D5E-4278CCCBBA7F}">
   <ds:schemaRefs>
     <ds:schemaRef ds:uri="http://schemas.openxmlformats.org/officeDocument/2006/bibliography"/>
   </ds:schemaRefs>

--- a/examples/tutorial_communication/tutorial_communication.docx
+++ b/examples/tutorial_communication/tutorial_communication.docx
@@ -168,8 +168,6 @@
           <w:lang w:val="en-GB"/>
         </w:rPr>
       </w:pPr>
-      <w:bookmarkStart w:id="0" w:name="_GoBack"/>
-      <w:bookmarkEnd w:id="0"/>
     </w:p>
     <w:p>
       <w:pPr>
@@ -3982,6 +3980,62 @@
         <w:spacing w:before="120"/>
         <w:jc w:val="both"/>
         <w:rPr>
+          <w:lang w:val="en-GB"/>
+        </w:rPr>
+      </w:pPr>
+      <w:r>
+        <w:rPr>
+          <w:lang w:val="en-GB"/>
+        </w:rPr>
+        <w:t xml:space="preserve">We hope that you have successfully instrumented the tutorial toy models and run them in coupled mode. </w:t>
+      </w:r>
+      <w:r>
+        <w:rPr>
+          <w:lang w:val="en-GB"/>
+        </w:rPr>
+        <w:t xml:space="preserve">If you have not, please note that a version of the toy model codes instrumented with OASIS3-MCT API calls is available in the directory, see </w:t>
+      </w:r>
+      <w:proofErr w:type="gramStart"/>
+      <w:r>
+        <w:rPr>
+          <w:rFonts w:ascii="Courier New" w:hAnsi="Courier New" w:cs="Courier New"/>
+          <w:lang w:val="en-GB"/>
+        </w:rPr>
+        <w:t>atmos.F</w:t>
+      </w:r>
+      <w:proofErr w:type="gramEnd"/>
+      <w:r>
+        <w:rPr>
+          <w:rFonts w:ascii="Courier New" w:hAnsi="Courier New" w:cs="Courier New"/>
+          <w:lang w:val="en-GB"/>
+        </w:rPr>
+        <w:t>90_</w:t>
+      </w:r>
+      <w:r>
+        <w:rPr>
+          <w:lang w:val="en-GB"/>
+        </w:rPr>
+        <w:t xml:space="preserve">oa and </w:t>
+      </w:r>
+      <w:r>
+        <w:rPr>
+          <w:rFonts w:ascii="Courier New" w:hAnsi="Courier New" w:cs="Courier New"/>
+          <w:lang w:val="en-GB"/>
+        </w:rPr>
+        <w:t>ocean.F90_oa.</w:t>
+      </w:r>
+      <w:r>
+        <w:rPr>
+          <w:lang w:val="en-GB"/>
+        </w:rPr>
+        <w:t xml:space="preserve"> </w:t>
+      </w:r>
+    </w:p>
+    <w:p>
+      <w:pPr>
+        <w:spacing w:before="120"/>
+        <w:jc w:val="both"/>
+        <w:rPr>
           <w:rFonts w:cstheme="minorHAnsi"/>
           <w:lang w:val="en-GB"/>
         </w:rPr>
@@ -3990,7 +4044,21 @@
         <w:rPr>
           <w:lang w:val="en-GB"/>
         </w:rPr>
-        <w:t xml:space="preserve">We hope that you have successfully instrumented the tutorial toy models and run them in coupled mode. If you need help, do not hesitate to </w:t>
+        <w:t xml:space="preserve">If you need </w:t>
+      </w:r>
+      <w:r>
+        <w:rPr>
+          <w:lang w:val="en-GB"/>
+        </w:rPr>
+        <w:t xml:space="preserve">further </w:t>
+      </w:r>
+      <w:bookmarkStart w:id="0" w:name="_GoBack"/>
+      <w:bookmarkEnd w:id="0"/>
+      <w:r>
+        <w:rPr>
+          <w:lang w:val="en-GB"/>
+        </w:rPr>
+        <w:t xml:space="preserve">help, do not hesitate to </w:t>
       </w:r>
       <w:r>
         <w:rPr>
@@ -7672,7 +7740,7 @@
 </file>
 
 <file path=customXml/itemProps1.xml><?xml version="1.0" encoding="utf-8"?>
-<ds:datastoreItem xmlns:ds="http://schemas.openxmlformats.org/officeDocument/2006/customXml" ds:itemID="{D71A8198-722A-9B4C-9D5E-4278CCCBBA7F}">
+<ds:datastoreItem xmlns:ds="http://schemas.openxmlformats.org/officeDocument/2006/customXml" ds:itemID="{C915B8B6-2521-6B46-9FFC-20485F6D80B9}">
   <ds:schemaRefs>
     <ds:schemaRef ds:uri="http://schemas.openxmlformats.org/officeDocument/2006/bibliography"/>
   </ds:schemaRefs>

--- a/examples/tutorial_communication/tutorial_communication.docx
+++ b/examples/tutorial_communication/tutorial_communication.docx
@@ -1,6 +1,6 @@
 
 <file path=word/document.xml><?xml version="1.0" encoding="utf-8"?>
-<w:document xmlns:wpc="http://schemas.microsoft.com/office/word/2010/wordprocessingCanvas" xmlns:cx="http://schemas.microsoft.com/office/drawing/2014/chartex" xmlns:cx1="http://schemas.microsoft.com/office/drawing/2015/9/8/chartex" xmlns:cx2="http://schemas.microsoft.com/office/drawing/2015/10/21/chartex" xmlns:cx3="http://schemas.microsoft.com/office/drawing/2016/5/9/chartex" xmlns:cx4="http://schemas.microsoft.com/office/drawing/2016/5/10/chartex" xmlns:cx5="http://schemas.microsoft.com/office/drawing/2016/5/11/chartex" xmlns:cx6="http://schemas.microsoft.com/office/drawing/2016/5/12/chartex" xmlns:cx7="http://schemas.microsoft.com/office/drawing/2016/5/13/chartex" xmlns:cx8="http://schemas.microsoft.com/office/drawing/2016/5/14/chartex" xmlns:mc="http://schemas.openxmlformats.org/markup-compatibility/2006" xmlns:aink="http://schemas.microsoft.com/office/drawing/2016/ink" xmlns:am3d="http://schemas.microsoft.com/office/drawing/2017/model3d" xmlns:o="urn:schemas-microsoft-com:office:office" xmlns:r="http://schemas.openxmlformats.org/officeDocument/2006/relationships" xmlns:m="http://schemas.openxmlformats.org/officeDocument/2006/math" xmlns:v="urn:schemas-microsoft-com:vml" xmlns:wp14="http://schemas.microsoft.com/office/word/2010/wordprocessingDrawing" xmlns:wp="http://schemas.openxmlformats.org/drawingml/2006/wordprocessingDrawing" xmlns:w10="urn:schemas-microsoft-com:office:word" xmlns:w="http://schemas.openxmlformats.org/wordprocessingml/2006/main" xmlns:w14="http://schemas.microsoft.com/office/word/2010/wordml" xmlns:w15="http://schemas.microsoft.com/office/word/2012/wordml" xmlns:w16cid="http://schemas.microsoft.com/office/word/2016/wordml/cid" xmlns:w16se="http://schemas.microsoft.com/office/word/2015/wordml/symex" xmlns:wpg="http://schemas.microsoft.com/office/word/2010/wordprocessingGroup" xmlns:wpi="http://schemas.microsoft.com/office/word/2010/wordprocessingInk" xmlns:wne="http://schemas.microsoft.com/office/word/2006/wordml" xmlns:wps="http://schemas.microsoft.com/office/word/2010/wordprocessingShape" mc:Ignorable="w14 w15 w16se w16cid wp14">
+<w:document xmlns:wpc="http://schemas.microsoft.com/office/word/2010/wordprocessingCanvas" xmlns:cx="http://schemas.microsoft.com/office/drawing/2014/chartex" xmlns:cx1="http://schemas.microsoft.com/office/drawing/2015/9/8/chartex" xmlns:cx2="http://schemas.microsoft.com/office/drawing/2015/10/21/chartex" xmlns:cx3="http://schemas.microsoft.com/office/drawing/2016/5/9/chartex" xmlns:cx4="http://schemas.microsoft.com/office/drawing/2016/5/10/chartex" xmlns:cx5="http://schemas.microsoft.com/office/drawing/2016/5/11/chartex" xmlns:cx6="http://schemas.microsoft.com/office/drawing/2016/5/12/chartex" xmlns:cx7="http://schemas.microsoft.com/office/drawing/2016/5/13/chartex" xmlns:cx8="http://schemas.microsoft.com/office/drawing/2016/5/14/chartex" xmlns:mc="http://schemas.openxmlformats.org/markup-compatibility/2006" xmlns:aink="http://schemas.microsoft.com/office/drawing/2016/ink" xmlns:am3d="http://schemas.microsoft.com/office/drawing/2017/model3d" xmlns:o="urn:schemas-microsoft-com:office:office" xmlns:r="http://schemas.openxmlformats.org/officeDocument/2006/relationships" xmlns:m="http://schemas.openxmlformats.org/officeDocument/2006/math" xmlns:v="urn:schemas-microsoft-com:vml" xmlns:wp14="http://schemas.microsoft.com/office/word/2010/wordprocessingDrawing" xmlns:wp="http://schemas.openxmlformats.org/drawingml/2006/wordprocessingDrawing" xmlns:w10="urn:schemas-microsoft-com:office:word" xmlns:w="http://schemas.openxmlformats.org/wordprocessingml/2006/main" xmlns:w14="http://schemas.microsoft.com/office/word/2010/wordml" xmlns:w15="http://schemas.microsoft.com/office/word/2012/wordml" xmlns:w16cex="http://schemas.microsoft.com/office/word/2018/wordml/cex" xmlns:w16cid="http://schemas.microsoft.com/office/word/2016/wordml/cid" xmlns:w16="http://schemas.microsoft.com/office/word/2018/wordml" xmlns:w16sdtdh="http://schemas.microsoft.com/office/word/2020/wordml/sdtdatahash" xmlns:w16se="http://schemas.microsoft.com/office/word/2015/wordml/symex" xmlns:wpg="http://schemas.microsoft.com/office/word/2010/wordprocessingGroup" xmlns:wpi="http://schemas.microsoft.com/office/word/2010/wordprocessingInk" xmlns:wne="http://schemas.microsoft.com/office/word/2006/wordml" xmlns:wps="http://schemas.microsoft.com/office/word/2010/wordprocessingShape" mc:Ignorable="w14 w15 w16se w16cid w16 w16cex w16sdtdh wp14">
   <w:body>
     <w:p>
       <w:pPr>
@@ -209,6 +209,109 @@
           <w:rFonts w:asciiTheme="minorHAnsi" w:hAnsiTheme="minorHAnsi" w:cstheme="minorHAnsi"/>
           <w:lang w:val="en-GB"/>
         </w:rPr>
+        <w:t xml:space="preserve">The tutorial involves two toy model codes, </w:t>
+      </w:r>
+      <w:proofErr w:type="gramStart"/>
+      <w:r>
+        <w:rPr>
+          <w:rFonts w:ascii="Courier New" w:eastAsiaTheme="minorHAnsi" w:hAnsi="Courier New" w:cs="Courier New"/>
+          <w:lang w:val="en-GB"/>
+        </w:rPr>
+        <w:t>ocean.F</w:t>
+      </w:r>
+      <w:proofErr w:type="gramEnd"/>
+      <w:r>
+        <w:rPr>
+          <w:rFonts w:ascii="Courier New" w:eastAsiaTheme="minorHAnsi" w:hAnsi="Courier New" w:cs="Courier New"/>
+          <w:lang w:val="en-GB"/>
+        </w:rPr>
+        <w:t>90</w:t>
+      </w:r>
+      <w:r>
+        <w:rPr>
+          <w:rFonts w:asciiTheme="minorHAnsi" w:hAnsiTheme="minorHAnsi" w:cstheme="minorHAnsi"/>
+          <w:lang w:val="en-GB"/>
+        </w:rPr>
+        <w:t xml:space="preserve"> and </w:t>
+      </w:r>
+      <w:r>
+        <w:rPr>
+          <w:rFonts w:ascii="Courier New" w:eastAsiaTheme="minorHAnsi" w:hAnsi="Courier New" w:cs="Courier New"/>
+          <w:lang w:val="en-GB"/>
+        </w:rPr>
+        <w:t>atmos.F90</w:t>
+      </w:r>
+      <w:r>
+        <w:rPr>
+          <w:rFonts w:asciiTheme="minorHAnsi" w:hAnsiTheme="minorHAnsi" w:cstheme="minorHAnsi"/>
+          <w:lang w:val="en-GB"/>
+        </w:rPr>
+        <w:t>,</w:t>
+      </w:r>
+      <w:r>
+        <w:rPr>
+          <w:rFonts w:asciiTheme="minorHAnsi" w:hAnsiTheme="minorHAnsi" w:cstheme="minorHAnsi"/>
+          <w:lang w:val="en-GB"/>
+        </w:rPr>
+        <w:t xml:space="preserve"> into which </w:t>
+      </w:r>
+      <w:r>
+        <w:rPr>
+          <w:rFonts w:asciiTheme="minorHAnsi" w:hAnsiTheme="minorHAnsi" w:cstheme="minorHAnsi"/>
+          <w:lang w:val="en-GB"/>
+        </w:rPr>
+        <w:t>you are</w:t>
+      </w:r>
+      <w:r>
+        <w:rPr>
+          <w:rFonts w:asciiTheme="minorHAnsi" w:hAnsiTheme="minorHAnsi" w:cstheme="minorHAnsi"/>
+          <w:lang w:val="en-GB"/>
+        </w:rPr>
+        <w:t xml:space="preserve"> invited to implement the calls to OASIS3-MCT </w:t>
+      </w:r>
+      <w:r>
+        <w:rPr>
+          <w:rFonts w:asciiTheme="minorHAnsi" w:hAnsiTheme="minorHAnsi" w:cstheme="minorHAnsi"/>
+          <w:lang w:val="en-GB"/>
+        </w:rPr>
+        <w:t xml:space="preserve">API (Application Program Interface) </w:t>
+      </w:r>
+      <w:r>
+        <w:rPr>
+          <w:rFonts w:asciiTheme="minorHAnsi" w:hAnsiTheme="minorHAnsi" w:cstheme="minorHAnsi"/>
+          <w:lang w:val="en-GB"/>
+        </w:rPr>
+        <w:t>routines. Toy models are skeleton programs that do not contain any real physics or dynamics but that can reproduce real exchanges of coupling fields. Instrumenting those toy models</w:t>
+      </w:r>
+      <w:r>
+        <w:rPr>
+          <w:rFonts w:asciiTheme="minorHAnsi" w:hAnsiTheme="minorHAnsi" w:cstheme="minorHAnsi"/>
+          <w:lang w:val="en-GB"/>
+        </w:rPr>
+        <w:t xml:space="preserve"> </w:t>
+      </w:r>
+      <w:r>
+        <w:rPr>
+          <w:rFonts w:asciiTheme="minorHAnsi" w:hAnsiTheme="minorHAnsi" w:cstheme="minorHAnsi"/>
+          <w:lang w:val="en-GB"/>
+        </w:rPr>
+        <w:t>gives a practical experience of using the OASIS3-MCT library.</w:t>
+      </w:r>
+    </w:p>
+    <w:p>
+      <w:pPr>
+        <w:pStyle w:val="NormalWeb"/>
+        <w:spacing w:before="120" w:beforeAutospacing="0" w:after="0" w:afterAutospacing="0"/>
+        <w:rPr>
+          <w:rFonts w:asciiTheme="minorHAnsi" w:hAnsiTheme="minorHAnsi" w:cstheme="minorHAnsi"/>
+          <w:lang w:val="en-GB"/>
+        </w:rPr>
+      </w:pPr>
+      <w:r>
+        <w:rPr>
+          <w:rFonts w:asciiTheme="minorHAnsi" w:hAnsiTheme="minorHAnsi" w:cstheme="minorHAnsi"/>
+          <w:lang w:val="en-GB"/>
+        </w:rPr>
         <w:t>Th</w:t>
       </w:r>
       <w:r>
@@ -223,7 +326,21 @@
           <w:rFonts w:asciiTheme="minorHAnsi" w:hAnsiTheme="minorHAnsi" w:cstheme="minorHAnsi"/>
           <w:lang w:val="en-GB"/>
         </w:rPr>
-        <w:t xml:space="preserve"> tutorial forms the base of the Short Online Private Course (SPOC)</w:t>
+        <w:t xml:space="preserve"> tutorial </w:t>
+      </w:r>
+      <w:r>
+        <w:rPr>
+          <w:rFonts w:asciiTheme="minorHAnsi" w:hAnsiTheme="minorHAnsi" w:cstheme="minorHAnsi"/>
+          <w:lang w:val="en-GB"/>
+        </w:rPr>
+        <w:t xml:space="preserve">is extracted from the </w:t>
+      </w:r>
+      <w:r>
+        <w:rPr>
+          <w:rFonts w:asciiTheme="minorHAnsi" w:hAnsiTheme="minorHAnsi" w:cstheme="minorHAnsi"/>
+          <w:lang w:val="en-GB"/>
+        </w:rPr>
+        <w:t>Short Online Private Course (SPOC)</w:t>
       </w:r>
       <w:r>
         <w:rPr>
@@ -274,79 +391,14 @@
           <w:rFonts w:asciiTheme="minorHAnsi" w:hAnsiTheme="minorHAnsi" w:cstheme="minorHAnsi"/>
           <w:lang w:val="en-GB"/>
         </w:rPr>
-        <w:t xml:space="preserve">. The tutorial involves two toy model codes, </w:t>
-      </w:r>
-      <w:proofErr w:type="gramStart"/>
-      <w:r>
-        <w:rPr>
-          <w:rFonts w:ascii="Courier New" w:eastAsiaTheme="minorHAnsi" w:hAnsi="Courier New" w:cs="Courier New"/>
-          <w:lang w:val="en-GB"/>
-        </w:rPr>
-        <w:t>ocean.F</w:t>
-      </w:r>
-      <w:proofErr w:type="gramEnd"/>
-      <w:r>
-        <w:rPr>
-          <w:rFonts w:ascii="Courier New" w:eastAsiaTheme="minorHAnsi" w:hAnsi="Courier New" w:cs="Courier New"/>
-          <w:lang w:val="en-GB"/>
-        </w:rPr>
-        <w:t>90</w:t>
-      </w:r>
-      <w:r>
-        <w:rPr>
-          <w:rFonts w:asciiTheme="minorHAnsi" w:hAnsiTheme="minorHAnsi" w:cstheme="minorHAnsi"/>
-          <w:lang w:val="en-GB"/>
-        </w:rPr>
-        <w:t xml:space="preserve"> and </w:t>
-      </w:r>
-      <w:r>
-        <w:rPr>
-          <w:rFonts w:ascii="Courier New" w:eastAsiaTheme="minorHAnsi" w:hAnsi="Courier New" w:cs="Courier New"/>
-          <w:lang w:val="en-GB"/>
-        </w:rPr>
-        <w:t>atmos.F90</w:t>
-      </w:r>
-      <w:r>
-        <w:rPr>
-          <w:rFonts w:asciiTheme="minorHAnsi" w:hAnsiTheme="minorHAnsi" w:cstheme="minorHAnsi"/>
-          <w:lang w:val="en-GB"/>
-        </w:rPr>
-        <w:t>,</w:t>
-      </w:r>
-      <w:r>
-        <w:rPr>
-          <w:rFonts w:asciiTheme="minorHAnsi" w:hAnsiTheme="minorHAnsi" w:cstheme="minorHAnsi"/>
-          <w:lang w:val="en-GB"/>
-        </w:rPr>
-        <w:t xml:space="preserve"> into which the participant is invited to implement the calls to OASIS3-MCT </w:t>
-      </w:r>
-      <w:r>
-        <w:rPr>
-          <w:rFonts w:asciiTheme="minorHAnsi" w:hAnsiTheme="minorHAnsi" w:cstheme="minorHAnsi"/>
-          <w:lang w:val="en-GB"/>
-        </w:rPr>
-        <w:t xml:space="preserve">API (Application Program Interface) </w:t>
-      </w:r>
-      <w:r>
-        <w:rPr>
-          <w:rFonts w:asciiTheme="minorHAnsi" w:hAnsiTheme="minorHAnsi" w:cstheme="minorHAnsi"/>
-          <w:lang w:val="en-GB"/>
-        </w:rPr>
-        <w:t>routines. Toy models are skeleton programs that do not contain any real physics or dynamics but that can reproduce real exchanges of coupling fields. Instrumenting those toy models</w:t>
-      </w:r>
-      <w:r>
-        <w:rPr>
-          <w:rFonts w:asciiTheme="minorHAnsi" w:hAnsiTheme="minorHAnsi" w:cstheme="minorHAnsi"/>
-          <w:lang w:val="en-GB"/>
-        </w:rPr>
-        <w:t xml:space="preserve"> </w:t>
-      </w:r>
-      <w:r>
-        <w:rPr>
-          <w:rFonts w:asciiTheme="minorHAnsi" w:hAnsiTheme="minorHAnsi" w:cstheme="minorHAnsi"/>
-          <w:lang w:val="en-GB"/>
-        </w:rPr>
-        <w:t>gives a practical experience of using the OASIS3-MCT library. If you are interested in attending th</w:t>
+        <w:t xml:space="preserve">. </w:t>
+      </w:r>
+      <w:r>
+        <w:rPr>
+          <w:rFonts w:asciiTheme="minorHAnsi" w:hAnsiTheme="minorHAnsi" w:cstheme="minorHAnsi"/>
+          <w:lang w:val="en-GB"/>
+        </w:rPr>
+        <w:t>If you are interested in attending th</w:t>
       </w:r>
       <w:r>
         <w:rPr>
@@ -633,7 +685,6 @@
         </w:rPr>
         <w:t xml:space="preserve">spatial </w:t>
       </w:r>
-      <w:proofErr w:type="spellStart"/>
       <w:r>
         <w:rPr>
           <w:rFonts w:asciiTheme="minorHAnsi" w:hAnsiTheme="minorHAnsi" w:cstheme="minorHAnsi"/>
@@ -648,7 +699,6 @@
         </w:rPr>
         <w:t>gridding</w:t>
       </w:r>
-      <w:proofErr w:type="spellEnd"/>
       <w:r>
         <w:rPr>
           <w:rFonts w:asciiTheme="minorHAnsi" w:hAnsiTheme="minorHAnsi" w:cstheme="minorHAnsi"/>
@@ -4052,8 +4102,6 @@
         </w:rPr>
         <w:t xml:space="preserve">further </w:t>
       </w:r>
-      <w:bookmarkStart w:id="0" w:name="_GoBack"/>
-      <w:bookmarkEnd w:id="0"/>
       <w:r>
         <w:rPr>
           <w:lang w:val="en-GB"/>
@@ -4173,7 +4221,7 @@
 </file>
 
 <file path=word/numbering.xml><?xml version="1.0" encoding="utf-8"?>
-<w:numbering xmlns:wpc="http://schemas.microsoft.com/office/word/2010/wordprocessingCanvas" xmlns:cx="http://schemas.microsoft.com/office/drawing/2014/chartex" xmlns:cx1="http://schemas.microsoft.com/office/drawing/2015/9/8/chartex" xmlns:cx2="http://schemas.microsoft.com/office/drawing/2015/10/21/chartex" xmlns:cx3="http://schemas.microsoft.com/office/drawing/2016/5/9/chartex" xmlns:cx4="http://schemas.microsoft.com/office/drawing/2016/5/10/chartex" xmlns:cx5="http://schemas.microsoft.com/office/drawing/2016/5/11/chartex" xmlns:cx6="http://schemas.microsoft.com/office/drawing/2016/5/12/chartex" xmlns:cx7="http://schemas.microsoft.com/office/drawing/2016/5/13/chartex" xmlns:cx8="http://schemas.microsoft.com/office/drawing/2016/5/14/chartex" xmlns:mc="http://schemas.openxmlformats.org/markup-compatibility/2006" xmlns:aink="http://schemas.microsoft.com/office/drawing/2016/ink" xmlns:am3d="http://schemas.microsoft.com/office/drawing/2017/model3d" xmlns:o="urn:schemas-microsoft-com:office:office" xmlns:r="http://schemas.openxmlformats.org/officeDocument/2006/relationships" xmlns:m="http://schemas.openxmlformats.org/officeDocument/2006/math" xmlns:v="urn:schemas-microsoft-com:vml" xmlns:wp14="http://schemas.microsoft.com/office/word/2010/wordprocessingDrawing" xmlns:wp="http://schemas.openxmlformats.org/drawingml/2006/wordprocessingDrawing" xmlns:w10="urn:schemas-microsoft-com:office:word" xmlns:w="http://schemas.openxmlformats.org/wordprocessingml/2006/main" xmlns:w14="http://schemas.microsoft.com/office/word/2010/wordml" xmlns:w15="http://schemas.microsoft.com/office/word/2012/wordml" xmlns:w16cid="http://schemas.microsoft.com/office/word/2016/wordml/cid" xmlns:w16se="http://schemas.microsoft.com/office/word/2015/wordml/symex" xmlns:wpg="http://schemas.microsoft.com/office/word/2010/wordprocessingGroup" xmlns:wpi="http://schemas.microsoft.com/office/word/2010/wordprocessingInk" xmlns:wne="http://schemas.microsoft.com/office/word/2006/wordml" xmlns:wps="http://schemas.microsoft.com/office/word/2010/wordprocessingShape" mc:Ignorable="w14 w15 w16se w16cid wp14">
+<w:numbering xmlns:wpc="http://schemas.microsoft.com/office/word/2010/wordprocessingCanvas" xmlns:cx="http://schemas.microsoft.com/office/drawing/2014/chartex" xmlns:cx1="http://schemas.microsoft.com/office/drawing/2015/9/8/chartex" xmlns:cx2="http://schemas.microsoft.com/office/drawing/2015/10/21/chartex" xmlns:cx3="http://schemas.microsoft.com/office/drawing/2016/5/9/chartex" xmlns:cx4="http://schemas.microsoft.com/office/drawing/2016/5/10/chartex" xmlns:cx5="http://schemas.microsoft.com/office/drawing/2016/5/11/chartex" xmlns:cx6="http://schemas.microsoft.com/office/drawing/2016/5/12/chartex" xmlns:cx7="http://schemas.microsoft.com/office/drawing/2016/5/13/chartex" xmlns:cx8="http://schemas.microsoft.com/office/drawing/2016/5/14/chartex" xmlns:mc="http://schemas.openxmlformats.org/markup-compatibility/2006" xmlns:aink="http://schemas.microsoft.com/office/drawing/2016/ink" xmlns:am3d="http://schemas.microsoft.com/office/drawing/2017/model3d" xmlns:o="urn:schemas-microsoft-com:office:office" xmlns:r="http://schemas.openxmlformats.org/officeDocument/2006/relationships" xmlns:m="http://schemas.openxmlformats.org/officeDocument/2006/math" xmlns:v="urn:schemas-microsoft-com:vml" xmlns:wp14="http://schemas.microsoft.com/office/word/2010/wordprocessingDrawing" xmlns:wp="http://schemas.openxmlformats.org/drawingml/2006/wordprocessingDrawing" xmlns:w10="urn:schemas-microsoft-com:office:word" xmlns:w="http://schemas.openxmlformats.org/wordprocessingml/2006/main" xmlns:w14="http://schemas.microsoft.com/office/word/2010/wordml" xmlns:w15="http://schemas.microsoft.com/office/word/2012/wordml" xmlns:w16cex="http://schemas.microsoft.com/office/word/2018/wordml/cex" xmlns:w16cid="http://schemas.microsoft.com/office/word/2016/wordml/cid" xmlns:w16="http://schemas.microsoft.com/office/word/2018/wordml" xmlns:w16sdtdh="http://schemas.microsoft.com/office/word/2020/wordml/sdtdatahash" xmlns:w16se="http://schemas.microsoft.com/office/word/2015/wordml/symex" xmlns:wpg="http://schemas.microsoft.com/office/word/2010/wordprocessingGroup" xmlns:wpi="http://schemas.microsoft.com/office/word/2010/wordprocessingInk" xmlns:wne="http://schemas.microsoft.com/office/word/2006/wordml" xmlns:wps="http://schemas.microsoft.com/office/word/2010/wordprocessingShape" mc:Ignorable="w14 w15 w16se w16cid w16 w16cex w16sdtdh wp14">
   <w:abstractNum w:abstractNumId="0" w15:restartNumberingAfterBreak="0">
     <w:nsid w:val="00000001"/>
     <w:multiLevelType w:val="singleLevel"/>
@@ -6788,7 +6836,7 @@
 </file>
 
 <file path=word/styles.xml><?xml version="1.0" encoding="utf-8"?>
-<w:styles xmlns:mc="http://schemas.openxmlformats.org/markup-compatibility/2006" xmlns:r="http://schemas.openxmlformats.org/officeDocument/2006/relationships" xmlns:w="http://schemas.openxmlformats.org/wordprocessingml/2006/main" xmlns:w14="http://schemas.microsoft.com/office/word/2010/wordml" xmlns:w15="http://schemas.microsoft.com/office/word/2012/wordml" xmlns:w16cid="http://schemas.microsoft.com/office/word/2016/wordml/cid" xmlns:w16se="http://schemas.microsoft.com/office/word/2015/wordml/symex" mc:Ignorable="w14 w15 w16se w16cid">
+<w:styles xmlns:mc="http://schemas.openxmlformats.org/markup-compatibility/2006" xmlns:r="http://schemas.openxmlformats.org/officeDocument/2006/relationships" xmlns:w="http://schemas.openxmlformats.org/wordprocessingml/2006/main" xmlns:w14="http://schemas.microsoft.com/office/word/2010/wordml" xmlns:w15="http://schemas.microsoft.com/office/word/2012/wordml" xmlns:w16cex="http://schemas.microsoft.com/office/word/2018/wordml/cex" xmlns:w16cid="http://schemas.microsoft.com/office/word/2016/wordml/cid" xmlns:w16="http://schemas.microsoft.com/office/word/2018/wordml" xmlns:w16sdtdh="http://schemas.microsoft.com/office/word/2020/wordml/sdtdatahash" xmlns:w16se="http://schemas.microsoft.com/office/word/2015/wordml/symex" mc:Ignorable="w14 w15 w16se w16cid w16 w16cex w16sdtdh">
   <w:docDefaults>
     <w:rPrDefault>
       <w:rPr>
@@ -6800,7 +6848,7 @@
     </w:rPrDefault>
     <w:pPrDefault/>
   </w:docDefaults>
-  <w:latentStyles w:defLockedState="0" w:defUIPriority="99" w:defSemiHidden="0" w:defUnhideWhenUsed="0" w:defQFormat="0" w:count="375">
+  <w:latentStyles w:defLockedState="0" w:defUIPriority="99" w:defSemiHidden="0" w:defUnhideWhenUsed="0" w:defQFormat="0" w:count="376">
     <w:lsdException w:name="Normal" w:uiPriority="0" w:qFormat="1"/>
     <w:lsdException w:name="heading 1" w:uiPriority="9" w:qFormat="1"/>
     <w:lsdException w:name="heading 2" w:semiHidden="1" w:uiPriority="9" w:unhideWhenUsed="1" w:qFormat="1"/>
@@ -6906,7 +6954,6 @@
     <w:lsdException w:name="HTML Sample" w:semiHidden="1" w:unhideWhenUsed="1"/>
     <w:lsdException w:name="HTML Typewriter" w:semiHidden="1" w:unhideWhenUsed="1"/>
     <w:lsdException w:name="HTML Variable" w:semiHidden="1" w:unhideWhenUsed="1"/>
-    <w:lsdException w:name="Normal Table" w:semiHidden="1" w:unhideWhenUsed="1"/>
     <w:lsdException w:name="annotation subject" w:semiHidden="1" w:unhideWhenUsed="1"/>
     <w:lsdException w:name="No List" w:semiHidden="1" w:unhideWhenUsed="1"/>
     <w:lsdException w:name="Outline List 1" w:semiHidden="1" w:unhideWhenUsed="1"/>
@@ -6953,10 +7000,8 @@
     <w:lsdException w:name="Table Subtle 2" w:semiHidden="1" w:unhideWhenUsed="1"/>
     <w:lsdException w:name="Table Web 1" w:semiHidden="1" w:unhideWhenUsed="1"/>
     <w:lsdException w:name="Table Web 2" w:semiHidden="1" w:unhideWhenUsed="1"/>
-    <w:lsdException w:name="Table Web 3" w:semiHidden="1" w:unhideWhenUsed="1"/>
     <w:lsdException w:name="Balloon Text" w:semiHidden="1" w:unhideWhenUsed="1"/>
     <w:lsdException w:name="Table Grid" w:uiPriority="39"/>
-    <w:lsdException w:name="Table Theme" w:semiHidden="1" w:unhideWhenUsed="1"/>
     <w:lsdException w:name="Placeholder Text" w:semiHidden="1"/>
     <w:lsdException w:name="No Spacing" w:uiPriority="1" w:qFormat="1"/>
     <w:lsdException w:name="Light Shading" w:uiPriority="60"/>
@@ -7176,6 +7221,7 @@
     <w:lsdException w:name="Smart Hyperlink" w:semiHidden="1" w:unhideWhenUsed="1"/>
     <w:lsdException w:name="Hashtag" w:semiHidden="1" w:unhideWhenUsed="1"/>
     <w:lsdException w:name="Unresolved Mention" w:semiHidden="1" w:unhideWhenUsed="1"/>
+    <w:lsdException w:name="Smart Link" w:semiHidden="1" w:unhideWhenUsed="1"/>
   </w:latentStyles>
   <w:style w:type="paragraph" w:default="1" w:styleId="Normal">
     <w:name w:val="Normal"/>

--- a/examples/tutorial_communication/tutorial_communication.docx
+++ b/examples/tutorial_communication/tutorial_communication.docx
@@ -340,7 +340,21 @@
           <w:rFonts w:asciiTheme="minorHAnsi" w:hAnsiTheme="minorHAnsi" w:cstheme="minorHAnsi"/>
           <w:lang w:val="en-GB"/>
         </w:rPr>
-        <w:t>Short Online Private Course (SPOC)</w:t>
+        <w:t xml:space="preserve">Short Private </w:t>
+      </w:r>
+      <w:r>
+        <w:rPr>
+          <w:rFonts w:asciiTheme="minorHAnsi" w:hAnsiTheme="minorHAnsi" w:cstheme="minorHAnsi"/>
+          <w:lang w:val="en-GB"/>
+        </w:rPr>
+        <w:t xml:space="preserve">Online </w:t>
+      </w:r>
+      <w:r>
+        <w:rPr>
+          <w:rFonts w:asciiTheme="minorHAnsi" w:hAnsiTheme="minorHAnsi" w:cstheme="minorHAnsi"/>
+          <w:lang w:val="en-GB"/>
+        </w:rPr>
+        <w:t>Course (SPOC)</w:t>
       </w:r>
       <w:r>
         <w:rPr>
@@ -685,6 +699,7 @@
         </w:rPr>
         <w:t xml:space="preserve">spatial </w:t>
       </w:r>
+      <w:proofErr w:type="spellStart"/>
       <w:r>
         <w:rPr>
           <w:rFonts w:asciiTheme="minorHAnsi" w:hAnsiTheme="minorHAnsi" w:cstheme="minorHAnsi"/>
@@ -699,6 +714,7 @@
         </w:rPr>
         <w:t>gridding</w:t>
       </w:r>
+      <w:proofErr w:type="spellEnd"/>
       <w:r>
         <w:rPr>
           <w:rFonts w:asciiTheme="minorHAnsi" w:hAnsiTheme="minorHAnsi" w:cstheme="minorHAnsi"/>
@@ -2803,7 +2819,7 @@
           <w:rFonts w:asciiTheme="minorHAnsi" w:hAnsiTheme="minorHAnsi" w:cstheme="minorHAnsi"/>
           <w:lang w:val="en-GB"/>
         </w:rPr>
-        <w:t xml:space="preserve">on 4 processes each, </w:t>
+        <w:t xml:space="preserve">on 4 processes each </w:t>
       </w:r>
       <w:r>
         <w:rPr>
@@ -2824,7 +2840,21 @@
           <w:rFonts w:asciiTheme="minorHAnsi" w:hAnsiTheme="minorHAnsi" w:cstheme="minorHAnsi"/>
           <w:lang w:val="en-GB"/>
         </w:rPr>
-        <w:t xml:space="preserve"> hour</w:t>
+        <w:t xml:space="preserve"> </w:t>
+      </w:r>
+      <w:r>
+        <w:rPr>
+          <w:rFonts w:asciiTheme="minorHAnsi" w:hAnsiTheme="minorHAnsi" w:cstheme="minorHAnsi"/>
+          <w:lang w:val="en-GB"/>
+        </w:rPr>
+        <w:t xml:space="preserve">model </w:t>
+      </w:r>
+      <w:r>
+        <w:rPr>
+          <w:rFonts w:asciiTheme="minorHAnsi" w:hAnsiTheme="minorHAnsi" w:cstheme="minorHAnsi"/>
+          <w:lang w:val="en-GB"/>
+        </w:rPr>
+        <w:t>hour</w:t>
       </w:r>
       <w:r>
         <w:rPr>
@@ -6954,6 +6984,7 @@
     <w:lsdException w:name="HTML Sample" w:semiHidden="1" w:unhideWhenUsed="1"/>
     <w:lsdException w:name="HTML Typewriter" w:semiHidden="1" w:unhideWhenUsed="1"/>
     <w:lsdException w:name="HTML Variable" w:semiHidden="1" w:unhideWhenUsed="1"/>
+    <w:lsdException w:name="Normal Table" w:semiHidden="1" w:unhideWhenUsed="1"/>
     <w:lsdException w:name="annotation subject" w:semiHidden="1" w:unhideWhenUsed="1"/>
     <w:lsdException w:name="No List" w:semiHidden="1" w:unhideWhenUsed="1"/>
     <w:lsdException w:name="Outline List 1" w:semiHidden="1" w:unhideWhenUsed="1"/>
@@ -7000,8 +7031,10 @@
     <w:lsdException w:name="Table Subtle 2" w:semiHidden="1" w:unhideWhenUsed="1"/>
     <w:lsdException w:name="Table Web 1" w:semiHidden="1" w:unhideWhenUsed="1"/>
     <w:lsdException w:name="Table Web 2" w:semiHidden="1" w:unhideWhenUsed="1"/>
+    <w:lsdException w:name="Table Web 3" w:semiHidden="1" w:unhideWhenUsed="1"/>
     <w:lsdException w:name="Balloon Text" w:semiHidden="1" w:unhideWhenUsed="1"/>
     <w:lsdException w:name="Table Grid" w:uiPriority="39"/>
+    <w:lsdException w:name="Table Theme" w:semiHidden="1" w:unhideWhenUsed="1"/>
     <w:lsdException w:name="Placeholder Text" w:semiHidden="1"/>
     <w:lsdException w:name="No Spacing" w:uiPriority="1" w:qFormat="1"/>
     <w:lsdException w:name="Light Shading" w:uiPriority="60"/>

--- a/examples/tutorial_communication/tutorial_communication.docx
+++ b/examples/tutorial_communication/tutorial_communication.docx
@@ -1,6 +1,6 @@
 
 <file path=word/document.xml><?xml version="1.0" encoding="utf-8"?>
-<w:document xmlns:wpc="http://schemas.microsoft.com/office/word/2010/wordprocessingCanvas" xmlns:cx="http://schemas.microsoft.com/office/drawing/2014/chartex" xmlns:cx1="http://schemas.microsoft.com/office/drawing/2015/9/8/chartex" xmlns:cx2="http://schemas.microsoft.com/office/drawing/2015/10/21/chartex" xmlns:cx3="http://schemas.microsoft.com/office/drawing/2016/5/9/chartex" xmlns:cx4="http://schemas.microsoft.com/office/drawing/2016/5/10/chartex" xmlns:cx5="http://schemas.microsoft.com/office/drawing/2016/5/11/chartex" xmlns:cx6="http://schemas.microsoft.com/office/drawing/2016/5/12/chartex" xmlns:cx7="http://schemas.microsoft.com/office/drawing/2016/5/13/chartex" xmlns:cx8="http://schemas.microsoft.com/office/drawing/2016/5/14/chartex" xmlns:mc="http://schemas.openxmlformats.org/markup-compatibility/2006" xmlns:aink="http://schemas.microsoft.com/office/drawing/2016/ink" xmlns:am3d="http://schemas.microsoft.com/office/drawing/2017/model3d" xmlns:o="urn:schemas-microsoft-com:office:office" xmlns:r="http://schemas.openxmlformats.org/officeDocument/2006/relationships" xmlns:m="http://schemas.openxmlformats.org/officeDocument/2006/math" xmlns:v="urn:schemas-microsoft-com:vml" xmlns:wp14="http://schemas.microsoft.com/office/word/2010/wordprocessingDrawing" xmlns:wp="http://schemas.openxmlformats.org/drawingml/2006/wordprocessingDrawing" xmlns:w10="urn:schemas-microsoft-com:office:word" xmlns:w="http://schemas.openxmlformats.org/wordprocessingml/2006/main" xmlns:w14="http://schemas.microsoft.com/office/word/2010/wordml" xmlns:w15="http://schemas.microsoft.com/office/word/2012/wordml" xmlns:w16cex="http://schemas.microsoft.com/office/word/2018/wordml/cex" xmlns:w16cid="http://schemas.microsoft.com/office/word/2016/wordml/cid" xmlns:w16="http://schemas.microsoft.com/office/word/2018/wordml" xmlns:w16sdtdh="http://schemas.microsoft.com/office/word/2020/wordml/sdtdatahash" xmlns:w16se="http://schemas.microsoft.com/office/word/2015/wordml/symex" xmlns:wpg="http://schemas.microsoft.com/office/word/2010/wordprocessingGroup" xmlns:wpi="http://schemas.microsoft.com/office/word/2010/wordprocessingInk" xmlns:wne="http://schemas.microsoft.com/office/word/2006/wordml" xmlns:wps="http://schemas.microsoft.com/office/word/2010/wordprocessingShape" mc:Ignorable="w14 w15 w16se w16cid w16 w16cex w16sdtdh wp14">
+<w:document xmlns:wpc="http://schemas.microsoft.com/office/word/2010/wordprocessingCanvas" xmlns:cx="http://schemas.microsoft.com/office/drawing/2014/chartex" xmlns:cx1="http://schemas.microsoft.com/office/drawing/2015/9/8/chartex" xmlns:cx2="http://schemas.microsoft.com/office/drawing/2015/10/21/chartex" xmlns:cx3="http://schemas.microsoft.com/office/drawing/2016/5/9/chartex" xmlns:cx4="http://schemas.microsoft.com/office/drawing/2016/5/10/chartex" xmlns:cx5="http://schemas.microsoft.com/office/drawing/2016/5/11/chartex" xmlns:cx6="http://schemas.microsoft.com/office/drawing/2016/5/12/chartex" xmlns:cx7="http://schemas.microsoft.com/office/drawing/2016/5/13/chartex" xmlns:cx8="http://schemas.microsoft.com/office/drawing/2016/5/14/chartex" xmlns:mc="http://schemas.openxmlformats.org/markup-compatibility/2006" xmlns:aink="http://schemas.microsoft.com/office/drawing/2016/ink" xmlns:am3d="http://schemas.microsoft.com/office/drawing/2017/model3d" xmlns:o="urn:schemas-microsoft-com:office:office" xmlns:oel="http://schemas.microsoft.com/office/2019/extlst" xmlns:r="http://schemas.openxmlformats.org/officeDocument/2006/relationships" xmlns:m="http://schemas.openxmlformats.org/officeDocument/2006/math" xmlns:v="urn:schemas-microsoft-com:vml" xmlns:wp14="http://schemas.microsoft.com/office/word/2010/wordprocessingDrawing" xmlns:wp="http://schemas.openxmlformats.org/drawingml/2006/wordprocessingDrawing" xmlns:w10="urn:schemas-microsoft-com:office:word" xmlns:w="http://schemas.openxmlformats.org/wordprocessingml/2006/main" xmlns:w14="http://schemas.microsoft.com/office/word/2010/wordml" xmlns:w15="http://schemas.microsoft.com/office/word/2012/wordml" xmlns:w16cex="http://schemas.microsoft.com/office/word/2018/wordml/cex" xmlns:w16cid="http://schemas.microsoft.com/office/word/2016/wordml/cid" xmlns:w16="http://schemas.microsoft.com/office/word/2018/wordml" xmlns:w16sdtdh="http://schemas.microsoft.com/office/word/2020/wordml/sdtdatahash" xmlns:w16se="http://schemas.microsoft.com/office/word/2015/wordml/symex" xmlns:wpg="http://schemas.microsoft.com/office/word/2010/wordprocessingGroup" xmlns:wpi="http://schemas.microsoft.com/office/word/2010/wordprocessingInk" xmlns:wne="http://schemas.microsoft.com/office/word/2006/wordml" xmlns:wps="http://schemas.microsoft.com/office/word/2010/wordprocessingShape" mc:Ignorable="w14 w15 w16se w16cid w16 w16cex w16sdtdh wp14">
   <w:body>
     <w:p>
       <w:pPr>
@@ -96,29 +96,12 @@
         <w:spacing w:before="120" w:beforeAutospacing="0" w:after="0" w:afterAutospacing="0"/>
         <w:jc w:val="center"/>
         <w:rPr>
-          <w:rFonts w:asciiTheme="minorHAnsi" w:hAnsiTheme="minorHAnsi" w:cstheme="minorHAnsi"/>
-          <w:sz w:val="28"/>
-          <w:lang w:val="en-GB"/>
-        </w:rPr>
-      </w:pPr>
-      <w:proofErr w:type="spellStart"/>
-      <w:r>
-        <w:rPr>
-          <w:rFonts w:asciiTheme="minorHAnsi" w:hAnsiTheme="minorHAnsi" w:cstheme="minorHAnsi"/>
-          <w:sz w:val="28"/>
-          <w:lang w:val="en-GB"/>
-        </w:rPr>
-        <w:t>tutorial_communication</w:t>
-      </w:r>
-      <w:proofErr w:type="spellEnd"/>
-      <w:r>
-        <w:rPr>
-          <w:rFonts w:asciiTheme="minorHAnsi" w:hAnsiTheme="minorHAnsi" w:cstheme="minorHAnsi"/>
-          <w:sz w:val="28"/>
-          <w:lang w:val="en-GB"/>
-        </w:rPr>
-        <w:t xml:space="preserve">, </w:t>
-      </w:r>
+          <w:rFonts w:ascii="Times" w:hAnsi="Times"/>
+          <w:sz w:val="22"/>
+          <w:szCs w:val="22"/>
+          <w:lang w:val="en-GB"/>
+        </w:rPr>
+      </w:pPr>
     </w:p>
     <w:p>
       <w:pPr>
@@ -131,13 +114,23 @@
           <w:lang w:val="en-GB"/>
         </w:rPr>
       </w:pPr>
+      <w:proofErr w:type="spellStart"/>
       <w:r>
         <w:rPr>
           <w:rFonts w:asciiTheme="minorHAnsi" w:hAnsiTheme="minorHAnsi" w:cstheme="minorHAnsi"/>
           <w:sz w:val="28"/>
           <w:lang w:val="en-GB"/>
         </w:rPr>
-        <w:t>a tutorial on how to instrument a code with OASIS3-MCT API calls</w:t>
+        <w:t>tutorial_communication</w:t>
+      </w:r>
+      <w:proofErr w:type="spellEnd"/>
+      <w:r>
+        <w:rPr>
+          <w:rFonts w:asciiTheme="minorHAnsi" w:hAnsiTheme="minorHAnsi" w:cstheme="minorHAnsi"/>
+          <w:sz w:val="28"/>
+          <w:lang w:val="en-GB"/>
+        </w:rPr>
+        <w:t xml:space="preserve">, </w:t>
       </w:r>
     </w:p>
     <w:p>
@@ -147,27 +140,50 @@
         <w:jc w:val="center"/>
         <w:rPr>
           <w:rFonts w:asciiTheme="minorHAnsi" w:hAnsiTheme="minorHAnsi" w:cstheme="minorHAnsi"/>
-          <w:lang w:val="en-GB"/>
-        </w:rPr>
-      </w:pPr>
-      <w:r>
-        <w:rPr>
-          <w:rFonts w:asciiTheme="minorHAnsi" w:hAnsiTheme="minorHAnsi" w:cstheme="minorHAnsi"/>
-          <w:lang w:val="en-GB"/>
-        </w:rPr>
-        <w:t>September 2021</w:t>
+          <w:sz w:val="28"/>
+          <w:lang w:val="en-GB"/>
+        </w:rPr>
+      </w:pPr>
+      <w:r>
+        <w:rPr>
+          <w:rFonts w:asciiTheme="minorHAnsi" w:hAnsiTheme="minorHAnsi" w:cstheme="minorHAnsi"/>
+          <w:sz w:val="28"/>
+          <w:lang w:val="en-GB"/>
+        </w:rPr>
+        <w:t>a tutorial on how to instrument a code with OASIS3-MCT API calls</w:t>
       </w:r>
     </w:p>
     <w:p>
       <w:pPr>
         <w:pStyle w:val="NormalWeb"/>
         <w:spacing w:before="120" w:beforeAutospacing="0" w:after="0" w:afterAutospacing="0"/>
-        <w:rPr>
-          <w:rFonts w:asciiTheme="minorHAnsi" w:hAnsiTheme="minorHAnsi" w:cstheme="minorHAnsi"/>
-          <w:u w:val="single"/>
-          <w:lang w:val="en-GB"/>
-        </w:rPr>
-      </w:pPr>
+        <w:jc w:val="center"/>
+        <w:rPr>
+          <w:rFonts w:asciiTheme="minorHAnsi" w:hAnsiTheme="minorHAnsi" w:cstheme="minorHAnsi"/>
+          <w:lang w:val="en-GB"/>
+        </w:rPr>
+      </w:pPr>
+      <w:r>
+        <w:rPr>
+          <w:rFonts w:asciiTheme="minorHAnsi" w:hAnsiTheme="minorHAnsi" w:cstheme="minorHAnsi"/>
+          <w:lang w:val="en-GB"/>
+        </w:rPr>
+        <w:t>August</w:t>
+      </w:r>
+      <w:r>
+        <w:rPr>
+          <w:rFonts w:asciiTheme="minorHAnsi" w:hAnsiTheme="minorHAnsi" w:cstheme="minorHAnsi"/>
+          <w:lang w:val="en-GB"/>
+        </w:rPr>
+        <w:t xml:space="preserve"> 202</w:t>
+      </w:r>
+      <w:r>
+        <w:rPr>
+          <w:rFonts w:asciiTheme="minorHAnsi" w:hAnsiTheme="minorHAnsi" w:cstheme="minorHAnsi"/>
+          <w:lang w:val="en-GB"/>
+        </w:rPr>
+        <w:t>3</w:t>
+      </w:r>
     </w:p>
     <w:p>
       <w:pPr>
@@ -179,14 +195,6 @@
           <w:lang w:val="en-GB"/>
         </w:rPr>
       </w:pPr>
-      <w:r>
-        <w:rPr>
-          <w:rFonts w:asciiTheme="minorHAnsi" w:hAnsiTheme="minorHAnsi" w:cstheme="minorHAnsi"/>
-          <w:u w:val="single"/>
-          <w:lang w:val="en-GB"/>
-        </w:rPr>
-        <w:t>Introduction</w:t>
-      </w:r>
     </w:p>
     <w:p>
       <w:pPr>
@@ -194,15 +202,73 @@
         <w:spacing w:before="120" w:beforeAutospacing="0" w:after="0" w:afterAutospacing="0"/>
         <w:rPr>
           <w:rFonts w:asciiTheme="minorHAnsi" w:hAnsiTheme="minorHAnsi" w:cstheme="minorHAnsi"/>
-          <w:lang w:val="en-GB"/>
-        </w:rPr>
-      </w:pPr>
-      <w:r>
-        <w:rPr>
-          <w:rFonts w:asciiTheme="minorHAnsi" w:hAnsiTheme="minorHAnsi" w:cstheme="minorHAnsi"/>
-          <w:lang w:val="en-GB"/>
-        </w:rPr>
-        <w:t xml:space="preserve">This directory contains the files of a tutorial to learn how to instrument a code with calls to the OASIS3-MCT library so to couple it with other components. </w:t>
+          <w:u w:val="single"/>
+          <w:lang w:val="en-GB"/>
+        </w:rPr>
+      </w:pPr>
+    </w:p>
+    <w:p>
+      <w:pPr>
+        <w:pStyle w:val="NormalWeb"/>
+        <w:spacing w:before="120" w:beforeAutospacing="0" w:after="0" w:afterAutospacing="0"/>
+        <w:rPr>
+          <w:rFonts w:asciiTheme="minorHAnsi" w:hAnsiTheme="minorHAnsi" w:cstheme="minorHAnsi"/>
+          <w:u w:val="single"/>
+          <w:lang w:val="en-GB"/>
+        </w:rPr>
+      </w:pPr>
+      <w:r>
+        <w:rPr>
+          <w:rFonts w:asciiTheme="minorHAnsi" w:hAnsiTheme="minorHAnsi" w:cstheme="minorHAnsi"/>
+          <w:u w:val="single"/>
+          <w:lang w:val="en-GB"/>
+        </w:rPr>
+        <w:t>Introduction</w:t>
+      </w:r>
+    </w:p>
+    <w:p>
+      <w:pPr>
+        <w:pStyle w:val="NormalWeb"/>
+        <w:spacing w:before="120" w:beforeAutospacing="0" w:after="0" w:afterAutospacing="0"/>
+        <w:rPr>
+          <w:rFonts w:asciiTheme="minorHAnsi" w:hAnsiTheme="minorHAnsi" w:cstheme="minorHAnsi"/>
+          <w:lang w:val="en-GB"/>
+        </w:rPr>
+      </w:pPr>
+      <w:r>
+        <w:rPr>
+          <w:rFonts w:asciiTheme="minorHAnsi" w:hAnsiTheme="minorHAnsi" w:cstheme="minorHAnsi"/>
+          <w:lang w:val="en-GB"/>
+        </w:rPr>
+        <w:t xml:space="preserve">This directory contains the files of a tutorial </w:t>
+      </w:r>
+      <w:r>
+        <w:rPr>
+          <w:rFonts w:asciiTheme="minorHAnsi" w:hAnsiTheme="minorHAnsi" w:cstheme="minorHAnsi"/>
+          <w:lang w:val="en-GB"/>
+        </w:rPr>
+        <w:t>on</w:t>
+      </w:r>
+      <w:r>
+        <w:rPr>
+          <w:rFonts w:asciiTheme="minorHAnsi" w:hAnsiTheme="minorHAnsi" w:cstheme="minorHAnsi"/>
+          <w:lang w:val="en-GB"/>
+        </w:rPr>
+        <w:t xml:space="preserve"> how to instrument a code with calls to the OASIS3-MCT library </w:t>
+      </w:r>
+      <w:r>
+        <w:rPr>
+          <w:rFonts w:asciiTheme="minorHAnsi" w:hAnsiTheme="minorHAnsi" w:cstheme="minorHAnsi"/>
+          <w:lang w:val="en-GB"/>
+        </w:rPr>
+        <w:t>in order</w:t>
+      </w:r>
+      <w:r>
+        <w:rPr>
+          <w:rFonts w:asciiTheme="minorHAnsi" w:hAnsiTheme="minorHAnsi" w:cstheme="minorHAnsi"/>
+          <w:lang w:val="en-GB"/>
+        </w:rPr>
+        <w:t xml:space="preserve"> to couple it with other components. </w:t>
       </w:r>
       <w:r>
         <w:rPr>
@@ -253,21 +319,84 @@
           <w:rFonts w:asciiTheme="minorHAnsi" w:hAnsiTheme="minorHAnsi" w:cstheme="minorHAnsi"/>
           <w:lang w:val="en-GB"/>
         </w:rPr>
-        <w:t xml:space="preserve"> into which </w:t>
-      </w:r>
-      <w:r>
-        <w:rPr>
-          <w:rFonts w:asciiTheme="minorHAnsi" w:hAnsiTheme="minorHAnsi" w:cstheme="minorHAnsi"/>
-          <w:lang w:val="en-GB"/>
-        </w:rPr>
-        <w:t>you are</w:t>
-      </w:r>
-      <w:r>
-        <w:rPr>
-          <w:rFonts w:asciiTheme="minorHAnsi" w:hAnsiTheme="minorHAnsi" w:cstheme="minorHAnsi"/>
-          <w:lang w:val="en-GB"/>
-        </w:rPr>
-        <w:t xml:space="preserve"> invited to implement the calls to OASIS3-MCT </w:t>
+        <w:t xml:space="preserve"> which </w:t>
+      </w:r>
+      <w:r>
+        <w:rPr>
+          <w:rFonts w:asciiTheme="minorHAnsi" w:hAnsiTheme="minorHAnsi" w:cstheme="minorHAnsi"/>
+          <w:lang w:val="en-GB"/>
+        </w:rPr>
+        <w:t xml:space="preserve">give </w:t>
+      </w:r>
+      <w:r>
+        <w:rPr>
+          <w:rFonts w:asciiTheme="minorHAnsi" w:hAnsiTheme="minorHAnsi" w:cstheme="minorHAnsi"/>
+          <w:lang w:val="en-GB"/>
+        </w:rPr>
+        <w:t xml:space="preserve">you </w:t>
+      </w:r>
+      <w:r>
+        <w:rPr>
+          <w:rFonts w:asciiTheme="minorHAnsi" w:hAnsiTheme="minorHAnsi" w:cstheme="minorHAnsi"/>
+          <w:lang w:val="en-GB"/>
+        </w:rPr>
+        <w:t xml:space="preserve">a practical </w:t>
+      </w:r>
+      <w:r>
+        <w:rPr>
+          <w:rFonts w:asciiTheme="minorHAnsi" w:hAnsiTheme="minorHAnsi" w:cstheme="minorHAnsi"/>
+          <w:lang w:val="en-GB"/>
+        </w:rPr>
+        <w:t>example</w:t>
+      </w:r>
+      <w:r>
+        <w:rPr>
+          <w:rFonts w:asciiTheme="minorHAnsi" w:hAnsiTheme="minorHAnsi" w:cstheme="minorHAnsi"/>
+          <w:lang w:val="en-GB"/>
+        </w:rPr>
+        <w:t xml:space="preserve"> o</w:t>
+      </w:r>
+      <w:r>
+        <w:rPr>
+          <w:rFonts w:asciiTheme="minorHAnsi" w:hAnsiTheme="minorHAnsi" w:cstheme="minorHAnsi"/>
+          <w:lang w:val="en-GB"/>
+        </w:rPr>
+        <w:t>n the</w:t>
+      </w:r>
+      <w:r>
+        <w:rPr>
+          <w:rFonts w:asciiTheme="minorHAnsi" w:hAnsiTheme="minorHAnsi" w:cstheme="minorHAnsi"/>
+          <w:lang w:val="en-GB"/>
+        </w:rPr>
+        <w:t xml:space="preserve"> us</w:t>
+      </w:r>
+      <w:r>
+        <w:rPr>
+          <w:rFonts w:asciiTheme="minorHAnsi" w:hAnsiTheme="minorHAnsi" w:cstheme="minorHAnsi"/>
+          <w:lang w:val="en-GB"/>
+        </w:rPr>
+        <w:t>e</w:t>
+      </w:r>
+      <w:r>
+        <w:rPr>
+          <w:rFonts w:asciiTheme="minorHAnsi" w:hAnsiTheme="minorHAnsi" w:cstheme="minorHAnsi"/>
+          <w:lang w:val="en-GB"/>
+        </w:rPr>
+        <w:t xml:space="preserve"> </w:t>
+      </w:r>
+      <w:r>
+        <w:rPr>
+          <w:rFonts w:asciiTheme="minorHAnsi" w:hAnsiTheme="minorHAnsi" w:cstheme="minorHAnsi"/>
+          <w:lang w:val="en-GB"/>
+        </w:rPr>
+        <w:t xml:space="preserve">of </w:t>
+      </w:r>
+      <w:r>
+        <w:rPr>
+          <w:rFonts w:asciiTheme="minorHAnsi" w:hAnsiTheme="minorHAnsi" w:cstheme="minorHAnsi"/>
+          <w:lang w:val="en-GB"/>
+        </w:rPr>
+        <w:t xml:space="preserve">the OASIS3-MCT </w:t>
       </w:r>
       <w:r>
         <w:rPr>
@@ -281,21 +410,14 @@
           <w:rFonts w:asciiTheme="minorHAnsi" w:hAnsiTheme="minorHAnsi" w:cstheme="minorHAnsi"/>
           <w:lang w:val="en-GB"/>
         </w:rPr>
-        <w:t>routines. Toy models are skeleton programs that do not contain any real physics or dynamics but that can reproduce real exchanges of coupling fields. Instrumenting those toy models</w:t>
-      </w:r>
-      <w:r>
-        <w:rPr>
-          <w:rFonts w:asciiTheme="minorHAnsi" w:hAnsiTheme="minorHAnsi" w:cstheme="minorHAnsi"/>
-          <w:lang w:val="en-GB"/>
-        </w:rPr>
-        <w:t xml:space="preserve"> </w:t>
-      </w:r>
-      <w:r>
-        <w:rPr>
-          <w:rFonts w:asciiTheme="minorHAnsi" w:hAnsiTheme="minorHAnsi" w:cstheme="minorHAnsi"/>
-          <w:lang w:val="en-GB"/>
-        </w:rPr>
-        <w:t>gives a practical experience of using the OASIS3-MCT library.</w:t>
+        <w:t>routines</w:t>
+      </w:r>
+      <w:r>
+        <w:rPr>
+          <w:rFonts w:asciiTheme="minorHAnsi" w:hAnsiTheme="minorHAnsi" w:cstheme="minorHAnsi"/>
+          <w:lang w:val="en-GB"/>
+        </w:rPr>
+        <w:t>. Toy models are skeleton programs that do not contain any real physics or dynamics but that can reproduce real exchanges of coupling fields.</w:t>
       </w:r>
     </w:p>
     <w:p>
@@ -790,7 +912,8 @@
           <w:u w:val="single"/>
           <w:lang w:val="en-GB"/>
         </w:rPr>
-        <w:t>The toy coupled model</w:t>
+        <w:lastRenderedPageBreak/>
+        <w:t xml:space="preserve">The </w:t>
       </w:r>
       <w:r>
         <w:rPr>
@@ -798,7 +921,41 @@
           <w:u w:val="single"/>
           <w:lang w:val="en-GB"/>
         </w:rPr>
-        <w:t xml:space="preserve"> to implement</w:t>
+        <w:t xml:space="preserve">coupling exchanges implemented in </w:t>
+      </w:r>
+      <w:proofErr w:type="spellStart"/>
+      <w:r>
+        <w:rPr>
+          <w:rFonts w:asciiTheme="minorHAnsi" w:hAnsiTheme="minorHAnsi" w:cstheme="minorHAnsi"/>
+          <w:u w:val="single"/>
+          <w:lang w:val="en-GB"/>
+        </w:rPr>
+        <w:t>tutorial_communication</w:t>
+      </w:r>
+      <w:proofErr w:type="spellEnd"/>
+      <w:r>
+        <w:rPr>
+          <w:rFonts w:asciiTheme="minorHAnsi" w:hAnsiTheme="minorHAnsi" w:cstheme="minorHAnsi"/>
+          <w:u w:val="single"/>
+          <w:lang w:val="en-GB"/>
+        </w:rPr>
+        <w:t xml:space="preserve"> </w:t>
+      </w:r>
+      <w:r>
+        <w:rPr>
+          <w:rFonts w:asciiTheme="minorHAnsi" w:hAnsiTheme="minorHAnsi" w:cstheme="minorHAnsi"/>
+          <w:u w:val="single"/>
+          <w:lang w:val="en-GB"/>
+        </w:rPr>
+        <w:t>coupled model</w:t>
+      </w:r>
+      <w:r>
+        <w:rPr>
+          <w:rFonts w:asciiTheme="minorHAnsi" w:hAnsiTheme="minorHAnsi" w:cstheme="minorHAnsi"/>
+          <w:u w:val="single"/>
+          <w:lang w:val="en-GB"/>
+        </w:rPr>
+        <w:t xml:space="preserve"> </w:t>
       </w:r>
     </w:p>
     <w:p>
@@ -815,7 +972,6 @@
           <w:rFonts w:asciiTheme="minorHAnsi" w:hAnsiTheme="minorHAnsi" w:cstheme="minorHAnsi"/>
           <w:lang w:val="en-GB"/>
         </w:rPr>
-        <w:lastRenderedPageBreak/>
         <w:t>T</w:t>
       </w:r>
       <w:r>
@@ -823,56 +979,28 @@
           <w:rFonts w:asciiTheme="minorHAnsi" w:hAnsiTheme="minorHAnsi" w:cstheme="minorHAnsi"/>
           <w:lang w:val="en-GB"/>
         </w:rPr>
-        <w:t xml:space="preserve">he objective </w:t>
-      </w:r>
-      <w:r>
-        <w:rPr>
-          <w:rFonts w:asciiTheme="minorHAnsi" w:hAnsiTheme="minorHAnsi" w:cstheme="minorHAnsi"/>
-          <w:lang w:val="en-GB"/>
-        </w:rPr>
-        <w:t xml:space="preserve">of the tutorial </w:t>
-      </w:r>
-      <w:r>
-        <w:rPr>
-          <w:rFonts w:asciiTheme="minorHAnsi" w:hAnsiTheme="minorHAnsi" w:cstheme="minorHAnsi"/>
-          <w:lang w:val="en-GB"/>
-        </w:rPr>
-        <w:t>is</w:t>
-      </w:r>
-      <w:r>
-        <w:rPr>
-          <w:rFonts w:asciiTheme="minorHAnsi" w:hAnsiTheme="minorHAnsi" w:cstheme="minorHAnsi"/>
-          <w:lang w:val="en-GB"/>
-        </w:rPr>
-        <w:t xml:space="preserve"> to instrument the</w:t>
-      </w:r>
-      <w:r>
-        <w:rPr>
-          <w:rFonts w:asciiTheme="minorHAnsi" w:hAnsiTheme="minorHAnsi" w:cstheme="minorHAnsi"/>
-          <w:lang w:val="en-GB"/>
-        </w:rPr>
-        <w:t xml:space="preserve"> </w:t>
-      </w:r>
-      <w:r>
-        <w:rPr>
-          <w:rFonts w:asciiTheme="minorHAnsi" w:hAnsiTheme="minorHAnsi" w:cstheme="minorHAnsi"/>
-          <w:lang w:val="en-GB"/>
-        </w:rPr>
-        <w:t>codes</w:t>
-      </w:r>
-      <w:r>
-        <w:rPr>
-          <w:rFonts w:asciiTheme="minorHAnsi" w:hAnsiTheme="minorHAnsi" w:cstheme="minorHAnsi"/>
-          <w:lang w:val="en-GB"/>
-        </w:rPr>
-        <w:t xml:space="preserve"> of</w:t>
-      </w:r>
-      <w:r>
-        <w:rPr>
-          <w:rFonts w:asciiTheme="minorHAnsi" w:hAnsiTheme="minorHAnsi" w:cstheme="minorHAnsi"/>
-          <w:lang w:val="en-GB"/>
-        </w:rPr>
-        <w:t xml:space="preserve"> </w:t>
+        <w:t xml:space="preserve">he </w:t>
+      </w:r>
+      <w:r>
+        <w:rPr>
+          <w:rFonts w:asciiTheme="minorHAnsi" w:hAnsiTheme="minorHAnsi" w:cstheme="minorHAnsi"/>
+          <w:lang w:val="en-GB"/>
+        </w:rPr>
+        <w:t xml:space="preserve">tutorial </w:t>
+      </w:r>
+      <w:r>
+        <w:rPr>
+          <w:rFonts w:asciiTheme="minorHAnsi" w:hAnsiTheme="minorHAnsi" w:cstheme="minorHAnsi"/>
+          <w:lang w:val="en-GB"/>
+        </w:rPr>
+        <w:t xml:space="preserve">implement </w:t>
+      </w:r>
+      <w:r>
+        <w:rPr>
+          <w:rFonts w:asciiTheme="minorHAnsi" w:hAnsiTheme="minorHAnsi" w:cstheme="minorHAnsi"/>
+          <w:lang w:val="en-GB"/>
+        </w:rPr>
+        <w:t xml:space="preserve">basic coupling exchanges between </w:t>
       </w:r>
       <w:r>
         <w:rPr>
@@ -886,7 +1014,7 @@
           <w:rFonts w:asciiTheme="minorHAnsi" w:hAnsiTheme="minorHAnsi" w:cstheme="minorHAnsi"/>
           <w:lang w:val="en-GB"/>
         </w:rPr>
-        <w:t>toy models provided (</w:t>
+        <w:t xml:space="preserve">toy models </w:t>
       </w:r>
       <w:proofErr w:type="gramStart"/>
       <w:r>
@@ -923,48 +1051,6 @@
           <w:rFonts w:asciiTheme="minorHAnsi" w:hAnsiTheme="minorHAnsi" w:cstheme="minorHAnsi"/>
           <w:lang w:val="en-GB"/>
         </w:rPr>
-        <w:t xml:space="preserve">) to </w:t>
-      </w:r>
-      <w:r>
-        <w:rPr>
-          <w:rFonts w:asciiTheme="minorHAnsi" w:hAnsiTheme="minorHAnsi" w:cstheme="minorHAnsi"/>
-          <w:lang w:val="en-GB"/>
-        </w:rPr>
-        <w:t>implement</w:t>
-      </w:r>
-      <w:r>
-        <w:rPr>
-          <w:rFonts w:asciiTheme="minorHAnsi" w:hAnsiTheme="minorHAnsi" w:cstheme="minorHAnsi"/>
-          <w:lang w:val="en-GB"/>
-        </w:rPr>
-        <w:t xml:space="preserve"> </w:t>
-      </w:r>
-      <w:r>
-        <w:rPr>
-          <w:rFonts w:asciiTheme="minorHAnsi" w:hAnsiTheme="minorHAnsi" w:cstheme="minorHAnsi"/>
-          <w:lang w:val="en-GB"/>
-        </w:rPr>
-        <w:t>basic</w:t>
-      </w:r>
-      <w:r>
-        <w:rPr>
-          <w:rFonts w:asciiTheme="minorHAnsi" w:hAnsiTheme="minorHAnsi" w:cstheme="minorHAnsi"/>
-          <w:lang w:val="en-GB"/>
-        </w:rPr>
-        <w:t xml:space="preserve"> coupling exchanges</w:t>
-      </w:r>
-      <w:r>
-        <w:rPr>
-          <w:rFonts w:asciiTheme="minorHAnsi" w:hAnsiTheme="minorHAnsi" w:cstheme="minorHAnsi"/>
-          <w:lang w:val="en-GB"/>
-        </w:rPr>
-        <w:t xml:space="preserve"> between those toy models</w:t>
-      </w:r>
-      <w:r>
-        <w:rPr>
-          <w:rFonts w:asciiTheme="minorHAnsi" w:hAnsiTheme="minorHAnsi" w:cstheme="minorHAnsi"/>
-          <w:lang w:val="en-GB"/>
-        </w:rPr>
         <w:t xml:space="preserve">. </w:t>
       </w:r>
       <w:r>
@@ -1002,21 +1088,7 @@
           <w:rFonts w:asciiTheme="minorHAnsi" w:hAnsiTheme="minorHAnsi" w:cstheme="minorHAnsi"/>
           <w:lang w:val="en-GB"/>
         </w:rPr>
-        <w:t xml:space="preserve"> run for 4 hours (14400 seconds)</w:t>
-      </w:r>
-      <w:r>
-        <w:rPr>
-          <w:rFonts w:asciiTheme="minorHAnsi" w:hAnsiTheme="minorHAnsi" w:cstheme="minorHAnsi"/>
-          <w:lang w:val="en-GB"/>
-        </w:rPr>
-        <w:t xml:space="preserve"> without exchanging any coupling field</w:t>
-      </w:r>
-      <w:r>
-        <w:rPr>
-          <w:rFonts w:asciiTheme="minorHAnsi" w:hAnsiTheme="minorHAnsi" w:cstheme="minorHAnsi"/>
-          <w:lang w:val="en-GB"/>
-        </w:rPr>
-        <w:t xml:space="preserve">; </w:t>
+        <w:t xml:space="preserve"> run for 4 hours (14400 seconds); </w:t>
       </w:r>
       <w:r>
         <w:rPr>
@@ -1098,7 +1170,21 @@
           <w:rFonts w:asciiTheme="minorHAnsi" w:hAnsiTheme="minorHAnsi" w:cstheme="minorHAnsi"/>
           <w:lang w:val="en-GB"/>
         </w:rPr>
-        <w:t xml:space="preserve"> is parallel so each ocean process </w:t>
+        <w:t xml:space="preserve"> </w:t>
+      </w:r>
+      <w:r>
+        <w:rPr>
+          <w:rFonts w:asciiTheme="minorHAnsi" w:hAnsiTheme="minorHAnsi" w:cstheme="minorHAnsi"/>
+          <w:lang w:val="en-GB"/>
+        </w:rPr>
+        <w:t xml:space="preserve">can be </w:t>
+      </w:r>
+      <w:r>
+        <w:rPr>
+          <w:rFonts w:asciiTheme="minorHAnsi" w:hAnsiTheme="minorHAnsi" w:cstheme="minorHAnsi"/>
+          <w:lang w:val="en-GB"/>
+        </w:rPr>
+        <w:t xml:space="preserve">parallel so each ocean process </w:t>
       </w:r>
       <w:r>
         <w:rPr>
@@ -1177,7 +1263,21 @@
           <w:rFonts w:asciiTheme="minorHAnsi" w:hAnsiTheme="minorHAnsi" w:cstheme="minorHAnsi"/>
           <w:lang w:val="en-GB"/>
         </w:rPr>
-        <w:t xml:space="preserve"> coupling field to send and </w:t>
+        <w:t xml:space="preserve"> coupling field to send</w:t>
+      </w:r>
+      <w:r>
+        <w:rPr>
+          <w:rFonts w:asciiTheme="minorHAnsi" w:hAnsiTheme="minorHAnsi" w:cstheme="minorHAnsi"/>
+          <w:lang w:val="en-GB"/>
+        </w:rPr>
+        <w:t>,</w:t>
+      </w:r>
+      <w:r>
+        <w:rPr>
+          <w:rFonts w:asciiTheme="minorHAnsi" w:hAnsiTheme="minorHAnsi" w:cstheme="minorHAnsi"/>
+          <w:lang w:val="en-GB"/>
+        </w:rPr>
+        <w:t xml:space="preserve"> and </w:t>
       </w:r>
       <w:proofErr w:type="spellStart"/>
       <w:r>
@@ -1195,6 +1295,13 @@
         <w:t>_ocean</w:t>
       </w:r>
       <w:proofErr w:type="spellEnd"/>
+      <w:r>
+        <w:rPr>
+          <w:rFonts w:ascii="Courier New" w:eastAsiaTheme="minorHAnsi" w:hAnsi="Courier New" w:cs="Courier New"/>
+          <w:lang w:val="en-GB"/>
+        </w:rPr>
+        <w:t>,</w:t>
+      </w:r>
       <w:r>
         <w:rPr>
           <w:rFonts w:asciiTheme="minorHAnsi" w:hAnsiTheme="minorHAnsi" w:cstheme="minorHAnsi"/>
@@ -1921,7 +2028,21 @@
           <w:rFonts w:asciiTheme="minorHAnsi" w:hAnsiTheme="minorHAnsi" w:cstheme="minorHAnsi"/>
           <w:lang w:val="en-GB"/>
         </w:rPr>
-        <w:t xml:space="preserve">The coupling exchanges to implement are illustrated here. The </w:t>
+        <w:t>The coupling exchanges implement</w:t>
+      </w:r>
+      <w:r>
+        <w:rPr>
+          <w:rFonts w:asciiTheme="minorHAnsi" w:hAnsiTheme="minorHAnsi" w:cstheme="minorHAnsi"/>
+          <w:lang w:val="en-GB"/>
+        </w:rPr>
+        <w:t>ed</w:t>
+      </w:r>
+      <w:r>
+        <w:rPr>
+          <w:rFonts w:asciiTheme="minorHAnsi" w:hAnsiTheme="minorHAnsi" w:cstheme="minorHAnsi"/>
+          <w:lang w:val="en-GB"/>
+        </w:rPr>
+        <w:t xml:space="preserve"> are illustrated here. The </w:t>
       </w:r>
       <w:r>
         <w:rPr>
@@ -2278,35 +2399,7 @@
           <w:u w:val="single"/>
           <w:lang w:val="en-GB"/>
         </w:rPr>
-        <w:t xml:space="preserve">Compiling and running </w:t>
-      </w:r>
-      <w:r>
-        <w:rPr>
-          <w:u w:val="single"/>
-          <w:lang w:val="en-GB"/>
-        </w:rPr>
-        <w:t>“</w:t>
-      </w:r>
-      <w:r>
-        <w:rPr>
-          <w:u w:val="single"/>
-          <w:lang w:val="en-GB"/>
-        </w:rPr>
-        <w:t>empty</w:t>
-      </w:r>
-      <w:r>
-        <w:rPr>
-          <w:u w:val="single"/>
-          <w:lang w:val="en-GB"/>
-        </w:rPr>
-        <w:t>”</w:t>
-      </w:r>
-      <w:r>
-        <w:rPr>
-          <w:u w:val="single"/>
-          <w:lang w:val="en-GB"/>
-        </w:rPr>
-        <w:t xml:space="preserve"> tutorial toy model</w:t>
+        <w:t>Compiling and running tutorial toy model</w:t>
       </w:r>
       <w:r>
         <w:rPr>
@@ -2318,1063 +2411,1229 @@
     </w:p>
     <w:p>
       <w:pPr>
+        <w:spacing w:before="120"/>
+        <w:jc w:val="both"/>
+        <w:rPr>
+          <w:lang w:val="en-GB"/>
+        </w:rPr>
+      </w:pPr>
+      <w:r>
+        <w:rPr>
+          <w:lang w:val="en-GB"/>
+        </w:rPr>
+        <w:t xml:space="preserve">Following the rules of OASIS3-MCT compiling </w:t>
+      </w:r>
+      <w:r>
+        <w:rPr>
+          <w:lang w:val="en-GB"/>
+        </w:rPr>
+        <w:t xml:space="preserve">and run </w:t>
+      </w:r>
+      <w:r>
+        <w:rPr>
+          <w:lang w:val="en-GB"/>
+        </w:rPr>
+        <w:t>environment effective since December 2022,</w:t>
+      </w:r>
+      <w:r>
+        <w:rPr>
+          <w:lang w:val="en-GB"/>
+        </w:rPr>
+        <w:t xml:space="preserve"> </w:t>
+      </w:r>
+      <w:r>
+        <w:rPr>
+          <w:lang w:val="en-GB"/>
+        </w:rPr>
+        <w:t>two environment variables</w:t>
+      </w:r>
+      <w:r>
+        <w:rPr>
+          <w:lang w:val="en-US"/>
+        </w:rPr>
+        <w:t xml:space="preserve"> </w:t>
+      </w:r>
+      <w:r>
+        <w:rPr>
+          <w:rFonts w:ascii="Courier New" w:hAnsi="Courier New" w:cs="Courier New"/>
+          <w:lang w:val="en-GB"/>
+        </w:rPr>
+        <w:t>$OASIS_COUPLE</w:t>
+      </w:r>
+      <w:r>
+        <w:rPr>
+          <w:lang w:val="en-GB"/>
+        </w:rPr>
+        <w:t xml:space="preserve"> and </w:t>
+      </w:r>
+      <w:r>
+        <w:rPr>
+          <w:rFonts w:ascii="Courier New" w:hAnsi="Courier New" w:cs="Courier New"/>
+          <w:lang w:val="en-GB"/>
+        </w:rPr>
+        <w:t>$OASIS_ENV</w:t>
+      </w:r>
+      <w:r>
+        <w:rPr>
+          <w:lang w:val="en-GB"/>
+        </w:rPr>
+        <w:t xml:space="preserve"> </w:t>
+      </w:r>
+      <w:r>
+        <w:rPr>
+          <w:lang w:val="en-GB"/>
+        </w:rPr>
+        <w:t xml:space="preserve">must be defined. </w:t>
+      </w:r>
+      <w:r>
+        <w:rPr>
+          <w:rFonts w:ascii="Courier New" w:hAnsi="Courier New" w:cs="Courier New"/>
+          <w:lang w:val="en-GB"/>
+        </w:rPr>
+        <w:t>$OASIS_COUPLE</w:t>
+      </w:r>
+      <w:r>
+        <w:rPr>
+          <w:lang w:val="en-GB"/>
+        </w:rPr>
+        <w:t xml:space="preserve"> gives the path</w:t>
+      </w:r>
+      <w:r>
+        <w:rPr>
+          <w:lang w:val="en-GB"/>
+        </w:rPr>
+        <w:t xml:space="preserve"> of the sources of the coupler (/</w:t>
+      </w:r>
+      <w:r>
+        <w:rPr>
+          <w:rFonts w:ascii="Courier New" w:hAnsi="Courier New" w:cs="Courier New"/>
+          <w:lang w:val="en-GB"/>
+        </w:rPr>
+        <w:t>lib, /util, /examples</w:t>
+      </w:r>
+      <w:r>
+        <w:rPr>
+          <w:lang w:val="en-GB"/>
+        </w:rPr>
+        <w:t>, etc. directories)</w:t>
+      </w:r>
+      <w:r>
+        <w:rPr>
+          <w:lang w:val="en-GB"/>
+        </w:rPr>
+        <w:t xml:space="preserve">. </w:t>
+      </w:r>
+      <w:r>
+        <w:rPr>
+          <w:rFonts w:ascii="Courier New" w:hAnsi="Courier New" w:cs="Courier New"/>
+          <w:lang w:val="en-GB"/>
+        </w:rPr>
+        <w:t>$OASIS_ENV</w:t>
+      </w:r>
+      <w:r>
+        <w:rPr>
+          <w:lang w:val="en-GB"/>
+        </w:rPr>
+        <w:t xml:space="preserve"> </w:t>
+      </w:r>
+      <w:r>
+        <w:rPr>
+          <w:lang w:val="en-GB"/>
+        </w:rPr>
+        <w:t xml:space="preserve">gives the extension of the header </w:t>
+      </w:r>
+      <w:proofErr w:type="gramStart"/>
+      <w:r>
+        <w:rPr>
+          <w:rFonts w:ascii="Courier New" w:hAnsi="Courier New" w:cs="Courier New"/>
+          <w:lang w:val="en-GB"/>
+        </w:rPr>
+        <w:t>make.$</w:t>
+      </w:r>
+      <w:proofErr w:type="gramEnd"/>
+      <w:r>
+        <w:rPr>
+          <w:rFonts w:ascii="Courier New" w:hAnsi="Courier New" w:cs="Courier New"/>
+          <w:lang w:val="en-GB"/>
+        </w:rPr>
+        <w:t>{OASIS_ENV}</w:t>
+      </w:r>
+      <w:r>
+        <w:rPr>
+          <w:lang w:val="en-GB"/>
+        </w:rPr>
+        <w:t xml:space="preserve"> from directory </w:t>
+      </w:r>
+      <w:r>
+        <w:rPr>
+          <w:rFonts w:ascii="Courier New" w:hAnsi="Courier New" w:cs="Courier New"/>
+          <w:lang w:val="en-GB"/>
+        </w:rPr>
+        <w:t>${OASIS_COUPLE}</w:t>
+      </w:r>
+      <w:r>
+        <w:rPr>
+          <w:rFonts w:ascii="Courier New" w:hAnsi="Courier New" w:cs="Courier New"/>
+          <w:lang w:val="en-GB"/>
+        </w:rPr>
+        <w:t>/util/</w:t>
+      </w:r>
+      <w:proofErr w:type="spellStart"/>
+      <w:r>
+        <w:rPr>
+          <w:rFonts w:ascii="Courier New" w:hAnsi="Courier New" w:cs="Courier New"/>
+          <w:lang w:val="en-GB"/>
+        </w:rPr>
+        <w:t>make_dir</w:t>
+      </w:r>
+      <w:proofErr w:type="spellEnd"/>
+      <w:r>
+        <w:rPr>
+          <w:rFonts w:ascii="Courier New" w:hAnsi="Courier New" w:cs="Courier New"/>
+          <w:lang w:val="en-GB"/>
+        </w:rPr>
+        <w:t xml:space="preserve"> </w:t>
+      </w:r>
+      <w:r>
+        <w:rPr>
+          <w:lang w:val="en-GB"/>
+        </w:rPr>
+        <w:t>to u</w:t>
+      </w:r>
+      <w:r>
+        <w:rPr>
+          <w:lang w:val="en-GB"/>
+        </w:rPr>
+        <w:t xml:space="preserve">se. </w:t>
+      </w:r>
+    </w:p>
+    <w:p>
+      <w:pPr>
+        <w:spacing w:before="120"/>
+        <w:jc w:val="both"/>
+        <w:rPr>
+          <w:lang w:val="en-GB"/>
+        </w:rPr>
+      </w:pPr>
+      <w:r>
+        <w:rPr>
+          <w:lang w:val="en-GB"/>
+        </w:rPr>
+        <w:t>Typing “./</w:t>
+      </w:r>
+      <w:r>
+        <w:rPr>
+          <w:rFonts w:ascii="Courier New" w:hAnsi="Courier New" w:cs="Courier New"/>
+          <w:lang w:val="en-GB"/>
+        </w:rPr>
+        <w:t>oasis_test_build.sh</w:t>
+      </w:r>
+      <w:r>
+        <w:rPr>
+          <w:lang w:val="en-GB"/>
+        </w:rPr>
+        <w:t>” compile</w:t>
+      </w:r>
+      <w:r>
+        <w:rPr>
+          <w:lang w:val="en-GB"/>
+        </w:rPr>
+        <w:t>s</w:t>
+      </w:r>
+      <w:r>
+        <w:rPr>
+          <w:lang w:val="en-GB"/>
+        </w:rPr>
+        <w:t xml:space="preserve"> </w:t>
+      </w:r>
+      <w:r>
+        <w:rPr>
+          <w:lang w:val="en-GB"/>
+        </w:rPr>
+        <w:t xml:space="preserve">OASIS3-MCT itself and </w:t>
+      </w:r>
+      <w:r>
+        <w:rPr>
+          <w:lang w:val="en-GB"/>
+        </w:rPr>
+        <w:t xml:space="preserve">executables </w:t>
+      </w:r>
+      <w:proofErr w:type="spellStart"/>
+      <w:r>
+        <w:rPr>
+          <w:rFonts w:ascii="Courier New" w:hAnsi="Courier New" w:cs="Courier New"/>
+          <w:lang w:val="en-GB"/>
+        </w:rPr>
+        <w:t>atmos</w:t>
+      </w:r>
+      <w:proofErr w:type="spellEnd"/>
+      <w:r>
+        <w:rPr>
+          <w:rFonts w:ascii="Courier New" w:hAnsi="Courier New" w:cs="Courier New"/>
+          <w:lang w:val="en-GB"/>
+        </w:rPr>
+        <w:t xml:space="preserve"> </w:t>
+      </w:r>
+      <w:r>
+        <w:rPr>
+          <w:lang w:val="en-GB"/>
+        </w:rPr>
+        <w:t>and</w:t>
+      </w:r>
+      <w:r>
+        <w:rPr>
+          <w:rFonts w:ascii="Courier New" w:hAnsi="Courier New" w:cs="Courier New"/>
+          <w:lang w:val="en-GB"/>
+        </w:rPr>
+        <w:t xml:space="preserve"> ocean</w:t>
+      </w:r>
+      <w:r>
+        <w:rPr>
+          <w:lang w:val="en-GB"/>
+        </w:rPr>
+        <w:t xml:space="preserve">. </w:t>
+      </w:r>
+      <w:r>
+        <w:rPr>
+          <w:rFonts w:cstheme="minorHAnsi"/>
+          <w:lang w:val="en-GB"/>
+        </w:rPr>
+        <w:t>This script invokes the</w:t>
+      </w:r>
+      <w:r>
+        <w:rPr>
+          <w:rFonts w:cstheme="minorHAnsi"/>
+          <w:lang w:val="en-GB"/>
+        </w:rPr>
+        <w:t xml:space="preserve"> </w:t>
+      </w:r>
+      <w:proofErr w:type="spellStart"/>
+      <w:r>
+        <w:rPr>
+          <w:rFonts w:ascii="Courier New" w:hAnsi="Courier New" w:cs="Courier New"/>
+          <w:lang w:val="en-GB"/>
+        </w:rPr>
+        <w:t>Makefile</w:t>
+      </w:r>
+      <w:proofErr w:type="spellEnd"/>
+      <w:r>
+        <w:rPr>
+          <w:rFonts w:cstheme="minorHAnsi"/>
+          <w:lang w:val="en-GB"/>
+        </w:rPr>
+        <w:t xml:space="preserve"> </w:t>
+      </w:r>
+      <w:r>
+        <w:rPr>
+          <w:rFonts w:cstheme="minorHAnsi"/>
+          <w:lang w:val="en-GB"/>
+        </w:rPr>
+        <w:t>in</w:t>
+      </w:r>
+      <w:r>
+        <w:rPr>
+          <w:rFonts w:cstheme="minorHAnsi"/>
+          <w:lang w:val="en-GB"/>
+        </w:rPr>
+        <w:t xml:space="preserve"> the tutorial </w:t>
+      </w:r>
+      <w:r>
+        <w:rPr>
+          <w:rFonts w:cstheme="minorHAnsi"/>
+          <w:lang w:val="en-GB"/>
+        </w:rPr>
+        <w:t>directory</w:t>
+      </w:r>
+      <w:r>
+        <w:rPr>
+          <w:rFonts w:cstheme="minorHAnsi"/>
+          <w:lang w:val="en-GB"/>
+        </w:rPr>
+        <w:t xml:space="preserve"> (with “</w:t>
+      </w:r>
+      <w:r>
+        <w:rPr>
+          <w:rFonts w:ascii="Courier New" w:hAnsi="Courier New" w:cs="Courier New"/>
+          <w:lang w:val="en-GB"/>
+        </w:rPr>
+        <w:t>make</w:t>
+      </w:r>
+      <w:r>
+        <w:rPr>
+          <w:rFonts w:cstheme="minorHAnsi"/>
+          <w:lang w:val="en-GB"/>
+        </w:rPr>
+        <w:t xml:space="preserve">”), which </w:t>
+      </w:r>
+      <w:r>
+        <w:rPr>
+          <w:rFonts w:cstheme="minorHAnsi"/>
+          <w:lang w:val="en-GB"/>
+        </w:rPr>
+        <w:t xml:space="preserve">automatically </w:t>
+      </w:r>
+      <w:r>
+        <w:rPr>
+          <w:rFonts w:cstheme="minorHAnsi"/>
+          <w:lang w:val="en-GB"/>
+        </w:rPr>
+        <w:t>uses</w:t>
+      </w:r>
+      <w:r>
+        <w:rPr>
+          <w:rFonts w:cstheme="minorHAnsi"/>
+          <w:lang w:val="en-GB"/>
+        </w:rPr>
+        <w:t xml:space="preserve"> </w:t>
+      </w:r>
+      <w:r>
+        <w:rPr>
+          <w:rFonts w:cstheme="minorHAnsi"/>
+          <w:lang w:val="en-GB"/>
+        </w:rPr>
+        <w:t>the</w:t>
+      </w:r>
+      <w:r>
+        <w:rPr>
+          <w:rFonts w:cstheme="minorHAnsi"/>
+          <w:lang w:val="en-GB"/>
+        </w:rPr>
+        <w:t xml:space="preserve"> OASIS3-MCT header </w:t>
+      </w:r>
+      <w:proofErr w:type="gramStart"/>
+      <w:r>
+        <w:rPr>
+          <w:rFonts w:ascii="Courier New" w:hAnsi="Courier New" w:cs="Courier New"/>
+          <w:lang w:val="en-GB"/>
+        </w:rPr>
+        <w:t>make.$</w:t>
+      </w:r>
+      <w:proofErr w:type="gramEnd"/>
+      <w:r>
+        <w:rPr>
+          <w:rFonts w:ascii="Courier New" w:hAnsi="Courier New" w:cs="Courier New"/>
+          <w:lang w:val="en-GB"/>
+        </w:rPr>
+        <w:t>{OASIS_ENV}</w:t>
+      </w:r>
+      <w:r>
+        <w:rPr>
+          <w:rFonts w:cstheme="minorHAnsi"/>
+          <w:lang w:val="en-GB"/>
+        </w:rPr>
+        <w:t xml:space="preserve">, via the inclusion of </w:t>
+      </w:r>
+      <w:r>
+        <w:rPr>
+          <w:rFonts w:ascii="Courier New" w:hAnsi="Courier New" w:cs="Courier New"/>
+          <w:lang w:val="en-GB"/>
+        </w:rPr>
+        <w:t>$(OASIS_COUPLE)/util/</w:t>
+      </w:r>
+      <w:proofErr w:type="spellStart"/>
+      <w:r>
+        <w:rPr>
+          <w:rFonts w:ascii="Courier New" w:hAnsi="Courier New" w:cs="Courier New"/>
+          <w:lang w:val="en-GB"/>
+        </w:rPr>
+        <w:t>make_dir</w:t>
+      </w:r>
+      <w:proofErr w:type="spellEnd"/>
+      <w:r>
+        <w:rPr>
+          <w:rFonts w:ascii="Courier New" w:hAnsi="Courier New" w:cs="Courier New"/>
+          <w:lang w:val="en-GB"/>
+        </w:rPr>
+        <w:t>/make.inc</w:t>
+      </w:r>
+      <w:r>
+        <w:rPr>
+          <w:rFonts w:cstheme="minorHAnsi"/>
+          <w:lang w:val="en-GB"/>
+        </w:rPr>
+        <w:t xml:space="preserve"> </w:t>
+      </w:r>
+      <w:r>
+        <w:rPr>
+          <w:rFonts w:cstheme="minorHAnsi"/>
+          <w:lang w:val="en-GB"/>
+        </w:rPr>
+        <w:t xml:space="preserve">– see the first line in the </w:t>
+      </w:r>
+      <w:proofErr w:type="spellStart"/>
+      <w:r>
+        <w:rPr>
+          <w:rFonts w:ascii="Courier New" w:hAnsi="Courier New" w:cs="Courier New"/>
+          <w:lang w:val="en-GB"/>
+        </w:rPr>
+        <w:t>Makefile</w:t>
+      </w:r>
+      <w:proofErr w:type="spellEnd"/>
+      <w:r>
+        <w:rPr>
+          <w:rFonts w:cstheme="minorHAnsi"/>
+          <w:lang w:val="en-GB"/>
+        </w:rPr>
+        <w:t xml:space="preserve">. </w:t>
+      </w:r>
+    </w:p>
+    <w:p>
+      <w:pPr>
         <w:pStyle w:val="NormalWeb"/>
         <w:spacing w:before="120" w:beforeAutospacing="0" w:after="0" w:afterAutospacing="0"/>
         <w:rPr>
-          <w:rFonts w:asciiTheme="minorHAnsi" w:hAnsiTheme="minorHAnsi" w:cstheme="minorHAnsi"/>
-          <w:lang w:val="en-GB"/>
-        </w:rPr>
-      </w:pPr>
-      <w:r>
-        <w:rPr>
-          <w:rFonts w:asciiTheme="minorHAnsi" w:hAnsiTheme="minorHAnsi" w:cstheme="minorHAnsi"/>
-          <w:lang w:val="en-GB"/>
-        </w:rPr>
-        <w:t>To compile the t</w:t>
-      </w:r>
-      <w:r>
-        <w:rPr>
-          <w:rFonts w:asciiTheme="minorHAnsi" w:hAnsiTheme="minorHAnsi" w:cstheme="minorHAnsi"/>
-          <w:lang w:val="en-GB"/>
-        </w:rPr>
-        <w:t>oy</w:t>
-      </w:r>
-      <w:r>
-        <w:rPr>
-          <w:rFonts w:asciiTheme="minorHAnsi" w:hAnsiTheme="minorHAnsi" w:cstheme="minorHAnsi"/>
-          <w:lang w:val="en-GB"/>
-        </w:rPr>
-        <w:t xml:space="preserve"> model</w:t>
-      </w:r>
-      <w:r>
-        <w:rPr>
-          <w:rFonts w:asciiTheme="minorHAnsi" w:hAnsiTheme="minorHAnsi" w:cstheme="minorHAnsi"/>
-          <w:lang w:val="en-GB"/>
-        </w:rPr>
-        <w:t xml:space="preserve"> components</w:t>
-      </w:r>
-      <w:r>
-        <w:rPr>
-          <w:rFonts w:asciiTheme="minorHAnsi" w:hAnsiTheme="minorHAnsi" w:cstheme="minorHAnsi"/>
-          <w:lang w:val="en-GB"/>
-        </w:rPr>
-        <w:t xml:space="preserve">, you first have to compile OASIS3-MCT on your computing platform (see section </w:t>
-      </w:r>
-      <w:r>
-        <w:rPr>
-          <w:rFonts w:asciiTheme="minorHAnsi" w:hAnsiTheme="minorHAnsi" w:cstheme="minorHAnsi"/>
-          <w:lang w:val="en-GB"/>
-        </w:rPr>
-        <w:t xml:space="preserve">6 of the User Guide). Then to compile the toy model components, simply </w:t>
-      </w:r>
-      <w:r>
-        <w:rPr>
-          <w:rFonts w:asciiTheme="minorHAnsi" w:hAnsiTheme="minorHAnsi" w:cstheme="minorHAnsi"/>
-          <w:lang w:val="en-GB"/>
-        </w:rPr>
-        <w:t>t</w:t>
-      </w:r>
-      <w:r>
-        <w:rPr>
-          <w:rFonts w:asciiTheme="minorHAnsi" w:hAnsiTheme="minorHAnsi" w:cstheme="minorHAnsi"/>
-          <w:lang w:val="en-GB"/>
-        </w:rPr>
-        <w:t>ype</w:t>
-      </w:r>
-      <w:r>
-        <w:rPr>
-          <w:rFonts w:asciiTheme="minorHAnsi" w:hAnsiTheme="minorHAnsi" w:cstheme="minorHAnsi"/>
-          <w:lang w:val="en-GB"/>
-        </w:rPr>
-        <w:t>, i</w:t>
-      </w:r>
-      <w:r>
-        <w:rPr>
-          <w:rFonts w:asciiTheme="minorHAnsi" w:hAnsiTheme="minorHAnsi" w:cstheme="minorHAnsi"/>
-          <w:lang w:val="en-GB"/>
-        </w:rPr>
-        <w:t xml:space="preserve">n the </w:t>
-      </w:r>
-      <w:proofErr w:type="spellStart"/>
-      <w:r>
-        <w:rPr>
-          <w:rFonts w:asciiTheme="minorHAnsi" w:hAnsiTheme="minorHAnsi" w:cstheme="minorHAnsi"/>
-          <w:lang w:val="en-GB"/>
-        </w:rPr>
-        <w:t>tutorial_communication</w:t>
-      </w:r>
-      <w:proofErr w:type="spellEnd"/>
-      <w:r>
-        <w:rPr>
-          <w:rFonts w:asciiTheme="minorHAnsi" w:hAnsiTheme="minorHAnsi" w:cstheme="minorHAnsi"/>
-          <w:lang w:val="en-GB"/>
-        </w:rPr>
-        <w:t xml:space="preserve"> directory</w:t>
-      </w:r>
-      <w:r>
-        <w:rPr>
-          <w:rFonts w:asciiTheme="minorHAnsi" w:hAnsiTheme="minorHAnsi" w:cstheme="minorHAnsi"/>
-          <w:lang w:val="en-GB"/>
-        </w:rPr>
-        <w:t>:</w:t>
-      </w:r>
-      <w:r>
-        <w:rPr>
-          <w:rFonts w:asciiTheme="minorHAnsi" w:hAnsiTheme="minorHAnsi" w:cstheme="minorHAnsi"/>
+          <w:rFonts w:asciiTheme="minorHAnsi" w:eastAsiaTheme="minorHAnsi" w:hAnsiTheme="minorHAnsi" w:cstheme="minorBidi"/>
+          <w:lang w:val="en-GB"/>
+        </w:rPr>
+      </w:pPr>
+      <w:r>
+        <w:rPr>
+          <w:rFonts w:asciiTheme="minorHAnsi" w:eastAsiaTheme="minorHAnsi" w:hAnsiTheme="minorHAnsi" w:cstheme="minorBidi"/>
+          <w:lang w:val="en-GB"/>
+        </w:rPr>
+        <w:t xml:space="preserve">Then the local script </w:t>
+      </w:r>
+      <w:r>
+        <w:rPr>
+          <w:rFonts w:ascii="Courier New" w:eastAsiaTheme="minorHAnsi" w:hAnsi="Courier New" w:cs="Courier New"/>
+          <w:lang w:val="en-GB"/>
+        </w:rPr>
+        <w:t>oasis_test_run.sh</w:t>
+      </w:r>
+      <w:r>
+        <w:rPr>
+          <w:rFonts w:asciiTheme="minorHAnsi" w:eastAsiaTheme="minorHAnsi" w:hAnsiTheme="minorHAnsi" w:cstheme="minorBidi"/>
+          <w:lang w:val="en-GB"/>
+        </w:rPr>
+        <w:t xml:space="preserve"> can</w:t>
+      </w:r>
+      <w:r>
+        <w:rPr>
+          <w:rFonts w:asciiTheme="minorHAnsi" w:eastAsiaTheme="minorHAnsi" w:hAnsiTheme="minorHAnsi" w:cstheme="minorBidi"/>
+          <w:lang w:val="en-GB"/>
+        </w:rPr>
+        <w:t xml:space="preserve"> be used to run </w:t>
+      </w:r>
+      <w:r>
+        <w:rPr>
+          <w:rFonts w:asciiTheme="minorHAnsi" w:eastAsiaTheme="minorHAnsi" w:hAnsiTheme="minorHAnsi" w:cstheme="minorBidi"/>
+          <w:lang w:val="en-GB"/>
+        </w:rPr>
+        <w:t>the tutorial coupled model</w:t>
+      </w:r>
+      <w:r>
+        <w:rPr>
+          <w:rFonts w:asciiTheme="minorHAnsi" w:eastAsiaTheme="minorHAnsi" w:hAnsiTheme="minorHAnsi" w:cstheme="minorBidi"/>
+          <w:lang w:val="en-GB"/>
+        </w:rPr>
+        <w:t xml:space="preserve"> with “./</w:t>
+      </w:r>
+      <w:r>
+        <w:rPr>
+          <w:rFonts w:ascii="Courier New" w:hAnsi="Courier New" w:cs="Courier New"/>
+          <w:lang w:val="en-GB"/>
+        </w:rPr>
+        <w:t>oasis_test_</w:t>
+      </w:r>
+      <w:r>
+        <w:rPr>
+          <w:rFonts w:ascii="Courier New" w:hAnsi="Courier New" w:cs="Courier New"/>
+          <w:lang w:val="en-GB"/>
+        </w:rPr>
+        <w:t>run</w:t>
+      </w:r>
+      <w:r>
+        <w:rPr>
+          <w:rFonts w:ascii="Courier New" w:hAnsi="Courier New" w:cs="Courier New"/>
+          <w:lang w:val="en-GB"/>
+        </w:rPr>
+        <w:t>.sh</w:t>
+      </w:r>
+      <w:r>
+        <w:rPr>
+          <w:rFonts w:ascii="Courier New" w:hAnsi="Courier New" w:cs="Courier New"/>
           <w:lang w:val="en-GB"/>
         </w:rPr>
         <w:t xml:space="preserve"> </w:t>
       </w:r>
+      <w:r>
+        <w:rPr>
+          <w:rFonts w:ascii="Courier New" w:hAnsi="Courier New" w:cs="Courier New"/>
+          <w:lang w:val="en-GB"/>
+        </w:rPr>
+        <w:t>param_tutorial_communication_test01</w:t>
+      </w:r>
+      <w:r>
+        <w:rPr>
+          <w:rFonts w:ascii="Courier New" w:hAnsi="Courier New" w:cs="Courier New"/>
+          <w:lang w:val="en-GB"/>
+        </w:rPr>
+        <w:t>”</w:t>
+      </w:r>
+      <w:r>
+        <w:rPr>
+          <w:rFonts w:ascii="Courier New" w:hAnsi="Courier New" w:cs="Courier New"/>
+          <w:lang w:val="en-GB"/>
+        </w:rPr>
+        <w:t xml:space="preserve">, </w:t>
+      </w:r>
+      <w:r>
+        <w:rPr>
+          <w:rFonts w:asciiTheme="minorHAnsi" w:eastAsiaTheme="minorHAnsi" w:hAnsiTheme="minorHAnsi" w:cstheme="minorBidi"/>
+          <w:lang w:val="en-GB"/>
+        </w:rPr>
+        <w:t>where</w:t>
+      </w:r>
+      <w:r>
+        <w:rPr>
+          <w:rFonts w:asciiTheme="minorHAnsi" w:eastAsiaTheme="minorHAnsi" w:hAnsiTheme="minorHAnsi" w:cstheme="minorBidi"/>
+          <w:lang w:val="en-GB"/>
+        </w:rPr>
+        <w:t xml:space="preserve"> the file</w:t>
+      </w:r>
+      <w:r>
+        <w:rPr>
+          <w:rFonts w:ascii="Courier New" w:hAnsi="Courier New" w:cs="Courier New"/>
+          <w:lang w:val="en-GB"/>
+        </w:rPr>
+        <w:t xml:space="preserve"> </w:t>
+      </w:r>
+      <w:r>
+        <w:rPr>
+          <w:rFonts w:ascii="Courier New" w:hAnsi="Courier New" w:cs="Courier New"/>
+          <w:lang w:val="en-GB"/>
+        </w:rPr>
+        <w:t>param_tutorial_communication_test01</w:t>
+      </w:r>
+      <w:r>
+        <w:rPr>
+          <w:rFonts w:ascii="Courier New" w:hAnsi="Courier New" w:cs="Courier New"/>
+          <w:lang w:val="en-GB"/>
+        </w:rPr>
+        <w:t xml:space="preserve"> </w:t>
+      </w:r>
+      <w:r>
+        <w:rPr>
+          <w:rFonts w:asciiTheme="minorHAnsi" w:eastAsiaTheme="minorHAnsi" w:hAnsiTheme="minorHAnsi" w:cstheme="minorBidi"/>
+          <w:lang w:val="en-GB"/>
+        </w:rPr>
+        <w:t>c</w:t>
+      </w:r>
+      <w:r>
+        <w:rPr>
+          <w:rFonts w:asciiTheme="minorHAnsi" w:eastAsiaTheme="minorHAnsi" w:hAnsiTheme="minorHAnsi" w:cstheme="minorBidi"/>
+          <w:lang w:val="en-GB"/>
+        </w:rPr>
+        <w:t>onfigur</w:t>
+      </w:r>
+      <w:r>
+        <w:rPr>
+          <w:rFonts w:asciiTheme="minorHAnsi" w:eastAsiaTheme="minorHAnsi" w:hAnsiTheme="minorHAnsi" w:cstheme="minorBidi"/>
+          <w:lang w:val="en-GB"/>
+        </w:rPr>
+        <w:t>es</w:t>
+      </w:r>
+      <w:r>
+        <w:rPr>
+          <w:rFonts w:asciiTheme="minorHAnsi" w:eastAsiaTheme="minorHAnsi" w:hAnsiTheme="minorHAnsi" w:cstheme="minorBidi"/>
+          <w:lang w:val="en-GB"/>
+        </w:rPr>
+        <w:t xml:space="preserve"> the test </w:t>
+      </w:r>
+      <w:proofErr w:type="gramStart"/>
+      <w:r>
+        <w:rPr>
+          <w:rFonts w:asciiTheme="minorHAnsi" w:eastAsiaTheme="minorHAnsi" w:hAnsiTheme="minorHAnsi" w:cstheme="minorBidi"/>
+          <w:lang w:val="en-GB"/>
+        </w:rPr>
+        <w:t>specifying :</w:t>
+      </w:r>
+      <w:proofErr w:type="gramEnd"/>
     </w:p>
     <w:p>
       <w:pPr>
-        <w:ind w:left="360" w:firstLine="348"/>
-        <w:jc w:val="both"/>
-        <w:rPr>
-          <w:lang w:val="en-US"/>
-        </w:rPr>
-      </w:pPr>
-      <w:r>
-        <w:rPr>
-          <w:rFonts w:ascii="Courier New" w:hAnsi="Courier New" w:cs="Courier New"/>
-          <w:lang w:val="en-GB"/>
-        </w:rPr>
-        <w:t>&gt; make clean; make</w:t>
+        <w:pStyle w:val="ListParagraph"/>
+        <w:numPr>
+          <w:ilvl w:val="0"/>
+          <w:numId w:val="26"/>
+        </w:numPr>
+        <w:rPr>
+          <w:rFonts w:ascii="Calibri" w:eastAsia="Calibri" w:hAnsi="Calibri" w:cs="Calibri"/>
+          <w:lang w:val="en-US"/>
+        </w:rPr>
+      </w:pPr>
+      <w:r>
+        <w:rPr>
+          <w:rFonts w:ascii="Calibri" w:eastAsia="Calibri" w:hAnsi="Calibri" w:cs="Calibri"/>
+          <w:lang w:val="en-US"/>
+        </w:rPr>
+        <w:t>the name of the executables</w:t>
+      </w:r>
+      <w:r>
+        <w:rPr>
+          <w:rFonts w:ascii="Calibri" w:eastAsia="Calibri" w:hAnsi="Calibri" w:cs="Calibri"/>
+          <w:lang w:val="en-US"/>
+        </w:rPr>
+        <w:t xml:space="preserve"> </w:t>
+      </w:r>
+      <w:r>
+        <w:rPr>
+          <w:rFonts w:ascii="Courier New" w:eastAsia="Times New Roman" w:hAnsi="Courier New" w:cs="Courier New"/>
+          <w:lang w:val="en-GB"/>
+        </w:rPr>
+        <w:t>USER_EXE1</w:t>
+      </w:r>
+      <w:r>
+        <w:rPr>
+          <w:rFonts w:ascii="Calibri" w:eastAsia="Calibri" w:hAnsi="Calibri" w:cs="Calibri"/>
+          <w:lang w:val="en-US"/>
+        </w:rPr>
+        <w:t xml:space="preserve"> and </w:t>
+      </w:r>
+      <w:r>
+        <w:rPr>
+          <w:rFonts w:ascii="Courier New" w:eastAsia="Times New Roman" w:hAnsi="Courier New" w:cs="Courier New"/>
+          <w:lang w:val="en-GB"/>
+        </w:rPr>
+        <w:t>USER_EXE2</w:t>
+      </w:r>
+      <w:r>
+        <w:rPr>
+          <w:rFonts w:ascii="Calibri" w:eastAsia="Calibri" w:hAnsi="Calibri" w:cs="Calibri"/>
+          <w:lang w:val="en-US"/>
+        </w:rPr>
+        <w:t xml:space="preserve">, </w:t>
       </w:r>
     </w:p>
     <w:p>
       <w:pPr>
-        <w:pStyle w:val="NormalWeb"/>
-        <w:spacing w:before="120" w:beforeAutospacing="0" w:after="0" w:afterAutospacing="0"/>
-        <w:rPr>
-          <w:lang w:val="en-GB"/>
-        </w:rPr>
-      </w:pPr>
-      <w:r>
-        <w:rPr>
-          <w:rFonts w:asciiTheme="minorHAnsi" w:hAnsiTheme="minorHAnsi" w:cstheme="minorHAnsi"/>
-          <w:lang w:val="en-GB"/>
-        </w:rPr>
-        <w:t>N</w:t>
-      </w:r>
-      <w:r>
-        <w:rPr>
-          <w:rFonts w:asciiTheme="minorHAnsi" w:hAnsiTheme="minorHAnsi" w:cstheme="minorHAnsi"/>
-          <w:lang w:val="en-GB"/>
-        </w:rPr>
-        <w:t xml:space="preserve">ote that the </w:t>
-      </w:r>
-      <w:proofErr w:type="spellStart"/>
-      <w:r>
-        <w:rPr>
-          <w:rFonts w:asciiTheme="minorHAnsi" w:hAnsiTheme="minorHAnsi" w:cstheme="minorHAnsi"/>
-          <w:lang w:val="en-GB"/>
-        </w:rPr>
-        <w:t>Makefile</w:t>
-      </w:r>
-      <w:proofErr w:type="spellEnd"/>
-      <w:r>
-        <w:rPr>
-          <w:rFonts w:asciiTheme="minorHAnsi" w:hAnsiTheme="minorHAnsi" w:cstheme="minorHAnsi"/>
-          <w:lang w:val="en-GB"/>
-        </w:rPr>
-        <w:t xml:space="preserve"> in this directory automatically includes your OASIS3-MCT header </w:t>
-      </w:r>
-      <w:proofErr w:type="spellStart"/>
-      <w:r>
-        <w:rPr>
-          <w:rFonts w:asciiTheme="minorHAnsi" w:hAnsiTheme="minorHAnsi" w:cstheme="minorHAnsi"/>
-          <w:lang w:val="en-GB"/>
-        </w:rPr>
-        <w:t>makefile</w:t>
-      </w:r>
-      <w:proofErr w:type="spellEnd"/>
-      <w:r>
-        <w:rPr>
-          <w:rFonts w:asciiTheme="minorHAnsi" w:hAnsiTheme="minorHAnsi" w:cstheme="minorHAnsi"/>
-          <w:lang w:val="en-GB"/>
-        </w:rPr>
-        <w:t xml:space="preserve"> – see the first line in the </w:t>
-      </w:r>
-      <w:proofErr w:type="spellStart"/>
-      <w:r>
-        <w:rPr>
-          <w:rFonts w:asciiTheme="minorHAnsi" w:hAnsiTheme="minorHAnsi" w:cstheme="minorHAnsi"/>
-          <w:lang w:val="en-GB"/>
-        </w:rPr>
-        <w:t>Makefile</w:t>
-      </w:r>
-      <w:proofErr w:type="spellEnd"/>
-      <w:r>
-        <w:rPr>
-          <w:rFonts w:asciiTheme="minorHAnsi" w:hAnsiTheme="minorHAnsi" w:cstheme="minorHAnsi"/>
-          <w:lang w:val="en-GB"/>
-        </w:rPr>
-        <w:t xml:space="preserve">. </w:t>
-      </w:r>
-      <w:r>
-        <w:rPr>
-          <w:lang w:val="en-GB"/>
-        </w:rPr>
-        <w:t xml:space="preserve">The executables </w:t>
-      </w:r>
-      <w:proofErr w:type="spellStart"/>
-      <w:r>
-        <w:rPr>
-          <w:rFonts w:ascii="Courier New" w:hAnsi="Courier New" w:cs="Courier New"/>
-          <w:lang w:val="en-GB"/>
-        </w:rPr>
-        <w:t>atmos</w:t>
-      </w:r>
-      <w:proofErr w:type="spellEnd"/>
-      <w:r>
-        <w:rPr>
-          <w:lang w:val="en-GB"/>
+        <w:pStyle w:val="ListParagraph"/>
+        <w:numPr>
+          <w:ilvl w:val="0"/>
+          <w:numId w:val="26"/>
+        </w:numPr>
+        <w:rPr>
+          <w:rFonts w:ascii="Calibri" w:eastAsia="Calibri" w:hAnsi="Calibri" w:cs="Calibri"/>
+          <w:lang w:val="en-US"/>
+        </w:rPr>
+      </w:pPr>
+      <w:r>
+        <w:rPr>
+          <w:rFonts w:ascii="Calibri" w:eastAsia="Calibri" w:hAnsi="Calibri" w:cs="Calibri"/>
+          <w:lang w:val="en-US"/>
+        </w:rPr>
+        <w:t>the number of processors for each model</w:t>
+      </w:r>
+      <w:r>
+        <w:rPr>
+          <w:rFonts w:ascii="Calibri" w:eastAsia="Calibri" w:hAnsi="Calibri" w:cs="Calibri"/>
+          <w:lang w:val="en-US"/>
+        </w:rPr>
+        <w:t xml:space="preserve"> </w:t>
+      </w:r>
+      <w:r>
+        <w:rPr>
+          <w:rFonts w:ascii="Courier New" w:eastAsia="Times New Roman" w:hAnsi="Courier New" w:cs="Courier New"/>
+          <w:lang w:val="en-GB"/>
+        </w:rPr>
+        <w:t>USER_NPEXE1</w:t>
+      </w:r>
+      <w:r>
+        <w:rPr>
+          <w:rFonts w:ascii="Calibri" w:eastAsia="Calibri" w:hAnsi="Calibri" w:cs="Calibri"/>
+          <w:lang w:val="en-US"/>
         </w:rPr>
         <w:t xml:space="preserve"> and </w:t>
       </w:r>
       <w:r>
         <w:rPr>
-          <w:rFonts w:ascii="Courier New" w:hAnsi="Courier New" w:cs="Courier New"/>
-          <w:lang w:val="en-GB"/>
-        </w:rPr>
-        <w:t>ocean</w:t>
-      </w:r>
-      <w:r>
-        <w:rPr>
-          <w:lang w:val="en-GB"/>
-        </w:rPr>
-        <w:t xml:space="preserve"> </w:t>
-      </w:r>
-      <w:r>
-        <w:rPr>
-          <w:lang w:val="en-GB"/>
-        </w:rPr>
-        <w:t>should be</w:t>
-      </w:r>
-      <w:r>
-        <w:rPr>
-          <w:lang w:val="en-GB"/>
-        </w:rPr>
-        <w:t xml:space="preserve"> available in the current directory.</w:t>
+          <w:rFonts w:ascii="Courier New" w:eastAsia="Times New Roman" w:hAnsi="Courier New" w:cs="Courier New"/>
+          <w:lang w:val="en-GB"/>
+        </w:rPr>
+        <w:t>USER_NPEXE2</w:t>
+      </w:r>
+      <w:r>
+        <w:rPr>
+          <w:rFonts w:ascii="Calibri" w:eastAsia="Calibri" w:hAnsi="Calibri" w:cs="Calibri"/>
+          <w:lang w:val="en-US"/>
+        </w:rPr>
+        <w:t xml:space="preserve">, </w:t>
       </w:r>
     </w:p>
     <w:p>
       <w:pPr>
-        <w:pStyle w:val="NormalWeb"/>
-        <w:spacing w:before="120" w:beforeAutospacing="0" w:after="0" w:afterAutospacing="0"/>
-        <w:rPr>
-          <w:rFonts w:asciiTheme="minorHAnsi" w:hAnsiTheme="minorHAnsi" w:cstheme="minorHAnsi"/>
-          <w:lang w:val="en-GB"/>
-        </w:rPr>
-      </w:pPr>
-      <w:r>
-        <w:rPr>
-          <w:rFonts w:asciiTheme="minorHAnsi" w:hAnsiTheme="minorHAnsi" w:cstheme="minorHAnsi"/>
-          <w:lang w:val="en-GB"/>
-        </w:rPr>
-        <w:t>To run the two tutorial component</w:t>
-      </w:r>
-      <w:r>
-        <w:rPr>
-          <w:rFonts w:asciiTheme="minorHAnsi" w:hAnsiTheme="minorHAnsi" w:cstheme="minorHAnsi"/>
-          <w:lang w:val="en-GB"/>
-        </w:rPr>
-        <w:t>s as separate models</w:t>
-      </w:r>
-      <w:r>
-        <w:rPr>
-          <w:rFonts w:asciiTheme="minorHAnsi" w:hAnsiTheme="minorHAnsi" w:cstheme="minorHAnsi"/>
-          <w:lang w:val="en-GB"/>
-        </w:rPr>
-        <w:t>, e</w:t>
-      </w:r>
-      <w:r>
-        <w:rPr>
-          <w:lang w:val="en-GB"/>
-        </w:rPr>
-        <w:t xml:space="preserve">dit the script </w:t>
+        <w:pStyle w:val="ListParagraph"/>
+        <w:numPr>
+          <w:ilvl w:val="0"/>
+          <w:numId w:val="26"/>
+        </w:numPr>
+        <w:rPr>
+          <w:rFonts w:ascii="Calibri" w:eastAsia="Calibri" w:hAnsi="Calibri" w:cs="Calibri"/>
+          <w:lang w:val="en-US"/>
+        </w:rPr>
+      </w:pPr>
+      <w:r>
+        <w:rPr>
+          <w:rFonts w:ascii="Calibri" w:eastAsia="Calibri" w:hAnsi="Calibri" w:cs="Calibri"/>
+          <w:lang w:val="en-US"/>
+        </w:rPr>
+        <w:t xml:space="preserve">the name </w:t>
+      </w:r>
+      <w:r>
+        <w:rPr>
+          <w:rFonts w:ascii="Calibri" w:eastAsia="Calibri" w:hAnsi="Calibri" w:cs="Calibri"/>
+          <w:lang w:val="en-US"/>
+        </w:rPr>
+        <w:t>and directory</w:t>
+      </w:r>
+      <w:r>
+        <w:rPr>
+          <w:rFonts w:ascii="Calibri" w:eastAsia="Calibri" w:hAnsi="Calibri" w:cs="Calibri"/>
+          <w:lang w:val="en-US"/>
+        </w:rPr>
+        <w:t xml:space="preserve"> </w:t>
+      </w:r>
+      <w:r>
+        <w:rPr>
+          <w:rFonts w:ascii="Calibri" w:eastAsia="Calibri" w:hAnsi="Calibri" w:cs="Calibri"/>
+          <w:lang w:val="en-US"/>
+        </w:rPr>
+        <w:t xml:space="preserve">of the </w:t>
       </w:r>
       <w:proofErr w:type="spellStart"/>
       <w:r>
         <w:rPr>
-          <w:rFonts w:ascii="Courier New" w:hAnsi="Courier New" w:cs="Courier New"/>
-          <w:lang w:val="en-GB"/>
-        </w:rPr>
-        <w:t>run_tutorial</w:t>
+          <w:rFonts w:ascii="Calibri" w:eastAsia="Calibri" w:hAnsi="Calibri" w:cs="Calibri"/>
+          <w:lang w:val="en-US"/>
+        </w:rPr>
+        <w:t>namcouple</w:t>
       </w:r>
       <w:proofErr w:type="spellEnd"/>
       <w:r>
         <w:rPr>
-          <w:lang w:val="en-GB"/>
-        </w:rPr>
-        <w:t xml:space="preserve"> </w:t>
-      </w:r>
-      <w:r>
-        <w:rPr>
-          <w:rFonts w:asciiTheme="minorHAnsi" w:hAnsiTheme="minorHAnsi" w:cstheme="minorHAnsi"/>
-          <w:lang w:val="en-GB"/>
-        </w:rPr>
-        <w:t>to adapt it to your platform and execute it</w:t>
+          <w:rFonts w:ascii="Calibri" w:eastAsia="Calibri" w:hAnsi="Calibri" w:cs="Calibri"/>
+          <w:lang w:val="en-US"/>
+        </w:rPr>
+        <w:t xml:space="preserve">, </w:t>
+      </w:r>
+      <w:r>
+        <w:rPr>
+          <w:rFonts w:ascii="Courier New" w:eastAsia="Times New Roman" w:hAnsi="Courier New" w:cs="Courier New"/>
+          <w:lang w:val="en-GB"/>
+        </w:rPr>
+        <w:t>USER_NAMCOUPLE</w:t>
+      </w:r>
+      <w:r>
+        <w:rPr>
+          <w:rFonts w:ascii="Calibri" w:eastAsia="Calibri" w:hAnsi="Calibri" w:cs="Calibri"/>
+          <w:lang w:val="en-US"/>
+        </w:rPr>
+        <w:t xml:space="preserve"> and </w:t>
+      </w:r>
+      <w:r>
+        <w:rPr>
+          <w:rFonts w:ascii="Courier New" w:eastAsia="Times New Roman" w:hAnsi="Courier New" w:cs="Courier New"/>
+          <w:lang w:val="en-GB"/>
+        </w:rPr>
+        <w:t>USER_NAMLOC</w:t>
       </w:r>
     </w:p>
     <w:p>
       <w:pPr>
-        <w:ind w:firstLine="708"/>
-        <w:jc w:val="both"/>
-        <w:rPr>
-          <w:lang w:val="en-US"/>
-        </w:rPr>
-      </w:pPr>
+        <w:pStyle w:val="ListParagraph"/>
+        <w:numPr>
+          <w:ilvl w:val="0"/>
+          <w:numId w:val="26"/>
+        </w:numPr>
+        <w:rPr>
+          <w:rFonts w:ascii="Calibri" w:eastAsia="Calibri" w:hAnsi="Calibri" w:cs="Calibri"/>
+          <w:lang w:val="en-US"/>
+        </w:rPr>
+      </w:pPr>
+      <w:r>
+        <w:rPr>
+          <w:rFonts w:ascii="Calibri" w:eastAsia="Calibri" w:hAnsi="Calibri" w:cs="Calibri"/>
+          <w:lang w:val="en-US"/>
+        </w:rPr>
+        <w:t xml:space="preserve">the name and directory of the </w:t>
+      </w:r>
+      <w:proofErr w:type="spellStart"/>
+      <w:r>
+        <w:rPr>
+          <w:rFonts w:ascii="Calibri" w:eastAsia="Calibri" w:hAnsi="Calibri" w:cs="Calibri"/>
+          <w:lang w:val="en-US"/>
+        </w:rPr>
+        <w:t>Makefile</w:t>
+      </w:r>
+      <w:proofErr w:type="spellEnd"/>
+      <w:r>
+        <w:rPr>
+          <w:rFonts w:ascii="Calibri" w:eastAsia="Calibri" w:hAnsi="Calibri" w:cs="Calibri"/>
+          <w:lang w:val="en-US"/>
+        </w:rPr>
+        <w:t xml:space="preserve">, </w:t>
+      </w:r>
+      <w:r>
+        <w:rPr>
+          <w:rFonts w:ascii="Courier New" w:eastAsia="Times New Roman" w:hAnsi="Courier New" w:cs="Courier New"/>
+          <w:lang w:val="en-GB"/>
+        </w:rPr>
+        <w:t>USER_</w:t>
+      </w:r>
       <w:proofErr w:type="gramStart"/>
       <w:r>
         <w:rPr>
-          <w:rFonts w:ascii="Courier New" w:hAnsi="Courier New" w:cs="Courier New"/>
-          <w:lang w:val="en-GB"/>
-        </w:rPr>
-        <w:t>&gt;./</w:t>
-      </w:r>
-      <w:proofErr w:type="spellStart"/>
+          <w:rFonts w:ascii="Courier New" w:eastAsia="Times New Roman" w:hAnsi="Courier New" w:cs="Courier New"/>
+          <w:lang w:val="en-GB"/>
+        </w:rPr>
+        <w:t>MAKEFILE</w:t>
+      </w:r>
+      <w:r>
+        <w:rPr>
+          <w:rFonts w:ascii="Calibri" w:eastAsia="Calibri" w:hAnsi="Calibri" w:cs="Calibri"/>
+          <w:lang w:val="en-US"/>
+        </w:rPr>
+        <w:t xml:space="preserve"> </w:t>
+      </w:r>
+      <w:r>
+        <w:rPr>
+          <w:rFonts w:ascii="Calibri" w:eastAsia="Calibri" w:hAnsi="Calibri" w:cs="Calibri"/>
+          <w:lang w:val="en-US"/>
+        </w:rPr>
+        <w:t xml:space="preserve"> and</w:t>
+      </w:r>
       <w:proofErr w:type="gramEnd"/>
       <w:r>
         <w:rPr>
-          <w:rFonts w:ascii="Courier New" w:hAnsi="Courier New" w:cs="Courier New"/>
-          <w:lang w:val="en-GB"/>
-        </w:rPr>
-        <w:t>run_tutorial</w:t>
-      </w:r>
-      <w:proofErr w:type="spellEnd"/>
+          <w:rFonts w:ascii="Calibri" w:eastAsia="Calibri" w:hAnsi="Calibri" w:cs="Calibri"/>
+          <w:lang w:val="en-US"/>
+        </w:rPr>
+        <w:t xml:space="preserve"> </w:t>
+      </w:r>
+      <w:r>
+        <w:rPr>
+          <w:rFonts w:ascii="Courier New" w:eastAsia="Times New Roman" w:hAnsi="Courier New" w:cs="Courier New"/>
+          <w:lang w:val="en-GB"/>
+        </w:rPr>
+        <w:t>USER_MAKELOC</w:t>
+      </w:r>
     </w:p>
     <w:p>
       <w:pPr>
-        <w:pStyle w:val="NormalWeb"/>
-        <w:spacing w:before="120" w:beforeAutospacing="0" w:after="0" w:afterAutospacing="0"/>
-        <w:rPr>
-          <w:rFonts w:asciiTheme="minorHAnsi" w:hAnsiTheme="minorHAnsi" w:cstheme="minorHAnsi"/>
-          <w:lang w:val="en-GB"/>
-        </w:rPr>
-      </w:pPr>
-      <w:r>
-        <w:rPr>
-          <w:rFonts w:asciiTheme="minorHAnsi" w:hAnsiTheme="minorHAnsi" w:cstheme="minorHAnsi"/>
-          <w:lang w:val="en-GB"/>
-        </w:rPr>
-        <w:t xml:space="preserve">The results of the component models </w:t>
-      </w:r>
-      <w:r>
-        <w:rPr>
-          <w:rFonts w:asciiTheme="minorHAnsi" w:hAnsiTheme="minorHAnsi" w:cstheme="minorHAnsi"/>
-          <w:lang w:val="en-GB"/>
-        </w:rPr>
-        <w:t>should</w:t>
-      </w:r>
-      <w:r>
-        <w:rPr>
-          <w:rFonts w:asciiTheme="minorHAnsi" w:hAnsiTheme="minorHAnsi" w:cstheme="minorHAnsi"/>
-          <w:lang w:val="en-GB"/>
-        </w:rPr>
-        <w:t xml:space="preserve"> now </w:t>
-      </w:r>
-      <w:r>
-        <w:rPr>
-          <w:rFonts w:asciiTheme="minorHAnsi" w:hAnsiTheme="minorHAnsi" w:cstheme="minorHAnsi"/>
-          <w:lang w:val="en-GB"/>
-        </w:rPr>
-        <w:t xml:space="preserve">be </w:t>
-      </w:r>
-      <w:r>
-        <w:rPr>
-          <w:rFonts w:asciiTheme="minorHAnsi" w:hAnsiTheme="minorHAnsi" w:cstheme="minorHAnsi"/>
-          <w:lang w:val="en-GB"/>
-        </w:rPr>
-        <w:t>in subdirectory $</w:t>
-      </w:r>
-      <w:proofErr w:type="spellStart"/>
-      <w:r>
-        <w:rPr>
-          <w:rFonts w:ascii="Courier New" w:hAnsi="Courier New" w:cs="Courier New"/>
-          <w:lang w:val="en-GB"/>
-        </w:rPr>
-        <w:t>rundir</w:t>
-      </w:r>
-      <w:proofErr w:type="spellEnd"/>
-      <w:r>
-        <w:rPr>
-          <w:rFonts w:ascii="Courier New" w:hAnsi="Courier New" w:cs="Courier New"/>
-          <w:lang w:val="en-GB"/>
+        <w:pStyle w:val="ListParagraph"/>
+        <w:numPr>
+          <w:ilvl w:val="0"/>
+          <w:numId w:val="26"/>
+        </w:numPr>
+        <w:rPr>
+          <w:rFonts w:ascii="Calibri" w:eastAsia="Calibri" w:hAnsi="Calibri" w:cs="Calibri"/>
+          <w:lang w:val="en-US"/>
+        </w:rPr>
+      </w:pPr>
+      <w:r>
+        <w:rPr>
+          <w:rFonts w:ascii="Calibri" w:eastAsia="Calibri" w:hAnsi="Calibri" w:cs="Calibri"/>
+          <w:lang w:val="en-US"/>
+        </w:rPr>
+        <w:t>the remapping file directory</w:t>
+      </w:r>
+      <w:r>
+        <w:rPr>
+          <w:rFonts w:ascii="Calibri" w:eastAsia="Calibri" w:hAnsi="Calibri" w:cs="Calibri"/>
+          <w:lang w:val="en-US"/>
         </w:rPr>
         <w:t xml:space="preserve"> </w:t>
       </w:r>
       <w:r>
         <w:rPr>
-          <w:rFonts w:asciiTheme="minorHAnsi" w:hAnsiTheme="minorHAnsi" w:cstheme="minorHAnsi"/>
-          <w:lang w:val="en-GB"/>
-        </w:rPr>
-        <w:t xml:space="preserve">defined in </w:t>
-      </w:r>
-      <w:proofErr w:type="spellStart"/>
-      <w:r>
-        <w:rPr>
-          <w:rFonts w:ascii="Courier New" w:hAnsi="Courier New" w:cs="Courier New"/>
-          <w:lang w:val="en-GB"/>
-        </w:rPr>
-        <w:t>run_tutorial</w:t>
-      </w:r>
-      <w:proofErr w:type="spellEnd"/>
-      <w:r>
-        <w:rPr>
-          <w:rFonts w:asciiTheme="minorHAnsi" w:hAnsiTheme="minorHAnsi" w:cstheme="minorHAnsi"/>
-          <w:lang w:val="en-GB"/>
-        </w:rPr>
-        <w:t>.</w:t>
-      </w:r>
-      <w:r>
-        <w:rPr>
-          <w:rFonts w:asciiTheme="minorHAnsi" w:hAnsiTheme="minorHAnsi" w:cstheme="minorHAnsi"/>
-          <w:lang w:val="en-GB"/>
-        </w:rPr>
-        <w:t xml:space="preserve"> </w:t>
-      </w:r>
-      <w:r>
-        <w:rPr>
-          <w:rFonts w:asciiTheme="minorHAnsi" w:hAnsiTheme="minorHAnsi" w:cstheme="minorHAnsi"/>
-          <w:lang w:val="en-GB"/>
-        </w:rPr>
-        <w:t xml:space="preserve">In their current form, </w:t>
-      </w:r>
-      <w:proofErr w:type="gramStart"/>
-      <w:r>
-        <w:rPr>
-          <w:rFonts w:ascii="Courier New" w:hAnsi="Courier New" w:cs="Courier New"/>
-          <w:lang w:val="en-GB"/>
-        </w:rPr>
-        <w:t>atmos</w:t>
-      </w:r>
-      <w:r>
-        <w:rPr>
-          <w:rFonts w:ascii="Courier New" w:hAnsi="Courier New" w:cs="Courier New"/>
-          <w:lang w:val="en-GB"/>
-        </w:rPr>
-        <w:t>.F</w:t>
-      </w:r>
-      <w:proofErr w:type="gramEnd"/>
-      <w:r>
-        <w:rPr>
-          <w:rFonts w:ascii="Courier New" w:hAnsi="Courier New" w:cs="Courier New"/>
-          <w:lang w:val="en-GB"/>
-        </w:rPr>
-        <w:t>90</w:t>
-      </w:r>
-      <w:r>
-        <w:rPr>
-          <w:rFonts w:asciiTheme="minorHAnsi" w:hAnsiTheme="minorHAnsi" w:cstheme="minorHAnsi"/>
-          <w:lang w:val="en-GB"/>
-        </w:rPr>
-        <w:t xml:space="preserve"> </w:t>
-      </w:r>
-      <w:r>
-        <w:rPr>
-          <w:rFonts w:asciiTheme="minorHAnsi" w:hAnsiTheme="minorHAnsi" w:cstheme="minorHAnsi"/>
-          <w:lang w:val="en-GB"/>
-        </w:rPr>
-        <w:t xml:space="preserve"> and </w:t>
-      </w:r>
-      <w:r>
-        <w:rPr>
-          <w:rFonts w:ascii="Courier New" w:hAnsi="Courier New" w:cs="Courier New"/>
-          <w:lang w:val="en-GB"/>
-        </w:rPr>
-        <w:t>ocean</w:t>
-      </w:r>
-      <w:r>
-        <w:rPr>
-          <w:rFonts w:ascii="Courier New" w:hAnsi="Courier New" w:cs="Courier New"/>
-          <w:lang w:val="en-GB"/>
-        </w:rPr>
-        <w:t>.F90</w:t>
-      </w:r>
-      <w:r>
-        <w:rPr>
-          <w:rFonts w:asciiTheme="minorHAnsi" w:hAnsiTheme="minorHAnsi" w:cstheme="minorHAnsi"/>
-          <w:lang w:val="en-GB"/>
-        </w:rPr>
-        <w:t xml:space="preserve"> are not interfaced with the OASIS3-MCT library and do not perform any exchanges. They just run</w:t>
-      </w:r>
-      <w:r>
-        <w:rPr>
-          <w:rFonts w:asciiTheme="minorHAnsi" w:hAnsiTheme="minorHAnsi" w:cstheme="minorHAnsi"/>
-          <w:lang w:val="en-GB"/>
-        </w:rPr>
-        <w:t>,</w:t>
-      </w:r>
-      <w:r>
-        <w:rPr>
-          <w:rFonts w:asciiTheme="minorHAnsi" w:hAnsiTheme="minorHAnsi" w:cstheme="minorHAnsi"/>
-          <w:lang w:val="en-GB"/>
-        </w:rPr>
-        <w:t xml:space="preserve"> </w:t>
-      </w:r>
-      <w:r>
-        <w:rPr>
-          <w:rFonts w:asciiTheme="minorHAnsi" w:hAnsiTheme="minorHAnsi" w:cstheme="minorHAnsi"/>
-          <w:lang w:val="en-GB"/>
-        </w:rPr>
-        <w:t xml:space="preserve">on 4 processes each </w:t>
-      </w:r>
-      <w:r>
-        <w:rPr>
-          <w:rFonts w:asciiTheme="minorHAnsi" w:hAnsiTheme="minorHAnsi" w:cstheme="minorHAnsi"/>
-          <w:lang w:val="en-GB"/>
-        </w:rPr>
-        <w:t xml:space="preserve">for </w:t>
-      </w:r>
-      <w:r>
-        <w:rPr>
-          <w:rFonts w:asciiTheme="minorHAnsi" w:hAnsiTheme="minorHAnsi" w:cstheme="minorHAnsi"/>
-          <w:lang w:val="en-GB"/>
-        </w:rPr>
-        <w:t>4</w:t>
-      </w:r>
-      <w:r>
-        <w:rPr>
-          <w:rFonts w:asciiTheme="minorHAnsi" w:hAnsiTheme="minorHAnsi" w:cstheme="minorHAnsi"/>
-          <w:lang w:val="en-GB"/>
-        </w:rPr>
-        <w:t xml:space="preserve"> </w:t>
-      </w:r>
-      <w:r>
-        <w:rPr>
-          <w:rFonts w:asciiTheme="minorHAnsi" w:hAnsiTheme="minorHAnsi" w:cstheme="minorHAnsi"/>
-          <w:lang w:val="en-GB"/>
-        </w:rPr>
-        <w:t xml:space="preserve">model </w:t>
-      </w:r>
-      <w:r>
-        <w:rPr>
-          <w:rFonts w:asciiTheme="minorHAnsi" w:hAnsiTheme="minorHAnsi" w:cstheme="minorHAnsi"/>
-          <w:lang w:val="en-GB"/>
-        </w:rPr>
-        <w:t>hour</w:t>
-      </w:r>
-      <w:r>
-        <w:rPr>
-          <w:rFonts w:asciiTheme="minorHAnsi" w:hAnsiTheme="minorHAnsi" w:cstheme="minorHAnsi"/>
-          <w:lang w:val="en-GB"/>
-        </w:rPr>
-        <w:t>s</w:t>
-      </w:r>
-      <w:r>
-        <w:rPr>
-          <w:rFonts w:asciiTheme="minorHAnsi" w:hAnsiTheme="minorHAnsi" w:cstheme="minorHAnsi"/>
-          <w:lang w:val="en-GB"/>
-        </w:rPr>
-        <w:t xml:space="preserve"> without doing anything specific</w:t>
-      </w:r>
-      <w:r>
-        <w:rPr>
-          <w:rFonts w:asciiTheme="minorHAnsi" w:hAnsiTheme="minorHAnsi" w:cstheme="minorHAnsi"/>
-          <w:lang w:val="en-GB"/>
-        </w:rPr>
-        <w:t>. Have a look at</w:t>
-      </w:r>
-      <w:r>
-        <w:rPr>
-          <w:rFonts w:asciiTheme="minorHAnsi" w:hAnsiTheme="minorHAnsi" w:cstheme="minorHAnsi"/>
-          <w:lang w:val="en-GB"/>
-        </w:rPr>
-        <w:t xml:space="preserve"> the files </w:t>
-      </w:r>
-      <w:r>
-        <w:rPr>
-          <w:rFonts w:ascii="Courier New" w:hAnsi="Courier New" w:cs="Courier New"/>
-          <w:lang w:val="en-GB"/>
-        </w:rPr>
-        <w:t>atmos</w:t>
-      </w:r>
-      <w:r>
-        <w:rPr>
-          <w:rFonts w:ascii="Courier New" w:hAnsi="Courier New" w:cs="Courier New"/>
-          <w:lang w:val="en-GB"/>
-        </w:rPr>
-        <w:t>.out_10</w:t>
-      </w:r>
-      <w:r>
-        <w:rPr>
-          <w:rFonts w:ascii="Courier New" w:hAnsi="Courier New" w:cs="Courier New"/>
-          <w:lang w:val="en-GB"/>
-        </w:rPr>
-        <w:t>?</w:t>
-      </w:r>
-      <w:r>
-        <w:rPr>
-          <w:rFonts w:ascii="Courier New" w:hAnsi="Courier New" w:cs="Courier New"/>
-          <w:lang w:val="en-GB"/>
-        </w:rPr>
-        <w:t xml:space="preserve"> </w:t>
-      </w:r>
-      <w:r>
-        <w:rPr>
-          <w:rFonts w:asciiTheme="minorHAnsi" w:hAnsiTheme="minorHAnsi" w:cstheme="minorHAnsi"/>
-          <w:lang w:val="en-GB"/>
-        </w:rPr>
-        <w:t xml:space="preserve">and </w:t>
-      </w:r>
-      <w:r>
-        <w:rPr>
-          <w:rFonts w:ascii="Courier New" w:hAnsi="Courier New" w:cs="Courier New"/>
-          <w:lang w:val="en-GB"/>
-        </w:rPr>
-        <w:t>ocean</w:t>
-      </w:r>
-      <w:r>
-        <w:rPr>
-          <w:rFonts w:ascii="Courier New" w:hAnsi="Courier New" w:cs="Courier New"/>
-          <w:lang w:val="en-GB"/>
-        </w:rPr>
-        <w:t>.out_10</w:t>
-      </w:r>
-      <w:r>
-        <w:rPr>
-          <w:rFonts w:ascii="Courier New" w:hAnsi="Courier New" w:cs="Courier New"/>
-          <w:lang w:val="en-GB"/>
-        </w:rPr>
-        <w:t>?</w:t>
-      </w:r>
-      <w:r>
-        <w:rPr>
-          <w:rFonts w:ascii="Courier New" w:hAnsi="Courier New" w:cs="Courier New"/>
-          <w:lang w:val="en-GB"/>
-        </w:rPr>
-        <w:t xml:space="preserve"> </w:t>
-      </w:r>
-      <w:r>
-        <w:rPr>
-          <w:rFonts w:ascii="Courier New" w:hAnsi="Courier New" w:cs="Courier New"/>
-          <w:lang w:val="en-GB"/>
-        </w:rPr>
-        <w:t>(</w:t>
-      </w:r>
-      <w:proofErr w:type="gramStart"/>
-      <w:r>
-        <w:rPr>
-          <w:rFonts w:asciiTheme="minorHAnsi" w:hAnsiTheme="minorHAnsi" w:cstheme="minorHAnsi"/>
-          <w:lang w:val="en-GB"/>
-        </w:rPr>
-        <w:t xml:space="preserve">where </w:t>
-      </w:r>
-      <w:r>
-        <w:rPr>
-          <w:rFonts w:ascii="Courier New" w:hAnsi="Courier New" w:cs="Courier New"/>
-          <w:lang w:val="en-GB"/>
-        </w:rPr>
-        <w:t>?</w:t>
-      </w:r>
-      <w:proofErr w:type="gramEnd"/>
-      <w:r>
-        <w:rPr>
-          <w:rFonts w:asciiTheme="minorHAnsi" w:hAnsiTheme="minorHAnsi" w:cstheme="minorHAnsi"/>
-          <w:lang w:val="en-GB"/>
-        </w:rPr>
-        <w:t xml:space="preserve"> goes from 0 to 3, one for each process)</w:t>
-      </w:r>
-      <w:r>
-        <w:rPr>
-          <w:rFonts w:asciiTheme="minorHAnsi" w:hAnsiTheme="minorHAnsi" w:cstheme="minorHAnsi"/>
-          <w:lang w:val="en-GB"/>
-        </w:rPr>
-        <w:t xml:space="preserve">, in </w:t>
-      </w:r>
-      <w:r>
-        <w:rPr>
-          <w:rFonts w:asciiTheme="minorHAnsi" w:hAnsiTheme="minorHAnsi" w:cstheme="minorHAnsi"/>
-          <w:lang w:val="en-GB"/>
-        </w:rPr>
-        <w:t xml:space="preserve">the </w:t>
-      </w:r>
-      <w:r>
-        <w:rPr>
-          <w:rFonts w:ascii="Courier New" w:hAnsi="Courier New" w:cs="Courier New"/>
-          <w:lang w:val="en-GB"/>
-        </w:rPr>
-        <w:t>$</w:t>
-      </w:r>
-      <w:proofErr w:type="spellStart"/>
-      <w:r>
-        <w:rPr>
-          <w:rFonts w:ascii="Courier New" w:hAnsi="Courier New" w:cs="Courier New"/>
-          <w:lang w:val="en-GB"/>
-        </w:rPr>
-        <w:t>rundir</w:t>
-      </w:r>
-      <w:proofErr w:type="spellEnd"/>
-      <w:r>
-        <w:rPr>
-          <w:rFonts w:ascii="Courier New" w:hAnsi="Courier New" w:cs="Courier New"/>
-          <w:lang w:val="en-GB"/>
-        </w:rPr>
-        <w:t xml:space="preserve"> </w:t>
-      </w:r>
-      <w:r>
-        <w:rPr>
-          <w:rFonts w:asciiTheme="minorHAnsi" w:hAnsiTheme="minorHAnsi" w:cstheme="minorHAnsi"/>
-          <w:lang w:val="en-GB"/>
-        </w:rPr>
-        <w:t>subdirectory.</w:t>
+          <w:rFonts w:ascii="Courier New" w:eastAsia="Times New Roman" w:hAnsi="Courier New" w:cs="Courier New"/>
+          <w:lang w:val="en-GB"/>
+        </w:rPr>
+        <w:t>USER_RMPLOC</w:t>
+      </w:r>
+      <w:r>
+        <w:rPr>
+          <w:rFonts w:ascii="Calibri" w:eastAsia="Calibri" w:hAnsi="Calibri" w:cs="Calibri"/>
+          <w:lang w:val="en-US"/>
+        </w:rPr>
+        <w:t xml:space="preserve">, </w:t>
       </w:r>
     </w:p>
     <w:p>
       <w:pPr>
-        <w:spacing w:before="240"/>
-        <w:rPr>
-          <w:u w:val="single"/>
-          <w:lang w:val="en-GB"/>
-        </w:rPr>
-      </w:pPr>
-      <w:r>
-        <w:rPr>
-          <w:u w:val="single"/>
-          <w:lang w:val="en-GB"/>
-        </w:rPr>
-        <w:t>Interfacing the toy model</w:t>
-      </w:r>
-      <w:r>
-        <w:rPr>
-          <w:u w:val="single"/>
-          <w:lang w:val="en-GB"/>
-        </w:rPr>
-        <w:t>s</w:t>
-      </w:r>
-      <w:r>
-        <w:rPr>
-          <w:u w:val="single"/>
-          <w:lang w:val="en-GB"/>
-        </w:rPr>
-        <w:t xml:space="preserve"> with OASIS3-MCT and running it</w:t>
+        <w:pStyle w:val="ListParagraph"/>
+        <w:numPr>
+          <w:ilvl w:val="0"/>
+          <w:numId w:val="26"/>
+        </w:numPr>
+        <w:rPr>
+          <w:rFonts w:ascii="Calibri" w:eastAsia="Calibri" w:hAnsi="Calibri" w:cs="Calibri"/>
+          <w:lang w:val="en-US"/>
+        </w:rPr>
+      </w:pPr>
+      <w:r>
+        <w:rPr>
+          <w:rFonts w:ascii="Calibri" w:eastAsia="Calibri" w:hAnsi="Calibri" w:cs="Calibri"/>
+          <w:lang w:val="en-US"/>
+        </w:rPr>
+        <w:t xml:space="preserve">the </w:t>
+      </w:r>
+      <w:r>
+        <w:rPr>
+          <w:rFonts w:ascii="Calibri" w:eastAsia="Calibri" w:hAnsi="Calibri" w:cs="Calibri"/>
+          <w:lang w:val="en-US"/>
+        </w:rPr>
+        <w:t xml:space="preserve">directory containing OASIS3-MCT auxiliary files </w:t>
+      </w:r>
+      <w:r>
+        <w:rPr>
+          <w:rFonts w:ascii="Courier New" w:eastAsia="Times New Roman" w:hAnsi="Courier New" w:cs="Courier New"/>
+          <w:lang w:val="en-GB"/>
+        </w:rPr>
+        <w:t>grids.nc, areas.nc</w:t>
+      </w:r>
+      <w:r>
+        <w:rPr>
+          <w:rFonts w:ascii="Calibri" w:eastAsia="Calibri" w:hAnsi="Calibri" w:cs="Calibri"/>
+          <w:lang w:val="en-US"/>
+        </w:rPr>
+        <w:t xml:space="preserve"> and </w:t>
+      </w:r>
+      <w:proofErr w:type="gramStart"/>
+      <w:r>
+        <w:rPr>
+          <w:rFonts w:ascii="Courier New" w:eastAsia="Times New Roman" w:hAnsi="Courier New" w:cs="Courier New"/>
+          <w:lang w:val="en-GB"/>
+        </w:rPr>
+        <w:t>masks.nc</w:t>
+      </w:r>
+      <w:r>
+        <w:rPr>
+          <w:rFonts w:ascii="Calibri" w:eastAsia="Calibri" w:hAnsi="Calibri" w:cs="Calibri"/>
+          <w:lang w:val="en-US"/>
+        </w:rPr>
+        <w:t xml:space="preserve"> </w:t>
+      </w:r>
+      <w:r>
+        <w:rPr>
+          <w:rFonts w:ascii="Calibri" w:eastAsia="Calibri" w:hAnsi="Calibri" w:cs="Calibri"/>
+          <w:lang w:val="en-US"/>
+        </w:rPr>
+        <w:t>,</w:t>
+      </w:r>
+      <w:proofErr w:type="gramEnd"/>
+      <w:r>
+        <w:rPr>
+          <w:rFonts w:ascii="Calibri" w:eastAsia="Calibri" w:hAnsi="Calibri" w:cs="Calibri"/>
+          <w:lang w:val="en-US"/>
+        </w:rPr>
+        <w:t xml:space="preserve"> </w:t>
+      </w:r>
+      <w:r>
+        <w:rPr>
+          <w:rFonts w:ascii="Courier New" w:eastAsia="Times New Roman" w:hAnsi="Courier New" w:cs="Courier New"/>
+          <w:lang w:val="en-GB"/>
+        </w:rPr>
+        <w:t>USER_AUXLOC</w:t>
+      </w:r>
+      <w:r>
+        <w:rPr>
+          <w:rFonts w:ascii="Calibri" w:eastAsia="Calibri" w:hAnsi="Calibri" w:cs="Calibri"/>
+          <w:lang w:val="en-US"/>
+        </w:rPr>
+        <w:t xml:space="preserve"> (not defined here as </w:t>
+      </w:r>
+      <w:proofErr w:type="spellStart"/>
+      <w:r>
+        <w:rPr>
+          <w:rFonts w:ascii="Courier New" w:eastAsia="Times New Roman" w:hAnsi="Courier New" w:cs="Courier New"/>
+          <w:lang w:val="en-GB"/>
+        </w:rPr>
+        <w:t>atmos</w:t>
+      </w:r>
+      <w:proofErr w:type="spellEnd"/>
+      <w:r>
+        <w:rPr>
+          <w:rFonts w:ascii="Calibri" w:eastAsia="Calibri" w:hAnsi="Calibri" w:cs="Calibri"/>
+          <w:lang w:val="en-US"/>
+        </w:rPr>
+        <w:t xml:space="preserve"> and </w:t>
+      </w:r>
+      <w:r>
+        <w:rPr>
+          <w:rFonts w:ascii="Courier New" w:eastAsia="Times New Roman" w:hAnsi="Courier New" w:cs="Courier New"/>
+          <w:lang w:val="en-GB"/>
+        </w:rPr>
+        <w:t>ocean</w:t>
+      </w:r>
+      <w:r>
+        <w:rPr>
+          <w:rFonts w:ascii="Calibri" w:eastAsia="Calibri" w:hAnsi="Calibri" w:cs="Calibri"/>
+          <w:lang w:val="en-US"/>
+        </w:rPr>
+        <w:t xml:space="preserve"> create them using </w:t>
+      </w:r>
+      <w:proofErr w:type="spellStart"/>
+      <w:r>
+        <w:rPr>
+          <w:rFonts w:ascii="Courier New" w:eastAsia="Times New Roman" w:hAnsi="Courier New" w:cs="Courier New"/>
+          <w:lang w:val="en-GB"/>
+        </w:rPr>
+        <w:t>oasis_write_grid</w:t>
+      </w:r>
+      <w:proofErr w:type="spellEnd"/>
+      <w:r>
+        <w:rPr>
+          <w:rFonts w:ascii="Courier New" w:eastAsia="Times New Roman" w:hAnsi="Courier New" w:cs="Courier New"/>
+          <w:lang w:val="en-GB"/>
+        </w:rPr>
+        <w:t xml:space="preserve">, </w:t>
+      </w:r>
+      <w:proofErr w:type="spellStart"/>
+      <w:r>
+        <w:rPr>
+          <w:rFonts w:ascii="Courier New" w:eastAsia="Times New Roman" w:hAnsi="Courier New" w:cs="Courier New"/>
+          <w:lang w:val="en-GB"/>
+        </w:rPr>
+        <w:t>oasis_write_corner</w:t>
+      </w:r>
+      <w:proofErr w:type="spellEnd"/>
+      <w:r>
+        <w:rPr>
+          <w:rFonts w:ascii="Courier New" w:eastAsia="Times New Roman" w:hAnsi="Courier New" w:cs="Courier New"/>
+          <w:lang w:val="en-GB"/>
+        </w:rPr>
+        <w:t xml:space="preserve">, </w:t>
+      </w:r>
+      <w:proofErr w:type="spellStart"/>
+      <w:r>
+        <w:rPr>
+          <w:rFonts w:ascii="Courier New" w:eastAsia="Times New Roman" w:hAnsi="Courier New" w:cs="Courier New"/>
+          <w:lang w:val="en-GB"/>
+        </w:rPr>
+        <w:t>oasis_write_mask</w:t>
+      </w:r>
+      <w:proofErr w:type="spellEnd"/>
+      <w:r>
+        <w:rPr>
+          <w:rFonts w:ascii="Menlo" w:hAnsi="Menlo" w:cs="Menlo"/>
+          <w:color w:val="000000"/>
+          <w:sz w:val="30"/>
+          <w:szCs w:val="30"/>
+          <w:lang w:val="en-GB"/>
+        </w:rPr>
+        <w:t xml:space="preserve"> </w:t>
+      </w:r>
+      <w:r>
+        <w:rPr>
+          <w:rFonts w:ascii="Calibri" w:eastAsia="Calibri" w:hAnsi="Calibri" w:cs="Calibri"/>
+          <w:lang w:val="en-US"/>
+        </w:rPr>
+        <w:t>API routines</w:t>
+      </w:r>
+      <w:r>
+        <w:rPr>
+          <w:rFonts w:ascii="Calibri" w:eastAsia="Calibri" w:hAnsi="Calibri" w:cs="Calibri"/>
+          <w:lang w:val="en-US"/>
+        </w:rPr>
+        <w:t>),</w:t>
       </w:r>
     </w:p>
     <w:p>
       <w:pPr>
-        <w:spacing w:before="120"/>
-        <w:jc w:val="both"/>
-        <w:rPr>
-          <w:lang w:val="en-GB"/>
-        </w:rPr>
-      </w:pPr>
-      <w:r>
-        <w:rPr>
-          <w:lang w:val="en-GB"/>
-        </w:rPr>
-        <w:t xml:space="preserve">The tutorial toy model should reproduce the coupling </w:t>
-      </w:r>
-      <w:r>
-        <w:rPr>
-          <w:lang w:val="en-GB"/>
-        </w:rPr>
-        <w:t xml:space="preserve">exchanges </w:t>
-      </w:r>
-      <w:r>
-        <w:rPr>
-          <w:lang w:val="en-GB"/>
-        </w:rPr>
-        <w:t xml:space="preserve">between </w:t>
-      </w:r>
-      <w:proofErr w:type="spellStart"/>
-      <w:r>
+        <w:pStyle w:val="ListParagraph"/>
+        <w:numPr>
+          <w:ilvl w:val="0"/>
+          <w:numId w:val="26"/>
+        </w:numPr>
         <w:rPr>
           <w:rFonts w:ascii="Courier New" w:eastAsia="Times New Roman" w:hAnsi="Courier New" w:cs="Courier New"/>
           <w:lang w:val="en-GB"/>
         </w:rPr>
-        <w:t>atmos</w:t>
-      </w:r>
-      <w:proofErr w:type="spellEnd"/>
-      <w:r>
-        <w:rPr>
-          <w:lang w:val="en-GB"/>
-        </w:rPr>
-        <w:t xml:space="preserve"> and </w:t>
+      </w:pPr>
+      <w:r>
+        <w:rPr>
+          <w:rFonts w:ascii="Calibri" w:eastAsia="Calibri" w:hAnsi="Calibri" w:cs="Calibri"/>
+          <w:lang w:val="en-US"/>
+        </w:rPr>
+        <w:t xml:space="preserve">the </w:t>
+      </w:r>
+      <w:r>
+        <w:rPr>
+          <w:rFonts w:ascii="Calibri" w:eastAsia="Calibri" w:hAnsi="Calibri" w:cs="Calibri"/>
+          <w:lang w:val="en-US"/>
+        </w:rPr>
+        <w:t xml:space="preserve">directory </w:t>
+      </w:r>
+      <w:r>
+        <w:rPr>
+          <w:rFonts w:ascii="Calibri" w:eastAsia="Calibri" w:hAnsi="Calibri" w:cs="Calibri"/>
+          <w:lang w:val="en-US"/>
+        </w:rPr>
+        <w:t xml:space="preserve">containing the coupling </w:t>
+      </w:r>
+      <w:r>
+        <w:rPr>
+          <w:rFonts w:ascii="Calibri" w:eastAsia="Calibri" w:hAnsi="Calibri" w:cs="Calibri"/>
+          <w:lang w:val="en-US"/>
+        </w:rPr>
+        <w:t xml:space="preserve">restart files </w:t>
       </w:r>
       <w:r>
         <w:rPr>
           <w:rFonts w:ascii="Courier New" w:eastAsia="Times New Roman" w:hAnsi="Courier New" w:cs="Courier New"/>
           <w:lang w:val="en-GB"/>
         </w:rPr>
-        <w:t>ocean</w:t>
-      </w:r>
-      <w:r>
-        <w:rPr>
-          <w:lang w:val="en-GB"/>
-        </w:rPr>
-        <w:t xml:space="preserve"> as described above</w:t>
-      </w:r>
-      <w:r>
-        <w:rPr>
-          <w:lang w:val="en-GB"/>
-        </w:rPr>
-        <w:t xml:space="preserve">. </w:t>
-      </w:r>
-      <w:r>
-        <w:rPr>
-          <w:lang w:val="en-US"/>
-        </w:rPr>
-        <w:t xml:space="preserve">To do so, </w:t>
-      </w:r>
-      <w:r>
-        <w:rPr>
-          <w:lang w:val="en-GB"/>
-        </w:rPr>
-        <w:t>m</w:t>
-      </w:r>
-      <w:r>
-        <w:rPr>
-          <w:lang w:val="en-GB"/>
-        </w:rPr>
-        <w:t xml:space="preserve">odify </w:t>
-      </w:r>
-      <w:proofErr w:type="gramStart"/>
+        <w:t>USER_RSTLOC</w:t>
+      </w:r>
       <w:r>
         <w:rPr>
           <w:rFonts w:ascii="Courier New" w:eastAsia="Times New Roman" w:hAnsi="Courier New" w:cs="Courier New"/>
           <w:lang w:val="en-GB"/>
         </w:rPr>
-        <w:t>atmos.F</w:t>
-      </w:r>
-      <w:proofErr w:type="gramEnd"/>
-      <w:r>
-        <w:rPr>
-          <w:rFonts w:ascii="Courier New" w:eastAsia="Times New Roman" w:hAnsi="Courier New" w:cs="Courier New"/>
-          <w:lang w:val="en-GB"/>
-        </w:rPr>
-        <w:t>90</w:t>
-      </w:r>
-      <w:r>
-        <w:rPr>
-          <w:lang w:val="en-GB"/>
-        </w:rPr>
-        <w:t xml:space="preserve"> and </w:t>
-      </w:r>
-      <w:r>
-        <w:rPr>
-          <w:rFonts w:ascii="Courier New" w:eastAsia="Times New Roman" w:hAnsi="Courier New" w:cs="Courier New"/>
-          <w:lang w:val="en-GB"/>
-        </w:rPr>
-        <w:t>ocean.F90</w:t>
-      </w:r>
-      <w:r>
-        <w:rPr>
-          <w:lang w:val="en-GB"/>
-        </w:rPr>
-        <w:t xml:space="preserve"> so to implement the initialisation, definition and declaration calls of OASIS3-MCT library. In the time step of the models, implement the reception of the input coupling fields (</w:t>
-      </w:r>
-      <w:proofErr w:type="spellStart"/>
-      <w:r>
-        <w:rPr>
-          <w:rFonts w:ascii="Courier New" w:eastAsia="Times New Roman" w:hAnsi="Courier New" w:cs="Courier New"/>
-          <w:lang w:val="en-GB"/>
-        </w:rPr>
-        <w:t>oasis_get</w:t>
-      </w:r>
-      <w:proofErr w:type="spellEnd"/>
-      <w:r>
-        <w:rPr>
-          <w:lang w:val="en-GB"/>
-        </w:rPr>
-        <w:t>) at the beginning of the time step and the sending of the output coupling field (</w:t>
-      </w:r>
-      <w:proofErr w:type="spellStart"/>
-      <w:r>
-        <w:rPr>
-          <w:rFonts w:ascii="Courier New" w:eastAsia="Times New Roman" w:hAnsi="Courier New" w:cs="Courier New"/>
-          <w:lang w:val="en-GB"/>
-        </w:rPr>
-        <w:t>oasis_put</w:t>
-      </w:r>
-      <w:proofErr w:type="spellEnd"/>
-      <w:r>
-        <w:rPr>
-          <w:lang w:val="en-GB"/>
-        </w:rPr>
-        <w:t>) at the end of the time step. The lines where to introduce the OASIS3-MCT specific calls are marked with</w:t>
-      </w:r>
-      <w:r>
-        <w:rPr>
-          <w:lang w:val="en-GB"/>
-        </w:rPr>
-        <w:t xml:space="preserve"> a line specifying the call to implement, for example:</w:t>
+        <w:t>,</w:t>
       </w:r>
     </w:p>
     <w:p>
       <w:pPr>
-        <w:spacing w:before="120"/>
-        <w:jc w:val="both"/>
+        <w:pStyle w:val="ListParagraph"/>
+        <w:numPr>
+          <w:ilvl w:val="0"/>
+          <w:numId w:val="26"/>
+        </w:numPr>
+        <w:rPr>
+          <w:rFonts w:ascii="Calibri" w:eastAsia="Calibri" w:hAnsi="Calibri" w:cs="Calibri"/>
+          <w:lang w:val="en-US"/>
+        </w:rPr>
+      </w:pPr>
+      <w:r>
+        <w:rPr>
+          <w:rFonts w:ascii="Calibri" w:eastAsia="Calibri" w:hAnsi="Calibri" w:cs="Calibri"/>
+          <w:lang w:val="en-US"/>
+        </w:rPr>
+        <w:t xml:space="preserve">the </w:t>
+      </w:r>
+      <w:r>
+        <w:rPr>
+          <w:rFonts w:ascii="Calibri" w:eastAsia="Calibri" w:hAnsi="Calibri" w:cs="Calibri"/>
+          <w:lang w:val="en-US"/>
+        </w:rPr>
+        <w:t xml:space="preserve">directory that contains the file defining the model grid </w:t>
+      </w:r>
+      <w:r>
         <w:rPr>
           <w:rFonts w:ascii="Courier New" w:eastAsia="Times New Roman" w:hAnsi="Courier New" w:cs="Courier New"/>
           <w:lang w:val="en-GB"/>
         </w:rPr>
-      </w:pPr>
-      <w:r>
-        <w:rPr>
-          <w:rFonts w:ascii="Courier New" w:eastAsia="Times New Roman" w:hAnsi="Courier New" w:cs="Courier New"/>
-          <w:lang w:val="en-GB"/>
-        </w:rPr>
-        <w:t>!!!!!!!!!!!!!!!OASIS_DEF_PARTITION!!!!!!!!!!!!!!!!!!!</w:t>
-      </w:r>
-    </w:p>
-    <w:p>
-      <w:pPr>
-        <w:pStyle w:val="NormalWeb"/>
-        <w:spacing w:before="120" w:beforeAutospacing="0" w:after="0" w:afterAutospacing="0"/>
-        <w:rPr>
-          <w:rFonts w:asciiTheme="minorHAnsi" w:hAnsiTheme="minorHAnsi" w:cstheme="minorHAnsi"/>
-          <w:lang w:val="en-GB"/>
-        </w:rPr>
-      </w:pPr>
-      <w:r>
-        <w:rPr>
-          <w:rFonts w:asciiTheme="minorHAnsi" w:eastAsiaTheme="minorHAnsi" w:hAnsiTheme="minorHAnsi" w:cstheme="minorBidi"/>
-          <w:lang w:val="en-GB"/>
-        </w:rPr>
-        <w:lastRenderedPageBreak/>
-        <w:t>Once instrumented, r</w:t>
-      </w:r>
-      <w:r>
-        <w:rPr>
-          <w:rFonts w:asciiTheme="minorHAnsi" w:eastAsiaTheme="minorHAnsi" w:hAnsiTheme="minorHAnsi" w:cstheme="minorBidi"/>
-          <w:lang w:val="en-GB"/>
-        </w:rPr>
-        <w:t>ecompile</w:t>
-      </w:r>
-      <w:r>
-        <w:rPr>
-          <w:lang w:val="en-GB"/>
-        </w:rPr>
-        <w:t xml:space="preserve"> </w:t>
-      </w:r>
-      <w:proofErr w:type="gramStart"/>
-      <w:r>
-        <w:rPr>
-          <w:rFonts w:ascii="Courier New" w:hAnsi="Courier New" w:cs="Courier New"/>
-          <w:lang w:val="en-GB"/>
-        </w:rPr>
-        <w:t>atmos.F</w:t>
-      </w:r>
-      <w:proofErr w:type="gramEnd"/>
-      <w:r>
-        <w:rPr>
-          <w:rFonts w:ascii="Courier New" w:hAnsi="Courier New" w:cs="Courier New"/>
-          <w:lang w:val="en-GB"/>
-        </w:rPr>
-        <w:t>90</w:t>
-      </w:r>
-      <w:r>
-        <w:rPr>
-          <w:lang w:val="en-GB"/>
-        </w:rPr>
-        <w:t xml:space="preserve"> </w:t>
-      </w:r>
-      <w:r>
-        <w:rPr>
-          <w:lang w:val="en-GB"/>
-        </w:rPr>
-        <w:t xml:space="preserve">and </w:t>
-      </w:r>
-      <w:r>
-        <w:rPr>
-          <w:rFonts w:ascii="Courier New" w:hAnsi="Courier New" w:cs="Courier New"/>
-          <w:lang w:val="en-GB"/>
-        </w:rPr>
-        <w:t>ocean.F90</w:t>
-      </w:r>
-      <w:r>
-        <w:rPr>
-          <w:lang w:val="en-GB"/>
-        </w:rPr>
-        <w:t xml:space="preserve"> . </w:t>
-      </w:r>
-      <w:r>
-        <w:rPr>
-          <w:rFonts w:asciiTheme="minorHAnsi" w:hAnsiTheme="minorHAnsi" w:cstheme="minorHAnsi"/>
-          <w:lang w:val="en-GB"/>
-        </w:rPr>
-        <w:t>To run the two tutorial component</w:t>
-      </w:r>
-      <w:r>
-        <w:rPr>
-          <w:rFonts w:asciiTheme="minorHAnsi" w:hAnsiTheme="minorHAnsi" w:cstheme="minorHAnsi"/>
-          <w:lang w:val="en-GB"/>
-        </w:rPr>
-        <w:t xml:space="preserve">s as a </w:t>
-      </w:r>
-      <w:proofErr w:type="gramStart"/>
-      <w:r>
-        <w:rPr>
-          <w:rFonts w:asciiTheme="minorHAnsi" w:hAnsiTheme="minorHAnsi" w:cstheme="minorHAnsi"/>
-          <w:lang w:val="en-GB"/>
-        </w:rPr>
-        <w:t>coupled models</w:t>
-      </w:r>
-      <w:proofErr w:type="gramEnd"/>
-      <w:r>
-        <w:rPr>
-          <w:rFonts w:asciiTheme="minorHAnsi" w:hAnsiTheme="minorHAnsi" w:cstheme="minorHAnsi"/>
-          <w:lang w:val="en-GB"/>
-        </w:rPr>
-        <w:t>, e</w:t>
-      </w:r>
-      <w:r>
-        <w:rPr>
-          <w:lang w:val="en-GB"/>
-        </w:rPr>
-        <w:t xml:space="preserve">dit the script </w:t>
-      </w:r>
-      <w:proofErr w:type="spellStart"/>
-      <w:r>
-        <w:rPr>
-          <w:rFonts w:ascii="Courier New" w:hAnsi="Courier New" w:cs="Courier New"/>
-          <w:lang w:val="en-GB"/>
-        </w:rPr>
-        <w:t>run_tutorial_oa</w:t>
-      </w:r>
-      <w:proofErr w:type="spellEnd"/>
-      <w:r>
-        <w:rPr>
-          <w:lang w:val="en-GB"/>
-        </w:rPr>
-        <w:t xml:space="preserve"> </w:t>
-      </w:r>
-      <w:r>
-        <w:rPr>
-          <w:rFonts w:asciiTheme="minorHAnsi" w:hAnsiTheme="minorHAnsi" w:cstheme="minorHAnsi"/>
-          <w:lang w:val="en-GB"/>
-        </w:rPr>
-        <w:t>to adapt it to your platform and execute it</w:t>
-      </w:r>
-    </w:p>
-    <w:p>
-      <w:pPr>
-        <w:ind w:firstLine="708"/>
-        <w:jc w:val="both"/>
-        <w:rPr>
-          <w:lang w:val="en-US"/>
-        </w:rPr>
-      </w:pPr>
-      <w:proofErr w:type="gramStart"/>
-      <w:r>
-        <w:rPr>
-          <w:rFonts w:ascii="Courier New" w:hAnsi="Courier New" w:cs="Courier New"/>
-          <w:lang w:val="en-GB"/>
-        </w:rPr>
-        <w:t>&gt;./</w:t>
-      </w:r>
-      <w:proofErr w:type="spellStart"/>
-      <w:proofErr w:type="gramEnd"/>
-      <w:r>
-        <w:rPr>
-          <w:rFonts w:ascii="Courier New" w:hAnsi="Courier New" w:cs="Courier New"/>
-          <w:lang w:val="en-GB"/>
-        </w:rPr>
-        <w:t>run_tutorial_oa</w:t>
-      </w:r>
-      <w:proofErr w:type="spellEnd"/>
+        <w:t>USER_MESHLOC</w:t>
+      </w:r>
+      <w:r>
+        <w:rPr>
+          <w:rFonts w:ascii="Calibri" w:eastAsia="Calibri" w:hAnsi="Calibri" w:cs="Calibri"/>
+          <w:lang w:val="en-US"/>
+        </w:rPr>
+        <w:t xml:space="preserve">. </w:t>
+      </w:r>
     </w:p>
     <w:p>
       <w:pPr>
@@ -3389,7 +3648,7 @@
         <w:rPr>
           <w:lang w:val="en-GB"/>
         </w:rPr>
-        <w:t xml:space="preserve">Note that </w:t>
+        <w:t xml:space="preserve">Note that the </w:t>
       </w:r>
       <w:proofErr w:type="spellStart"/>
       <w:r>
@@ -3397,20 +3656,54 @@
           <w:rFonts w:ascii="Courier New" w:hAnsi="Courier New" w:cs="Courier New"/>
           <w:lang w:val="en-GB"/>
         </w:rPr>
-        <w:t>run_tutorial_oa</w:t>
+        <w:t>namcouple</w:t>
       </w:r>
       <w:proofErr w:type="spellEnd"/>
       <w:r>
         <w:rPr>
           <w:lang w:val="en-GB"/>
         </w:rPr>
-        <w:t xml:space="preserve"> copies the </w:t>
-      </w:r>
-      <w:r>
-        <w:rPr>
-          <w:lang w:val="en-GB"/>
-        </w:rPr>
-        <w:t xml:space="preserve">configuration file </w:t>
+        <w:t xml:space="preserve"> </w:t>
+      </w:r>
+      <w:r>
+        <w:rPr>
+          <w:lang w:val="en-GB"/>
+        </w:rPr>
+        <w:t>file</w:t>
+      </w:r>
+      <w:r>
+        <w:rPr>
+          <w:lang w:val="en-GB"/>
+        </w:rPr>
+        <w:t xml:space="preserve"> from</w:t>
+      </w:r>
+      <w:r>
+        <w:rPr>
+          <w:rFonts w:ascii="Courier New" w:hAnsi="Courier New" w:cs="Courier New"/>
+          <w:lang w:val="en-GB"/>
+        </w:rPr>
+        <w:t xml:space="preserve"> $</w:t>
+      </w:r>
+      <w:r>
+        <w:rPr>
+          <w:rFonts w:ascii="Courier New" w:hAnsi="Courier New" w:cs="Courier New"/>
+          <w:lang w:val="en-GB"/>
+        </w:rPr>
+        <w:t>USER_</w:t>
+      </w:r>
+      <w:r>
+        <w:rPr>
+          <w:rFonts w:ascii="Courier New" w:hAnsi="Courier New" w:cs="Courier New"/>
+          <w:lang w:val="en-GB"/>
+        </w:rPr>
+        <w:t>NAMLOC</w:t>
+      </w:r>
+      <w:r>
+        <w:rPr>
+          <w:rFonts w:ascii="Courier New" w:hAnsi="Courier New" w:cs="Courier New"/>
+          <w:lang w:val="en-GB"/>
+        </w:rPr>
+        <w:t>=</w:t>
       </w:r>
       <w:proofErr w:type="spellStart"/>
       <w:r>
@@ -3418,13 +3711,7 @@
           <w:rFonts w:ascii="Courier New" w:hAnsi="Courier New" w:cs="Courier New"/>
           <w:lang w:val="en-GB"/>
         </w:rPr>
-        <w:t>namcouple</w:t>
-      </w:r>
-      <w:r>
-        <w:rPr>
-          <w:lang w:val="en-GB"/>
-        </w:rPr>
-        <w:t>_LAG</w:t>
+        <w:t>data_tutorial</w:t>
       </w:r>
       <w:proofErr w:type="spellEnd"/>
       <w:r>
@@ -3437,100 +3724,7 @@
         <w:rPr>
           <w:lang w:val="en-GB"/>
         </w:rPr>
-        <w:t xml:space="preserve">from </w:t>
-      </w:r>
-      <w:r>
-        <w:rPr>
-          <w:lang w:val="en-GB"/>
-        </w:rPr>
-        <w:t xml:space="preserve">directory </w:t>
-      </w:r>
-      <w:r>
-        <w:rPr>
-          <w:rFonts w:ascii="Courier New" w:hAnsi="Courier New" w:cs="Courier New"/>
-          <w:lang w:val="en-GB"/>
-        </w:rPr>
-        <w:t>/</w:t>
-      </w:r>
-      <w:proofErr w:type="spellStart"/>
-      <w:r>
-        <w:rPr>
-          <w:rFonts w:ascii="Courier New" w:hAnsi="Courier New" w:cs="Courier New"/>
-          <w:lang w:val="en-GB"/>
-        </w:rPr>
-        <w:t>data_</w:t>
-      </w:r>
-      <w:r>
-        <w:rPr>
-          <w:rFonts w:ascii="Courier New" w:hAnsi="Courier New" w:cs="Courier New"/>
-          <w:lang w:val="en-GB"/>
-        </w:rPr>
-        <w:t>tutorial</w:t>
-      </w:r>
-      <w:proofErr w:type="spellEnd"/>
-      <w:r>
-        <w:rPr>
-          <w:lang w:val="en-GB"/>
-        </w:rPr>
-        <w:t xml:space="preserve">, </w:t>
-      </w:r>
-      <w:r>
-        <w:rPr>
-          <w:lang w:val="en-GB"/>
-        </w:rPr>
-        <w:t xml:space="preserve">in the </w:t>
-      </w:r>
-      <w:r>
-        <w:rPr>
-          <w:rFonts w:ascii="Courier New" w:hAnsi="Courier New" w:cs="Courier New"/>
-          <w:lang w:val="en-GB"/>
-        </w:rPr>
-        <w:t>$</w:t>
-      </w:r>
-      <w:proofErr w:type="spellStart"/>
-      <w:r>
-        <w:rPr>
-          <w:rFonts w:ascii="Courier New" w:hAnsi="Courier New" w:cs="Courier New"/>
-          <w:lang w:val="en-GB"/>
-        </w:rPr>
-        <w:t>rundir</w:t>
-      </w:r>
-      <w:proofErr w:type="spellEnd"/>
-      <w:r>
-        <w:rPr>
-          <w:lang w:val="en-GB"/>
-        </w:rPr>
-        <w:t xml:space="preserve"> directory as </w:t>
-      </w:r>
-      <w:proofErr w:type="spellStart"/>
-      <w:r>
-        <w:rPr>
-          <w:rFonts w:ascii="Courier New" w:hAnsi="Courier New" w:cs="Courier New"/>
-          <w:lang w:val="en-GB"/>
-        </w:rPr>
-        <w:t>namcouple</w:t>
-      </w:r>
-      <w:proofErr w:type="spellEnd"/>
-      <w:r>
-        <w:rPr>
-          <w:lang w:val="en-GB"/>
-        </w:rPr>
-        <w:t xml:space="preserve">.  This </w:t>
-      </w:r>
-      <w:proofErr w:type="spellStart"/>
-      <w:r>
-        <w:rPr>
-          <w:rFonts w:ascii="Courier New" w:hAnsi="Courier New" w:cs="Courier New"/>
-          <w:lang w:val="en-GB"/>
-        </w:rPr>
-        <w:t>namcouple</w:t>
-      </w:r>
-      <w:proofErr w:type="spellEnd"/>
-      <w:r>
-        <w:rPr>
-          <w:lang w:val="en-GB"/>
-        </w:rPr>
-        <w:t xml:space="preserve"> specifies that </w:t>
+        <w:t xml:space="preserve">specifies that </w:t>
       </w:r>
       <w:r>
         <w:rPr>
@@ -3575,6 +3769,7 @@
           <w:rFonts w:ascii="Courier New" w:hAnsi="Courier New" w:cs="Courier New"/>
           <w:lang w:val="en-GB"/>
         </w:rPr>
+        <w:lastRenderedPageBreak/>
         <w:t>my_remapping_file_bilinear.nc</w:t>
       </w:r>
       <w:r>
@@ -3709,13 +3904,64 @@
         <w:rPr>
           <w:lang w:val="en-GB"/>
         </w:rPr>
-        <w:t xml:space="preserve">in your </w:t>
-      </w:r>
-      <w:r>
-        <w:rPr>
-          <w:lang w:val="en-GB"/>
-        </w:rPr>
-        <w:t>$</w:t>
+        <w:t>in your subdirectory</w:t>
+      </w:r>
+      <w:r>
+        <w:rPr>
+          <w:lang w:val="en-GB"/>
+        </w:rPr>
+        <w:t xml:space="preserve"> </w:t>
+      </w:r>
+      <w:r>
+        <w:rPr>
+          <w:rFonts w:ascii="Courier New" w:hAnsi="Courier New" w:cs="Courier New"/>
+          <w:lang w:val="en-GB"/>
+        </w:rPr>
+        <w:t>TESTS/</w:t>
+      </w:r>
+      <w:r>
+        <w:rPr>
+          <w:rFonts w:ascii="Courier New" w:hAnsi="Courier New" w:cs="Courier New"/>
+          <w:lang w:val="en-GB"/>
+        </w:rPr>
+        <w:t>work_tutorial_communication_namcouple_Makefile_atmos_1_ocean_1</w:t>
+      </w:r>
+      <w:r>
+        <w:rPr>
+          <w:lang w:val="en-GB"/>
+        </w:rPr>
+        <w:t>.</w:t>
+      </w:r>
+      <w:r>
+        <w:rPr>
+          <w:lang w:val="en-GB"/>
+        </w:rPr>
+        <w:t xml:space="preserve"> </w:t>
+      </w:r>
+      <w:r>
+        <w:rPr>
+          <w:lang w:val="en-GB"/>
+        </w:rPr>
+        <w:t>T</w:t>
+      </w:r>
+      <w:r>
+        <w:rPr>
+          <w:lang w:val="en-GB"/>
+        </w:rPr>
+        <w:t xml:space="preserve">he file </w:t>
+      </w:r>
+      <w:r>
+        <w:rPr>
+          <w:rFonts w:ascii="Courier New" w:hAnsi="Courier New" w:cs="Courier New"/>
+          <w:lang w:val="en-GB"/>
+        </w:rPr>
+        <w:t>nout.000000</w:t>
+      </w:r>
+      <w:r>
+        <w:rPr>
+          <w:lang w:val="en-GB"/>
+        </w:rPr>
+        <w:t xml:space="preserve">, written by the master process of one model, contains the information read in the configuration file </w:t>
       </w:r>
       <w:proofErr w:type="spellStart"/>
       <w:r>
@@ -3723,12 +3969,66 @@
           <w:rFonts w:ascii="Courier New" w:hAnsi="Courier New" w:cs="Courier New"/>
           <w:lang w:val="en-GB"/>
         </w:rPr>
-        <w:t>rundir</w:t>
+        <w:t>namcouple</w:t>
       </w:r>
       <w:proofErr w:type="spellEnd"/>
       <w:r>
         <w:rPr>
-          <w:rFonts w:ascii="Courier New" w:hAnsi="Courier New" w:cs="Courier New"/>
+          <w:lang w:val="en-GB"/>
+        </w:rPr>
+        <w:t xml:space="preserve">. The OASIS3-MCT debug files </w:t>
+      </w:r>
+      <w:r>
+        <w:rPr>
+          <w:rFonts w:ascii="Courier New" w:hAnsi="Courier New" w:cs="Courier New"/>
+          <w:lang w:val="en-GB"/>
+        </w:rPr>
+        <w:t>debug.01</w:t>
+      </w:r>
+      <w:r>
+        <w:rPr>
+          <w:rFonts w:ascii="Courier New" w:hAnsi="Courier New" w:cs="Courier New"/>
+          <w:lang w:val="en-GB"/>
+        </w:rPr>
+        <w:t>.00000</w:t>
+      </w:r>
+      <w:r>
+        <w:rPr>
+          <w:rFonts w:ascii="Courier New" w:hAnsi="Courier New" w:cs="Courier New"/>
+          <w:lang w:val="en-GB"/>
+        </w:rPr>
+        <w:t>0</w:t>
+      </w:r>
+      <w:r>
+        <w:rPr>
+          <w:lang w:val="en-GB"/>
+        </w:rPr>
+        <w:t xml:space="preserve"> and </w:t>
+      </w:r>
+      <w:r>
+        <w:rPr>
+          <w:rFonts w:ascii="Courier New" w:hAnsi="Courier New" w:cs="Courier New"/>
+          <w:lang w:val="en-GB"/>
+        </w:rPr>
+        <w:t>debug.02</w:t>
+      </w:r>
+      <w:r>
+        <w:rPr>
+          <w:rFonts w:ascii="Courier New" w:hAnsi="Courier New" w:cs="Courier New"/>
+          <w:lang w:val="en-GB"/>
+        </w:rPr>
+        <w:t>.00000</w:t>
+      </w:r>
+      <w:r>
+        <w:rPr>
+          <w:rFonts w:ascii="Courier New" w:hAnsi="Courier New" w:cs="Courier New"/>
+          <w:lang w:val="en-GB"/>
+        </w:rPr>
+        <w:t>0</w:t>
+      </w:r>
+      <w:r>
+        <w:rPr>
+          <w:rFonts w:cstheme="minorHAnsi"/>
           <w:lang w:val="en-GB"/>
         </w:rPr>
         <w:t xml:space="preserve"> </w:t>
@@ -3737,8 +4037,100 @@
         <w:rPr>
           <w:lang w:val="en-GB"/>
         </w:rPr>
-        <w:t>subdirectory</w:t>
-      </w:r>
+        <w:t xml:space="preserve">are written </w:t>
+      </w:r>
+      <w:r>
+        <w:rPr>
+          <w:lang w:val="en-GB"/>
+        </w:rPr>
+        <w:t xml:space="preserve">respectively </w:t>
+      </w:r>
+      <w:r>
+        <w:rPr>
+          <w:lang w:val="en-GB"/>
+        </w:rPr>
+        <w:t xml:space="preserve">by </w:t>
+      </w:r>
+      <w:r>
+        <w:rPr>
+          <w:lang w:val="en-GB"/>
+        </w:rPr>
+        <w:t>the</w:t>
+      </w:r>
+      <w:r>
+        <w:rPr>
+          <w:lang w:val="en-GB"/>
+        </w:rPr>
+        <w:t xml:space="preserve"> </w:t>
+      </w:r>
+      <w:r>
+        <w:rPr>
+          <w:rFonts w:ascii="Courier New" w:hAnsi="Courier New" w:cs="Courier New"/>
+          <w:lang w:val="en-GB"/>
+        </w:rPr>
+        <w:t>ocean</w:t>
+      </w:r>
+      <w:r>
+        <w:rPr>
+          <w:lang w:val="en-GB"/>
+        </w:rPr>
+        <w:t xml:space="preserve"> and </w:t>
+      </w:r>
+      <w:proofErr w:type="spellStart"/>
+      <w:r>
+        <w:rPr>
+          <w:rFonts w:ascii="Courier New" w:hAnsi="Courier New" w:cs="Courier New"/>
+          <w:lang w:val="en-GB"/>
+        </w:rPr>
+        <w:t>atmos</w:t>
+      </w:r>
+      <w:proofErr w:type="spellEnd"/>
+      <w:r>
+        <w:rPr>
+          <w:lang w:val="en-GB"/>
+        </w:rPr>
+        <w:t xml:space="preserve"> </w:t>
+      </w:r>
+      <w:r>
+        <w:rPr>
+          <w:lang w:val="en-GB"/>
+        </w:rPr>
+        <w:t xml:space="preserve">process </w:t>
+      </w:r>
+      <w:r>
+        <w:rPr>
+          <w:lang w:val="en-GB"/>
+        </w:rPr>
+        <w:t>respectively</w:t>
+      </w:r>
+      <w:r>
+        <w:rPr>
+          <w:lang w:val="en-GB"/>
+        </w:rPr>
+        <w:t xml:space="preserve">. The level of debug information in these files corresponds to the value of the first number on the line below </w:t>
+      </w:r>
+      <w:r>
+        <w:rPr>
+          <w:rFonts w:ascii="Courier New" w:hAnsi="Courier New" w:cs="Courier New"/>
+          <w:lang w:val="en-GB"/>
+        </w:rPr>
+        <w:t>$NLOGPRT</w:t>
+      </w:r>
+      <w:r>
+        <w:rPr>
+          <w:lang w:val="en-GB"/>
+        </w:rPr>
+        <w:t xml:space="preserve"> in the </w:t>
+      </w:r>
+      <w:proofErr w:type="spellStart"/>
+      <w:r>
+        <w:rPr>
+          <w:rFonts w:ascii="Courier New" w:hAnsi="Courier New" w:cs="Courier New"/>
+          <w:lang w:val="en-GB"/>
+        </w:rPr>
+        <w:t>namcouple</w:t>
+      </w:r>
+      <w:proofErr w:type="spellEnd"/>
       <w:r>
         <w:rPr>
           <w:lang w:val="en-GB"/>
@@ -3751,201 +4143,20 @@
         </w:rPr>
         <w:t xml:space="preserve"> </w:t>
       </w:r>
-      <w:r>
-        <w:rPr>
-          <w:lang w:val="en-GB"/>
-        </w:rPr>
-        <w:t>T</w:t>
-      </w:r>
-      <w:r>
-        <w:rPr>
-          <w:lang w:val="en-GB"/>
-        </w:rPr>
-        <w:t xml:space="preserve">he file </w:t>
-      </w:r>
-      <w:r>
-        <w:rPr>
-          <w:rFonts w:ascii="Courier New" w:hAnsi="Courier New" w:cs="Courier New"/>
-          <w:lang w:val="en-GB"/>
-        </w:rPr>
-        <w:t>nout.000000</w:t>
-      </w:r>
-      <w:r>
-        <w:rPr>
-          <w:lang w:val="en-GB"/>
-        </w:rPr>
-        <w:t xml:space="preserve">, written by the master process of one model, contains the information read in the configuration file </w:t>
-      </w:r>
-      <w:proofErr w:type="spellStart"/>
-      <w:r>
-        <w:rPr>
-          <w:rFonts w:ascii="Courier New" w:hAnsi="Courier New" w:cs="Courier New"/>
-          <w:lang w:val="en-GB"/>
-        </w:rPr>
-        <w:t>namcouple</w:t>
-      </w:r>
-      <w:proofErr w:type="spellEnd"/>
-      <w:r>
-        <w:rPr>
-          <w:lang w:val="en-GB"/>
-        </w:rPr>
-        <w:t xml:space="preserve">. The OASIS3-MCT debug files </w:t>
-      </w:r>
-      <w:r>
-        <w:rPr>
-          <w:rFonts w:ascii="Courier New" w:hAnsi="Courier New" w:cs="Courier New"/>
-          <w:lang w:val="en-GB"/>
-        </w:rPr>
-        <w:t>debug.01</w:t>
-      </w:r>
-      <w:r>
-        <w:rPr>
-          <w:rFonts w:ascii="Courier New" w:hAnsi="Courier New" w:cs="Courier New"/>
-          <w:lang w:val="en-GB"/>
-        </w:rPr>
-        <w:t>.00000?</w:t>
-      </w:r>
-      <w:r>
-        <w:rPr>
-          <w:lang w:val="en-GB"/>
-        </w:rPr>
-        <w:t xml:space="preserve"> and </w:t>
-      </w:r>
-      <w:r>
-        <w:rPr>
-          <w:rFonts w:ascii="Courier New" w:hAnsi="Courier New" w:cs="Courier New"/>
-          <w:lang w:val="en-GB"/>
-        </w:rPr>
-        <w:t>debug.02</w:t>
-      </w:r>
-      <w:r>
-        <w:rPr>
-          <w:rFonts w:ascii="Courier New" w:hAnsi="Courier New" w:cs="Courier New"/>
-          <w:lang w:val="en-GB"/>
-        </w:rPr>
-        <w:t>.00000?</w:t>
-      </w:r>
-      <w:r>
-        <w:rPr>
-          <w:rFonts w:ascii="Courier New" w:hAnsi="Courier New" w:cs="Courier New"/>
-          <w:lang w:val="en-GB"/>
-        </w:rPr>
-        <w:t xml:space="preserve"> </w:t>
-      </w:r>
-      <w:r>
-        <w:rPr>
-          <w:lang w:val="en-GB"/>
-        </w:rPr>
-        <w:t>(</w:t>
-      </w:r>
-      <w:proofErr w:type="gramStart"/>
-      <w:r>
-        <w:rPr>
-          <w:rFonts w:cstheme="minorHAnsi"/>
-          <w:lang w:val="en-GB"/>
-        </w:rPr>
-        <w:t xml:space="preserve">where </w:t>
-      </w:r>
-      <w:r>
-        <w:rPr>
-          <w:rFonts w:ascii="Courier New" w:hAnsi="Courier New" w:cs="Courier New"/>
-          <w:lang w:val="en-GB"/>
-        </w:rPr>
-        <w:t>?</w:t>
-      </w:r>
-      <w:proofErr w:type="gramEnd"/>
-      <w:r>
-        <w:rPr>
-          <w:rFonts w:cstheme="minorHAnsi"/>
-          <w:lang w:val="en-GB"/>
-        </w:rPr>
-        <w:t xml:space="preserve"> goes from 0 to 3, one for each process) </w:t>
-      </w:r>
-      <w:r>
-        <w:rPr>
-          <w:lang w:val="en-GB"/>
-        </w:rPr>
-        <w:t xml:space="preserve">are written by </w:t>
-      </w:r>
-      <w:r>
-        <w:rPr>
-          <w:lang w:val="en-GB"/>
-        </w:rPr>
-        <w:t>each</w:t>
-      </w:r>
-      <w:r>
-        <w:rPr>
-          <w:lang w:val="en-GB"/>
-        </w:rPr>
-        <w:t xml:space="preserve"> process of </w:t>
-      </w:r>
-      <w:r>
-        <w:rPr>
-          <w:rFonts w:ascii="Courier New" w:hAnsi="Courier New" w:cs="Courier New"/>
-          <w:lang w:val="en-GB"/>
-        </w:rPr>
-        <w:t>ocean</w:t>
-      </w:r>
-      <w:r>
-        <w:rPr>
-          <w:lang w:val="en-GB"/>
-        </w:rPr>
-        <w:t xml:space="preserve"> and </w:t>
-      </w:r>
-      <w:proofErr w:type="spellStart"/>
-      <w:r>
-        <w:rPr>
-          <w:rFonts w:ascii="Courier New" w:hAnsi="Courier New" w:cs="Courier New"/>
-          <w:lang w:val="en-GB"/>
-        </w:rPr>
-        <w:t>atmos</w:t>
-      </w:r>
-      <w:proofErr w:type="spellEnd"/>
-      <w:r>
-        <w:rPr>
-          <w:lang w:val="en-GB"/>
-        </w:rPr>
-        <w:t xml:space="preserve"> respectively</w:t>
-      </w:r>
-      <w:r>
-        <w:rPr>
-          <w:lang w:val="en-GB"/>
-        </w:rPr>
-        <w:t xml:space="preserve">. The level of debug information in these files corresponds to the value of the first number on the line below </w:t>
-      </w:r>
-      <w:r>
-        <w:rPr>
-          <w:rFonts w:ascii="Courier New" w:hAnsi="Courier New" w:cs="Courier New"/>
-          <w:lang w:val="en-GB"/>
-        </w:rPr>
-        <w:t>$NLOGPRT</w:t>
-      </w:r>
-      <w:r>
-        <w:rPr>
-          <w:lang w:val="en-GB"/>
-        </w:rPr>
-        <w:t xml:space="preserve"> in the </w:t>
-      </w:r>
-      <w:proofErr w:type="spellStart"/>
-      <w:r>
-        <w:rPr>
-          <w:rFonts w:ascii="Courier New" w:hAnsi="Courier New" w:cs="Courier New"/>
-          <w:lang w:val="en-GB"/>
-        </w:rPr>
-        <w:t>namcouple</w:t>
-      </w:r>
-      <w:proofErr w:type="spellEnd"/>
-      <w:r>
-        <w:rPr>
-          <w:lang w:val="en-GB"/>
-        </w:rPr>
-        <w:t>.</w:t>
-      </w:r>
-      <w:r>
-        <w:rPr>
-          <w:lang w:val="en-GB"/>
-        </w:rPr>
-        <w:t xml:space="preserve"> If your run was successful, these debug files should all end </w:t>
+    </w:p>
+    <w:p>
+      <w:pPr>
+        <w:spacing w:before="120"/>
+        <w:jc w:val="both"/>
+        <w:rPr>
+          <w:lang w:val="en-GB"/>
+        </w:rPr>
+      </w:pPr>
+      <w:r>
+        <w:rPr>
+          <w:lang w:val="en-GB"/>
+        </w:rPr>
+        <w:t xml:space="preserve">If your run was successful, these debug files should all end </w:t>
       </w:r>
       <w:proofErr w:type="gramStart"/>
       <w:r>
@@ -4006,19 +4217,501 @@
     </w:p>
     <w:p>
       <w:pPr>
+        <w:jc w:val="both"/>
+        <w:rPr>
+          <w:rFonts w:ascii="Courier New" w:hAnsi="Courier New" w:cs="Courier New"/>
+          <w:lang w:val="en-GB"/>
+        </w:rPr>
+      </w:pPr>
+      <w:r>
+        <w:rPr>
+          <w:rFonts w:ascii="Courier New" w:hAnsi="Courier New" w:cs="Courier New"/>
+          <w:lang w:val="en-GB"/>
+        </w:rPr>
+        <w:t xml:space="preserve">-- </w:t>
+      </w:r>
+      <w:proofErr w:type="gramStart"/>
+      <w:r>
+        <w:rPr>
+          <w:rFonts w:ascii="Courier New" w:hAnsi="Courier New" w:cs="Courier New"/>
+          <w:lang w:val="en-GB"/>
+        </w:rPr>
+        <w:t>EXIT  (</w:t>
+      </w:r>
+      <w:proofErr w:type="spellStart"/>
+      <w:proofErr w:type="gramEnd"/>
+      <w:r>
+        <w:rPr>
+          <w:rFonts w:ascii="Courier New" w:hAnsi="Courier New" w:cs="Courier New"/>
+          <w:lang w:val="en-GB"/>
+        </w:rPr>
+        <w:t>oasis_terminate</w:t>
+      </w:r>
+      <w:proofErr w:type="spellEnd"/>
+      <w:r>
+        <w:rPr>
+          <w:rFonts w:ascii="Courier New" w:hAnsi="Courier New" w:cs="Courier New"/>
+          <w:lang w:val="en-GB"/>
+        </w:rPr>
+        <w:t>)</w:t>
+      </w:r>
+    </w:p>
+    <w:p>
+      <w:pPr>
         <w:spacing w:before="120"/>
         <w:jc w:val="both"/>
         <w:rPr>
-          <w:rFonts w:ascii="Courier New" w:hAnsi="Courier New" w:cs="Courier New"/>
-          <w:lang w:val="en-GB"/>
-        </w:rPr>
-      </w:pPr>
-      <w:r>
-        <w:rPr>
-          <w:rFonts w:ascii="Courier New" w:hAnsi="Courier New" w:cs="Courier New"/>
-          <w:lang w:val="en-GB"/>
-        </w:rPr>
-        <w:t xml:space="preserve"> -- </w:t>
+          <w:lang w:val="en-GB"/>
+        </w:rPr>
+      </w:pPr>
+      <w:r>
+        <w:rPr>
+          <w:lang w:val="en-GB"/>
+        </w:rPr>
+        <w:t xml:space="preserve">The </w:t>
+      </w:r>
+      <w:r>
+        <w:rPr>
+          <w:lang w:val="en-GB"/>
+        </w:rPr>
+        <w:t>tutorial coupled model</w:t>
+      </w:r>
+      <w:r>
+        <w:rPr>
+          <w:lang w:val="en-GB"/>
+        </w:rPr>
+        <w:t xml:space="preserve"> can be run on different number</w:t>
+      </w:r>
+      <w:r>
+        <w:rPr>
+          <w:lang w:val="en-GB"/>
+        </w:rPr>
+        <w:t>s</w:t>
+      </w:r>
+      <w:r>
+        <w:rPr>
+          <w:lang w:val="en-GB"/>
+        </w:rPr>
+        <w:t xml:space="preserve"> of processes for </w:t>
+      </w:r>
+      <w:proofErr w:type="spellStart"/>
+      <w:r>
+        <w:rPr>
+          <w:rFonts w:ascii="Courier New" w:hAnsi="Courier New" w:cs="Courier New"/>
+          <w:lang w:val="en-GB"/>
+        </w:rPr>
+        <w:t>atmos</w:t>
+      </w:r>
+      <w:proofErr w:type="spellEnd"/>
+      <w:r>
+        <w:rPr>
+          <w:lang w:val="en-GB"/>
+        </w:rPr>
+        <w:t xml:space="preserve"> and </w:t>
+      </w:r>
+      <w:r>
+        <w:rPr>
+          <w:rFonts w:ascii="Courier New" w:hAnsi="Courier New" w:cs="Courier New"/>
+          <w:lang w:val="en-GB"/>
+        </w:rPr>
+        <w:t>ocean</w:t>
+      </w:r>
+      <w:r>
+        <w:rPr>
+          <w:lang w:val="en-GB"/>
+        </w:rPr>
+        <w:t xml:space="preserve"> by changing </w:t>
+      </w:r>
+      <w:r>
+        <w:rPr>
+          <w:rFonts w:ascii="Courier New" w:eastAsia="Times New Roman" w:hAnsi="Courier New" w:cs="Courier New"/>
+          <w:lang w:val="en-GB"/>
+        </w:rPr>
+        <w:t>USER_NPEXE1</w:t>
+      </w:r>
+      <w:r>
+        <w:rPr>
+          <w:rFonts w:ascii="Calibri" w:eastAsia="Calibri" w:hAnsi="Calibri" w:cs="Calibri"/>
+          <w:lang w:val="en-US"/>
+        </w:rPr>
+        <w:t xml:space="preserve"> and </w:t>
+      </w:r>
+      <w:r>
+        <w:rPr>
+          <w:rFonts w:ascii="Courier New" w:eastAsia="Times New Roman" w:hAnsi="Courier New" w:cs="Courier New"/>
+          <w:lang w:val="en-GB"/>
+        </w:rPr>
+        <w:t>USER_NPEXE2</w:t>
+      </w:r>
+      <w:r>
+        <w:rPr>
+          <w:lang w:val="en-GB"/>
+        </w:rPr>
+        <w:t xml:space="preserve"> in the parameter file. For example, if one puts </w:t>
+      </w:r>
+      <w:r>
+        <w:rPr>
+          <w:rFonts w:ascii="Courier New" w:eastAsia="Times New Roman" w:hAnsi="Courier New" w:cs="Courier New"/>
+          <w:lang w:val="en-GB"/>
+        </w:rPr>
+        <w:t>USER_NPEXE1</w:t>
+      </w:r>
+      <w:r>
+        <w:rPr>
+          <w:rFonts w:ascii="Courier New" w:eastAsia="Times New Roman" w:hAnsi="Courier New" w:cs="Courier New"/>
+          <w:lang w:val="en-GB"/>
+        </w:rPr>
+        <w:t>=4</w:t>
+      </w:r>
+      <w:r>
+        <w:rPr>
+          <w:rFonts w:ascii="Calibri" w:eastAsia="Calibri" w:hAnsi="Calibri" w:cs="Calibri"/>
+          <w:lang w:val="en-US"/>
+        </w:rPr>
+        <w:t xml:space="preserve"> and </w:t>
+      </w:r>
+      <w:r>
+        <w:rPr>
+          <w:rFonts w:ascii="Courier New" w:eastAsia="Times New Roman" w:hAnsi="Courier New" w:cs="Courier New"/>
+          <w:lang w:val="en-GB"/>
+        </w:rPr>
+        <w:t>USER_NPEXE2</w:t>
+      </w:r>
+      <w:r>
+        <w:rPr>
+          <w:rFonts w:ascii="Courier New" w:eastAsia="Times New Roman" w:hAnsi="Courier New" w:cs="Courier New"/>
+          <w:lang w:val="en-GB"/>
+        </w:rPr>
+        <w:t>=</w:t>
+      </w:r>
+      <w:proofErr w:type="gramStart"/>
+      <w:r>
+        <w:rPr>
+          <w:rFonts w:ascii="Courier New" w:eastAsia="Times New Roman" w:hAnsi="Courier New" w:cs="Courier New"/>
+          <w:lang w:val="en-GB"/>
+        </w:rPr>
+        <w:t>4,</w:t>
+      </w:r>
+      <w:r>
+        <w:rPr>
+          <w:lang w:val="en-GB"/>
+        </w:rPr>
+        <w:t>each</w:t>
+      </w:r>
+      <w:proofErr w:type="gramEnd"/>
+      <w:r>
+        <w:rPr>
+          <w:lang w:val="en-GB"/>
+        </w:rPr>
+        <w:t xml:space="preserve"> model will run on 4 processes</w:t>
+      </w:r>
+      <w:r>
+        <w:rPr>
+          <w:lang w:val="en-GB"/>
+        </w:rPr>
+        <w:t>. You can experiment this by typing</w:t>
+      </w:r>
+      <w:r>
+        <w:rPr>
+          <w:lang w:val="en-GB"/>
+        </w:rPr>
+        <w:t xml:space="preserve"> </w:t>
+      </w:r>
+      <w:r>
+        <w:rPr>
+          <w:lang w:val="en-GB"/>
+        </w:rPr>
+        <w:t>“./</w:t>
+      </w:r>
+      <w:r>
+        <w:rPr>
+          <w:rFonts w:ascii="Courier New" w:hAnsi="Courier New" w:cs="Courier New"/>
+          <w:lang w:val="en-GB"/>
+        </w:rPr>
+        <w:t>oasis_test_</w:t>
+      </w:r>
+      <w:r>
+        <w:rPr>
+          <w:rFonts w:ascii="Courier New" w:hAnsi="Courier New" w:cs="Courier New"/>
+          <w:lang w:val="en-GB"/>
+        </w:rPr>
+        <w:t>run</w:t>
+      </w:r>
+      <w:r>
+        <w:rPr>
+          <w:rFonts w:ascii="Courier New" w:hAnsi="Courier New" w:cs="Courier New"/>
+          <w:lang w:val="en-GB"/>
+        </w:rPr>
+        <w:t>.sh</w:t>
+      </w:r>
+      <w:r>
+        <w:rPr>
+          <w:rFonts w:ascii="Courier New" w:hAnsi="Courier New" w:cs="Courier New"/>
+          <w:lang w:val="en-GB"/>
+        </w:rPr>
+        <w:t xml:space="preserve"> </w:t>
+      </w:r>
+      <w:r>
+        <w:rPr>
+          <w:rFonts w:ascii="Courier New" w:hAnsi="Courier New" w:cs="Courier New"/>
+          <w:lang w:val="en-GB"/>
+        </w:rPr>
+        <w:t>param_tutorial_communication_test0</w:t>
+      </w:r>
+      <w:r>
+        <w:rPr>
+          <w:rFonts w:ascii="Courier New" w:hAnsi="Courier New" w:cs="Courier New"/>
+          <w:lang w:val="en-GB"/>
+        </w:rPr>
+        <w:t>2</w:t>
+      </w:r>
+      <w:r>
+        <w:rPr>
+          <w:rFonts w:ascii="Courier New" w:hAnsi="Courier New" w:cs="Courier New"/>
+          <w:lang w:val="en-GB"/>
+        </w:rPr>
+        <w:t>”</w:t>
+      </w:r>
+      <w:r>
+        <w:rPr>
+          <w:rFonts w:ascii="Courier New" w:hAnsi="Courier New" w:cs="Courier New"/>
+          <w:lang w:val="en-GB"/>
+        </w:rPr>
+        <w:t xml:space="preserve"> </w:t>
+      </w:r>
+      <w:r>
+        <w:rPr>
+          <w:lang w:val="en-GB"/>
+        </w:rPr>
+        <w:t xml:space="preserve">and the results of the run will be in directory </w:t>
+      </w:r>
+    </w:p>
+    <w:p>
+      <w:pPr>
+        <w:spacing w:before="120"/>
+        <w:jc w:val="both"/>
+        <w:rPr>
+          <w:rFonts w:ascii="Courier New" w:hAnsi="Courier New" w:cs="Courier New"/>
+          <w:lang w:val="en-GB"/>
+        </w:rPr>
+      </w:pPr>
+      <w:r>
+        <w:rPr>
+          <w:rFonts w:ascii="Courier New" w:hAnsi="Courier New" w:cs="Courier New"/>
+          <w:lang w:val="en-GB"/>
+        </w:rPr>
+        <w:t>TESTS/</w:t>
+      </w:r>
+      <w:r>
+        <w:rPr>
+          <w:rFonts w:ascii="Courier New" w:hAnsi="Courier New" w:cs="Courier New"/>
+          <w:lang w:val="en-GB"/>
+        </w:rPr>
+        <w:t>work_tutorial_communication_namcouple_Makefile_atmos_</w:t>
+      </w:r>
+      <w:r>
+        <w:rPr>
+          <w:rFonts w:ascii="Courier New" w:hAnsi="Courier New" w:cs="Courier New"/>
+          <w:lang w:val="en-GB"/>
+        </w:rPr>
+        <w:t>4</w:t>
+      </w:r>
+      <w:r>
+        <w:rPr>
+          <w:rFonts w:ascii="Courier New" w:hAnsi="Courier New" w:cs="Courier New"/>
+          <w:lang w:val="en-GB"/>
+        </w:rPr>
+        <w:t>_ocean_</w:t>
+      </w:r>
+      <w:r>
+        <w:rPr>
+          <w:rFonts w:ascii="Courier New" w:hAnsi="Courier New" w:cs="Courier New"/>
+          <w:lang w:val="en-GB"/>
+        </w:rPr>
+        <w:t>4</w:t>
+      </w:r>
+    </w:p>
+    <w:p>
+      <w:pPr>
+        <w:pStyle w:val="NormalWeb"/>
+        <w:spacing w:after="0" w:afterAutospacing="0"/>
+        <w:rPr>
+          <w:rFonts w:asciiTheme="minorHAnsi" w:eastAsiaTheme="minorHAnsi" w:hAnsiTheme="minorHAnsi" w:cstheme="minorBidi"/>
+          <w:lang w:val="en-GB"/>
+        </w:rPr>
+      </w:pPr>
+      <w:r>
+        <w:rPr>
+          <w:rFonts w:ascii="Calibri" w:hAnsi="Calibri" w:cs="Calibri"/>
+          <w:lang w:val="en-US"/>
+        </w:rPr>
+        <w:t>In that case</w:t>
+      </w:r>
+      <w:r>
+        <w:rPr>
+          <w:rFonts w:ascii="Calibri" w:hAnsi="Calibri" w:cs="Calibri"/>
+          <w:lang w:val="en-US"/>
+        </w:rPr>
+        <w:t>,</w:t>
+      </w:r>
+      <w:r>
+        <w:rPr>
+          <w:rFonts w:ascii="Calibri" w:hAnsi="Calibri" w:cs="Calibri"/>
+          <w:lang w:val="en-US"/>
+        </w:rPr>
+        <w:t xml:space="preserve"> OASIS3-MCT debug files</w:t>
+      </w:r>
+      <w:r>
+        <w:rPr>
+          <w:rFonts w:ascii="Calibri" w:hAnsi="Calibri" w:cs="Calibri"/>
+          <w:lang w:val="en-US"/>
+        </w:rPr>
+        <w:t xml:space="preserve"> will be</w:t>
+      </w:r>
+      <w:r>
+        <w:rPr>
+          <w:rFonts w:ascii="Calibri" w:hAnsi="Calibri" w:cs="Calibri"/>
+          <w:lang w:val="en-US"/>
+        </w:rPr>
+        <w:t xml:space="preserve"> </w:t>
+      </w:r>
+      <w:r>
+        <w:rPr>
+          <w:rFonts w:ascii="CourierNewPSMT" w:hAnsi="CourierNewPSMT"/>
+          <w:lang w:val="en-US"/>
+        </w:rPr>
+        <w:t xml:space="preserve">debug.01.00000? </w:t>
+      </w:r>
+      <w:r>
+        <w:rPr>
+          <w:rFonts w:ascii="Calibri" w:hAnsi="Calibri" w:cs="Calibri"/>
+          <w:lang w:val="en-US"/>
+        </w:rPr>
+        <w:t xml:space="preserve">and </w:t>
+      </w:r>
+      <w:r>
+        <w:rPr>
+          <w:rFonts w:ascii="CourierNewPSMT" w:hAnsi="CourierNewPSMT"/>
+          <w:lang w:val="en-US"/>
+        </w:rPr>
+        <w:t xml:space="preserve">debug.02.00000? </w:t>
+      </w:r>
+      <w:proofErr w:type="gramStart"/>
+      <w:r>
+        <w:rPr>
+          <w:rFonts w:ascii="Calibri" w:hAnsi="Calibri" w:cs="Calibri"/>
+          <w:lang w:val="en-US"/>
+        </w:rPr>
+        <w:t xml:space="preserve">where </w:t>
+      </w:r>
+      <w:r>
+        <w:rPr>
+          <w:rFonts w:ascii="CourierNewPSMT" w:hAnsi="CourierNewPSMT"/>
+          <w:lang w:val="en-US"/>
+        </w:rPr>
+        <w:t>?</w:t>
+      </w:r>
+      <w:proofErr w:type="gramEnd"/>
+      <w:r>
+        <w:rPr>
+          <w:rFonts w:ascii="CourierNewPSMT" w:hAnsi="CourierNewPSMT"/>
+          <w:lang w:val="en-US"/>
+        </w:rPr>
+        <w:t xml:space="preserve"> </w:t>
+      </w:r>
+      <w:r>
+        <w:rPr>
+          <w:rFonts w:ascii="Calibri" w:hAnsi="Calibri" w:cs="Calibri"/>
+          <w:lang w:val="en-US"/>
+        </w:rPr>
+        <w:t>goes from 0 to 3, one for each process</w:t>
+      </w:r>
+      <w:r>
+        <w:rPr>
+          <w:rFonts w:ascii="Calibri" w:hAnsi="Calibri" w:cs="Calibri"/>
+          <w:lang w:val="en-US"/>
+        </w:rPr>
+        <w:t xml:space="preserve">. The files </w:t>
+      </w:r>
+      <w:r>
+        <w:rPr>
+          <w:rFonts w:ascii="Courier New" w:hAnsi="Courier New" w:cs="Courier New"/>
+          <w:lang w:val="en-GB"/>
+        </w:rPr>
+        <w:t>debug.01.00000</w:t>
+      </w:r>
+      <w:r>
+        <w:rPr>
+          <w:rFonts w:ascii="Courier New" w:hAnsi="Courier New" w:cs="Courier New"/>
+          <w:lang w:val="en-GB"/>
+        </w:rPr>
+        <w:t>0</w:t>
+      </w:r>
+      <w:r>
+        <w:rPr>
+          <w:lang w:val="en-GB"/>
+        </w:rPr>
+        <w:t xml:space="preserve"> and </w:t>
+      </w:r>
+      <w:r>
+        <w:rPr>
+          <w:rFonts w:ascii="Courier New" w:hAnsi="Courier New" w:cs="Courier New"/>
+          <w:lang w:val="en-GB"/>
+        </w:rPr>
+        <w:t>debug.02.00000</w:t>
+      </w:r>
+      <w:r>
+        <w:rPr>
+          <w:rFonts w:ascii="Courier New" w:hAnsi="Courier New" w:cs="Courier New"/>
+          <w:lang w:val="en-GB"/>
+        </w:rPr>
+        <w:t>0</w:t>
+      </w:r>
+      <w:r>
+        <w:rPr>
+          <w:rFonts w:cstheme="minorHAnsi"/>
+          <w:lang w:val="en-GB"/>
+        </w:rPr>
+        <w:t xml:space="preserve"> </w:t>
+      </w:r>
+      <w:r>
+        <w:rPr>
+          <w:rFonts w:asciiTheme="minorHAnsi" w:eastAsiaTheme="minorHAnsi" w:hAnsiTheme="minorHAnsi" w:cstheme="minorBidi"/>
+          <w:lang w:val="en-GB"/>
+        </w:rPr>
+        <w:t xml:space="preserve">should end as above but the other debug files will simply end </w:t>
+      </w:r>
+      <w:proofErr w:type="gramStart"/>
+      <w:r>
+        <w:rPr>
+          <w:rFonts w:asciiTheme="minorHAnsi" w:eastAsiaTheme="minorHAnsi" w:hAnsiTheme="minorHAnsi" w:cstheme="minorBidi"/>
+          <w:lang w:val="en-GB"/>
+        </w:rPr>
+        <w:t>with :</w:t>
+      </w:r>
+      <w:proofErr w:type="gramEnd"/>
+      <w:r>
+        <w:rPr>
+          <w:rFonts w:asciiTheme="minorHAnsi" w:eastAsiaTheme="minorHAnsi" w:hAnsiTheme="minorHAnsi" w:cstheme="minorBidi"/>
+          <w:lang w:val="en-GB"/>
+        </w:rPr>
+        <w:t xml:space="preserve"> </w:t>
+      </w:r>
+    </w:p>
+    <w:p>
+      <w:pPr>
+        <w:jc w:val="both"/>
+        <w:rPr>
+          <w:rFonts w:ascii="Courier New" w:hAnsi="Courier New" w:cs="Courier New"/>
+          <w:lang w:val="en-GB"/>
+        </w:rPr>
+      </w:pPr>
+      <w:r>
+        <w:rPr>
+          <w:rFonts w:ascii="Courier New" w:hAnsi="Courier New" w:cs="Courier New"/>
+          <w:lang w:val="en-GB"/>
+        </w:rPr>
+        <w:t xml:space="preserve">-- </w:t>
       </w:r>
       <w:proofErr w:type="gramStart"/>
       <w:r>
@@ -4060,55 +4753,96 @@
         <w:spacing w:before="120"/>
         <w:jc w:val="both"/>
         <w:rPr>
-          <w:lang w:val="en-GB"/>
-        </w:rPr>
-      </w:pPr>
-      <w:r>
-        <w:rPr>
-          <w:lang w:val="en-GB"/>
-        </w:rPr>
-        <w:t xml:space="preserve">We hope that you have successfully instrumented the tutorial toy models and run them in coupled mode. </w:t>
-      </w:r>
-      <w:r>
-        <w:rPr>
-          <w:lang w:val="en-GB"/>
-        </w:rPr>
-        <w:t xml:space="preserve">If you have not, please note that a version of the toy model codes instrumented with OASIS3-MCT API calls is available in the directory, see </w:t>
-      </w:r>
-      <w:proofErr w:type="gramStart"/>
-      <w:r>
-        <w:rPr>
-          <w:rFonts w:ascii="Courier New" w:hAnsi="Courier New" w:cs="Courier New"/>
-          <w:lang w:val="en-GB"/>
-        </w:rPr>
-        <w:t>atmos.F</w:t>
-      </w:r>
-      <w:proofErr w:type="gramEnd"/>
-      <w:r>
-        <w:rPr>
-          <w:rFonts w:ascii="Courier New" w:hAnsi="Courier New" w:cs="Courier New"/>
-          <w:lang w:val="en-GB"/>
-        </w:rPr>
-        <w:t>90_</w:t>
-      </w:r>
-      <w:r>
-        <w:rPr>
-          <w:lang w:val="en-GB"/>
-        </w:rPr>
-        <w:t xml:space="preserve">oa and </w:t>
-      </w:r>
-      <w:r>
-        <w:rPr>
-          <w:rFonts w:ascii="Courier New" w:hAnsi="Courier New" w:cs="Courier New"/>
-          <w:lang w:val="en-GB"/>
-        </w:rPr>
-        <w:t>ocean.F90_oa.</w:t>
-      </w:r>
-      <w:r>
-        <w:rPr>
+          <w:rFonts w:cstheme="minorHAnsi"/>
+          <w:lang w:val="en-GB"/>
+        </w:rPr>
+      </w:pPr>
+      <w:r>
+        <w:rPr>
+          <w:lang w:val="en-GB"/>
+        </w:rPr>
+        <w:t xml:space="preserve">If you need </w:t>
+      </w:r>
+      <w:r>
+        <w:rPr>
+          <w:lang w:val="en-GB"/>
+        </w:rPr>
+        <w:t xml:space="preserve">further </w:t>
+      </w:r>
+      <w:r>
+        <w:rPr>
+          <w:lang w:val="en-GB"/>
+        </w:rPr>
+        <w:t xml:space="preserve">help, do not hesitate to </w:t>
+      </w:r>
+      <w:r>
+        <w:rPr>
+          <w:lang w:val="en-GB"/>
+        </w:rPr>
+        <w:t xml:space="preserve">consult the OER material available at </w:t>
+      </w:r>
+      <w:r>
+        <w:rPr>
+          <w:rFonts w:cstheme="minorHAnsi"/>
+          <w:lang w:val="en-GB"/>
+        </w:rPr>
+        <w:t>https://www.oercommons.org/courseware/lesson/85340</w:t>
+      </w:r>
+      <w:r>
+        <w:rPr>
+          <w:rFonts w:cstheme="minorHAnsi"/>
           <w:lang w:val="en-GB"/>
         </w:rPr>
         <w:t xml:space="preserve"> </w:t>
+      </w:r>
+      <w:r>
+        <w:rPr>
+          <w:rFonts w:cstheme="minorHAnsi"/>
+          <w:lang w:val="en-GB"/>
+        </w:rPr>
+        <w:t>and/or to follow the S</w:t>
+      </w:r>
+      <w:r>
+        <w:rPr>
+          <w:rFonts w:cstheme="minorHAnsi"/>
+          <w:lang w:val="en-GB"/>
+        </w:rPr>
+        <w:t>POC</w:t>
+      </w:r>
+      <w:r>
+        <w:rPr>
+          <w:rFonts w:cstheme="minorHAnsi"/>
+          <w:lang w:val="en-GB"/>
+        </w:rPr>
+        <w:t xml:space="preserve"> on “Code Coupling with OASIS3-MCT” (see </w:t>
+      </w:r>
+      <w:r>
+        <w:rPr>
+          <w:rFonts w:cstheme="minorHAnsi"/>
+          <w:lang w:val="en-GB"/>
+        </w:rPr>
+        <w:t>https://cerfacs.fr/online-training/</w:t>
+      </w:r>
+      <w:r>
+        <w:rPr>
+          <w:rFonts w:cstheme="minorHAnsi"/>
+          <w:lang w:val="en-GB"/>
+        </w:rPr>
+        <w:t>)</w:t>
+      </w:r>
+      <w:r>
+        <w:rPr>
+          <w:rFonts w:cstheme="minorHAnsi"/>
+          <w:lang w:val="en-GB"/>
+        </w:rPr>
+        <w:t>.</w:t>
+      </w:r>
+      <w:r>
+        <w:rPr>
+          <w:rFonts w:cstheme="minorHAnsi"/>
+          <w:lang w:val="en-GB"/>
+        </w:rPr>
+        <w:t xml:space="preserve"> We are also available at oasishelp@cerfacs.fr to answer questions you may have.</w:t>
       </w:r>
     </w:p>
     <w:p>
@@ -4122,90 +4856,26 @@
       </w:pPr>
       <w:r>
         <w:rPr>
-          <w:lang w:val="en-GB"/>
-        </w:rPr>
-        <w:t xml:space="preserve">If you need </w:t>
-      </w:r>
-      <w:r>
-        <w:rPr>
-          <w:lang w:val="en-GB"/>
-        </w:rPr>
-        <w:t xml:space="preserve">further </w:t>
-      </w:r>
-      <w:r>
-        <w:rPr>
-          <w:lang w:val="en-GB"/>
-        </w:rPr>
-        <w:t xml:space="preserve">help, do not hesitate to </w:t>
-      </w:r>
-      <w:r>
-        <w:rPr>
-          <w:lang w:val="en-GB"/>
-        </w:rPr>
-        <w:t xml:space="preserve">consult the OER material available at </w:t>
-      </w:r>
-      <w:r>
-        <w:rPr>
           <w:rFonts w:cstheme="minorHAnsi"/>
           <w:lang w:val="en-GB"/>
         </w:rPr>
-        <w:t>https://www.oercommons.org/courseware/lesson/85340</w:t>
-      </w:r>
+        <w:t>Have fun with OASIS3-</w:t>
+      </w:r>
+      <w:proofErr w:type="gramStart"/>
       <w:r>
         <w:rPr>
           <w:rFonts w:cstheme="minorHAnsi"/>
           <w:lang w:val="en-GB"/>
         </w:rPr>
+        <w:t>MCT !</w:t>
+      </w:r>
+      <w:proofErr w:type="gramEnd"/>
+      <w:r>
+        <w:rPr>
+          <w:rFonts w:cstheme="minorHAnsi"/>
+          <w:lang w:val="en-GB"/>
+        </w:rPr>
         <w:t xml:space="preserve"> </w:t>
-      </w:r>
-      <w:r>
-        <w:rPr>
-          <w:rFonts w:cstheme="minorHAnsi"/>
-          <w:lang w:val="en-GB"/>
-        </w:rPr>
-        <w:t>and/or to follow the S</w:t>
-      </w:r>
-      <w:r>
-        <w:rPr>
-          <w:rFonts w:cstheme="minorHAnsi"/>
-          <w:lang w:val="en-GB"/>
-        </w:rPr>
-        <w:t>POC</w:t>
-      </w:r>
-      <w:r>
-        <w:rPr>
-          <w:rFonts w:cstheme="minorHAnsi"/>
-          <w:lang w:val="en-GB"/>
-        </w:rPr>
-        <w:t xml:space="preserve"> on “Code Coupling with OASIS3-MCT” (see </w:t>
-      </w:r>
-      <w:r>
-        <w:rPr>
-          <w:rFonts w:cstheme="minorHAnsi"/>
-          <w:lang w:val="en-GB"/>
-        </w:rPr>
-        <w:t>https://cerfacs.fr/online-training/</w:t>
-      </w:r>
-      <w:r>
-        <w:rPr>
-          <w:rFonts w:cstheme="minorHAnsi"/>
-          <w:lang w:val="en-GB"/>
-        </w:rPr>
-        <w:t>)</w:t>
-      </w:r>
-      <w:r>
-        <w:rPr>
-          <w:rFonts w:cstheme="minorHAnsi"/>
-          <w:lang w:val="en-GB"/>
-        </w:rPr>
-        <w:t>.</w:t>
-      </w:r>
-      <w:r>
-        <w:rPr>
-          <w:rFonts w:cstheme="minorHAnsi"/>
-          <w:lang w:val="en-GB"/>
-        </w:rPr>
-        <w:t xml:space="preserve"> We are also available at oasishelp@cerfacs.fr to answer questions you may have.</w:t>
       </w:r>
     </w:p>
     <w:p>
@@ -4221,23 +4891,7 @@
           <w:rFonts w:cstheme="minorHAnsi"/>
           <w:lang w:val="en-GB"/>
         </w:rPr>
-        <w:t>Have fun with OASIS3-</w:t>
-      </w:r>
-      <w:proofErr w:type="gramStart"/>
-      <w:r>
-        <w:rPr>
-          <w:rFonts w:cstheme="minorHAnsi"/>
-          <w:lang w:val="en-GB"/>
-        </w:rPr>
-        <w:t>MCT !</w:t>
-      </w:r>
-      <w:proofErr w:type="gramEnd"/>
-      <w:r>
-        <w:rPr>
-          <w:rFonts w:cstheme="minorHAnsi"/>
-          <w:lang w:val="en-GB"/>
-        </w:rPr>
-        <w:t xml:space="preserve"> </w:t>
+        <w:t xml:space="preserve">  The OASIS team</w:t>
       </w:r>
     </w:p>
     <w:sectPr>
@@ -4251,7 +4905,7 @@
 </file>
 
 <file path=word/numbering.xml><?xml version="1.0" encoding="utf-8"?>
-<w:numbering xmlns:wpc="http://schemas.microsoft.com/office/word/2010/wordprocessingCanvas" xmlns:cx="http://schemas.microsoft.com/office/drawing/2014/chartex" xmlns:cx1="http://schemas.microsoft.com/office/drawing/2015/9/8/chartex" xmlns:cx2="http://schemas.microsoft.com/office/drawing/2015/10/21/chartex" xmlns:cx3="http://schemas.microsoft.com/office/drawing/2016/5/9/chartex" xmlns:cx4="http://schemas.microsoft.com/office/drawing/2016/5/10/chartex" xmlns:cx5="http://schemas.microsoft.com/office/drawing/2016/5/11/chartex" xmlns:cx6="http://schemas.microsoft.com/office/drawing/2016/5/12/chartex" xmlns:cx7="http://schemas.microsoft.com/office/drawing/2016/5/13/chartex" xmlns:cx8="http://schemas.microsoft.com/office/drawing/2016/5/14/chartex" xmlns:mc="http://schemas.openxmlformats.org/markup-compatibility/2006" xmlns:aink="http://schemas.microsoft.com/office/drawing/2016/ink" xmlns:am3d="http://schemas.microsoft.com/office/drawing/2017/model3d" xmlns:o="urn:schemas-microsoft-com:office:office" xmlns:r="http://schemas.openxmlformats.org/officeDocument/2006/relationships" xmlns:m="http://schemas.openxmlformats.org/officeDocument/2006/math" xmlns:v="urn:schemas-microsoft-com:vml" xmlns:wp14="http://schemas.microsoft.com/office/word/2010/wordprocessingDrawing" xmlns:wp="http://schemas.openxmlformats.org/drawingml/2006/wordprocessingDrawing" xmlns:w10="urn:schemas-microsoft-com:office:word" xmlns:w="http://schemas.openxmlformats.org/wordprocessingml/2006/main" xmlns:w14="http://schemas.microsoft.com/office/word/2010/wordml" xmlns:w15="http://schemas.microsoft.com/office/word/2012/wordml" xmlns:w16cex="http://schemas.microsoft.com/office/word/2018/wordml/cex" xmlns:w16cid="http://schemas.microsoft.com/office/word/2016/wordml/cid" xmlns:w16="http://schemas.microsoft.com/office/word/2018/wordml" xmlns:w16sdtdh="http://schemas.microsoft.com/office/word/2020/wordml/sdtdatahash" xmlns:w16se="http://schemas.microsoft.com/office/word/2015/wordml/symex" xmlns:wpg="http://schemas.microsoft.com/office/word/2010/wordprocessingGroup" xmlns:wpi="http://schemas.microsoft.com/office/word/2010/wordprocessingInk" xmlns:wne="http://schemas.microsoft.com/office/word/2006/wordml" xmlns:wps="http://schemas.microsoft.com/office/word/2010/wordprocessingShape" mc:Ignorable="w14 w15 w16se w16cid w16 w16cex w16sdtdh wp14">
+<w:numbering xmlns:wpc="http://schemas.microsoft.com/office/word/2010/wordprocessingCanvas" xmlns:cx="http://schemas.microsoft.com/office/drawing/2014/chartex" xmlns:cx1="http://schemas.microsoft.com/office/drawing/2015/9/8/chartex" xmlns:cx2="http://schemas.microsoft.com/office/drawing/2015/10/21/chartex" xmlns:cx3="http://schemas.microsoft.com/office/drawing/2016/5/9/chartex" xmlns:cx4="http://schemas.microsoft.com/office/drawing/2016/5/10/chartex" xmlns:cx5="http://schemas.microsoft.com/office/drawing/2016/5/11/chartex" xmlns:cx6="http://schemas.microsoft.com/office/drawing/2016/5/12/chartex" xmlns:cx7="http://schemas.microsoft.com/office/drawing/2016/5/13/chartex" xmlns:cx8="http://schemas.microsoft.com/office/drawing/2016/5/14/chartex" xmlns:mc="http://schemas.openxmlformats.org/markup-compatibility/2006" xmlns:aink="http://schemas.microsoft.com/office/drawing/2016/ink" xmlns:am3d="http://schemas.microsoft.com/office/drawing/2017/model3d" xmlns:o="urn:schemas-microsoft-com:office:office" xmlns:oel="http://schemas.microsoft.com/office/2019/extlst" xmlns:r="http://schemas.openxmlformats.org/officeDocument/2006/relationships" xmlns:m="http://schemas.openxmlformats.org/officeDocument/2006/math" xmlns:v="urn:schemas-microsoft-com:vml" xmlns:wp14="http://schemas.microsoft.com/office/word/2010/wordprocessingDrawing" xmlns:wp="http://schemas.openxmlformats.org/drawingml/2006/wordprocessingDrawing" xmlns:w10="urn:schemas-microsoft-com:office:word" xmlns:w="http://schemas.openxmlformats.org/wordprocessingml/2006/main" xmlns:w14="http://schemas.microsoft.com/office/word/2010/wordml" xmlns:w15="http://schemas.microsoft.com/office/word/2012/wordml" xmlns:w16cex="http://schemas.microsoft.com/office/word/2018/wordml/cex" xmlns:w16cid="http://schemas.microsoft.com/office/word/2016/wordml/cid" xmlns:w16="http://schemas.microsoft.com/office/word/2018/wordml" xmlns:w16sdtdh="http://schemas.microsoft.com/office/word/2020/wordml/sdtdatahash" xmlns:w16se="http://schemas.microsoft.com/office/word/2015/wordml/symex" xmlns:wpg="http://schemas.microsoft.com/office/word/2010/wordprocessingGroup" xmlns:wpi="http://schemas.microsoft.com/office/word/2010/wordprocessingInk" xmlns:wne="http://schemas.microsoft.com/office/word/2006/wordml" xmlns:wps="http://schemas.microsoft.com/office/word/2010/wordprocessingShape" mc:Ignorable="w14 w15 w16se w16cid w16 w16cex w16sdtdh wp14">
   <w:abstractNum w:abstractNumId="0" w15:restartNumberingAfterBreak="0">
     <w:nsid w:val="00000001"/>
     <w:multiLevelType w:val="singleLevel"/>
@@ -4358,6 +5012,119 @@
     </w:lvl>
   </w:abstractNum>
   <w:abstractNum w:abstractNumId="5" w15:restartNumberingAfterBreak="0">
+    <w:nsid w:val="088A4BB0"/>
+    <w:multiLevelType w:val="hybridMultilevel"/>
+    <w:tmpl w:val="E3FCFDCA"/>
+    <w:lvl w:ilvl="0" w:tplc="08090001">
+      <w:start w:val="1"/>
+      <w:numFmt w:val="bullet"/>
+      <w:lvlText w:val=""/>
+      <w:lvlJc w:val="left"/>
+      <w:pPr>
+        <w:ind w:left="720" w:hanging="360"/>
+      </w:pPr>
+      <w:rPr>
+        <w:rFonts w:ascii="Symbol" w:hAnsi="Symbol" w:hint="default"/>
+      </w:rPr>
+    </w:lvl>
+    <w:lvl w:ilvl="1" w:tplc="08090003" w:tentative="1">
+      <w:start w:val="1"/>
+      <w:numFmt w:val="bullet"/>
+      <w:lvlText w:val="o"/>
+      <w:lvlJc w:val="left"/>
+      <w:pPr>
+        <w:ind w:left="1440" w:hanging="360"/>
+      </w:pPr>
+      <w:rPr>
+        <w:rFonts w:ascii="Courier New" w:hAnsi="Courier New" w:cs="Courier New" w:hint="default"/>
+      </w:rPr>
+    </w:lvl>
+    <w:lvl w:ilvl="2" w:tplc="08090005" w:tentative="1">
+      <w:start w:val="1"/>
+      <w:numFmt w:val="bullet"/>
+      <w:lvlText w:val=""/>
+      <w:lvlJc w:val="left"/>
+      <w:pPr>
+        <w:ind w:left="2160" w:hanging="360"/>
+      </w:pPr>
+      <w:rPr>
+        <w:rFonts w:ascii="Wingdings" w:hAnsi="Wingdings" w:hint="default"/>
+      </w:rPr>
+    </w:lvl>
+    <w:lvl w:ilvl="3" w:tplc="08090001" w:tentative="1">
+      <w:start w:val="1"/>
+      <w:numFmt w:val="bullet"/>
+      <w:lvlText w:val=""/>
+      <w:lvlJc w:val="left"/>
+      <w:pPr>
+        <w:ind w:left="2880" w:hanging="360"/>
+      </w:pPr>
+      <w:rPr>
+        <w:rFonts w:ascii="Symbol" w:hAnsi="Symbol" w:hint="default"/>
+      </w:rPr>
+    </w:lvl>
+    <w:lvl w:ilvl="4" w:tplc="08090003" w:tentative="1">
+      <w:start w:val="1"/>
+      <w:numFmt w:val="bullet"/>
+      <w:lvlText w:val="o"/>
+      <w:lvlJc w:val="left"/>
+      <w:pPr>
+        <w:ind w:left="3600" w:hanging="360"/>
+      </w:pPr>
+      <w:rPr>
+        <w:rFonts w:ascii="Courier New" w:hAnsi="Courier New" w:cs="Courier New" w:hint="default"/>
+      </w:rPr>
+    </w:lvl>
+    <w:lvl w:ilvl="5" w:tplc="08090005" w:tentative="1">
+      <w:start w:val="1"/>
+      <w:numFmt w:val="bullet"/>
+      <w:lvlText w:val=""/>
+      <w:lvlJc w:val="left"/>
+      <w:pPr>
+        <w:ind w:left="4320" w:hanging="360"/>
+      </w:pPr>
+      <w:rPr>
+        <w:rFonts w:ascii="Wingdings" w:hAnsi="Wingdings" w:hint="default"/>
+      </w:rPr>
+    </w:lvl>
+    <w:lvl w:ilvl="6" w:tplc="08090001" w:tentative="1">
+      <w:start w:val="1"/>
+      <w:numFmt w:val="bullet"/>
+      <w:lvlText w:val=""/>
+      <w:lvlJc w:val="left"/>
+      <w:pPr>
+        <w:ind w:left="5040" w:hanging="360"/>
+      </w:pPr>
+      <w:rPr>
+        <w:rFonts w:ascii="Symbol" w:hAnsi="Symbol" w:hint="default"/>
+      </w:rPr>
+    </w:lvl>
+    <w:lvl w:ilvl="7" w:tplc="08090003" w:tentative="1">
+      <w:start w:val="1"/>
+      <w:numFmt w:val="bullet"/>
+      <w:lvlText w:val="o"/>
+      <w:lvlJc w:val="left"/>
+      <w:pPr>
+        <w:ind w:left="5760" w:hanging="360"/>
+      </w:pPr>
+      <w:rPr>
+        <w:rFonts w:ascii="Courier New" w:hAnsi="Courier New" w:cs="Courier New" w:hint="default"/>
+      </w:rPr>
+    </w:lvl>
+    <w:lvl w:ilvl="8" w:tplc="08090005" w:tentative="1">
+      <w:start w:val="1"/>
+      <w:numFmt w:val="bullet"/>
+      <w:lvlText w:val=""/>
+      <w:lvlJc w:val="left"/>
+      <w:pPr>
+        <w:ind w:left="6480" w:hanging="360"/>
+      </w:pPr>
+      <w:rPr>
+        <w:rFonts w:ascii="Wingdings" w:hAnsi="Wingdings" w:hint="default"/>
+      </w:rPr>
+    </w:lvl>
+  </w:abstractNum>
+  <w:abstractNum w:abstractNumId="6" w15:restartNumberingAfterBreak="0">
     <w:nsid w:val="0DF065AA"/>
     <w:multiLevelType w:val="multilevel"/>
     <w:tmpl w:val="D24ADD26"/>
@@ -4506,7 +5273,7 @@
       </w:rPr>
     </w:lvl>
   </w:abstractNum>
-  <w:abstractNum w:abstractNumId="6" w15:restartNumberingAfterBreak="0">
+  <w:abstractNum w:abstractNumId="7" w15:restartNumberingAfterBreak="0">
     <w:nsid w:val="111D3645"/>
     <w:multiLevelType w:val="hybridMultilevel"/>
     <w:tmpl w:val="9B20C756"/>
@@ -4595,7 +5362,7 @@
       </w:pPr>
     </w:lvl>
   </w:abstractNum>
-  <w:abstractNum w:abstractNumId="7" w15:restartNumberingAfterBreak="0">
+  <w:abstractNum w:abstractNumId="8" w15:restartNumberingAfterBreak="0">
     <w:nsid w:val="15F33A6C"/>
     <w:multiLevelType w:val="hybridMultilevel"/>
     <w:tmpl w:val="E34217EA"/>
@@ -4708,7 +5475,7 @@
       </w:rPr>
     </w:lvl>
   </w:abstractNum>
-  <w:abstractNum w:abstractNumId="8" w15:restartNumberingAfterBreak="0">
+  <w:abstractNum w:abstractNumId="9" w15:restartNumberingAfterBreak="0">
     <w:nsid w:val="1656227A"/>
     <w:multiLevelType w:val="hybridMultilevel"/>
     <w:tmpl w:val="CBB20674"/>
@@ -4821,7 +5588,7 @@
       </w:rPr>
     </w:lvl>
   </w:abstractNum>
-  <w:abstractNum w:abstractNumId="9" w15:restartNumberingAfterBreak="0">
+  <w:abstractNum w:abstractNumId="10" w15:restartNumberingAfterBreak="0">
     <w:nsid w:val="16684530"/>
     <w:multiLevelType w:val="multilevel"/>
     <w:tmpl w:val="1B82D26A"/>
@@ -4970,7 +5737,7 @@
       </w:rPr>
     </w:lvl>
   </w:abstractNum>
-  <w:abstractNum w:abstractNumId="10" w15:restartNumberingAfterBreak="0">
+  <w:abstractNum w:abstractNumId="11" w15:restartNumberingAfterBreak="0">
     <w:nsid w:val="1A765829"/>
     <w:multiLevelType w:val="hybridMultilevel"/>
     <w:tmpl w:val="BF7434EC"/>
@@ -5083,7 +5850,7 @@
       </w:rPr>
     </w:lvl>
   </w:abstractNum>
-  <w:abstractNum w:abstractNumId="11" w15:restartNumberingAfterBreak="0">
+  <w:abstractNum w:abstractNumId="12" w15:restartNumberingAfterBreak="0">
     <w:nsid w:val="1DBE3A32"/>
     <w:multiLevelType w:val="multilevel"/>
     <w:tmpl w:val="9F18E2FC"/>
@@ -5232,7 +5999,7 @@
       </w:rPr>
     </w:lvl>
   </w:abstractNum>
-  <w:abstractNum w:abstractNumId="12" w15:restartNumberingAfterBreak="0">
+  <w:abstractNum w:abstractNumId="13" w15:restartNumberingAfterBreak="0">
     <w:nsid w:val="2CAA31AC"/>
     <w:multiLevelType w:val="hybridMultilevel"/>
     <w:tmpl w:val="97787636"/>
@@ -5345,7 +6112,7 @@
       </w:rPr>
     </w:lvl>
   </w:abstractNum>
-  <w:abstractNum w:abstractNumId="13" w15:restartNumberingAfterBreak="0">
+  <w:abstractNum w:abstractNumId="14" w15:restartNumberingAfterBreak="0">
     <w:nsid w:val="340318E1"/>
     <w:multiLevelType w:val="multilevel"/>
     <w:tmpl w:val="2722BE4A"/>
@@ -5494,7 +6261,7 @@
       </w:rPr>
     </w:lvl>
   </w:abstractNum>
-  <w:abstractNum w:abstractNumId="14" w15:restartNumberingAfterBreak="0">
+  <w:abstractNum w:abstractNumId="15" w15:restartNumberingAfterBreak="0">
     <w:nsid w:val="36AD38CC"/>
     <w:multiLevelType w:val="hybridMultilevel"/>
     <w:tmpl w:val="6B588C98"/>
@@ -5585,7 +6352,7 @@
       </w:pPr>
     </w:lvl>
   </w:abstractNum>
-  <w:abstractNum w:abstractNumId="15" w15:restartNumberingAfterBreak="0">
+  <w:abstractNum w:abstractNumId="16" w15:restartNumberingAfterBreak="0">
     <w:nsid w:val="3CEB3554"/>
     <w:multiLevelType w:val="hybridMultilevel"/>
     <w:tmpl w:val="E196ED1E"/>
@@ -5698,7 +6465,7 @@
       </w:rPr>
     </w:lvl>
   </w:abstractNum>
-  <w:abstractNum w:abstractNumId="16" w15:restartNumberingAfterBreak="0">
+  <w:abstractNum w:abstractNumId="17" w15:restartNumberingAfterBreak="0">
     <w:nsid w:val="40497C7F"/>
     <w:multiLevelType w:val="hybridMultilevel"/>
     <w:tmpl w:val="C98A34DC"/>
@@ -5811,7 +6578,7 @@
       </w:rPr>
     </w:lvl>
   </w:abstractNum>
-  <w:abstractNum w:abstractNumId="17" w15:restartNumberingAfterBreak="0">
+  <w:abstractNum w:abstractNumId="18" w15:restartNumberingAfterBreak="0">
     <w:nsid w:val="464F198D"/>
     <w:multiLevelType w:val="hybridMultilevel"/>
     <w:tmpl w:val="D3027DD4"/>
@@ -5924,7 +6691,7 @@
       </w:rPr>
     </w:lvl>
   </w:abstractNum>
-  <w:abstractNum w:abstractNumId="18" w15:restartNumberingAfterBreak="0">
+  <w:abstractNum w:abstractNumId="19" w15:restartNumberingAfterBreak="0">
     <w:nsid w:val="47776925"/>
     <w:multiLevelType w:val="hybridMultilevel"/>
     <w:tmpl w:val="E85C9D88"/>
@@ -6037,7 +6804,7 @@
       </w:rPr>
     </w:lvl>
   </w:abstractNum>
-  <w:abstractNum w:abstractNumId="19" w15:restartNumberingAfterBreak="0">
+  <w:abstractNum w:abstractNumId="20" w15:restartNumberingAfterBreak="0">
     <w:nsid w:val="49D35DED"/>
     <w:multiLevelType w:val="hybridMultilevel"/>
     <w:tmpl w:val="3320CC8A"/>
@@ -6150,7 +6917,7 @@
       </w:rPr>
     </w:lvl>
   </w:abstractNum>
-  <w:abstractNum w:abstractNumId="20" w15:restartNumberingAfterBreak="0">
+  <w:abstractNum w:abstractNumId="21" w15:restartNumberingAfterBreak="0">
     <w:nsid w:val="639F242C"/>
     <w:multiLevelType w:val="hybridMultilevel"/>
     <w:tmpl w:val="E36AE81C"/>
@@ -6263,7 +7030,7 @@
       </w:rPr>
     </w:lvl>
   </w:abstractNum>
-  <w:abstractNum w:abstractNumId="21" w15:restartNumberingAfterBreak="0">
+  <w:abstractNum w:abstractNumId="22" w15:restartNumberingAfterBreak="0">
     <w:nsid w:val="679638F3"/>
     <w:multiLevelType w:val="hybridMultilevel"/>
     <w:tmpl w:val="03CAA362"/>
@@ -6376,7 +7143,7 @@
       </w:rPr>
     </w:lvl>
   </w:abstractNum>
-  <w:abstractNum w:abstractNumId="22" w15:restartNumberingAfterBreak="0">
+  <w:abstractNum w:abstractNumId="23" w15:restartNumberingAfterBreak="0">
     <w:nsid w:val="6A935487"/>
     <w:multiLevelType w:val="multilevel"/>
     <w:tmpl w:val="27D8CDE4"/>
@@ -6525,7 +7292,7 @@
       </w:rPr>
     </w:lvl>
   </w:abstractNum>
-  <w:abstractNum w:abstractNumId="23" w15:restartNumberingAfterBreak="0">
+  <w:abstractNum w:abstractNumId="24" w15:restartNumberingAfterBreak="0">
     <w:nsid w:val="6F763E7F"/>
     <w:multiLevelType w:val="multilevel"/>
     <w:tmpl w:val="871471F6"/>
@@ -6674,7 +7441,7 @@
       </w:rPr>
     </w:lvl>
   </w:abstractNum>
-  <w:abstractNum w:abstractNumId="24" w15:restartNumberingAfterBreak="0">
+  <w:abstractNum w:abstractNumId="25" w15:restartNumberingAfterBreak="0">
     <w:nsid w:val="76C94639"/>
     <w:multiLevelType w:val="hybridMultilevel"/>
     <w:tmpl w:val="8B4C642E"/>
@@ -6787,80 +7554,83 @@
       </w:rPr>
     </w:lvl>
   </w:abstractNum>
-  <w:num w:numId="1">
+  <w:num w:numId="1" w16cid:durableId="1659458312">
+    <w:abstractNumId w:val="15"/>
+  </w:num>
+  <w:num w:numId="2" w16cid:durableId="1092051839">
+    <w:abstractNumId w:val="7"/>
+  </w:num>
+  <w:num w:numId="3" w16cid:durableId="169415194">
+    <w:abstractNumId w:val="16"/>
+  </w:num>
+  <w:num w:numId="4" w16cid:durableId="1199852283">
+    <w:abstractNumId w:val="17"/>
+  </w:num>
+  <w:num w:numId="5" w16cid:durableId="1105156329">
+    <w:abstractNumId w:val="21"/>
+  </w:num>
+  <w:num w:numId="6" w16cid:durableId="1962148388">
+    <w:abstractNumId w:val="9"/>
+  </w:num>
+  <w:num w:numId="7" w16cid:durableId="1892499278">
+    <w:abstractNumId w:val="10"/>
+  </w:num>
+  <w:num w:numId="8" w16cid:durableId="2072653052">
+    <w:abstractNumId w:val="23"/>
+  </w:num>
+  <w:num w:numId="9" w16cid:durableId="1915358194">
+    <w:abstractNumId w:val="22"/>
+  </w:num>
+  <w:num w:numId="10" w16cid:durableId="1171143790">
+    <w:abstractNumId w:val="6"/>
+  </w:num>
+  <w:num w:numId="11" w16cid:durableId="1140344535">
+    <w:abstractNumId w:val="13"/>
+  </w:num>
+  <w:num w:numId="12" w16cid:durableId="1719429227">
+    <w:abstractNumId w:val="19"/>
+  </w:num>
+  <w:num w:numId="13" w16cid:durableId="1408258972">
+    <w:abstractNumId w:val="12"/>
+  </w:num>
+  <w:num w:numId="14" w16cid:durableId="761490888">
+    <w:abstractNumId w:val="20"/>
+  </w:num>
+  <w:num w:numId="15" w16cid:durableId="23142732">
+    <w:abstractNumId w:val="25"/>
+  </w:num>
+  <w:num w:numId="16" w16cid:durableId="528375362">
+    <w:abstractNumId w:val="24"/>
+  </w:num>
+  <w:num w:numId="17" w16cid:durableId="426001961">
     <w:abstractNumId w:val="14"/>
   </w:num>
-  <w:num w:numId="2">
-    <w:abstractNumId w:val="6"/>
-  </w:num>
-  <w:num w:numId="3">
-    <w:abstractNumId w:val="15"/>
-  </w:num>
-  <w:num w:numId="4">
-    <w:abstractNumId w:val="16"/>
-  </w:num>
-  <w:num w:numId="5">
-    <w:abstractNumId w:val="20"/>
-  </w:num>
-  <w:num w:numId="6">
+  <w:num w:numId="18" w16cid:durableId="1025787878">
     <w:abstractNumId w:val="8"/>
   </w:num>
-  <w:num w:numId="7">
-    <w:abstractNumId w:val="9"/>
-  </w:num>
-  <w:num w:numId="8">
-    <w:abstractNumId w:val="22"/>
-  </w:num>
-  <w:num w:numId="9">
-    <w:abstractNumId w:val="21"/>
-  </w:num>
-  <w:num w:numId="10">
-    <w:abstractNumId w:val="5"/>
-  </w:num>
-  <w:num w:numId="11">
-    <w:abstractNumId w:val="12"/>
-  </w:num>
-  <w:num w:numId="12">
+  <w:num w:numId="19" w16cid:durableId="719864718">
     <w:abstractNumId w:val="18"/>
   </w:num>
-  <w:num w:numId="13">
+  <w:num w:numId="20" w16cid:durableId="1056659714">
     <w:abstractNumId w:val="11"/>
   </w:num>
-  <w:num w:numId="14">
-    <w:abstractNumId w:val="19"/>
-  </w:num>
-  <w:num w:numId="15">
-    <w:abstractNumId w:val="24"/>
-  </w:num>
-  <w:num w:numId="16">
-    <w:abstractNumId w:val="23"/>
-  </w:num>
-  <w:num w:numId="17">
-    <w:abstractNumId w:val="13"/>
-  </w:num>
-  <w:num w:numId="18">
-    <w:abstractNumId w:val="7"/>
-  </w:num>
-  <w:num w:numId="19">
-    <w:abstractNumId w:val="17"/>
-  </w:num>
-  <w:num w:numId="20">
-    <w:abstractNumId w:val="10"/>
-  </w:num>
-  <w:num w:numId="21">
+  <w:num w:numId="21" w16cid:durableId="882404869">
     <w:abstractNumId w:val="0"/>
   </w:num>
-  <w:num w:numId="22">
+  <w:num w:numId="22" w16cid:durableId="114643358">
     <w:abstractNumId w:val="1"/>
   </w:num>
-  <w:num w:numId="23">
+  <w:num w:numId="23" w16cid:durableId="2090151665">
     <w:abstractNumId w:val="4"/>
   </w:num>
-  <w:num w:numId="24">
+  <w:num w:numId="24" w16cid:durableId="168525137">
     <w:abstractNumId w:val="2"/>
   </w:num>
-  <w:num w:numId="25">
+  <w:num w:numId="25" w16cid:durableId="928731603">
     <w:abstractNumId w:val="3"/>
+  </w:num>
+  <w:num w:numId="26" w16cid:durableId="814447303">
+    <w:abstractNumId w:val="5"/>
   </w:num>
 </w:numbering>
 </file>

--- a/examples/tutorial_communication/tutorial_communication.docx
+++ b/examples/tutorial_communication/tutorial_communication.docx
@@ -2439,13 +2439,7 @@
         <w:rPr>
           <w:lang w:val="en-GB"/>
         </w:rPr>
-        <w:t xml:space="preserve"> </w:t>
-      </w:r>
-      <w:r>
-        <w:rPr>
-          <w:lang w:val="en-GB"/>
-        </w:rPr>
-        <w:t>two environment variables</w:t>
+        <w:t xml:space="preserve"> two environment variables</w:t>
       </w:r>
       <w:r>
         <w:rPr>
@@ -2644,19 +2638,7 @@
         <w:rPr>
           <w:lang w:val="en-GB"/>
         </w:rPr>
-        <w:t xml:space="preserve"> </w:t>
-      </w:r>
-      <w:r>
-        <w:rPr>
-          <w:lang w:val="en-GB"/>
-        </w:rPr>
-        <w:t xml:space="preserve">OASIS3-MCT itself and </w:t>
-      </w:r>
-      <w:r>
-        <w:rPr>
-          <w:lang w:val="en-GB"/>
-        </w:rPr>
-        <w:t xml:space="preserve">executables </w:t>
+        <w:t xml:space="preserve"> OASIS3-MCT itself and executables </w:t>
       </w:r>
       <w:proofErr w:type="spellStart"/>
       <w:r>
@@ -2905,14 +2887,7 @@
           <w:rFonts w:asciiTheme="minorHAnsi" w:eastAsiaTheme="minorHAnsi" w:hAnsiTheme="minorHAnsi" w:cstheme="minorBidi"/>
           <w:lang w:val="en-GB"/>
         </w:rPr>
-        <w:t xml:space="preserve"> can</w:t>
-      </w:r>
-      <w:r>
-        <w:rPr>
-          <w:rFonts w:asciiTheme="minorHAnsi" w:eastAsiaTheme="minorHAnsi" w:hAnsiTheme="minorHAnsi" w:cstheme="minorBidi"/>
-          <w:lang w:val="en-GB"/>
-        </w:rPr>
-        <w:t xml:space="preserve"> be used to run </w:t>
+        <w:t xml:space="preserve"> can be used to run </w:t>
       </w:r>
       <w:r>
         <w:rPr>
@@ -3682,14 +3657,7 @@
           <w:rFonts w:ascii="Courier New" w:hAnsi="Courier New" w:cs="Courier New"/>
           <w:lang w:val="en-GB"/>
         </w:rPr>
-        <w:t xml:space="preserve"> $</w:t>
-      </w:r>
-      <w:r>
-        <w:rPr>
-          <w:rFonts w:ascii="Courier New" w:hAnsi="Courier New" w:cs="Courier New"/>
-          <w:lang w:val="en-GB"/>
-        </w:rPr>
-        <w:t>USER_</w:t>
+        <w:t xml:space="preserve"> $USER_</w:t>
       </w:r>
       <w:r>
         <w:rPr>
@@ -4169,34 +4137,18 @@
     </w:p>
     <w:p>
       <w:pPr>
-        <w:tabs>
-          <w:tab w:val="left" w:pos="560"/>
-          <w:tab w:val="left" w:pos="1120"/>
-          <w:tab w:val="left" w:pos="1680"/>
-          <w:tab w:val="left" w:pos="2240"/>
-          <w:tab w:val="left" w:pos="2800"/>
-          <w:tab w:val="left" w:pos="3360"/>
-          <w:tab w:val="left" w:pos="3920"/>
-          <w:tab w:val="left" w:pos="4480"/>
-          <w:tab w:val="left" w:pos="5040"/>
-          <w:tab w:val="left" w:pos="5600"/>
-          <w:tab w:val="left" w:pos="6160"/>
-          <w:tab w:val="left" w:pos="6720"/>
-        </w:tabs>
-        <w:autoSpaceDE w:val="0"/>
-        <w:autoSpaceDN w:val="0"/>
-        <w:adjustRightInd w:val="0"/>
-        <w:rPr>
-          <w:rFonts w:ascii="Courier New" w:hAnsi="Courier New" w:cs="Courier New"/>
-          <w:lang w:val="en-GB"/>
-        </w:rPr>
-      </w:pPr>
-      <w:r>
-        <w:rPr>
-          <w:rFonts w:ascii="Courier New" w:hAnsi="Courier New" w:cs="Courier New"/>
-          <w:lang w:val="en-GB"/>
-        </w:rPr>
-        <w:t>(</w:t>
+        <w:jc w:val="both"/>
+        <w:rPr>
+          <w:rFonts w:ascii="Courier New" w:hAnsi="Courier New" w:cs="Courier New"/>
+          <w:lang w:val="en-GB"/>
+        </w:rPr>
+      </w:pPr>
+      <w:r>
+        <w:rPr>
+          <w:rFonts w:ascii="Courier New" w:hAnsi="Courier New" w:cs="Courier New"/>
+          <w:lang w:val="en-GB"/>
+        </w:rPr>
+        <w:t>-- EXIT  (</w:t>
       </w:r>
       <w:proofErr w:type="spellStart"/>
       <w:r>
@@ -4212,52 +4164,11 @@
           <w:rFonts w:ascii="Courier New" w:hAnsi="Courier New" w:cs="Courier New"/>
           <w:lang w:val="en-GB"/>
         </w:rPr>
-        <w:t>) SUCCESSFUL RUN</w:t>
+        <w:t>)</w:t>
       </w:r>
     </w:p>
     <w:p>
       <w:pPr>
-        <w:jc w:val="both"/>
-        <w:rPr>
-          <w:rFonts w:ascii="Courier New" w:hAnsi="Courier New" w:cs="Courier New"/>
-          <w:lang w:val="en-GB"/>
-        </w:rPr>
-      </w:pPr>
-      <w:r>
-        <w:rPr>
-          <w:rFonts w:ascii="Courier New" w:hAnsi="Courier New" w:cs="Courier New"/>
-          <w:lang w:val="en-GB"/>
-        </w:rPr>
-        <w:t xml:space="preserve">-- </w:t>
-      </w:r>
-      <w:proofErr w:type="gramStart"/>
-      <w:r>
-        <w:rPr>
-          <w:rFonts w:ascii="Courier New" w:hAnsi="Courier New" w:cs="Courier New"/>
-          <w:lang w:val="en-GB"/>
-        </w:rPr>
-        <w:t>EXIT  (</w:t>
-      </w:r>
-      <w:proofErr w:type="spellStart"/>
-      <w:proofErr w:type="gramEnd"/>
-      <w:r>
-        <w:rPr>
-          <w:rFonts w:ascii="Courier New" w:hAnsi="Courier New" w:cs="Courier New"/>
-          <w:lang w:val="en-GB"/>
-        </w:rPr>
-        <w:t>oasis_terminate</w:t>
-      </w:r>
-      <w:proofErr w:type="spellEnd"/>
-      <w:r>
-        <w:rPr>
-          <w:rFonts w:ascii="Courier New" w:hAnsi="Courier New" w:cs="Courier New"/>
-          <w:lang w:val="en-GB"/>
-        </w:rPr>
-        <w:t>)</w:t>
-      </w:r>
-    </w:p>
-    <w:p>
-      <w:pPr>
         <w:spacing w:before="120"/>
         <w:jc w:val="both"/>
         <w:rPr>
@@ -4268,19 +4179,7 @@
         <w:rPr>
           <w:lang w:val="en-GB"/>
         </w:rPr>
-        <w:t xml:space="preserve">The </w:t>
-      </w:r>
-      <w:r>
-        <w:rPr>
-          <w:lang w:val="en-GB"/>
-        </w:rPr>
-        <w:t>tutorial coupled model</w:t>
-      </w:r>
-      <w:r>
-        <w:rPr>
-          <w:lang w:val="en-GB"/>
-        </w:rPr>
-        <w:t xml:space="preserve"> can be run on different number</w:t>
+        <w:t>The tutorial coupled model can be run on different number</w:t>
       </w:r>
       <w:r>
         <w:rPr>
@@ -4415,44 +4314,38 @@
         <w:rPr>
           <w:lang w:val="en-GB"/>
         </w:rPr>
+        <w:t xml:space="preserve"> “./</w:t>
+      </w:r>
+      <w:r>
+        <w:rPr>
+          <w:rFonts w:ascii="Courier New" w:hAnsi="Courier New" w:cs="Courier New"/>
+          <w:lang w:val="en-GB"/>
+        </w:rPr>
+        <w:t>oasis_test_</w:t>
+      </w:r>
+      <w:r>
+        <w:rPr>
+          <w:rFonts w:ascii="Courier New" w:hAnsi="Courier New" w:cs="Courier New"/>
+          <w:lang w:val="en-GB"/>
+        </w:rPr>
+        <w:t>run</w:t>
+      </w:r>
+      <w:r>
+        <w:rPr>
+          <w:rFonts w:ascii="Courier New" w:hAnsi="Courier New" w:cs="Courier New"/>
+          <w:lang w:val="en-GB"/>
+        </w:rPr>
+        <w:t>.sh</w:t>
+      </w:r>
+      <w:r>
+        <w:rPr>
+          <w:rFonts w:ascii="Courier New" w:hAnsi="Courier New" w:cs="Courier New"/>
+          <w:lang w:val="en-GB"/>
+        </w:rPr>
         <w:t xml:space="preserve"> </w:t>
       </w:r>
       <w:r>
         <w:rPr>
-          <w:lang w:val="en-GB"/>
-        </w:rPr>
-        <w:t>“./</w:t>
-      </w:r>
-      <w:r>
-        <w:rPr>
-          <w:rFonts w:ascii="Courier New" w:hAnsi="Courier New" w:cs="Courier New"/>
-          <w:lang w:val="en-GB"/>
-        </w:rPr>
-        <w:t>oasis_test_</w:t>
-      </w:r>
-      <w:r>
-        <w:rPr>
-          <w:rFonts w:ascii="Courier New" w:hAnsi="Courier New" w:cs="Courier New"/>
-          <w:lang w:val="en-GB"/>
-        </w:rPr>
-        <w:t>run</w:t>
-      </w:r>
-      <w:r>
-        <w:rPr>
-          <w:rFonts w:ascii="Courier New" w:hAnsi="Courier New" w:cs="Courier New"/>
-          <w:lang w:val="en-GB"/>
-        </w:rPr>
-        <w:t>.sh</w:t>
-      </w:r>
-      <w:r>
-        <w:rPr>
-          <w:rFonts w:ascii="Courier New" w:hAnsi="Courier New" w:cs="Courier New"/>
-          <w:lang w:val="en-GB"/>
-        </w:rPr>
-        <w:t xml:space="preserve"> </w:t>
-      </w:r>
-      <w:r>
-        <w:rPr>
           <w:rFonts w:ascii="Courier New" w:hAnsi="Courier New" w:cs="Courier New"/>
           <w:lang w:val="en-GB"/>
         </w:rPr>
@@ -4463,21 +4356,7 @@
           <w:rFonts w:ascii="Courier New" w:hAnsi="Courier New" w:cs="Courier New"/>
           <w:lang w:val="en-GB"/>
         </w:rPr>
-        <w:t>2</w:t>
-      </w:r>
-      <w:r>
-        <w:rPr>
-          <w:rFonts w:ascii="Courier New" w:hAnsi="Courier New" w:cs="Courier New"/>
-          <w:lang w:val="en-GB"/>
-        </w:rPr>
-        <w:t>”</w:t>
-      </w:r>
-      <w:r>
-        <w:rPr>
-          <w:rFonts w:ascii="Courier New" w:hAnsi="Courier New" w:cs="Courier New"/>
-          <w:lang w:val="en-GB"/>
-        </w:rPr>
-        <w:t xml:space="preserve"> </w:t>
+        <w:t xml:space="preserve">2” </w:t>
       </w:r>
       <w:r>
         <w:rPr>

--- a/examples/tutorial_communication/tutorial_communication.docx
+++ b/examples/tutorial_communication/tutorial_communication.docx
@@ -1,6 +1,6 @@
 
 <file path=word/document.xml><?xml version="1.0" encoding="utf-8"?>
-<w:document xmlns:wpc="http://schemas.microsoft.com/office/word/2010/wordprocessingCanvas" xmlns:cx="http://schemas.microsoft.com/office/drawing/2014/chartex" xmlns:cx1="http://schemas.microsoft.com/office/drawing/2015/9/8/chartex" xmlns:cx2="http://schemas.microsoft.com/office/drawing/2015/10/21/chartex" xmlns:cx3="http://schemas.microsoft.com/office/drawing/2016/5/9/chartex" xmlns:cx4="http://schemas.microsoft.com/office/drawing/2016/5/10/chartex" xmlns:cx5="http://schemas.microsoft.com/office/drawing/2016/5/11/chartex" xmlns:cx6="http://schemas.microsoft.com/office/drawing/2016/5/12/chartex" xmlns:cx7="http://schemas.microsoft.com/office/drawing/2016/5/13/chartex" xmlns:cx8="http://schemas.microsoft.com/office/drawing/2016/5/14/chartex" xmlns:mc="http://schemas.openxmlformats.org/markup-compatibility/2006" xmlns:aink="http://schemas.microsoft.com/office/drawing/2016/ink" xmlns:am3d="http://schemas.microsoft.com/office/drawing/2017/model3d" xmlns:o="urn:schemas-microsoft-com:office:office" xmlns:oel="http://schemas.microsoft.com/office/2019/extlst" xmlns:r="http://schemas.openxmlformats.org/officeDocument/2006/relationships" xmlns:m="http://schemas.openxmlformats.org/officeDocument/2006/math" xmlns:v="urn:schemas-microsoft-com:vml" xmlns:wp14="http://schemas.microsoft.com/office/word/2010/wordprocessingDrawing" xmlns:wp="http://schemas.openxmlformats.org/drawingml/2006/wordprocessingDrawing" xmlns:w10="urn:schemas-microsoft-com:office:word" xmlns:w="http://schemas.openxmlformats.org/wordprocessingml/2006/main" xmlns:w14="http://schemas.microsoft.com/office/word/2010/wordml" xmlns:w15="http://schemas.microsoft.com/office/word/2012/wordml" xmlns:w16cex="http://schemas.microsoft.com/office/word/2018/wordml/cex" xmlns:w16cid="http://schemas.microsoft.com/office/word/2016/wordml/cid" xmlns:w16="http://schemas.microsoft.com/office/word/2018/wordml" xmlns:w16sdtdh="http://schemas.microsoft.com/office/word/2020/wordml/sdtdatahash" xmlns:w16se="http://schemas.microsoft.com/office/word/2015/wordml/symex" xmlns:wpg="http://schemas.microsoft.com/office/word/2010/wordprocessingGroup" xmlns:wpi="http://schemas.microsoft.com/office/word/2010/wordprocessingInk" xmlns:wne="http://schemas.microsoft.com/office/word/2006/wordml" xmlns:wps="http://schemas.microsoft.com/office/word/2010/wordprocessingShape" mc:Ignorable="w14 w15 w16se w16cid w16 w16cex w16sdtdh wp14">
+<w:document xmlns:wpc="http://schemas.microsoft.com/office/word/2010/wordprocessingCanvas" xmlns:cx="http://schemas.microsoft.com/office/drawing/2014/chartex" xmlns:cx1="http://schemas.microsoft.com/office/drawing/2015/9/8/chartex" xmlns:cx2="http://schemas.microsoft.com/office/drawing/2015/10/21/chartex" xmlns:cx3="http://schemas.microsoft.com/office/drawing/2016/5/9/chartex" xmlns:cx4="http://schemas.microsoft.com/office/drawing/2016/5/10/chartex" xmlns:cx5="http://schemas.microsoft.com/office/drawing/2016/5/11/chartex" xmlns:cx6="http://schemas.microsoft.com/office/drawing/2016/5/12/chartex" xmlns:cx7="http://schemas.microsoft.com/office/drawing/2016/5/13/chartex" xmlns:cx8="http://schemas.microsoft.com/office/drawing/2016/5/14/chartex" xmlns:mc="http://schemas.openxmlformats.org/markup-compatibility/2006" xmlns:aink="http://schemas.microsoft.com/office/drawing/2016/ink" xmlns:am3d="http://schemas.microsoft.com/office/drawing/2017/model3d" xmlns:o="urn:schemas-microsoft-com:office:office" xmlns:oel="http://schemas.microsoft.com/office/2019/extlst" xmlns:r="http://schemas.openxmlformats.org/officeDocument/2006/relationships" xmlns:m="http://schemas.openxmlformats.org/officeDocument/2006/math" xmlns:v="urn:schemas-microsoft-com:vml" xmlns:wp14="http://schemas.microsoft.com/office/word/2010/wordprocessingDrawing" xmlns:wp="http://schemas.openxmlformats.org/drawingml/2006/wordprocessingDrawing" xmlns:w10="urn:schemas-microsoft-com:office:word" xmlns:w="http://schemas.openxmlformats.org/wordprocessingml/2006/main" xmlns:w14="http://schemas.microsoft.com/office/word/2010/wordml" xmlns:w15="http://schemas.microsoft.com/office/word/2012/wordml" xmlns:w16cex="http://schemas.microsoft.com/office/word/2018/wordml/cex" xmlns:w16cid="http://schemas.microsoft.com/office/word/2016/wordml/cid" xmlns:w16="http://schemas.microsoft.com/office/word/2018/wordml" xmlns:w16du="http://schemas.microsoft.com/office/word/2023/wordml/word16du" xmlns:w16sdtdh="http://schemas.microsoft.com/office/word/2020/wordml/sdtdatahash" xmlns:w16se="http://schemas.microsoft.com/office/word/2015/wordml/symex" xmlns:wpg="http://schemas.microsoft.com/office/word/2010/wordprocessingGroup" xmlns:wpi="http://schemas.microsoft.com/office/word/2010/wordprocessingInk" xmlns:wne="http://schemas.microsoft.com/office/word/2006/wordml" xmlns:wps="http://schemas.microsoft.com/office/word/2010/wordprocessingShape" mc:Ignorable="w14 w15 w16se w16cid w16 w16cex w16sdtdh w16du wp14">
   <w:body>
     <w:p>
       <w:pPr>
@@ -2606,6 +2606,7 @@
         <w:spacing w:before="120"/>
         <w:jc w:val="both"/>
         <w:rPr>
+          <w:rFonts w:cstheme="minorHAnsi"/>
           <w:lang w:val="en-GB"/>
         </w:rPr>
       </w:pPr>
@@ -2624,6 +2625,20 @@
       </w:r>
       <w:r>
         <w:rPr>
+          <w:rFonts w:ascii="Courier New" w:hAnsi="Courier New" w:cs="Courier New"/>
+          <w:lang w:val="en-GB"/>
+        </w:rPr>
+        <w:t xml:space="preserve"> </w:t>
+      </w:r>
+      <w:r>
+        <w:rPr>
+          <w:rFonts w:ascii="Courier New" w:hAnsi="Courier New" w:cs="Courier New"/>
+          <w:lang w:val="en-GB"/>
+        </w:rPr>
+        <w:t>param_tutorial_communication_test01</w:t>
+      </w:r>
+      <w:r>
+        <w:rPr>
           <w:lang w:val="en-GB"/>
         </w:rPr>
         <w:t>” compile</w:t>
@@ -2856,83 +2871,36 @@
           <w:rFonts w:cstheme="minorHAnsi"/>
           <w:lang w:val="en-GB"/>
         </w:rPr>
-        <w:t xml:space="preserve">. </w:t>
-      </w:r>
-    </w:p>
-    <w:p>
-      <w:pPr>
-        <w:pStyle w:val="NormalWeb"/>
-        <w:spacing w:before="120" w:beforeAutospacing="0" w:after="0" w:afterAutospacing="0"/>
-        <w:rPr>
-          <w:rFonts w:asciiTheme="minorHAnsi" w:eastAsiaTheme="minorHAnsi" w:hAnsiTheme="minorHAnsi" w:cstheme="minorBidi"/>
-          <w:lang w:val="en-GB"/>
-        </w:rPr>
-      </w:pPr>
-      <w:r>
-        <w:rPr>
-          <w:rFonts w:asciiTheme="minorHAnsi" w:eastAsiaTheme="minorHAnsi" w:hAnsiTheme="minorHAnsi" w:cstheme="minorBidi"/>
-          <w:lang w:val="en-GB"/>
-        </w:rPr>
-        <w:t xml:space="preserve">Then the local script </w:t>
-      </w:r>
-      <w:r>
-        <w:rPr>
-          <w:rFonts w:ascii="Courier New" w:eastAsiaTheme="minorHAnsi" w:hAnsi="Courier New" w:cs="Courier New"/>
-          <w:lang w:val="en-GB"/>
-        </w:rPr>
-        <w:t>oasis_test_run.sh</w:t>
-      </w:r>
-      <w:r>
-        <w:rPr>
-          <w:rFonts w:asciiTheme="minorHAnsi" w:eastAsiaTheme="minorHAnsi" w:hAnsiTheme="minorHAnsi" w:cstheme="minorBidi"/>
-          <w:lang w:val="en-GB"/>
-        </w:rPr>
-        <w:t xml:space="preserve"> can be used to run </w:t>
-      </w:r>
-      <w:r>
-        <w:rPr>
-          <w:rFonts w:asciiTheme="minorHAnsi" w:eastAsiaTheme="minorHAnsi" w:hAnsiTheme="minorHAnsi" w:cstheme="minorBidi"/>
-          <w:lang w:val="en-GB"/>
-        </w:rPr>
-        <w:t>the tutorial coupled model</w:t>
-      </w:r>
-      <w:r>
-        <w:rPr>
-          <w:rFonts w:asciiTheme="minorHAnsi" w:eastAsiaTheme="minorHAnsi" w:hAnsiTheme="minorHAnsi" w:cstheme="minorBidi"/>
-          <w:lang w:val="en-GB"/>
-        </w:rPr>
-        <w:t xml:space="preserve"> with “./</w:t>
-      </w:r>
-      <w:r>
-        <w:rPr>
-          <w:rFonts w:ascii="Courier New" w:hAnsi="Courier New" w:cs="Courier New"/>
-          <w:lang w:val="en-GB"/>
-        </w:rPr>
-        <w:t>oasis_test_</w:t>
-      </w:r>
-      <w:r>
-        <w:rPr>
-          <w:rFonts w:ascii="Courier New" w:hAnsi="Courier New" w:cs="Courier New"/>
-          <w:lang w:val="en-GB"/>
-        </w:rPr>
-        <w:t>run</w:t>
-      </w:r>
-      <w:r>
-        <w:rPr>
-          <w:rFonts w:ascii="Courier New" w:hAnsi="Courier New" w:cs="Courier New"/>
-          <w:lang w:val="en-GB"/>
-        </w:rPr>
-        <w:t>.sh</w:t>
-      </w:r>
-      <w:r>
-        <w:rPr>
-          <w:rFonts w:ascii="Courier New" w:hAnsi="Courier New" w:cs="Courier New"/>
+        <w:t>.</w:t>
+      </w:r>
+      <w:r>
+        <w:rPr>
+          <w:rFonts w:cstheme="minorHAnsi"/>
           <w:lang w:val="en-GB"/>
         </w:rPr>
         <w:t xml:space="preserve"> </w:t>
       </w:r>
       <w:r>
         <w:rPr>
+          <w:lang w:val="en-GB"/>
+        </w:rPr>
+        <w:t>T</w:t>
+      </w:r>
+      <w:r>
+        <w:rPr>
+          <w:lang w:val="en-GB"/>
+        </w:rPr>
+        <w:t>he file</w:t>
+      </w:r>
+      <w:r>
+        <w:rPr>
+          <w:rFonts w:ascii="Courier New" w:hAnsi="Courier New" w:cs="Courier New"/>
+          <w:lang w:val="en-GB"/>
+        </w:rPr>
+        <w:t xml:space="preserve"> </w:t>
+      </w:r>
+      <w:r>
+        <w:rPr>
           <w:rFonts w:ascii="Courier New" w:hAnsi="Courier New" w:cs="Courier New"/>
           <w:lang w:val="en-GB"/>
         </w:rPr>
@@ -2943,91 +2911,32 @@
           <w:rFonts w:ascii="Courier New" w:hAnsi="Courier New" w:cs="Courier New"/>
           <w:lang w:val="en-GB"/>
         </w:rPr>
-        <w:t>”</w:t>
-      </w:r>
-      <w:r>
-        <w:rPr>
-          <w:rFonts w:ascii="Courier New" w:hAnsi="Courier New" w:cs="Courier New"/>
-          <w:lang w:val="en-GB"/>
-        </w:rPr>
-        <w:t xml:space="preserve">, </w:t>
-      </w:r>
-      <w:r>
-        <w:rPr>
-          <w:rFonts w:asciiTheme="minorHAnsi" w:eastAsiaTheme="minorHAnsi" w:hAnsiTheme="minorHAnsi" w:cstheme="minorBidi"/>
-          <w:lang w:val="en-GB"/>
-        </w:rPr>
-        <w:t>where</w:t>
-      </w:r>
-      <w:r>
-        <w:rPr>
-          <w:rFonts w:asciiTheme="minorHAnsi" w:eastAsiaTheme="minorHAnsi" w:hAnsiTheme="minorHAnsi" w:cstheme="minorBidi"/>
-          <w:lang w:val="en-GB"/>
-        </w:rPr>
-        <w:t xml:space="preserve"> the file</w:t>
-      </w:r>
-      <w:r>
-        <w:rPr>
-          <w:rFonts w:ascii="Courier New" w:hAnsi="Courier New" w:cs="Courier New"/>
-          <w:lang w:val="en-GB"/>
-        </w:rPr>
         <w:t xml:space="preserve"> </w:t>
       </w:r>
-      <w:r>
-        <w:rPr>
-          <w:rFonts w:ascii="Courier New" w:hAnsi="Courier New" w:cs="Courier New"/>
-          <w:lang w:val="en-GB"/>
-        </w:rPr>
-        <w:t>param_tutorial_communication_test01</w:t>
-      </w:r>
-      <w:r>
-        <w:rPr>
-          <w:rFonts w:ascii="Courier New" w:hAnsi="Courier New" w:cs="Courier New"/>
-          <w:lang w:val="en-GB"/>
-        </w:rPr>
-        <w:t xml:space="preserve"> </w:t>
-      </w:r>
-      <w:r>
-        <w:rPr>
-          <w:rFonts w:asciiTheme="minorHAnsi" w:eastAsiaTheme="minorHAnsi" w:hAnsiTheme="minorHAnsi" w:cstheme="minorBidi"/>
-          <w:lang w:val="en-GB"/>
-        </w:rPr>
-        <w:t>c</w:t>
-      </w:r>
-      <w:r>
-        <w:rPr>
-          <w:rFonts w:asciiTheme="minorHAnsi" w:eastAsiaTheme="minorHAnsi" w:hAnsiTheme="minorHAnsi" w:cstheme="minorBidi"/>
-          <w:lang w:val="en-GB"/>
-        </w:rPr>
-        <w:t>onfigur</w:t>
-      </w:r>
-      <w:r>
-        <w:rPr>
-          <w:rFonts w:asciiTheme="minorHAnsi" w:eastAsiaTheme="minorHAnsi" w:hAnsiTheme="minorHAnsi" w:cstheme="minorBidi"/>
-          <w:lang w:val="en-GB"/>
-        </w:rPr>
-        <w:t>es</w:t>
-      </w:r>
-      <w:r>
-        <w:rPr>
-          <w:rFonts w:asciiTheme="minorHAnsi" w:eastAsiaTheme="minorHAnsi" w:hAnsiTheme="minorHAnsi" w:cstheme="minorBidi"/>
-          <w:lang w:val="en-GB"/>
-        </w:rPr>
-        <w:t xml:space="preserve"> the test </w:t>
-      </w:r>
       <w:proofErr w:type="gramStart"/>
       <w:r>
         <w:rPr>
-          <w:rFonts w:asciiTheme="minorHAnsi" w:eastAsiaTheme="minorHAnsi" w:hAnsiTheme="minorHAnsi" w:cstheme="minorBidi"/>
-          <w:lang w:val="en-GB"/>
-        </w:rPr>
-        <w:t>specifying :</w:t>
+          <w:lang w:val="en-GB"/>
+        </w:rPr>
+        <w:t>specif</w:t>
+      </w:r>
+      <w:r>
+        <w:rPr>
+          <w:lang w:val="en-GB"/>
+        </w:rPr>
+        <w:t>ies</w:t>
+      </w:r>
+      <w:r>
+        <w:rPr>
+          <w:lang w:val="en-GB"/>
+        </w:rPr>
+        <w:t xml:space="preserve"> :</w:t>
       </w:r>
       <w:proofErr w:type="gramEnd"/>
     </w:p>
     <w:p>
       <w:pPr>
-        <w:pStyle w:val="ListParagraph"/>
+        <w:pStyle w:val="Paragraphedeliste"/>
         <w:numPr>
           <w:ilvl w:val="0"/>
           <w:numId w:val="26"/>
@@ -3082,7 +2991,7 @@
     </w:p>
     <w:p>
       <w:pPr>
-        <w:pStyle w:val="ListParagraph"/>
+        <w:pStyle w:val="Paragraphedeliste"/>
         <w:numPr>
           <w:ilvl w:val="0"/>
           <w:numId w:val="26"/>
@@ -3137,7 +3046,7 @@
     </w:p>
     <w:p>
       <w:pPr>
-        <w:pStyle w:val="ListParagraph"/>
+        <w:pStyle w:val="Paragraphedeliste"/>
         <w:numPr>
           <w:ilvl w:val="0"/>
           <w:numId w:val="26"/>
@@ -3215,7 +3124,7 @@
     </w:p>
     <w:p>
       <w:pPr>
-        <w:pStyle w:val="ListParagraph"/>
+        <w:pStyle w:val="Paragraphedeliste"/>
         <w:numPr>
           <w:ilvl w:val="0"/>
           <w:numId w:val="26"/>
@@ -3295,7 +3204,7 @@
     </w:p>
     <w:p>
       <w:pPr>
-        <w:pStyle w:val="ListParagraph"/>
+        <w:pStyle w:val="Paragraphedeliste"/>
         <w:numPr>
           <w:ilvl w:val="0"/>
           <w:numId w:val="26"/>
@@ -3336,7 +3245,7 @@
     </w:p>
     <w:p>
       <w:pPr>
-        <w:pStyle w:val="ListParagraph"/>
+        <w:pStyle w:val="Paragraphedeliste"/>
         <w:numPr>
           <w:ilvl w:val="0"/>
           <w:numId w:val="26"/>
@@ -3516,7 +3425,7 @@
     </w:p>
     <w:p>
       <w:pPr>
-        <w:pStyle w:val="ListParagraph"/>
+        <w:pStyle w:val="Paragraphedeliste"/>
         <w:numPr>
           <w:ilvl w:val="0"/>
           <w:numId w:val="26"/>
@@ -3571,7 +3480,7 @@
     </w:p>
     <w:p>
       <w:pPr>
-        <w:pStyle w:val="ListParagraph"/>
+        <w:pStyle w:val="Paragraphedeliste"/>
         <w:numPr>
           <w:ilvl w:val="0"/>
           <w:numId w:val="26"/>
@@ -3608,6 +3517,100 @@
           <w:lang w:val="en-US"/>
         </w:rPr>
         <w:t xml:space="preserve">. </w:t>
+      </w:r>
+    </w:p>
+    <w:p>
+      <w:pPr>
+        <w:pStyle w:val="NormalWeb"/>
+        <w:spacing w:before="120" w:beforeAutospacing="0" w:after="0" w:afterAutospacing="0"/>
+        <w:rPr>
+          <w:rFonts w:ascii="Calibri" w:eastAsia="Calibri" w:hAnsi="Calibri" w:cs="Calibri"/>
+          <w:lang w:val="en-US"/>
+        </w:rPr>
+      </w:pPr>
+      <w:r>
+        <w:rPr>
+          <w:rFonts w:asciiTheme="minorHAnsi" w:eastAsiaTheme="minorHAnsi" w:hAnsiTheme="minorHAnsi" w:cstheme="minorBidi"/>
+          <w:lang w:val="en-GB"/>
+        </w:rPr>
+        <w:t xml:space="preserve">Then the local script </w:t>
+      </w:r>
+      <w:r>
+        <w:rPr>
+          <w:rFonts w:ascii="Courier New" w:eastAsiaTheme="minorHAnsi" w:hAnsi="Courier New" w:cs="Courier New"/>
+          <w:lang w:val="en-GB"/>
+        </w:rPr>
+        <w:t>oasis_test_run.sh</w:t>
+      </w:r>
+      <w:r>
+        <w:rPr>
+          <w:rFonts w:asciiTheme="minorHAnsi" w:eastAsiaTheme="minorHAnsi" w:hAnsiTheme="minorHAnsi" w:cstheme="minorBidi"/>
+          <w:lang w:val="en-GB"/>
+        </w:rPr>
+        <w:t xml:space="preserve"> can be used to run </w:t>
+      </w:r>
+      <w:r>
+        <w:rPr>
+          <w:rFonts w:asciiTheme="minorHAnsi" w:eastAsiaTheme="minorHAnsi" w:hAnsiTheme="minorHAnsi" w:cstheme="minorBidi"/>
+          <w:lang w:val="en-GB"/>
+        </w:rPr>
+        <w:t>the tutorial coupled model</w:t>
+      </w:r>
+      <w:r>
+        <w:rPr>
+          <w:rFonts w:asciiTheme="minorHAnsi" w:eastAsiaTheme="minorHAnsi" w:hAnsiTheme="minorHAnsi" w:cstheme="minorBidi"/>
+          <w:lang w:val="en-GB"/>
+        </w:rPr>
+        <w:t xml:space="preserve"> with “./</w:t>
+      </w:r>
+      <w:r>
+        <w:rPr>
+          <w:rFonts w:ascii="Courier New" w:hAnsi="Courier New" w:cs="Courier New"/>
+          <w:lang w:val="en-GB"/>
+        </w:rPr>
+        <w:t>oasis_test_</w:t>
+      </w:r>
+      <w:r>
+        <w:rPr>
+          <w:rFonts w:ascii="Courier New" w:hAnsi="Courier New" w:cs="Courier New"/>
+          <w:lang w:val="en-GB"/>
+        </w:rPr>
+        <w:t>run</w:t>
+      </w:r>
+      <w:r>
+        <w:rPr>
+          <w:rFonts w:ascii="Courier New" w:hAnsi="Courier New" w:cs="Courier New"/>
+          <w:lang w:val="en-GB"/>
+        </w:rPr>
+        <w:t>.sh</w:t>
+      </w:r>
+      <w:r>
+        <w:rPr>
+          <w:rFonts w:ascii="Courier New" w:hAnsi="Courier New" w:cs="Courier New"/>
+          <w:lang w:val="en-GB"/>
+        </w:rPr>
+        <w:t xml:space="preserve"> </w:t>
+      </w:r>
+      <w:r>
+        <w:rPr>
+          <w:rFonts w:ascii="Courier New" w:hAnsi="Courier New" w:cs="Courier New"/>
+          <w:lang w:val="en-GB"/>
+        </w:rPr>
+        <w:t>param_tutorial_communication_test01</w:t>
+      </w:r>
+      <w:r>
+        <w:rPr>
+          <w:rFonts w:ascii="Courier New" w:hAnsi="Courier New" w:cs="Courier New"/>
+          <w:lang w:val="en-GB"/>
+        </w:rPr>
+        <w:t>”.</w:t>
+      </w:r>
+      <w:r>
+        <w:rPr>
+          <w:rFonts w:asciiTheme="minorHAnsi" w:eastAsiaTheme="minorHAnsi" w:hAnsiTheme="minorHAnsi" w:cstheme="minorBidi"/>
+          <w:lang w:val="en-GB"/>
+        </w:rPr>
+        <w:t xml:space="preserve"> </w:t>
       </w:r>
     </w:p>
     <w:p>
@@ -4784,7 +4787,7 @@
 </file>
 
 <file path=word/numbering.xml><?xml version="1.0" encoding="utf-8"?>
-<w:numbering xmlns:wpc="http://schemas.microsoft.com/office/word/2010/wordprocessingCanvas" xmlns:cx="http://schemas.microsoft.com/office/drawing/2014/chartex" xmlns:cx1="http://schemas.microsoft.com/office/drawing/2015/9/8/chartex" xmlns:cx2="http://schemas.microsoft.com/office/drawing/2015/10/21/chartex" xmlns:cx3="http://schemas.microsoft.com/office/drawing/2016/5/9/chartex" xmlns:cx4="http://schemas.microsoft.com/office/drawing/2016/5/10/chartex" xmlns:cx5="http://schemas.microsoft.com/office/drawing/2016/5/11/chartex" xmlns:cx6="http://schemas.microsoft.com/office/drawing/2016/5/12/chartex" xmlns:cx7="http://schemas.microsoft.com/office/drawing/2016/5/13/chartex" xmlns:cx8="http://schemas.microsoft.com/office/drawing/2016/5/14/chartex" xmlns:mc="http://schemas.openxmlformats.org/markup-compatibility/2006" xmlns:aink="http://schemas.microsoft.com/office/drawing/2016/ink" xmlns:am3d="http://schemas.microsoft.com/office/drawing/2017/model3d" xmlns:o="urn:schemas-microsoft-com:office:office" xmlns:oel="http://schemas.microsoft.com/office/2019/extlst" xmlns:r="http://schemas.openxmlformats.org/officeDocument/2006/relationships" xmlns:m="http://schemas.openxmlformats.org/officeDocument/2006/math" xmlns:v="urn:schemas-microsoft-com:vml" xmlns:wp14="http://schemas.microsoft.com/office/word/2010/wordprocessingDrawing" xmlns:wp="http://schemas.openxmlformats.org/drawingml/2006/wordprocessingDrawing" xmlns:w10="urn:schemas-microsoft-com:office:word" xmlns:w="http://schemas.openxmlformats.org/wordprocessingml/2006/main" xmlns:w14="http://schemas.microsoft.com/office/word/2010/wordml" xmlns:w15="http://schemas.microsoft.com/office/word/2012/wordml" xmlns:w16cex="http://schemas.microsoft.com/office/word/2018/wordml/cex" xmlns:w16cid="http://schemas.microsoft.com/office/word/2016/wordml/cid" xmlns:w16="http://schemas.microsoft.com/office/word/2018/wordml" xmlns:w16sdtdh="http://schemas.microsoft.com/office/word/2020/wordml/sdtdatahash" xmlns:w16se="http://schemas.microsoft.com/office/word/2015/wordml/symex" xmlns:wpg="http://schemas.microsoft.com/office/word/2010/wordprocessingGroup" xmlns:wpi="http://schemas.microsoft.com/office/word/2010/wordprocessingInk" xmlns:wne="http://schemas.microsoft.com/office/word/2006/wordml" xmlns:wps="http://schemas.microsoft.com/office/word/2010/wordprocessingShape" mc:Ignorable="w14 w15 w16se w16cid w16 w16cex w16sdtdh wp14">
+<w:numbering xmlns:wpc="http://schemas.microsoft.com/office/word/2010/wordprocessingCanvas" xmlns:cx="http://schemas.microsoft.com/office/drawing/2014/chartex" xmlns:cx1="http://schemas.microsoft.com/office/drawing/2015/9/8/chartex" xmlns:cx2="http://schemas.microsoft.com/office/drawing/2015/10/21/chartex" xmlns:cx3="http://schemas.microsoft.com/office/drawing/2016/5/9/chartex" xmlns:cx4="http://schemas.microsoft.com/office/drawing/2016/5/10/chartex" xmlns:cx5="http://schemas.microsoft.com/office/drawing/2016/5/11/chartex" xmlns:cx6="http://schemas.microsoft.com/office/drawing/2016/5/12/chartex" xmlns:cx7="http://schemas.microsoft.com/office/drawing/2016/5/13/chartex" xmlns:cx8="http://schemas.microsoft.com/office/drawing/2016/5/14/chartex" xmlns:mc="http://schemas.openxmlformats.org/markup-compatibility/2006" xmlns:aink="http://schemas.microsoft.com/office/drawing/2016/ink" xmlns:am3d="http://schemas.microsoft.com/office/drawing/2017/model3d" xmlns:o="urn:schemas-microsoft-com:office:office" xmlns:oel="http://schemas.microsoft.com/office/2019/extlst" xmlns:r="http://schemas.openxmlformats.org/officeDocument/2006/relationships" xmlns:m="http://schemas.openxmlformats.org/officeDocument/2006/math" xmlns:v="urn:schemas-microsoft-com:vml" xmlns:wp14="http://schemas.microsoft.com/office/word/2010/wordprocessingDrawing" xmlns:wp="http://schemas.openxmlformats.org/drawingml/2006/wordprocessingDrawing" xmlns:w10="urn:schemas-microsoft-com:office:word" xmlns:w="http://schemas.openxmlformats.org/wordprocessingml/2006/main" xmlns:w14="http://schemas.microsoft.com/office/word/2010/wordml" xmlns:w15="http://schemas.microsoft.com/office/word/2012/wordml" xmlns:w16cex="http://schemas.microsoft.com/office/word/2018/wordml/cex" xmlns:w16cid="http://schemas.microsoft.com/office/word/2016/wordml/cid" xmlns:w16="http://schemas.microsoft.com/office/word/2018/wordml" xmlns:w16du="http://schemas.microsoft.com/office/word/2023/wordml/word16du" xmlns:w16sdtdh="http://schemas.microsoft.com/office/word/2020/wordml/sdtdatahash" xmlns:w16se="http://schemas.microsoft.com/office/word/2015/wordml/symex" xmlns:wpg="http://schemas.microsoft.com/office/word/2010/wordprocessingGroup" xmlns:wpi="http://schemas.microsoft.com/office/word/2010/wordprocessingInk" xmlns:wne="http://schemas.microsoft.com/office/word/2006/wordml" xmlns:wps="http://schemas.microsoft.com/office/word/2010/wordprocessingShape" mc:Ignorable="w14 w15 w16se w16cid w16 w16cex w16sdtdh w16du wp14">
   <w:abstractNum w:abstractNumId="0" w15:restartNumberingAfterBreak="0">
     <w:nsid w:val="00000001"/>
     <w:multiLevelType w:val="singleLevel"/>
@@ -7515,7 +7518,7 @@
 </file>
 
 <file path=word/styles.xml><?xml version="1.0" encoding="utf-8"?>
-<w:styles xmlns:mc="http://schemas.openxmlformats.org/markup-compatibility/2006" xmlns:r="http://schemas.openxmlformats.org/officeDocument/2006/relationships" xmlns:w="http://schemas.openxmlformats.org/wordprocessingml/2006/main" xmlns:w14="http://schemas.microsoft.com/office/word/2010/wordml" xmlns:w15="http://schemas.microsoft.com/office/word/2012/wordml" xmlns:w16cex="http://schemas.microsoft.com/office/word/2018/wordml/cex" xmlns:w16cid="http://schemas.microsoft.com/office/word/2016/wordml/cid" xmlns:w16="http://schemas.microsoft.com/office/word/2018/wordml" xmlns:w16sdtdh="http://schemas.microsoft.com/office/word/2020/wordml/sdtdatahash" xmlns:w16se="http://schemas.microsoft.com/office/word/2015/wordml/symex" mc:Ignorable="w14 w15 w16se w16cid w16 w16cex w16sdtdh">
+<w:styles xmlns:mc="http://schemas.openxmlformats.org/markup-compatibility/2006" xmlns:r="http://schemas.openxmlformats.org/officeDocument/2006/relationships" xmlns:w="http://schemas.openxmlformats.org/wordprocessingml/2006/main" xmlns:w14="http://schemas.microsoft.com/office/word/2010/wordml" xmlns:w15="http://schemas.microsoft.com/office/word/2012/wordml" xmlns:w16cex="http://schemas.microsoft.com/office/word/2018/wordml/cex" xmlns:w16cid="http://schemas.microsoft.com/office/word/2016/wordml/cid" xmlns:w16="http://schemas.microsoft.com/office/word/2018/wordml" xmlns:w16du="http://schemas.microsoft.com/office/word/2023/wordml/word16du" xmlns:w16sdtdh="http://schemas.microsoft.com/office/word/2020/wordml/sdtdatahash" xmlns:w16se="http://schemas.microsoft.com/office/word/2015/wordml/symex" mc:Ignorable="w14 w15 w16se w16cid w16 w16cex w16sdtdh w16du">
   <w:docDefaults>
     <w:rPrDefault>
       <w:rPr>
@@ -7910,11 +7913,11 @@
     <w:qFormat/>
     <w:rsid w:val="00BC5B5D"/>
   </w:style>
-  <w:style w:type="paragraph" w:styleId="Heading2">
+  <w:style w:type="paragraph" w:styleId="Titre2">
     <w:name w:val="heading 2"/>
     <w:basedOn w:val="Normal"/>
     <w:next w:val="Normal"/>
-    <w:link w:val="Heading2Char"/>
+    <w:link w:val="Titre2Car"/>
     <w:uiPriority w:val="9"/>
     <w:unhideWhenUsed/>
     <w:qFormat/>
@@ -7932,13 +7935,13 @@
       <w:szCs w:val="26"/>
     </w:rPr>
   </w:style>
-  <w:style w:type="character" w:default="1" w:styleId="DefaultParagraphFont">
+  <w:style w:type="character" w:default="1" w:styleId="Policepardfaut">
     <w:name w:val="Default Paragraph Font"/>
     <w:uiPriority w:val="1"/>
     <w:semiHidden/>
     <w:unhideWhenUsed/>
   </w:style>
-  <w:style w:type="table" w:default="1" w:styleId="TableNormal">
+  <w:style w:type="table" w:default="1" w:styleId="TableauNormal">
     <w:name w:val="Normal Table"/>
     <w:uiPriority w:val="99"/>
     <w:semiHidden/>
@@ -7953,7 +7956,7 @@
       </w:tblCellMar>
     </w:tblPr>
   </w:style>
-  <w:style w:type="numbering" w:default="1" w:styleId="NoList">
+  <w:style w:type="numbering" w:default="1" w:styleId="Aucuneliste">
     <w:name w:val="No List"/>
     <w:uiPriority w:val="99"/>
     <w:semiHidden/>
@@ -7972,9 +7975,9 @@
       <w:rFonts w:ascii="Times New Roman" w:eastAsia="Times New Roman" w:hAnsi="Times New Roman" w:cs="Times New Roman"/>
     </w:rPr>
   </w:style>
-  <w:style w:type="character" w:styleId="CommentReference">
+  <w:style w:type="character" w:styleId="Marquedecommentaire">
     <w:name w:val="annotation reference"/>
-    <w:basedOn w:val="DefaultParagraphFont"/>
+    <w:basedOn w:val="Policepardfaut"/>
     <w:uiPriority w:val="99"/>
     <w:semiHidden/>
     <w:unhideWhenUsed/>
@@ -7984,10 +7987,10 @@
       <w:szCs w:val="16"/>
     </w:rPr>
   </w:style>
-  <w:style w:type="paragraph" w:styleId="CommentText">
+  <w:style w:type="paragraph" w:styleId="Commentaire">
     <w:name w:val="annotation text"/>
     <w:basedOn w:val="Normal"/>
-    <w:link w:val="CommentTextChar"/>
+    <w:link w:val="CommentaireCar"/>
     <w:uiPriority w:val="99"/>
     <w:semiHidden/>
     <w:unhideWhenUsed/>
@@ -7997,10 +8000,10 @@
       <w:szCs w:val="20"/>
     </w:rPr>
   </w:style>
-  <w:style w:type="character" w:customStyle="1" w:styleId="CommentTextChar">
-    <w:name w:val="Comment Text Char"/>
-    <w:basedOn w:val="DefaultParagraphFont"/>
-    <w:link w:val="CommentText"/>
+  <w:style w:type="character" w:customStyle="1" w:styleId="CommentaireCar">
+    <w:name w:val="Commentaire Car"/>
+    <w:basedOn w:val="Policepardfaut"/>
+    <w:link w:val="Commentaire"/>
     <w:uiPriority w:val="99"/>
     <w:semiHidden/>
     <w:rsid w:val="002F4014"/>
@@ -8009,11 +8012,11 @@
       <w:szCs w:val="20"/>
     </w:rPr>
   </w:style>
-  <w:style w:type="paragraph" w:styleId="CommentSubject">
+  <w:style w:type="paragraph" w:styleId="Objetducommentaire">
     <w:name w:val="annotation subject"/>
-    <w:basedOn w:val="CommentText"/>
-    <w:next w:val="CommentText"/>
-    <w:link w:val="CommentSubjectChar"/>
+    <w:basedOn w:val="Commentaire"/>
+    <w:next w:val="Commentaire"/>
+    <w:link w:val="ObjetducommentaireCar"/>
     <w:uiPriority w:val="99"/>
     <w:semiHidden/>
     <w:unhideWhenUsed/>
@@ -8023,10 +8026,10 @@
       <w:bCs/>
     </w:rPr>
   </w:style>
-  <w:style w:type="character" w:customStyle="1" w:styleId="CommentSubjectChar">
-    <w:name w:val="Comment Subject Char"/>
-    <w:basedOn w:val="CommentTextChar"/>
-    <w:link w:val="CommentSubject"/>
+  <w:style w:type="character" w:customStyle="1" w:styleId="ObjetducommentaireCar">
+    <w:name w:val="Objet du commentaire Car"/>
+    <w:basedOn w:val="CommentaireCar"/>
+    <w:link w:val="Objetducommentaire"/>
     <w:uiPriority w:val="99"/>
     <w:semiHidden/>
     <w:rsid w:val="002F4014"/>
@@ -8037,10 +8040,10 @@
       <w:szCs w:val="20"/>
     </w:rPr>
   </w:style>
-  <w:style w:type="paragraph" w:styleId="BalloonText">
+  <w:style w:type="paragraph" w:styleId="Textedebulles">
     <w:name w:val="Balloon Text"/>
     <w:basedOn w:val="Normal"/>
-    <w:link w:val="BalloonTextChar"/>
+    <w:link w:val="TextedebullesCar"/>
     <w:uiPriority w:val="99"/>
     <w:semiHidden/>
     <w:unhideWhenUsed/>
@@ -8051,10 +8054,10 @@
       <w:szCs w:val="18"/>
     </w:rPr>
   </w:style>
-  <w:style w:type="character" w:customStyle="1" w:styleId="BalloonTextChar">
-    <w:name w:val="Balloon Text Char"/>
-    <w:basedOn w:val="DefaultParagraphFont"/>
-    <w:link w:val="BalloonText"/>
+  <w:style w:type="character" w:customStyle="1" w:styleId="TextedebullesCar">
+    <w:name w:val="Texte de bulles Car"/>
+    <w:basedOn w:val="Policepardfaut"/>
+    <w:link w:val="Textedebulles"/>
     <w:uiPriority w:val="99"/>
     <w:semiHidden/>
     <w:rsid w:val="002F4014"/>
@@ -8064,7 +8067,7 @@
       <w:szCs w:val="18"/>
     </w:rPr>
   </w:style>
-  <w:style w:type="paragraph" w:styleId="ListParagraph">
+  <w:style w:type="paragraph" w:styleId="Paragraphedeliste">
     <w:name w:val="List Paragraph"/>
     <w:basedOn w:val="Normal"/>
     <w:uiPriority w:val="34"/>
@@ -8075,10 +8078,10 @@
       <w:contextualSpacing/>
     </w:pPr>
   </w:style>
-  <w:style w:type="character" w:customStyle="1" w:styleId="Heading2Char">
-    <w:name w:val="Heading 2 Char"/>
-    <w:basedOn w:val="DefaultParagraphFont"/>
-    <w:link w:val="Heading2"/>
+  <w:style w:type="character" w:customStyle="1" w:styleId="Titre2Car">
+    <w:name w:val="Titre 2 Car"/>
+    <w:basedOn w:val="Policepardfaut"/>
+    <w:link w:val="Titre2"/>
     <w:uiPriority w:val="9"/>
     <w:rsid w:val="00132DA2"/>
     <w:rPr>
@@ -8088,10 +8091,10 @@
       <w:szCs w:val="26"/>
     </w:rPr>
   </w:style>
-  <w:style w:type="paragraph" w:styleId="HTMLPreformatted">
+  <w:style w:type="paragraph" w:styleId="PrformatHTML">
     <w:name w:val="HTML Preformatted"/>
     <w:basedOn w:val="Normal"/>
-    <w:link w:val="HTMLPreformattedChar"/>
+    <w:link w:val="PrformatHTMLCar"/>
     <w:uiPriority w:val="99"/>
     <w:semiHidden/>
     <w:unhideWhenUsed/>
@@ -8122,10 +8125,10 @@
       <w:szCs w:val="20"/>
     </w:rPr>
   </w:style>
-  <w:style w:type="character" w:customStyle="1" w:styleId="HTMLPreformattedChar">
-    <w:name w:val="HTML Preformatted Char"/>
-    <w:basedOn w:val="DefaultParagraphFont"/>
-    <w:link w:val="HTMLPreformatted"/>
+  <w:style w:type="character" w:customStyle="1" w:styleId="PrformatHTMLCar">
+    <w:name w:val="Préformaté HTML Car"/>
+    <w:basedOn w:val="Policepardfaut"/>
+    <w:link w:val="PrformatHTML"/>
     <w:uiPriority w:val="99"/>
     <w:semiHidden/>
     <w:rsid w:val="00511388"/>
@@ -8135,9 +8138,9 @@
       <w:szCs w:val="20"/>
     </w:rPr>
   </w:style>
-  <w:style w:type="character" w:styleId="Hyperlink">
+  <w:style w:type="character" w:styleId="Lienhypertexte">
     <w:name w:val="Hyperlink"/>
-    <w:basedOn w:val="DefaultParagraphFont"/>
+    <w:basedOn w:val="Policepardfaut"/>
     <w:uiPriority w:val="99"/>
     <w:unhideWhenUsed/>
     <w:rsid w:val="004208CE"/>
@@ -8146,9 +8149,9 @@
       <w:u w:val="single"/>
     </w:rPr>
   </w:style>
-  <w:style w:type="character" w:styleId="UnresolvedMention">
+  <w:style w:type="character" w:styleId="Mentionnonrsolue">
     <w:name w:val="Unresolved Mention"/>
-    <w:basedOn w:val="DefaultParagraphFont"/>
+    <w:basedOn w:val="Policepardfaut"/>
     <w:uiPriority w:val="99"/>
     <w:semiHidden/>
     <w:unhideWhenUsed/>
@@ -8158,7 +8161,7 @@
       <w:shd w:val="clear" w:color="auto" w:fill="E1DFDD"/>
     </w:rPr>
   </w:style>
-  <w:style w:type="paragraph" w:styleId="Revision">
+  <w:style w:type="paragraph" w:styleId="Rvision">
     <w:name w:val="Revision"/>
     <w:hidden/>
     <w:uiPriority w:val="99"/>
